--- a/Sistemas_De_Gestion/actividadZohoCRM.docx
+++ b/Sistemas_De_Gestion/actividadZohoCRM.docx
@@ -2,6 +2,32 @@
 <file path=word/document.xml><?xml version="1.0" encoding="utf-8"?>
 <w:document xmlns:wpc="http://schemas.microsoft.com/office/word/2010/wordprocessingCanvas" xmlns:mc="http://schemas.openxmlformats.org/markup-compatibility/2006" xmlns:o="urn:schemas-microsoft-com:office:office" xmlns:r="http://schemas.openxmlformats.org/officeDocument/2006/relationships" xmlns:m="http://schemas.openxmlformats.org/officeDocument/2006/math" xmlns:v="urn:schemas-microsoft-com:vml" xmlns:wp="http://schemas.openxmlformats.org/drawingml/2006/wordprocessingDrawing" xmlns:w="http://schemas.openxmlformats.org/wordprocessingml/2006/main" xmlns:wpg="http://schemas.microsoft.com/office/word/2010/wordprocessingGroup" xmlns:wpi="http://schemas.microsoft.com/office/word/2010/wordprocessingInk" xmlns:a="http://schemas.openxmlformats.org/drawingml/2006/main" xmlns:wne="http://schemas.microsoft.com/office/word/2006/wordml" xmlns:wps="http://schemas.microsoft.com/office/word/2010/wordprocessingShape" xmlns:w10="urn:schemas-microsoft-com:office:word" xmlns:wp14="http://schemas.microsoft.com/office/word/2010/wordprocessingDrawing" xmlns:w14="http://schemas.microsoft.com/office/word/2010/wordml" xmlns:w15="http://schemas.microsoft.com/office/word/2012/wordml" xmlns:w16cex="http://schemas.microsoft.com/office/word/2018/wordml/cex" xmlns:w16cid="http://schemas.microsoft.com/office/word/2016/wordml/cid" xmlns:w16="http://schemas.microsoft.com/office/word/2018/wordml" xmlns:w16sdtdh="http://schemas.microsoft.com/office/word/2020/wordml/sdtdatahash" xmlns:w16se="http://schemas.microsoft.com/office/word/2015/wordml/symex" mc:Ignorable="w14 w15 w16se w16cid w16 w16cex w16sdtdh wp14">
   <w:body>
+    <w:p>
+      <w:pPr>
+        <w:pStyle w:val="846"/>
+        <w:pBdr/>
+        <w:spacing/>
+        <w:ind/>
+        <w:rPr/>
+      </w:pPr>
+      <w:r>
+        <w:t xml:space="preserve">SISTEMAS DE GESTIÓN EMPRESARIAL </w:t>
+      </w:r>
+      <w:r/>
+    </w:p>
+    <w:p>
+      <w:pPr>
+        <w:pStyle w:val="848"/>
+        <w:pBdr/>
+        <w:spacing/>
+        <w:ind/>
+        <w:rPr/>
+      </w:pPr>
+      <w:r>
+        <w:t xml:space="preserve">Práctica 1 - Gestión Integral de Clientes en Zoho CRM </w:t>
+      </w:r>
+      <w:r/>
+    </w:p>
     <w:p>
       <w:pPr>
         <w:pBdr>
@@ -15,7 +41,7 @@
         <w:rPr/>
       </w:pPr>
       <w:r>
-        <w:t xml:space="preserve">SISTEMAS DE GESTIÓN EMPRESARIAL </w:t>
+        <w:t xml:space="preserve"> </w:t>
       </w:r>
       <w:r/>
     </w:p>
@@ -32,7 +58,7 @@
         <w:rPr/>
       </w:pPr>
       <w:r>
-        <w:t xml:space="preserve">Práctica 1 - Gestión Integral de Clientes en Zoho CRM </w:t>
+        <w:t xml:space="preserve"> </w:t>
       </w:r>
       <w:r/>
     </w:p>
@@ -63,6 +89,151 @@
         </w:pBdr>
         <w:spacing/>
         <w:ind w:right="0" w:firstLine="0" w:left="0"/>
+        <w:rPr>
+          <w14:ligatures w14:val="none"/>
+        </w:rPr>
+      </w:pPr>
+      <w:r>
+        <w:t xml:space="preserve">Objetivo: Utilizar Zoho CRM para gestionar clientes potenciales, convertirlos en contactos, </w:t>
+      </w:r>
+      <w:r/>
+    </w:p>
+    <w:p>
+      <w:pPr>
+        <w:pBdr>
+          <w:top w:val="none" w:color="000000" w:sz="4" w:space="0"/>
+          <w:left w:val="none" w:color="000000" w:sz="4" w:space="0"/>
+          <w:bottom w:val="none" w:color="000000" w:sz="4" w:space="0"/>
+          <w:right w:val="none" w:color="000000" w:sz="4" w:space="0"/>
+        </w:pBdr>
+        <w:spacing/>
+        <w:ind w:right="0" w:firstLine="0" w:left="0"/>
+        <w:rPr>
+          <w:highlight w:val="none"/>
+          <w14:ligatures w14:val="none"/>
+        </w:rPr>
+      </w:pPr>
+      <w:r>
+        <w:t xml:space="preserve">establecer tareas y reuniones especíﬁcas, y crear tratos.</w:t>
+      </w:r>
+      <w:r/>
+    </w:p>
+    <w:p>
+      <w:pPr>
+        <w:pBdr>
+          <w:top w:val="none" w:color="000000" w:sz="4" w:space="0"/>
+          <w:left w:val="none" w:color="000000" w:sz="4" w:space="0"/>
+          <w:bottom w:val="none" w:color="000000" w:sz="4" w:space="0"/>
+          <w:right w:val="none" w:color="000000" w:sz="4" w:space="0"/>
+        </w:pBdr>
+        <w:spacing/>
+        <w:ind w:right="0" w:firstLine="0" w:left="0"/>
+        <w:rPr>
+          <w14:ligatures w14:val="none"/>
+        </w:rPr>
+      </w:pPr>
+      <w:r>
+        <w:rPr>
+          <w:highlight w:val="none"/>
+        </w:rPr>
+      </w:r>
+      <w:r>
+        <w:rPr>
+          <w:highlight w:val="none"/>
+        </w:rPr>
+      </w:r>
+      <w:r>
+        <w:rPr>
+          <w:highlight w:val="none"/>
+        </w:rPr>
+      </w:r>
+    </w:p>
+    <w:p>
+      <w:pPr>
+        <w:pBdr>
+          <w:top w:val="none" w:color="000000" w:sz="4" w:space="0"/>
+          <w:left w:val="none" w:color="000000" w:sz="4" w:space="0"/>
+          <w:bottom w:val="none" w:color="000000" w:sz="4" w:space="0"/>
+          <w:right w:val="none" w:color="000000" w:sz="4" w:space="0"/>
+        </w:pBdr>
+        <w:spacing/>
+        <w:ind w:right="0" w:firstLine="0" w:left="0"/>
+        <w:rPr>
+          <w14:ligatures w14:val="none"/>
+        </w:rPr>
+      </w:pPr>
+      <w:r>
+        <w:t xml:space="preserve">Requisitos previos: </w:t>
+      </w:r>
+      <w:r/>
+    </w:p>
+    <w:p>
+      <w:pPr>
+        <w:pBdr>
+          <w:top w:val="none" w:color="000000" w:sz="4" w:space="0"/>
+          <w:left w:val="none" w:color="000000" w:sz="4" w:space="0"/>
+          <w:bottom w:val="none" w:color="000000" w:sz="4" w:space="0"/>
+          <w:right w:val="none" w:color="000000" w:sz="4" w:space="0"/>
+        </w:pBdr>
+        <w:spacing/>
+        <w:ind w:right="0" w:firstLine="0" w:left="0"/>
+        <w:rPr>
+          <w14:ligatures w14:val="none"/>
+        </w:rPr>
+      </w:pPr>
+      <w:r>
+        <w:t xml:space="preserve">Acceso a una cuenta de Zoho CRM. </w:t>
+      </w:r>
+      <w:r/>
+    </w:p>
+    <w:p>
+      <w:pPr>
+        <w:pBdr>
+          <w:top w:val="none" w:color="000000" w:sz="4" w:space="0"/>
+          <w:left w:val="none" w:color="000000" w:sz="4" w:space="0"/>
+          <w:bottom w:val="none" w:color="000000" w:sz="4" w:space="0"/>
+          <w:right w:val="none" w:color="000000" w:sz="4" w:space="0"/>
+        </w:pBdr>
+        <w:spacing/>
+        <w:ind w:right="0" w:firstLine="0" w:left="0"/>
+        <w:rPr>
+          <w14:ligatures w14:val="none"/>
+        </w:rPr>
+      </w:pPr>
+      <w:r>
+        <w:t xml:space="preserve">Conocimientos básicos de navegación en internet y manejo del ratón y el teclado. </w:t>
+      </w:r>
+      <w:r/>
+    </w:p>
+    <w:p>
+      <w:pPr>
+        <w:pBdr>
+          <w:top w:val="none" w:color="000000" w:sz="4" w:space="0"/>
+          <w:left w:val="none" w:color="000000" w:sz="4" w:space="0"/>
+          <w:bottom w:val="none" w:color="000000" w:sz="4" w:space="0"/>
+          <w:right w:val="none" w:color="000000" w:sz="4" w:space="0"/>
+        </w:pBdr>
+        <w:spacing/>
+        <w:ind w:right="0" w:firstLine="0" w:left="0"/>
+        <w:rPr>
+          <w14:ligatures w14:val="none"/>
+        </w:rPr>
+      </w:pPr>
+      <w:r>
+        <w:t xml:space="preserve">Archivo XLSX con datos de posibles clientes. </w:t>
+      </w:r>
+      <w:r/>
+    </w:p>
+    <w:p>
+      <w:pPr>
+        <w:pBdr>
+          <w:top w:val="none" w:color="000000" w:sz="4" w:space="0"/>
+          <w:left w:val="none" w:color="000000" w:sz="4" w:space="0"/>
+          <w:bottom w:val="none" w:color="000000" w:sz="4" w:space="0"/>
+          <w:right w:val="none" w:color="000000" w:sz="4" w:space="0"/>
+        </w:pBdr>
+        <w:spacing/>
+        <w:ind w:right="0" w:firstLine="0" w:left="0"/>
         <w:rPr/>
       </w:pPr>
       <w:r>
@@ -72,6 +243,46 @@
     </w:p>
     <w:p>
       <w:pPr>
+        <w:pBdr/>
+        <w:shd w:val="nil"/>
+        <w:spacing/>
+        <w:ind/>
+        <w:rPr/>
+      </w:pPr>
+      <w:r>
+        <w:rPr>
+          <w:highlight w:val="none"/>
+        </w:rPr>
+        <w:br w:type="page" w:clear="all"/>
+      </w:r>
+      <w:r>
+        <w:rPr>
+          <w:highlight w:val="none"/>
+        </w:rPr>
+      </w:r>
+      <w:r>
+        <w:rPr>
+          <w:highlight w:val="none"/>
+        </w:rPr>
+      </w:r>
+    </w:p>
+    <w:p>
+      <w:pPr>
+        <w:pStyle w:val="827"/>
+        <w:pBdr/>
+        <w:spacing/>
+        <w:ind/>
+        <w:rPr>
+          <w:highlight w:val="none"/>
+        </w:rPr>
+      </w:pPr>
+      <w:r>
+        <w:t xml:space="preserve">Instrucciones: </w:t>
+      </w:r>
+      <w:r/>
+    </w:p>
+    <w:p>
+      <w:pPr>
         <w:pBdr>
           <w:top w:val="none" w:color="000000" w:sz="4" w:space="0"/>
           <w:left w:val="none" w:color="000000" w:sz="4" w:space="0"/>
@@ -89,235 +300,10 @@
     </w:p>
     <w:p>
       <w:pPr>
-        <w:pBdr>
-          <w:top w:val="none" w:color="000000" w:sz="4" w:space="0"/>
-          <w:left w:val="none" w:color="000000" w:sz="4" w:space="0"/>
-          <w:bottom w:val="none" w:color="000000" w:sz="4" w:space="0"/>
-          <w:right w:val="none" w:color="000000" w:sz="4" w:space="0"/>
-        </w:pBdr>
-        <w:spacing/>
-        <w:ind w:right="0" w:firstLine="0" w:left="0"/>
-        <w:rPr/>
-      </w:pPr>
-      <w:r>
-        <w:t xml:space="preserve">Objetivo: Utilizar Zoho CRM para gestionar clientes potenciales, convertirlos en contactos, </w:t>
-      </w:r>
-      <w:r/>
-    </w:p>
-    <w:p>
-      <w:pPr>
-        <w:pBdr>
-          <w:top w:val="none" w:color="000000" w:sz="4" w:space="0"/>
-          <w:left w:val="none" w:color="000000" w:sz="4" w:space="0"/>
-          <w:bottom w:val="none" w:color="000000" w:sz="4" w:space="0"/>
-          <w:right w:val="none" w:color="000000" w:sz="4" w:space="0"/>
-        </w:pBdr>
-        <w:spacing/>
-        <w:ind w:right="0" w:firstLine="0" w:left="0"/>
-        <w:rPr/>
-      </w:pPr>
-      <w:r>
-        <w:t xml:space="preserve">establecer tareas y reuniones especíﬁcas, y crear tratos.</w:t>
-      </w:r>
-      <w:r/>
-    </w:p>
-    <w:p>
-      <w:pPr>
-        <w:pBdr>
-          <w:top w:val="none" w:color="000000" w:sz="4" w:space="0"/>
-          <w:left w:val="none" w:color="000000" w:sz="4" w:space="0"/>
-          <w:bottom w:val="none" w:color="000000" w:sz="4" w:space="0"/>
-          <w:right w:val="none" w:color="000000" w:sz="4" w:space="0"/>
-        </w:pBdr>
-        <w:spacing/>
-        <w:ind w:right="0" w:firstLine="0" w:left="0"/>
-        <w:rPr/>
-      </w:pPr>
-      <w:r>
-        <w:t xml:space="preserve"> </w:t>
-      </w:r>
-      <w:r/>
-    </w:p>
-    <w:p>
-      <w:pPr>
-        <w:pBdr>
-          <w:top w:val="none" w:color="000000" w:sz="4" w:space="0"/>
-          <w:left w:val="none" w:color="000000" w:sz="4" w:space="0"/>
-          <w:bottom w:val="none" w:color="000000" w:sz="4" w:space="0"/>
-          <w:right w:val="none" w:color="000000" w:sz="4" w:space="0"/>
-        </w:pBdr>
-        <w:spacing/>
-        <w:ind w:right="0" w:firstLine="0" w:left="0"/>
-        <w:rPr/>
-      </w:pPr>
-      <w:r>
-        <w:t xml:space="preserve"> </w:t>
-      </w:r>
-      <w:r/>
-    </w:p>
-    <w:p>
-      <w:pPr>
-        <w:pBdr>
-          <w:top w:val="none" w:color="000000" w:sz="4" w:space="0"/>
-          <w:left w:val="none" w:color="000000" w:sz="4" w:space="0"/>
-          <w:bottom w:val="none" w:color="000000" w:sz="4" w:space="0"/>
-          <w:right w:val="none" w:color="000000" w:sz="4" w:space="0"/>
-        </w:pBdr>
-        <w:spacing/>
-        <w:ind w:right="0" w:firstLine="0" w:left="0"/>
-        <w:rPr/>
-      </w:pPr>
-      <w:r>
-        <w:t xml:space="preserve">Requisitos previos: </w:t>
-      </w:r>
-      <w:r/>
-    </w:p>
-    <w:p>
-      <w:pPr>
-        <w:pBdr>
-          <w:top w:val="none" w:color="000000" w:sz="4" w:space="0"/>
-          <w:left w:val="none" w:color="000000" w:sz="4" w:space="0"/>
-          <w:bottom w:val="none" w:color="000000" w:sz="4" w:space="0"/>
-          <w:right w:val="none" w:color="000000" w:sz="4" w:space="0"/>
-        </w:pBdr>
-        <w:spacing/>
-        <w:ind w:right="0" w:firstLine="0" w:left="0"/>
-        <w:rPr/>
-      </w:pPr>
-      <w:r>
-        <w:t xml:space="preserve">● </w:t>
-      </w:r>
-      <w:r/>
-    </w:p>
-    <w:p>
-      <w:pPr>
-        <w:pBdr>
-          <w:top w:val="none" w:color="000000" w:sz="4" w:space="0"/>
-          <w:left w:val="none" w:color="000000" w:sz="4" w:space="0"/>
-          <w:bottom w:val="none" w:color="000000" w:sz="4" w:space="0"/>
-          <w:right w:val="none" w:color="000000" w:sz="4" w:space="0"/>
-        </w:pBdr>
-        <w:spacing/>
-        <w:ind w:right="0" w:firstLine="0" w:left="0"/>
-        <w:rPr/>
-      </w:pPr>
-      <w:r>
-        <w:t xml:space="preserve">Acceso a una cuenta de Zoho CRM. </w:t>
-      </w:r>
-      <w:r/>
-    </w:p>
-    <w:p>
-      <w:pPr>
-        <w:pBdr>
-          <w:top w:val="none" w:color="000000" w:sz="4" w:space="0"/>
-          <w:left w:val="none" w:color="000000" w:sz="4" w:space="0"/>
-          <w:bottom w:val="none" w:color="000000" w:sz="4" w:space="0"/>
-          <w:right w:val="none" w:color="000000" w:sz="4" w:space="0"/>
-        </w:pBdr>
-        <w:spacing/>
-        <w:ind w:right="0" w:firstLine="0" w:left="0"/>
-        <w:rPr/>
-      </w:pPr>
-      <w:r>
-        <w:t xml:space="preserve">● </w:t>
-      </w:r>
-      <w:r/>
-    </w:p>
-    <w:p>
-      <w:pPr>
-        <w:pBdr>
-          <w:top w:val="none" w:color="000000" w:sz="4" w:space="0"/>
-          <w:left w:val="none" w:color="000000" w:sz="4" w:space="0"/>
-          <w:bottom w:val="none" w:color="000000" w:sz="4" w:space="0"/>
-          <w:right w:val="none" w:color="000000" w:sz="4" w:space="0"/>
-        </w:pBdr>
-        <w:spacing/>
-        <w:ind w:right="0" w:firstLine="0" w:left="0"/>
-        <w:rPr/>
-      </w:pPr>
-      <w:r>
-        <w:t xml:space="preserve">Conocimientos básicos de navegación en internet y manejo del ratón y el teclado. </w:t>
-      </w:r>
-      <w:r/>
-    </w:p>
-    <w:p>
-      <w:pPr>
-        <w:pBdr>
-          <w:top w:val="none" w:color="000000" w:sz="4" w:space="0"/>
-          <w:left w:val="none" w:color="000000" w:sz="4" w:space="0"/>
-          <w:bottom w:val="none" w:color="000000" w:sz="4" w:space="0"/>
-          <w:right w:val="none" w:color="000000" w:sz="4" w:space="0"/>
-        </w:pBdr>
-        <w:spacing/>
-        <w:ind w:right="0" w:firstLine="0" w:left="0"/>
-        <w:rPr/>
-      </w:pPr>
-      <w:r>
-        <w:t xml:space="preserve">● Archivo XLSX con datos de posibles clientes. </w:t>
-      </w:r>
-      <w:r/>
-    </w:p>
-    <w:p>
-      <w:pPr>
-        <w:pBdr>
-          <w:top w:val="none" w:color="000000" w:sz="4" w:space="0"/>
-          <w:left w:val="none" w:color="000000" w:sz="4" w:space="0"/>
-          <w:bottom w:val="none" w:color="000000" w:sz="4" w:space="0"/>
-          <w:right w:val="none" w:color="000000" w:sz="4" w:space="0"/>
-        </w:pBdr>
-        <w:spacing/>
-        <w:ind w:right="0" w:firstLine="0" w:left="0"/>
-        <w:rPr/>
-      </w:pPr>
-      <w:r>
-        <w:t xml:space="preserve"> </w:t>
-      </w:r>
-      <w:r/>
-    </w:p>
-    <w:p>
-      <w:pPr>
-        <w:pBdr>
-          <w:top w:val="none" w:color="000000" w:sz="4" w:space="0"/>
-          <w:left w:val="none" w:color="000000" w:sz="4" w:space="0"/>
-          <w:bottom w:val="none" w:color="000000" w:sz="4" w:space="0"/>
-          <w:right w:val="none" w:color="000000" w:sz="4" w:space="0"/>
-        </w:pBdr>
-        <w:spacing/>
-        <w:ind w:right="0" w:firstLine="0" w:left="0"/>
-        <w:rPr/>
-      </w:pPr>
-      <w:r>
-        <w:t xml:space="preserve">Instrucciones: </w:t>
-      </w:r>
-      <w:r/>
-    </w:p>
-    <w:p>
-      <w:pPr>
-        <w:pBdr>
-          <w:top w:val="none" w:color="000000" w:sz="4" w:space="0"/>
-          <w:left w:val="none" w:color="000000" w:sz="4" w:space="0"/>
-          <w:bottom w:val="none" w:color="000000" w:sz="4" w:space="0"/>
-          <w:right w:val="none" w:color="000000" w:sz="4" w:space="0"/>
-        </w:pBdr>
-        <w:spacing/>
-        <w:ind w:right="0" w:firstLine="0" w:left="0"/>
-        <w:rPr/>
-      </w:pPr>
-      <w:r>
-        <w:t xml:space="preserve"> </w:t>
-      </w:r>
-      <w:r/>
-    </w:p>
-    <w:p>
-      <w:pPr>
-        <w:pBdr>
-          <w:top w:val="none" w:color="000000" w:sz="4" w:space="0"/>
-          <w:left w:val="none" w:color="000000" w:sz="4" w:space="0"/>
-          <w:bottom w:val="none" w:color="000000" w:sz="4" w:space="0"/>
-          <w:right w:val="none" w:color="000000" w:sz="4" w:space="0"/>
-        </w:pBdr>
-        <w:spacing/>
-        <w:ind w:right="0" w:firstLine="0" w:left="0"/>
+        <w:pStyle w:val="828"/>
+        <w:pBdr/>
+        <w:spacing/>
+        <w:ind/>
         <w:rPr/>
       </w:pPr>
       <w:r>
@@ -399,6 +385,11 @@
           <w:sz w:val="24"/>
         </w:rPr>
       </w:r>
+      <w:r>
+        <w:rPr>
+          <w:highlight w:val="none"/>
+        </w:rPr>
+      </w:r>
     </w:p>
     <w:p>
       <w:pPr>
@@ -425,11 +416,490 @@
       <w:r/>
       <w:r/>
       <w:r>
+        <w:rPr>
+          <w:highlight w:val="none"/>
+        </w:rPr>
+      </w:r>
+      <w:r>
+        <w:rPr>
+          <w:rFonts w:ascii="Times New Roman" w:hAnsi="Times New Roman" w:eastAsia="Times New Roman" w:cs="Times New Roman"/>
+          <w:sz w:val="24"/>
+          <w:szCs w:val="24"/>
+        </w:rPr>
+      </w:r>
+    </w:p>
+    <w:p>
+      <w:pPr>
+        <w:pBdr>
+          <w:top w:val="none" w:color="000000" w:sz="4" w:space="0"/>
+          <w:left w:val="none" w:color="000000" w:sz="4" w:space="0"/>
+          <w:bottom w:val="none" w:color="000000" w:sz="4" w:space="0"/>
+          <w:right w:val="none" w:color="000000" w:sz="4" w:space="0"/>
+        </w:pBdr>
+        <w:spacing/>
+        <w:ind w:right="0" w:firstLine="0" w:left="0"/>
+        <w:rPr/>
+      </w:pPr>
+      <w:r>
+        <w:t xml:space="preserve">4. Sigue los pasos para importar el archivo “Posibles-clientes-ejemplo.xlsx”. Asegúrate </w:t>
+      </w:r>
+      <w:r/>
+    </w:p>
+    <w:p>
+      <w:pPr>
+        <w:pBdr>
+          <w:top w:val="none" w:color="000000" w:sz="4" w:space="0"/>
+          <w:left w:val="none" w:color="000000" w:sz="4" w:space="0"/>
+          <w:bottom w:val="none" w:color="000000" w:sz="4" w:space="0"/>
+          <w:right w:val="none" w:color="000000" w:sz="4" w:space="0"/>
+        </w:pBdr>
+        <w:spacing/>
+        <w:ind w:right="0" w:firstLine="0" w:left="0"/>
+        <w:rPr/>
+      </w:pPr>
+      <w:r>
+        <w:t xml:space="preserve">de asignar correctamente los campos del archivo XLSX a los campos </w:t>
+      </w:r>
+      <w:r/>
+    </w:p>
+    <w:p>
+      <w:pPr>
+        <w:pBdr>
+          <w:top w:val="none" w:color="000000" w:sz="4" w:space="0"/>
+          <w:left w:val="none" w:color="000000" w:sz="4" w:space="0"/>
+          <w:bottom w:val="none" w:color="000000" w:sz="4" w:space="0"/>
+          <w:right w:val="none" w:color="000000" w:sz="4" w:space="0"/>
+        </w:pBdr>
+        <w:spacing/>
+        <w:ind w:right="0" w:firstLine="0" w:left="0"/>
+        <w:rPr>
+          <w:highlight w:val="none"/>
+        </w:rPr>
+      </w:pPr>
+      <w:r>
+        <w:t xml:space="preserve">correspondientes en Zoho CRM. </w:t>
+      </w:r>
+      <w:r>
+        <w:rPr>
+          <w:rFonts w:ascii="Times New Roman" w:hAnsi="Times New Roman" w:eastAsia="Times New Roman" w:cs="Times New Roman"/>
+          <w:sz w:val="24"/>
+        </w:rPr>
+      </w:r>
+      <w:r>
+        <w:rPr>
+          <w:highlight w:val="none"/>
+        </w:rPr>
+      </w:r>
+    </w:p>
+    <w:p>
+      <w:pPr>
+        <w:pBdr>
+          <w:top w:val="none" w:color="000000" w:sz="4" w:space="0"/>
+          <w:left w:val="none" w:color="000000" w:sz="4" w:space="0"/>
+          <w:bottom w:val="none" w:color="000000" w:sz="4" w:space="0"/>
+          <w:right w:val="none" w:color="000000" w:sz="4" w:space="0"/>
+        </w:pBdr>
+        <w:spacing/>
+        <w:ind w:right="0" w:firstLine="0" w:left="0"/>
+        <w:rPr>
+          <w:rFonts w:ascii="Times New Roman" w:hAnsi="Times New Roman" w:eastAsia="Times New Roman" w:cs="Times New Roman"/>
+          <w:sz w:val="24"/>
+          <w:szCs w:val="24"/>
+        </w:rPr>
+      </w:pPr>
+      <w:r>
+        <w:rPr>
+          <w:highlight w:val="none"/>
+        </w:rPr>
+      </w:r>
+      <w:r>
+        <w:rPr>
+          <w:highlight w:val="none"/>
+        </w:rPr>
+      </w:r>
+      <w:r>
+        <w:rPr>
+          <w:rFonts w:ascii="Times New Roman" w:hAnsi="Times New Roman" w:eastAsia="Times New Roman" w:cs="Times New Roman"/>
+          <w:sz w:val="24"/>
+          <w:szCs w:val="24"/>
+        </w:rPr>
+      </w:r>
+    </w:p>
+    <w:p>
+      <w:pPr>
+        <w:pBdr>
+          <w:top w:val="none" w:color="000000" w:sz="4" w:space="0"/>
+          <w:left w:val="none" w:color="000000" w:sz="4" w:space="0"/>
+          <w:bottom w:val="none" w:color="000000" w:sz="4" w:space="0"/>
+          <w:right w:val="none" w:color="000000" w:sz="4" w:space="0"/>
+        </w:pBdr>
+        <w:spacing/>
+        <w:ind w:right="0" w:firstLine="0" w:left="0"/>
+        <w:rPr/>
+      </w:pPr>
+      <w:r>
+        <w:t xml:space="preserve">5. Espera a que se importen los datos (puede tardar unos segundos) y comprueba que </w:t>
+      </w:r>
+      <w:r/>
+    </w:p>
+    <w:p>
+      <w:pPr>
+        <w:pBdr>
+          <w:top w:val="none" w:color="000000" w:sz="4" w:space="0"/>
+          <w:left w:val="none" w:color="000000" w:sz="4" w:space="0"/>
+          <w:bottom w:val="none" w:color="000000" w:sz="4" w:space="0"/>
+          <w:right w:val="none" w:color="000000" w:sz="4" w:space="0"/>
+        </w:pBdr>
+        <w:spacing/>
+        <w:ind w:right="0" w:firstLine="0" w:left="0"/>
+        <w:rPr/>
+      </w:pPr>
+      <w:r>
+        <w:t xml:space="preserve">se han exportado correctamente.</w:t>
+      </w:r>
+      <w:r/>
+    </w:p>
+    <w:p>
+      <w:pPr>
+        <w:pBdr>
+          <w:top w:val="none" w:color="000000" w:sz="4" w:space="0"/>
+          <w:left w:val="none" w:color="000000" w:sz="4" w:space="0"/>
+          <w:bottom w:val="none" w:color="000000" w:sz="4" w:space="0"/>
+          <w:right w:val="none" w:color="000000" w:sz="4" w:space="0"/>
+        </w:pBdr>
+        <w:spacing/>
+        <w:ind w:right="0" w:firstLine="0" w:left="0"/>
+        <w:rPr/>
+      </w:pPr>
+      <w:r/>
+      <w:r>
+        <w:t xml:space="preserve"> </w:t>
+      </w:r>
+      <w:r/>
+    </w:p>
+    <w:p>
+      <w:pPr>
+        <w:pBdr>
+          <w:top w:val="none" w:color="000000" w:sz="4" w:space="0"/>
+          <w:left w:val="none" w:color="000000" w:sz="4" w:space="0"/>
+          <w:bottom w:val="none" w:color="000000" w:sz="4" w:space="0"/>
+          <w:right w:val="none" w:color="000000" w:sz="4" w:space="0"/>
+        </w:pBdr>
+        <w:spacing/>
+        <w:ind w:right="0" w:firstLine="0" w:left="0"/>
+        <w:rPr>
+          <w:highlight w:val="none"/>
+        </w:rPr>
+      </w:pPr>
+      <w:r>
+        <w:t xml:space="preserve">6. Modiﬁca el Estado de Posible Cliente de todos los posibles clientes a No contactado. </w:t>
+      </w:r>
+      <w:r>
+        <w:rPr>
+          <w:rFonts w:ascii="Times New Roman" w:hAnsi="Times New Roman" w:eastAsia="Times New Roman" w:cs="Times New Roman"/>
+          <w:sz w:val="24"/>
+        </w:rPr>
+      </w:r>
+      <w:r>
+        <w:rPr>
+          <w:highlight w:val="none"/>
+        </w:rPr>
+      </w:r>
+    </w:p>
+    <w:p>
+      <w:pPr>
+        <w:pBdr>
+          <w:top w:val="none" w:color="000000" w:sz="4" w:space="0"/>
+          <w:left w:val="none" w:color="000000" w:sz="4" w:space="0"/>
+          <w:bottom w:val="none" w:color="000000" w:sz="4" w:space="0"/>
+          <w:right w:val="none" w:color="000000" w:sz="4" w:space="0"/>
+        </w:pBdr>
+        <w:spacing/>
+        <w:ind w:right="0" w:firstLine="0" w:left="0"/>
+        <w:rPr>
+          <w:highlight w:val="none"/>
+        </w:rPr>
+      </w:pPr>
+      <w:r>
+        <w:rPr>
+          <w:highlight w:val="none"/>
+        </w:rPr>
+      </w:r>
+      <w:r/>
+      <w:r>
+        <w:rPr>
+          <w:rFonts w:ascii="Times New Roman" w:hAnsi="Times New Roman" w:eastAsia="Times New Roman" w:cs="Times New Roman"/>
+          <w:sz w:val="24"/>
+          <w:szCs w:val="24"/>
+        </w:rPr>
+      </w:r>
+      <w:r>
+        <w:rPr>
+          <w:highlight w:val="none"/>
+        </w:rPr>
+      </w:r>
+    </w:p>
+    <w:p>
+      <w:pPr>
+        <w:pBdr>
+          <w:top w:val="none" w:color="000000" w:sz="4" w:space="0"/>
+          <w:left w:val="none" w:color="000000" w:sz="4" w:space="0"/>
+          <w:bottom w:val="none" w:color="000000" w:sz="4" w:space="0"/>
+          <w:right w:val="none" w:color="000000" w:sz="4" w:space="0"/>
+        </w:pBdr>
+        <w:spacing/>
+        <w:ind w:right="0" w:firstLine="0" w:left="0"/>
+        <w:rPr>
+          <w:rFonts w:ascii="Times New Roman" w:hAnsi="Times New Roman" w:eastAsia="Times New Roman" w:cs="Times New Roman"/>
+          <w:sz w:val="24"/>
+          <w:szCs w:val="24"/>
+        </w:rPr>
+      </w:pPr>
+      <w:r>
+        <w:rPr>
+          <w:highlight w:val="none"/>
+        </w:rPr>
+      </w:r>
+      <w:r/>
+      <w:r>
+        <w:rPr>
+          <w:highlight w:val="none"/>
+        </w:rPr>
+      </w:r>
+      <w:r>
+        <w:rPr>
+          <w:rFonts w:ascii="Times New Roman" w:hAnsi="Times New Roman" w:eastAsia="Times New Roman" w:cs="Times New Roman"/>
+          <w:sz w:val="24"/>
+          <w:szCs w:val="24"/>
+        </w:rPr>
+      </w:r>
+    </w:p>
+    <w:p>
+      <w:pPr>
+        <w:pBdr>
+          <w:top w:val="none" w:color="000000" w:sz="4" w:space="0"/>
+          <w:left w:val="none" w:color="000000" w:sz="4" w:space="0"/>
+          <w:bottom w:val="none" w:color="000000" w:sz="4" w:space="0"/>
+          <w:right w:val="none" w:color="000000" w:sz="4" w:space="0"/>
+        </w:pBdr>
+        <w:spacing/>
+        <w:ind w:right="0" w:firstLine="0" w:left="0"/>
+        <w:rPr/>
+      </w:pPr>
+      <w:r>
+        <w:t xml:space="preserve">7. Modiﬁca las columnas que aparecen en en la pestaña Posibles clientes para que </w:t>
+      </w:r>
+      <w:r/>
+    </w:p>
+    <w:p>
+      <w:pPr>
+        <w:pBdr>
+          <w:top w:val="none" w:color="000000" w:sz="4" w:space="0"/>
+          <w:left w:val="none" w:color="000000" w:sz="4" w:space="0"/>
+          <w:bottom w:val="none" w:color="000000" w:sz="4" w:space="0"/>
+          <w:right w:val="none" w:color="000000" w:sz="4" w:space="0"/>
+        </w:pBdr>
+        <w:spacing/>
+        <w:ind w:right="0" w:firstLine="0" w:left="0"/>
+        <w:rPr>
+          <w:highlight w:val="none"/>
+        </w:rPr>
+      </w:pPr>
+      <w:r>
+        <w:t xml:space="preserve">aparezcan las siguientes: </w:t>
+      </w:r>
+      <w:r>
+        <w:rPr>
+          <w:highlight w:val="none"/>
+        </w:rPr>
+      </w:r>
+      <w:r>
+        <w:rPr>
+          <w:highlight w:val="none"/>
+        </w:rPr>
+      </w:r>
+    </w:p>
+    <w:p>
+      <w:pPr>
+        <w:pBdr>
+          <w:top w:val="none" w:color="000000" w:sz="4" w:space="0"/>
+          <w:left w:val="none" w:color="000000" w:sz="4" w:space="0"/>
+          <w:bottom w:val="none" w:color="000000" w:sz="4" w:space="0"/>
+          <w:right w:val="none" w:color="000000" w:sz="4" w:space="0"/>
+        </w:pBdr>
+        <w:spacing/>
+        <w:ind w:right="0" w:firstLine="0" w:left="709"/>
+        <w:rPr/>
+      </w:pPr>
+      <w:r>
+        <w:t xml:space="preserve">Nombre de Posible cliente, Empresa, Correo electrónico, </w:t>
+      </w:r>
+      <w:r/>
+    </w:p>
+    <w:p>
+      <w:pPr>
+        <w:pBdr>
+          <w:top w:val="none" w:color="000000" w:sz="4" w:space="0"/>
+          <w:left w:val="none" w:color="000000" w:sz="4" w:space="0"/>
+          <w:bottom w:val="none" w:color="000000" w:sz="4" w:space="0"/>
+          <w:right w:val="none" w:color="000000" w:sz="4" w:space="0"/>
+        </w:pBdr>
+        <w:spacing/>
+        <w:ind w:right="0" w:firstLine="0" w:left="709"/>
+        <w:rPr/>
+      </w:pPr>
+      <w:r>
+        <w:t xml:space="preserve">Teléfono, Título, Estado de posible cliente </w:t>
+      </w:r>
+      <w:r/>
+    </w:p>
+    <w:p>
+      <w:pPr>
+        <w:pBdr>
+          <w:top w:val="none" w:color="000000" w:sz="4" w:space="0"/>
+          <w:left w:val="none" w:color="000000" w:sz="4" w:space="0"/>
+          <w:bottom w:val="none" w:color="000000" w:sz="4" w:space="0"/>
+          <w:right w:val="none" w:color="000000" w:sz="4" w:space="0"/>
+        </w:pBdr>
+        <w:spacing/>
+        <w:ind w:right="0" w:firstLine="0" w:left="709"/>
+        <w:rPr/>
+      </w:pPr>
+      <w:r>
+        <w:t xml:space="preserve">y Propietario de Posible cliente. </w:t>
+      </w:r>
+      <w:r/>
+    </w:p>
+    <w:p>
+      <w:pPr>
+        <w:pBdr>
+          <w:top w:val="none" w:color="000000" w:sz="4" w:space="0"/>
+          <w:left w:val="none" w:color="000000" w:sz="4" w:space="0"/>
+          <w:bottom w:val="none" w:color="000000" w:sz="4" w:space="0"/>
+          <w:right w:val="none" w:color="000000" w:sz="4" w:space="0"/>
+        </w:pBdr>
+        <w:spacing/>
+        <w:ind w:right="0" w:firstLine="0" w:left="0"/>
+        <w:rPr>
+          <w:rFonts w:ascii="Times New Roman" w:hAnsi="Times New Roman" w:eastAsia="Times New Roman" w:cs="Times New Roman"/>
+          <w:sz w:val="24"/>
+          <w:szCs w:val="24"/>
+        </w:rPr>
+      </w:pPr>
+      <w:r>
+        <w:rPr>
+          <w:highlight w:val="none"/>
+        </w:rPr>
+      </w:r>
+      <w:r>
+        <w:rPr>
+          <w:highlight w:val="none"/>
+        </w:rPr>
+      </w:r>
+      <w:r>
+        <w:rPr>
+          <w:rFonts w:ascii="Times New Roman" w:hAnsi="Times New Roman" w:eastAsia="Times New Roman" w:cs="Times New Roman"/>
+          <w:sz w:val="24"/>
+          <w:szCs w:val="24"/>
+        </w:rPr>
+      </w:r>
+    </w:p>
+    <w:p>
+      <w:pPr>
+        <w:pBdr>
+          <w:top w:val="none" w:color="000000" w:sz="4" w:space="0"/>
+          <w:left w:val="none" w:color="000000" w:sz="4" w:space="0"/>
+          <w:bottom w:val="none" w:color="000000" w:sz="4" w:space="0"/>
+          <w:right w:val="none" w:color="000000" w:sz="4" w:space="0"/>
+        </w:pBdr>
+        <w:spacing/>
+        <w:ind w:right="0" w:firstLine="0" w:left="0"/>
+        <w:rPr>
+          <w:highlight w:val="none"/>
+        </w:rPr>
+      </w:pPr>
+      <w:r>
+        <w:t xml:space="preserve">8. Realiza una captura de pantalla de la pestaña "Posibles clientes" para documentar </w:t>
+      </w:r>
+      <w:r>
+        <w:rPr>
+          <w:highlight w:val="none"/>
+        </w:rPr>
+      </w:r>
+    </w:p>
+    <w:p>
+      <w:pPr>
+        <w:pBdr>
+          <w:top w:val="none" w:color="000000" w:sz="4" w:space="0"/>
+          <w:left w:val="none" w:color="000000" w:sz="4" w:space="0"/>
+          <w:bottom w:val="none" w:color="000000" w:sz="4" w:space="0"/>
+          <w:right w:val="none" w:color="000000" w:sz="4" w:space="0"/>
+        </w:pBdr>
+        <w:spacing/>
+        <w:ind w:right="0" w:firstLine="0" w:left="0"/>
+        <w:rPr>
+          <w:highlight w:val="none"/>
+        </w:rPr>
+      </w:pPr>
+      <w:r>
+        <w:t xml:space="preserve">que se han llevado a cabo todos los puntos anteriores. (Esto será lo que se evaluará) </w:t>
+      </w:r>
+      <w:r/>
+    </w:p>
+    <w:p>
+      <w:pPr>
+        <w:pBdr>
+          <w:top w:val="none" w:color="000000" w:sz="4" w:space="0"/>
+          <w:left w:val="none" w:color="000000" w:sz="4" w:space="0"/>
+          <w:bottom w:val="none" w:color="000000" w:sz="4" w:space="0"/>
+          <w:right w:val="none" w:color="000000" w:sz="4" w:space="0"/>
+        </w:pBdr>
+        <w:spacing/>
+        <w:ind w:right="0" w:firstLine="0" w:left="0"/>
+        <w:rPr>
+          <w:color w:val="0070c0"/>
+          <w:highlight w:val="none"/>
+        </w:rPr>
+      </w:pPr>
+      <w:r>
+        <w:rPr>
+          <w:color w:val="0070c0"/>
+          <w:highlight w:val="none"/>
+        </w:rPr>
+        <w:t xml:space="preserve">Exportando clientes desde exel:</w:t>
+      </w:r>
+      <w:r>
+        <w:rPr>
+          <w:color w:val="0070c0"/>
+        </w:rPr>
+      </w:r>
+    </w:p>
+    <w:p>
+      <w:pPr>
+        <w:pBdr>
+          <w:top w:val="none" w:color="000000" w:sz="4" w:space="0"/>
+          <w:left w:val="none" w:color="000000" w:sz="4" w:space="0"/>
+          <w:bottom w:val="none" w:color="000000" w:sz="4" w:space="0"/>
+          <w:right w:val="none" w:color="000000" w:sz="4" w:space="0"/>
+        </w:pBdr>
+        <w:spacing/>
+        <w:ind w:right="0" w:firstLine="0" w:left="0"/>
+        <w:rPr>
+          <w:color w:val="0070c0"/>
+        </w:rPr>
+      </w:pPr>
+      <w:r>
+        <w:rPr>
+          <w:color w:val="0070c0"/>
+          <w:highlight w:val="none"/>
+        </w:rPr>
+      </w:r>
+      <w:r>
         <mc:AlternateContent>
           <mc:Choice Requires="wpg">
             <w:drawing>
               <wp:inline xmlns:wp="http://schemas.openxmlformats.org/drawingml/2006/wordprocessingDrawing" distT="0" distB="0" distL="0" distR="0">
-                <wp:extent cx="4373177" cy="2096316"/>
+                <wp:extent cx="4107547" cy="1968984"/>
                 <wp:effectExtent l="0" t="0" r="0" b="0"/>
                 <wp:docPr id="1" name=""/>
                 <wp:cNvGraphicFramePr>
@@ -439,7 +909,7 @@
                   <a:graphicData uri="http://schemas.openxmlformats.org/drawingml/2006/picture">
                     <pic:pic xmlns:pic="http://schemas.openxmlformats.org/drawingml/2006/picture">
                       <pic:nvPicPr>
-                        <pic:cNvPr id="303956807" name=""/>
+                        <pic:cNvPr id="460984071" name=""/>
                         <pic:cNvPicPr>
                           <a:picLocks noChangeAspect="1"/>
                         </pic:cNvPicPr>
@@ -452,7 +922,7 @@
                       <pic:spPr bwMode="auto">
                         <a:xfrm flipH="0" flipV="0">
                           <a:off x="0" y="0"/>
-                          <a:ext cx="4373176" cy="2096316"/>
+                          <a:ext cx="4107546" cy="1968984"/>
                         </a:xfrm>
                         <a:prstGeom prst="rect">
                           <a:avLst/>
@@ -485,7 +955,7 @@
                 <v:path o:extrusionok="f" gradientshapeok="t" o:connecttype="rect"/>
                 <o:lock v:ext="edit" aspectratio="t"/>
               </v:shapetype>
-              <v:shape id="_x0000_i0" o:spid="_x0000_s0" type="#_x0000_t75" style="width:344.34pt;height:165.06pt;mso-wrap-distance-left:0.00pt;mso-wrap-distance-top:0.00pt;mso-wrap-distance-right:0.00pt;mso-wrap-distance-bottom:0.00pt;z-index:1;" stroked="false">
+              <v:shape id="_x0000_i0" o:spid="_x0000_s0" type="#_x0000_t75" style="width:323.43pt;height:155.04pt;mso-wrap-distance-left:0.00pt;mso-wrap-distance-top:0.00pt;mso-wrap-distance-right:0.00pt;mso-wrap-distance-bottom:0.00pt;z-index:1;" stroked="false">
                 <v:imagedata r:id="rId8" o:title=""/>
                 <o:lock v:ext="edit" rotation="t"/>
               </v:shape>
@@ -493,108 +963,12 @@
           </mc:Fallback>
         </mc:AlternateContent>
       </w:r>
-      <w:r/>
-      <w:r/>
-      <w:r/>
-      <w:r>
-        <w:rPr>
-          <w:highlight w:val="none"/>
-        </w:rPr>
-      </w:r>
-      <w:r>
-        <w:rPr>
-          <w:highlight w:val="none"/>
-        </w:rPr>
-      </w:r>
-      <w:r>
-        <w:rPr>
-          <w:highlight w:val="none"/>
-        </w:rPr>
-      </w:r>
-    </w:p>
-    <w:p>
-      <w:pPr>
-        <w:pBdr>
-          <w:top w:val="none" w:color="000000" w:sz="4" w:space="0"/>
-          <w:left w:val="none" w:color="000000" w:sz="4" w:space="0"/>
-          <w:bottom w:val="none" w:color="000000" w:sz="4" w:space="0"/>
-          <w:right w:val="none" w:color="000000" w:sz="4" w:space="0"/>
-        </w:pBdr>
-        <w:spacing/>
-        <w:ind w:right="0" w:firstLine="0" w:left="0"/>
-        <w:rPr/>
-      </w:pPr>
-      <w:r>
-        <w:t xml:space="preserve">4. Sigue los pasos para importar el archivo “Posibles-clientes-ejemplo.xlsx”. Asegúrate </w:t>
-      </w:r>
-      <w:r/>
-    </w:p>
-    <w:p>
-      <w:pPr>
-        <w:pBdr>
-          <w:top w:val="none" w:color="000000" w:sz="4" w:space="0"/>
-          <w:left w:val="none" w:color="000000" w:sz="4" w:space="0"/>
-          <w:bottom w:val="none" w:color="000000" w:sz="4" w:space="0"/>
-          <w:right w:val="none" w:color="000000" w:sz="4" w:space="0"/>
-        </w:pBdr>
-        <w:spacing/>
-        <w:ind w:right="0" w:firstLine="0" w:left="0"/>
-        <w:rPr/>
-      </w:pPr>
-      <w:r>
-        <w:t xml:space="preserve">de asignar correctamente los campos del archivo XLSX a los campos </w:t>
-      </w:r>
-      <w:r/>
-    </w:p>
-    <w:p>
-      <w:pPr>
-        <w:pBdr>
-          <w:top w:val="none" w:color="000000" w:sz="4" w:space="0"/>
-          <w:left w:val="none" w:color="000000" w:sz="4" w:space="0"/>
-          <w:bottom w:val="none" w:color="000000" w:sz="4" w:space="0"/>
-          <w:right w:val="none" w:color="000000" w:sz="4" w:space="0"/>
-        </w:pBdr>
-        <w:spacing/>
-        <w:ind w:right="0" w:firstLine="0" w:left="0"/>
-        <w:rPr>
-          <w:highlight w:val="none"/>
-        </w:rPr>
-      </w:pPr>
-      <w:r>
-        <w:t xml:space="preserve">correspondientes en Zoho CRM. </w:t>
-      </w:r>
-      <w:r>
-        <w:rPr>
-          <w:rFonts w:ascii="Times New Roman" w:hAnsi="Times New Roman" w:eastAsia="Times New Roman" w:cs="Times New Roman"/>
-          <w:sz w:val="24"/>
-        </w:rPr>
-      </w:r>
-    </w:p>
-    <w:p>
-      <w:pPr>
-        <w:pBdr>
-          <w:top w:val="none" w:color="000000" w:sz="4" w:space="0"/>
-          <w:left w:val="none" w:color="000000" w:sz="4" w:space="0"/>
-          <w:bottom w:val="none" w:color="000000" w:sz="4" w:space="0"/>
-          <w:right w:val="none" w:color="000000" w:sz="4" w:space="0"/>
-        </w:pBdr>
-        <w:spacing/>
-        <w:ind w:right="0" w:firstLine="0" w:left="0"/>
-        <w:rPr>
-          <w:highlight w:val="none"/>
-        </w:rPr>
-      </w:pPr>
-      <w:r>
-        <w:rPr>
-          <w:highlight w:val="none"/>
-        </w:rPr>
-      </w:r>
       <w:r>
         <mc:AlternateContent>
           <mc:Choice Requires="wpg">
             <w:drawing>
               <wp:inline xmlns:wp="http://schemas.openxmlformats.org/drawingml/2006/wordprocessingDrawing" distT="0" distB="0" distL="0" distR="0">
-                <wp:extent cx="5124450" cy="3667125"/>
+                <wp:extent cx="3865092" cy="2765912"/>
                 <wp:effectExtent l="0" t="0" r="0" b="0"/>
                 <wp:docPr id="2" name=""/>
                 <wp:cNvGraphicFramePr>
@@ -604,7 +978,7 @@
                   <a:graphicData uri="http://schemas.openxmlformats.org/drawingml/2006/picture">
                     <pic:pic xmlns:pic="http://schemas.openxmlformats.org/drawingml/2006/picture">
                       <pic:nvPicPr>
-                        <pic:cNvPr id="1894892532" name=""/>
+                        <pic:cNvPr id="638944355" name=""/>
                         <pic:cNvPicPr>
                           <a:picLocks noChangeAspect="1"/>
                         </pic:cNvPicPr>
@@ -615,9 +989,9 @@
                         <a:stretch/>
                       </pic:blipFill>
                       <pic:spPr bwMode="auto">
-                        <a:xfrm>
+                        <a:xfrm flipH="0" flipV="0">
                           <a:off x="0" y="0"/>
-                          <a:ext cx="5124449" cy="3667124"/>
+                          <a:ext cx="3865092" cy="2765911"/>
                         </a:xfrm>
                         <a:prstGeom prst="rect">
                           <a:avLst/>
@@ -650,7 +1024,7 @@
                 <v:path o:extrusionok="f" gradientshapeok="t" o:connecttype="rect"/>
                 <o:lock v:ext="edit" aspectratio="t"/>
               </v:shapetype>
-              <v:shape id="_x0000_i1" o:spid="_x0000_s1" type="#_x0000_t75" style="width:403.50pt;height:288.75pt;mso-wrap-distance-left:0.00pt;mso-wrap-distance-top:0.00pt;mso-wrap-distance-right:0.00pt;mso-wrap-distance-bottom:0.00pt;z-index:1;" stroked="false">
+              <v:shape id="_x0000_i1" o:spid="_x0000_s1" type="#_x0000_t75" style="width:304.34pt;height:217.79pt;mso-wrap-distance-left:0.00pt;mso-wrap-distance-top:0.00pt;mso-wrap-distance-right:0.00pt;mso-wrap-distance-bottom:0.00pt;z-index:1;" stroked="false">
                 <v:imagedata r:id="rId9" o:title=""/>
                 <o:lock v:ext="edit" rotation="t"/>
               </v:shape>
@@ -659,48 +1033,11 @@
         </mc:AlternateContent>
       </w:r>
       <w:r>
-        <w:rPr>
-          <w:highlight w:val="none"/>
-        </w:rPr>
-      </w:r>
-      <w:r>
-        <w:rPr>
-          <w:highlight w:val="none"/>
-        </w:rPr>
-      </w:r>
-      <w:r>
-        <w:rPr>
-          <w:rFonts w:ascii="Times New Roman" w:hAnsi="Times New Roman" w:eastAsia="Times New Roman" w:cs="Times New Roman"/>
-          <w:sz w:val="24"/>
-          <w:szCs w:val="24"/>
-        </w:rPr>
-      </w:r>
-    </w:p>
-    <w:p>
-      <w:pPr>
-        <w:pBdr>
-          <w:top w:val="none" w:color="000000" w:sz="4" w:space="0"/>
-          <w:left w:val="none" w:color="000000" w:sz="4" w:space="0"/>
-          <w:bottom w:val="none" w:color="000000" w:sz="4" w:space="0"/>
-          <w:right w:val="none" w:color="000000" w:sz="4" w:space="0"/>
-        </w:pBdr>
-        <w:spacing/>
-        <w:ind w:right="0" w:firstLine="0" w:left="0"/>
-        <w:rPr>
-          <w:highlight w:val="none"/>
-        </w:rPr>
-      </w:pPr>
-      <w:r>
-        <w:rPr>
-          <w:highlight w:val="none"/>
-        </w:rPr>
-      </w:r>
-      <w:r>
         <mc:AlternateContent>
           <mc:Choice Requires="wpg">
             <w:drawing>
               <wp:inline xmlns:wp="http://schemas.openxmlformats.org/drawingml/2006/wordprocessingDrawing" distT="0" distB="0" distL="0" distR="0">
-                <wp:extent cx="4216740" cy="4727860"/>
+                <wp:extent cx="3293592" cy="3692816"/>
                 <wp:effectExtent l="0" t="0" r="0" b="0"/>
                 <wp:docPr id="3" name=""/>
                 <wp:cNvGraphicFramePr>
@@ -710,7 +1047,7 @@
                   <a:graphicData uri="http://schemas.openxmlformats.org/drawingml/2006/picture">
                     <pic:pic xmlns:pic="http://schemas.openxmlformats.org/drawingml/2006/picture">
                       <pic:nvPicPr>
-                        <pic:cNvPr id="49482652" name=""/>
+                        <pic:cNvPr id="1561322831" name=""/>
                         <pic:cNvPicPr>
                           <a:picLocks noChangeAspect="1"/>
                         </pic:cNvPicPr>
@@ -723,7 +1060,7 @@
                       <pic:spPr bwMode="auto">
                         <a:xfrm flipH="0" flipV="0">
                           <a:off x="0" y="0"/>
-                          <a:ext cx="4216739" cy="4727859"/>
+                          <a:ext cx="3293592" cy="3692815"/>
                         </a:xfrm>
                         <a:prstGeom prst="rect">
                           <a:avLst/>
@@ -756,7 +1093,7 @@
                 <v:path o:extrusionok="f" gradientshapeok="t" o:connecttype="rect"/>
                 <o:lock v:ext="edit" aspectratio="t"/>
               </v:shapetype>
-              <v:shape id="_x0000_i2" o:spid="_x0000_s2" type="#_x0000_t75" style="width:332.03pt;height:372.27pt;mso-wrap-distance-left:0.00pt;mso-wrap-distance-top:0.00pt;mso-wrap-distance-right:0.00pt;mso-wrap-distance-bottom:0.00pt;z-index:1;" stroked="false">
+              <v:shape id="_x0000_i2" o:spid="_x0000_s2" type="#_x0000_t75" style="width:259.34pt;height:290.77pt;mso-wrap-distance-left:0.00pt;mso-wrap-distance-top:0.00pt;mso-wrap-distance-right:0.00pt;mso-wrap-distance-bottom:0.00pt;z-index:1;" stroked="false">
                 <v:imagedata r:id="rId10" o:title=""/>
                 <o:lock v:ext="edit" rotation="t"/>
               </v:shape>
@@ -764,6 +1101,25 @@
           </mc:Fallback>
         </mc:AlternateContent>
       </w:r>
+      <w:r>
+        <w:rPr>
+          <w:color w:val="0070c0"/>
+        </w:rPr>
+      </w:r>
+      <w:r/>
+    </w:p>
+    <w:p>
+      <w:pPr>
+        <w:pBdr>
+          <w:top w:val="none" w:color="000000" w:sz="4" w:space="0"/>
+          <w:left w:val="none" w:color="000000" w:sz="4" w:space="0"/>
+          <w:bottom w:val="none" w:color="000000" w:sz="4" w:space="0"/>
+          <w:right w:val="none" w:color="000000" w:sz="4" w:space="0"/>
+        </w:pBdr>
+        <w:spacing/>
+        <w:ind w:right="0" w:firstLine="0" w:left="0"/>
+        <w:rPr/>
+      </w:pPr>
       <w:r>
         <w:rPr>
           <w:highlight w:val="none"/>
@@ -776,9 +1132,7 @@
       </w:r>
       <w:r>
         <w:rPr>
-          <w:rFonts w:ascii="Times New Roman" w:hAnsi="Times New Roman" w:eastAsia="Times New Roman" w:cs="Times New Roman"/>
-          <w:sz w:val="24"/>
-          <w:szCs w:val="24"/>
+          <w:highlight w:val="none"/>
         </w:rPr>
       </w:r>
     </w:p>
@@ -792,19 +1146,8 @@
         </w:pBdr>
         <w:spacing/>
         <w:ind w:right="0" w:firstLine="0" w:left="0"/>
-        <w:rPr>
-          <w:rFonts w:ascii="Times New Roman" w:hAnsi="Times New Roman" w:eastAsia="Times New Roman" w:cs="Times New Roman"/>
-          <w:sz w:val="24"/>
-          <w:szCs w:val="24"/>
-        </w:rPr>
-      </w:pPr>
-      <w:r>
-        <w:rPr>
-          <w:rFonts w:ascii="Times New Roman" w:hAnsi="Times New Roman" w:eastAsia="Times New Roman" w:cs="Times New Roman"/>
-          <w:sz w:val="24"/>
-          <w:szCs w:val="24"/>
-        </w:rPr>
-      </w:r>
+        <w:rPr/>
+      </w:pPr>
       <w:r>
         <mc:AlternateContent>
           <mc:Choice Requires="wpg">
@@ -820,7 +1163,7 @@
                   <a:graphicData uri="http://schemas.openxmlformats.org/drawingml/2006/picture">
                     <pic:pic xmlns:pic="http://schemas.openxmlformats.org/drawingml/2006/picture">
                       <pic:nvPicPr>
-                        <pic:cNvPr id="1198771659" name=""/>
+                        <pic:cNvPr id="1489826655" name=""/>
                         <pic:cNvPicPr>
                           <a:picLocks noChangeAspect="1"/>
                         </pic:cNvPicPr>
@@ -833,7 +1176,7 @@
                       <pic:spPr bwMode="auto">
                         <a:xfrm flipH="0" flipV="0">
                           <a:off x="0" y="0"/>
-                          <a:ext cx="5488410" cy="3464403"/>
+                          <a:ext cx="5488409" cy="3464402"/>
                         </a:xfrm>
                         <a:prstGeom prst="rect">
                           <a:avLst/>
@@ -874,27 +1217,8 @@
           </mc:Fallback>
         </mc:AlternateContent>
       </w:r>
-      <w:r>
-        <w:rPr>
-          <w:rFonts w:ascii="Times New Roman" w:hAnsi="Times New Roman" w:eastAsia="Times New Roman" w:cs="Times New Roman"/>
-          <w:sz w:val="24"/>
-          <w:szCs w:val="24"/>
-        </w:rPr>
-      </w:r>
-      <w:r>
-        <w:rPr>
-          <w:rFonts w:ascii="Times New Roman" w:hAnsi="Times New Roman" w:eastAsia="Times New Roman" w:cs="Times New Roman"/>
-          <w:sz w:val="24"/>
-          <w:szCs w:val="24"/>
-        </w:rPr>
-      </w:r>
-      <w:r>
-        <w:rPr>
-          <w:rFonts w:ascii="Times New Roman" w:hAnsi="Times New Roman" w:eastAsia="Times New Roman" w:cs="Times New Roman"/>
-          <w:sz w:val="24"/>
-          <w:szCs w:val="24"/>
-        </w:rPr>
-      </w:r>
+      <w:r/>
+      <w:r/>
     </w:p>
     <w:p>
       <w:pPr>
@@ -906,81 +1230,8 @@
         </w:pBdr>
         <w:spacing/>
         <w:ind w:right="0" w:firstLine="0" w:left="0"/>
-        <w:rPr>
-          <w:rFonts w:ascii="Times New Roman" w:hAnsi="Times New Roman" w:eastAsia="Times New Roman" w:cs="Times New Roman"/>
-          <w:sz w:val="24"/>
-          <w:szCs w:val="24"/>
-        </w:rPr>
-      </w:pPr>
-      <w:r>
-        <w:rPr>
-          <w:highlight w:val="none"/>
-        </w:rPr>
-      </w:r>
-      <w:r/>
-      <w:r>
-        <w:rPr>
-          <w:highlight w:val="none"/>
-        </w:rPr>
-      </w:r>
-      <w:r>
-        <w:rPr>
-          <w:highlight w:val="none"/>
-        </w:rPr>
-      </w:r>
-      <w:r>
-        <w:rPr>
-          <w:highlight w:val="none"/>
-        </w:rPr>
-      </w:r>
-    </w:p>
-    <w:p>
-      <w:pPr>
-        <w:pBdr>
-          <w:top w:val="none" w:color="000000" w:sz="4" w:space="0"/>
-          <w:left w:val="none" w:color="000000" w:sz="4" w:space="0"/>
-          <w:bottom w:val="none" w:color="000000" w:sz="4" w:space="0"/>
-          <w:right w:val="none" w:color="000000" w:sz="4" w:space="0"/>
-        </w:pBdr>
-        <w:spacing/>
-        <w:ind w:right="0" w:firstLine="0" w:left="0"/>
         <w:rPr/>
       </w:pPr>
-      <w:r>
-        <w:t xml:space="preserve">5. Espera a que se importen los datos (puede tardar unos segundos) y comprueba que </w:t>
-      </w:r>
-      <w:r/>
-    </w:p>
-    <w:p>
-      <w:pPr>
-        <w:pBdr>
-          <w:top w:val="none" w:color="000000" w:sz="4" w:space="0"/>
-          <w:left w:val="none" w:color="000000" w:sz="4" w:space="0"/>
-          <w:bottom w:val="none" w:color="000000" w:sz="4" w:space="0"/>
-          <w:right w:val="none" w:color="000000" w:sz="4" w:space="0"/>
-        </w:pBdr>
-        <w:spacing/>
-        <w:ind w:right="0" w:firstLine="0" w:left="0"/>
-        <w:rPr/>
-      </w:pPr>
-      <w:r>
-        <w:t xml:space="preserve">se han exportado correctamente.</w:t>
-      </w:r>
-      <w:r/>
-    </w:p>
-    <w:p>
-      <w:pPr>
-        <w:pBdr>
-          <w:top w:val="none" w:color="000000" w:sz="4" w:space="0"/>
-          <w:left w:val="none" w:color="000000" w:sz="4" w:space="0"/>
-          <w:bottom w:val="none" w:color="000000" w:sz="4" w:space="0"/>
-          <w:right w:val="none" w:color="000000" w:sz="4" w:space="0"/>
-        </w:pBdr>
-        <w:spacing/>
-        <w:ind w:right="0" w:firstLine="0" w:left="0"/>
-        <w:rPr/>
-      </w:pPr>
-      <w:r/>
       <w:r>
         <mc:AlternateContent>
           <mc:Choice Requires="wpg">
@@ -996,7 +1247,7 @@
                   <a:graphicData uri="http://schemas.openxmlformats.org/drawingml/2006/picture">
                     <pic:pic xmlns:pic="http://schemas.openxmlformats.org/drawingml/2006/picture">
                       <pic:nvPicPr>
-                        <pic:cNvPr id="1309374873" name=""/>
+                        <pic:cNvPr id="1874536975" name=""/>
                         <pic:cNvPicPr>
                           <a:picLocks noChangeAspect="1"/>
                         </pic:cNvPicPr>
@@ -1009,7 +1260,7 @@
                       <pic:spPr bwMode="auto">
                         <a:xfrm>
                           <a:off x="0" y="0"/>
-                          <a:ext cx="5940424" cy="702374"/>
+                          <a:ext cx="5940423" cy="702373"/>
                         </a:xfrm>
                         <a:prstGeom prst="rect">
                           <a:avLst/>
@@ -1050,9 +1301,7 @@
           </mc:Fallback>
         </mc:AlternateContent>
       </w:r>
-      <w:r>
-        <w:t xml:space="preserve"> </w:t>
-      </w:r>
+      <w:r/>
       <w:r/>
     </w:p>
     <w:p>
@@ -1065,50 +1314,14 @@
         </w:pBdr>
         <w:spacing/>
         <w:ind w:right="0" w:firstLine="0" w:left="0"/>
-        <w:rPr>
-          <w:highlight w:val="none"/>
-        </w:rPr>
-      </w:pPr>
-      <w:r>
-        <w:t xml:space="preserve">6. Modiﬁca el Estado de Posible Cliente de todos los posibles clientes a No contactado. </w:t>
-      </w:r>
-      <w:r>
-        <w:rPr>
-          <w:rFonts w:ascii="Times New Roman" w:hAnsi="Times New Roman" w:eastAsia="Times New Roman" w:cs="Times New Roman"/>
-          <w:sz w:val="24"/>
-        </w:rPr>
-      </w:r>
-    </w:p>
-    <w:p>
-      <w:pPr>
-        <w:pBdr>
-          <w:top w:val="none" w:color="000000" w:sz="4" w:space="0"/>
-          <w:left w:val="none" w:color="000000" w:sz="4" w:space="0"/>
-          <w:bottom w:val="none" w:color="000000" w:sz="4" w:space="0"/>
-          <w:right w:val="none" w:color="000000" w:sz="4" w:space="0"/>
-        </w:pBdr>
-        <w:spacing/>
-        <w:ind w:right="0" w:firstLine="0" w:left="0"/>
-        <w:rPr>
-          <w:highlight w:val="none"/>
-        </w:rPr>
-      </w:pPr>
-      <w:r>
-        <w:rPr>
-          <w:highlight w:val="none"/>
-        </w:rPr>
-      </w:r>
-      <w:r>
-        <w:rPr>
-          <w:highlight w:val="none"/>
-        </w:rPr>
-      </w:r>
+        <w:rPr/>
+      </w:pPr>
       <w:r>
         <mc:AlternateContent>
           <mc:Choice Requires="wpg">
             <w:drawing>
               <wp:inline xmlns:wp="http://schemas.openxmlformats.org/drawingml/2006/wordprocessingDrawing" distT="0" distB="0" distL="0" distR="0">
-                <wp:extent cx="5457825" cy="2295525"/>
+                <wp:extent cx="5940425" cy="989389"/>
                 <wp:effectExtent l="0" t="0" r="0" b="0"/>
                 <wp:docPr id="6" name=""/>
                 <wp:cNvGraphicFramePr>
@@ -1118,7 +1331,7 @@
                   <a:graphicData uri="http://schemas.openxmlformats.org/drawingml/2006/picture">
                     <pic:pic xmlns:pic="http://schemas.openxmlformats.org/drawingml/2006/picture">
                       <pic:nvPicPr>
-                        <pic:cNvPr id="1655281388" name=""/>
+                        <pic:cNvPr id="1472916379" name=""/>
                         <pic:cNvPicPr>
                           <a:picLocks noChangeAspect="1"/>
                         </pic:cNvPicPr>
@@ -1131,7 +1344,7 @@
                       <pic:spPr bwMode="auto">
                         <a:xfrm>
                           <a:off x="0" y="0"/>
-                          <a:ext cx="5457824" cy="2295524"/>
+                          <a:ext cx="5940423" cy="989388"/>
                         </a:xfrm>
                         <a:prstGeom prst="rect">
                           <a:avLst/>
@@ -1164,7 +1377,7 @@
                 <v:path o:extrusionok="f" gradientshapeok="t" o:connecttype="rect"/>
                 <o:lock v:ext="edit" aspectratio="t"/>
               </v:shapetype>
-              <v:shape id="_x0000_i5" o:spid="_x0000_s5" type="#_x0000_t75" style="width:429.75pt;height:180.75pt;mso-wrap-distance-left:0.00pt;mso-wrap-distance-top:0.00pt;mso-wrap-distance-right:0.00pt;mso-wrap-distance-bottom:0.00pt;z-index:1;" stroked="false">
+              <v:shape id="_x0000_i5" o:spid="_x0000_s5" type="#_x0000_t75" style="width:467.75pt;height:77.90pt;mso-wrap-distance-left:0.00pt;mso-wrap-distance-top:0.00pt;mso-wrap-distance-right:0.00pt;mso-wrap-distance-bottom:0.00pt;z-index:1;" stroked="false">
                 <v:imagedata r:id="rId13" o:title=""/>
                 <o:lock v:ext="edit" rotation="t"/>
               </v:shape>
@@ -1173,45 +1386,11 @@
         </mc:AlternateContent>
       </w:r>
       <w:r>
-        <w:rPr>
-          <w:highlight w:val="none"/>
-        </w:rPr>
-      </w:r>
-      <w:r>
-        <w:rPr>
-          <w:rFonts w:ascii="Times New Roman" w:hAnsi="Times New Roman" w:eastAsia="Times New Roman" w:cs="Times New Roman"/>
-          <w:sz w:val="24"/>
-          <w:szCs w:val="24"/>
-        </w:rPr>
-      </w:r>
-    </w:p>
-    <w:p>
-      <w:pPr>
-        <w:pBdr>
-          <w:top w:val="none" w:color="000000" w:sz="4" w:space="0"/>
-          <w:left w:val="none" w:color="000000" w:sz="4" w:space="0"/>
-          <w:bottom w:val="none" w:color="000000" w:sz="4" w:space="0"/>
-          <w:right w:val="none" w:color="000000" w:sz="4" w:space="0"/>
-        </w:pBdr>
-        <w:spacing/>
-        <w:ind w:right="0" w:firstLine="0" w:left="0"/>
-        <w:rPr>
-          <w:rFonts w:ascii="Times New Roman" w:hAnsi="Times New Roman" w:eastAsia="Times New Roman" w:cs="Times New Roman"/>
-          <w:sz w:val="24"/>
-          <w:szCs w:val="24"/>
-        </w:rPr>
-      </w:pPr>
-      <w:r>
-        <w:rPr>
-          <w:highlight w:val="none"/>
-        </w:rPr>
-      </w:r>
-      <w:r>
         <mc:AlternateContent>
           <mc:Choice Requires="wpg">
             <w:drawing>
               <wp:inline xmlns:wp="http://schemas.openxmlformats.org/drawingml/2006/wordprocessingDrawing" distT="0" distB="0" distL="0" distR="0">
-                <wp:extent cx="5940425" cy="989389"/>
+                <wp:extent cx="5457825" cy="2295525"/>
                 <wp:effectExtent l="0" t="0" r="0" b="0"/>
                 <wp:docPr id="7" name=""/>
                 <wp:cNvGraphicFramePr>
@@ -1221,7 +1400,7 @@
                   <a:graphicData uri="http://schemas.openxmlformats.org/drawingml/2006/picture">
                     <pic:pic xmlns:pic="http://schemas.openxmlformats.org/drawingml/2006/picture">
                       <pic:nvPicPr>
-                        <pic:cNvPr id="1195044262" name=""/>
+                        <pic:cNvPr id="388501694" name=""/>
                         <pic:cNvPicPr>
                           <a:picLocks noChangeAspect="1"/>
                         </pic:cNvPicPr>
@@ -1234,7 +1413,7 @@
                       <pic:spPr bwMode="auto">
                         <a:xfrm>
                           <a:off x="0" y="0"/>
-                          <a:ext cx="5940424" cy="989389"/>
+                          <a:ext cx="5457823" cy="2295523"/>
                         </a:xfrm>
                         <a:prstGeom prst="rect">
                           <a:avLst/>
@@ -1267,7 +1446,7 @@
                 <v:path o:extrusionok="f" gradientshapeok="t" o:connecttype="rect"/>
                 <o:lock v:ext="edit" aspectratio="t"/>
               </v:shapetype>
-              <v:shape id="_x0000_i6" o:spid="_x0000_s6" type="#_x0000_t75" style="width:467.75pt;height:77.90pt;mso-wrap-distance-left:0.00pt;mso-wrap-distance-top:0.00pt;mso-wrap-distance-right:0.00pt;mso-wrap-distance-bottom:0.00pt;z-index:1;" stroked="false">
+              <v:shape id="_x0000_i6" o:spid="_x0000_s6" type="#_x0000_t75" style="width:429.75pt;height:180.75pt;mso-wrap-distance-left:0.00pt;mso-wrap-distance-top:0.00pt;mso-wrap-distance-right:0.00pt;mso-wrap-distance-bottom:0.00pt;z-index:1;" stroked="false">
                 <v:imagedata r:id="rId14" o:title=""/>
                 <o:lock v:ext="edit" rotation="t"/>
               </v:shape>
@@ -1275,206 +1454,7 @@
           </mc:Fallback>
         </mc:AlternateContent>
       </w:r>
-      <w:r>
-        <w:rPr>
-          <w:highlight w:val="none"/>
-        </w:rPr>
-      </w:r>
-      <w:r>
-        <w:rPr>
-          <w:highlight w:val="none"/>
-        </w:rPr>
-      </w:r>
-      <w:r>
-        <w:rPr>
-          <w:highlight w:val="none"/>
-        </w:rPr>
-      </w:r>
-    </w:p>
-    <w:p>
-      <w:pPr>
-        <w:pBdr>
-          <w:top w:val="none" w:color="000000" w:sz="4" w:space="0"/>
-          <w:left w:val="none" w:color="000000" w:sz="4" w:space="0"/>
-          <w:bottom w:val="none" w:color="000000" w:sz="4" w:space="0"/>
-          <w:right w:val="none" w:color="000000" w:sz="4" w:space="0"/>
-        </w:pBdr>
-        <w:spacing/>
-        <w:ind w:right="0" w:firstLine="0" w:left="0"/>
-        <w:rPr/>
-      </w:pPr>
-      <w:r>
-        <w:t xml:space="preserve">7. Modiﬁca las columnas que aparecen en en la pestaña Posibles clientes para que </w:t>
-      </w:r>
       <w:r/>
-    </w:p>
-    <w:p>
-      <w:pPr>
-        <w:pBdr>
-          <w:top w:val="none" w:color="000000" w:sz="4" w:space="0"/>
-          <w:left w:val="none" w:color="000000" w:sz="4" w:space="0"/>
-          <w:bottom w:val="none" w:color="000000" w:sz="4" w:space="0"/>
-          <w:right w:val="none" w:color="000000" w:sz="4" w:space="0"/>
-        </w:pBdr>
-        <w:spacing/>
-        <w:ind w:right="0" w:firstLine="0" w:left="0"/>
-        <w:rPr>
-          <w:highlight w:val="none"/>
-        </w:rPr>
-      </w:pPr>
-      <w:r>
-        <w:t xml:space="preserve">aparezcan las siguientes: </w:t>
-      </w:r>
-      <w:r>
-        <w:rPr>
-          <w:rFonts w:ascii="Times New Roman" w:hAnsi="Times New Roman" w:eastAsia="Times New Roman" w:cs="Times New Roman"/>
-          <w:sz w:val="24"/>
-        </w:rPr>
-      </w:r>
-      <w:r>
-        <w:rPr>
-          <w:highlight w:val="none"/>
-        </w:rPr>
-      </w:r>
-      <w:r>
-        <w:rPr>
-          <w:highlight w:val="none"/>
-        </w:rPr>
-      </w:r>
-      <w:r>
-        <w:rPr>
-          <w:highlight w:val="none"/>
-        </w:rPr>
-      </w:r>
-      <w:r>
-        <w:rPr>
-          <w:highlight w:val="none"/>
-        </w:rPr>
-      </w:r>
-    </w:p>
-    <w:p>
-      <w:pPr>
-        <w:pBdr>
-          <w:top w:val="none" w:color="000000" w:sz="4" w:space="0"/>
-          <w:left w:val="none" w:color="000000" w:sz="4" w:space="0"/>
-          <w:bottom w:val="none" w:color="000000" w:sz="4" w:space="0"/>
-          <w:right w:val="none" w:color="000000" w:sz="4" w:space="0"/>
-        </w:pBdr>
-        <w:spacing/>
-        <w:ind w:right="0" w:firstLine="0" w:left="709"/>
-        <w:rPr/>
-      </w:pPr>
-      <w:r>
-        <w:t xml:space="preserve">Nombre de Posible cliente, Empresa, Correo electrónico, </w:t>
-      </w:r>
-      <w:r/>
-    </w:p>
-    <w:p>
-      <w:pPr>
-        <w:pBdr>
-          <w:top w:val="none" w:color="000000" w:sz="4" w:space="0"/>
-          <w:left w:val="none" w:color="000000" w:sz="4" w:space="0"/>
-          <w:bottom w:val="none" w:color="000000" w:sz="4" w:space="0"/>
-          <w:right w:val="none" w:color="000000" w:sz="4" w:space="0"/>
-        </w:pBdr>
-        <w:spacing/>
-        <w:ind w:right="0" w:firstLine="0" w:left="709"/>
-        <w:rPr/>
-      </w:pPr>
-      <w:r>
-        <w:t xml:space="preserve">Teléfono, Título, Estado de posible cliente </w:t>
-      </w:r>
-      <w:r/>
-    </w:p>
-    <w:p>
-      <w:pPr>
-        <w:pBdr>
-          <w:top w:val="none" w:color="000000" w:sz="4" w:space="0"/>
-          <w:left w:val="none" w:color="000000" w:sz="4" w:space="0"/>
-          <w:bottom w:val="none" w:color="000000" w:sz="4" w:space="0"/>
-          <w:right w:val="none" w:color="000000" w:sz="4" w:space="0"/>
-        </w:pBdr>
-        <w:spacing/>
-        <w:ind w:right="0" w:firstLine="0" w:left="709"/>
-        <w:rPr/>
-      </w:pPr>
-      <w:r>
-        <w:t xml:space="preserve">y Propietario de Posible cliente. </w:t>
-      </w:r>
-      <w:r/>
-    </w:p>
-    <w:p>
-      <w:pPr>
-        <w:pBdr>
-          <w:top w:val="none" w:color="000000" w:sz="4" w:space="0"/>
-          <w:left w:val="none" w:color="000000" w:sz="4" w:space="0"/>
-          <w:bottom w:val="none" w:color="000000" w:sz="4" w:space="0"/>
-          <w:right w:val="none" w:color="000000" w:sz="4" w:space="0"/>
-        </w:pBdr>
-        <w:spacing/>
-        <w:ind w:right="0" w:firstLine="0" w:left="0"/>
-        <w:rPr>
-          <w:rFonts w:ascii="Times New Roman" w:hAnsi="Times New Roman" w:eastAsia="Times New Roman" w:cs="Times New Roman"/>
-          <w:sz w:val="24"/>
-          <w:szCs w:val="24"/>
-        </w:rPr>
-      </w:pPr>
-      <w:r>
-        <w:rPr>
-          <w:highlight w:val="none"/>
-        </w:rPr>
-      </w:r>
-      <w:r/>
-      <w:r>
-        <w:rPr>
-          <w:highlight w:val="none"/>
-        </w:rPr>
-      </w:r>
-      <w:r>
-        <w:rPr>
-          <w:highlight w:val="none"/>
-        </w:rPr>
-      </w:r>
-      <w:r>
-        <w:rPr>
-          <w:highlight w:val="none"/>
-        </w:rPr>
-      </w:r>
-    </w:p>
-    <w:p>
-      <w:pPr>
-        <w:pBdr>
-          <w:top w:val="none" w:color="000000" w:sz="4" w:space="0"/>
-          <w:left w:val="none" w:color="000000" w:sz="4" w:space="0"/>
-          <w:bottom w:val="none" w:color="000000" w:sz="4" w:space="0"/>
-          <w:right w:val="none" w:color="000000" w:sz="4" w:space="0"/>
-        </w:pBdr>
-        <w:spacing/>
-        <w:ind w:right="0" w:firstLine="0" w:left="0"/>
-        <w:rPr>
-          <w:highlight w:val="none"/>
-        </w:rPr>
-      </w:pPr>
-      <w:r>
-        <w:t xml:space="preserve">8. Realiza una captura de pantalla de la pestaña "Posibles clientes" para documentar </w:t>
-      </w:r>
-      <w:r/>
-    </w:p>
-    <w:p>
-      <w:pPr>
-        <w:pBdr>
-          <w:top w:val="none" w:color="000000" w:sz="4" w:space="0"/>
-          <w:left w:val="none" w:color="000000" w:sz="4" w:space="0"/>
-          <w:bottom w:val="none" w:color="000000" w:sz="4" w:space="0"/>
-          <w:right w:val="none" w:color="000000" w:sz="4" w:space="0"/>
-        </w:pBdr>
-        <w:spacing/>
-        <w:ind w:right="0" w:firstLine="0" w:left="0"/>
-        <w:rPr/>
-      </w:pPr>
-      <w:r>
-        <w:t xml:space="preserve">que se han llevado a cabo todos los puntos anteriores. (Esto será lo que se evaluará) </w:t>
-      </w:r>
       <w:r/>
     </w:p>
     <w:p>
@@ -1562,18 +1542,13 @@
         </mc:AlternateContent>
       </w:r>
       <w:r/>
-      <w:r/>
     </w:p>
     <w:p>
       <w:pPr>
-        <w:pBdr>
-          <w:top w:val="none" w:color="000000" w:sz="4" w:space="0"/>
-          <w:left w:val="none" w:color="000000" w:sz="4" w:space="0"/>
-          <w:bottom w:val="none" w:color="000000" w:sz="4" w:space="0"/>
-          <w:right w:val="none" w:color="000000" w:sz="4" w:space="0"/>
-        </w:pBdr>
-        <w:spacing/>
-        <w:ind w:right="0" w:firstLine="0" w:left="0"/>
+        <w:pStyle w:val="828"/>
+        <w:pBdr/>
+        <w:spacing/>
+        <w:ind/>
         <w:rPr/>
       </w:pPr>
       <w:r>
@@ -1706,6 +1681,11 @@
           <w:sz w:val="24"/>
         </w:rPr>
       </w:r>
+      <w:r>
+        <w:rPr>
+          <w:highlight w:val="none"/>
+        </w:rPr>
+      </w:r>
     </w:p>
     <w:p>
       <w:pPr>
@@ -1717,10 +1697,282 @@
         </w:pBdr>
         <w:spacing/>
         <w:ind w:right="0" w:firstLine="0" w:left="0"/>
+        <w:rPr/>
+      </w:pPr>
+      <w:r>
+        <w:t xml:space="preserve">3. Establece una reunión para el mismo Posible Cliente con la siguiente descripción: </w:t>
+      </w:r>
+      <w:r/>
+    </w:p>
+    <w:p>
+      <w:pPr>
+        <w:pBdr>
+          <w:top w:val="none" w:color="000000" w:sz="4" w:space="0"/>
+          <w:left w:val="none" w:color="000000" w:sz="4" w:space="0"/>
+          <w:bottom w:val="none" w:color="000000" w:sz="4" w:space="0"/>
+          <w:right w:val="none" w:color="000000" w:sz="4" w:space="0"/>
+        </w:pBdr>
+        <w:spacing/>
+        <w:ind w:right="0" w:firstLine="0" w:left="0"/>
+        <w:rPr/>
+      </w:pPr>
+      <w:r>
+        <w:t xml:space="preserve">"Reunión con María García para presentar nuestra oferta. Fecha y hora: el día </w:t>
+      </w:r>
+      <w:r/>
+    </w:p>
+    <w:p>
+      <w:pPr>
+        <w:pBdr>
+          <w:top w:val="none" w:color="000000" w:sz="4" w:space="0"/>
+          <w:left w:val="none" w:color="000000" w:sz="4" w:space="0"/>
+          <w:bottom w:val="none" w:color="000000" w:sz="4" w:space="0"/>
+          <w:right w:val="none" w:color="000000" w:sz="4" w:space="0"/>
+        </w:pBdr>
+        <w:spacing/>
+        <w:ind w:right="0" w:firstLine="0" w:left="0"/>
+        <w:rPr/>
+      </w:pPr>
+      <w:r>
+        <w:t xml:space="preserve">después de la llamada a las 2:00 PM." Asegúrate que la reunión sea en la dirección </w:t>
+      </w:r>
+      <w:r/>
+    </w:p>
+    <w:p>
+      <w:pPr>
+        <w:pBdr>
+          <w:top w:val="none" w:color="000000" w:sz="4" w:space="0"/>
+          <w:left w:val="none" w:color="000000" w:sz="4" w:space="0"/>
+          <w:bottom w:val="none" w:color="000000" w:sz="4" w:space="0"/>
+          <w:right w:val="none" w:color="000000" w:sz="4" w:space="0"/>
+        </w:pBdr>
+        <w:spacing/>
+        <w:ind w:right="0" w:firstLine="0" w:left="0"/>
+        <w:rPr/>
+      </w:pPr>
+      <w:r>
+        <w:t xml:space="preserve">del Posible Cliente, que dure una hora y que Zoho te recuerde la reunión media hora </w:t>
+      </w:r>
+      <w:r>
+        <w:t xml:space="preserve">antes de que empiece.</w:t>
+      </w:r>
+      <w:r>
+        <w:t xml:space="preserve"> </w:t>
+      </w:r>
+      <w:r>
+        <w:rPr>
+          <w:rFonts w:ascii="Times New Roman" w:hAnsi="Times New Roman" w:eastAsia="Times New Roman" w:cs="Times New Roman"/>
+          <w:sz w:val="24"/>
+        </w:rPr>
+      </w:r>
+      <w:r/>
+    </w:p>
+    <w:p>
+      <w:pPr>
+        <w:pBdr>
+          <w:top w:val="none" w:color="000000" w:sz="4" w:space="0"/>
+          <w:left w:val="none" w:color="000000" w:sz="4" w:space="0"/>
+          <w:bottom w:val="none" w:color="000000" w:sz="4" w:space="0"/>
+          <w:right w:val="none" w:color="000000" w:sz="4" w:space="0"/>
+        </w:pBdr>
+        <w:spacing/>
+        <w:ind w:right="0" w:firstLine="0" w:left="0"/>
         <w:rPr>
           <w:rFonts w:ascii="Times New Roman" w:hAnsi="Times New Roman" w:eastAsia="Times New Roman" w:cs="Times New Roman"/>
           <w:sz w:val="24"/>
           <w:szCs w:val="24"/>
+        </w:rPr>
+      </w:pPr>
+      <w:r>
+        <w:rPr>
+          <w:highlight w:val="none"/>
+        </w:rPr>
+      </w:r>
+      <w:r>
+        <w:rPr>
+          <w:highlight w:val="none"/>
+        </w:rPr>
+      </w:r>
+      <w:r>
+        <w:rPr>
+          <w:rFonts w:ascii="Times New Roman" w:hAnsi="Times New Roman" w:eastAsia="Times New Roman" w:cs="Times New Roman"/>
+          <w:sz w:val="24"/>
+          <w:szCs w:val="24"/>
+        </w:rPr>
+      </w:r>
+    </w:p>
+    <w:p>
+      <w:pPr>
+        <w:pBdr>
+          <w:top w:val="none" w:color="000000" w:sz="4" w:space="0"/>
+          <w:left w:val="none" w:color="000000" w:sz="4" w:space="0"/>
+          <w:bottom w:val="none" w:color="000000" w:sz="4" w:space="0"/>
+          <w:right w:val="none" w:color="000000" w:sz="4" w:space="0"/>
+        </w:pBdr>
+        <w:spacing/>
+        <w:ind w:right="0" w:firstLine="0" w:left="0"/>
+        <w:rPr/>
+      </w:pPr>
+      <w:r>
+        <w:t xml:space="preserve">4. Por último, crea una tarea de prioridad normal con la siguiente descripción: "Enviar </w:t>
+      </w:r>
+      <w:r/>
+    </w:p>
+    <w:p>
+      <w:pPr>
+        <w:pBdr>
+          <w:top w:val="none" w:color="000000" w:sz="4" w:space="0"/>
+          <w:left w:val="none" w:color="000000" w:sz="4" w:space="0"/>
+          <w:bottom w:val="none" w:color="000000" w:sz="4" w:space="0"/>
+          <w:right w:val="none" w:color="000000" w:sz="4" w:space="0"/>
+        </w:pBdr>
+        <w:spacing/>
+        <w:ind w:right="0" w:firstLine="0" w:left="0"/>
+        <w:rPr/>
+      </w:pPr>
+      <w:r>
+        <w:t xml:space="preserve">correo electrónico a Pablo Martínez para programar una llamada. Fecha límite: el </w:t>
+      </w:r>
+      <w:r/>
+    </w:p>
+    <w:p>
+      <w:pPr>
+        <w:pBdr>
+          <w:top w:val="none" w:color="000000" w:sz="4" w:space="0"/>
+          <w:left w:val="none" w:color="000000" w:sz="4" w:space="0"/>
+          <w:bottom w:val="none" w:color="000000" w:sz="4" w:space="0"/>
+          <w:right w:val="none" w:color="000000" w:sz="4" w:space="0"/>
+        </w:pBdr>
+        <w:spacing/>
+        <w:ind w:right="0" w:firstLine="0" w:left="0"/>
+        <w:rPr>
+          <w:highlight w:val="none"/>
+        </w:rPr>
+      </w:pPr>
+      <w:r>
+        <w:t xml:space="preserve">21/10/2024 a las 3:00 PM." </w:t>
+      </w:r>
+      <w:r>
+        <w:rPr>
+          <w:rFonts w:ascii="Times New Roman" w:hAnsi="Times New Roman" w:eastAsia="Times New Roman" w:cs="Times New Roman"/>
+          <w:sz w:val="24"/>
+        </w:rPr>
+      </w:r>
+      <w:r>
+        <w:rPr>
+          <w:highlight w:val="none"/>
+        </w:rPr>
+      </w:r>
+    </w:p>
+    <w:p>
+      <w:pPr>
+        <w:pBdr>
+          <w:top w:val="none" w:color="000000" w:sz="4" w:space="0"/>
+          <w:left w:val="none" w:color="000000" w:sz="4" w:space="0"/>
+          <w:bottom w:val="none" w:color="000000" w:sz="4" w:space="0"/>
+          <w:right w:val="none" w:color="000000" w:sz="4" w:space="0"/>
+        </w:pBdr>
+        <w:spacing/>
+        <w:ind w:right="0" w:firstLine="0" w:left="0"/>
+        <w:rPr>
+          <w:rFonts w:ascii="Times New Roman" w:hAnsi="Times New Roman" w:eastAsia="Times New Roman" w:cs="Times New Roman"/>
+          <w:sz w:val="24"/>
+          <w:szCs w:val="24"/>
+        </w:rPr>
+      </w:pPr>
+      <w:r>
+        <w:rPr>
+          <w:highlight w:val="none"/>
+        </w:rPr>
+      </w:r>
+      <w:r>
+        <w:rPr>
+          <w:highlight w:val="none"/>
+        </w:rPr>
+      </w:r>
+      <w:r>
+        <w:rPr>
+          <w:rFonts w:ascii="Times New Roman" w:hAnsi="Times New Roman" w:eastAsia="Times New Roman" w:cs="Times New Roman"/>
+          <w:sz w:val="24"/>
+          <w:szCs w:val="24"/>
+        </w:rPr>
+      </w:r>
+    </w:p>
+    <w:p>
+      <w:pPr>
+        <w:pBdr>
+          <w:top w:val="none" w:color="000000" w:sz="4" w:space="0"/>
+          <w:left w:val="none" w:color="000000" w:sz="4" w:space="0"/>
+          <w:bottom w:val="none" w:color="000000" w:sz="4" w:space="0"/>
+          <w:right w:val="none" w:color="000000" w:sz="4" w:space="0"/>
+        </w:pBdr>
+        <w:spacing/>
+        <w:ind w:right="0" w:firstLine="0" w:left="0"/>
+        <w:rPr/>
+      </w:pPr>
+      <w:r>
+        <w:t xml:space="preserve">5. Asegúrate que has rellenado correctamente los campos Asunto, Fecha de </w:t>
+      </w:r>
+      <w:r/>
+    </w:p>
+    <w:p>
+      <w:pPr>
+        <w:pBdr>
+          <w:top w:val="none" w:color="000000" w:sz="4" w:space="0"/>
+          <w:left w:val="none" w:color="000000" w:sz="4" w:space="0"/>
+          <w:bottom w:val="none" w:color="000000" w:sz="4" w:space="0"/>
+          <w:right w:val="none" w:color="000000" w:sz="4" w:space="0"/>
+        </w:pBdr>
+        <w:spacing/>
+        <w:ind w:right="0" w:firstLine="0" w:left="0"/>
+        <w:rPr/>
+      </w:pPr>
+      <w:r>
+        <w:t xml:space="preserve">vencimiento, Posible cliente, Prioridad </w:t>
+      </w:r>
+      <w:r/>
+    </w:p>
+    <w:p>
+      <w:pPr>
+        <w:pBdr>
+          <w:top w:val="none" w:color="000000" w:sz="4" w:space="0"/>
+          <w:left w:val="none" w:color="000000" w:sz="4" w:space="0"/>
+          <w:bottom w:val="none" w:color="000000" w:sz="4" w:space="0"/>
+          <w:right w:val="none" w:color="000000" w:sz="4" w:space="0"/>
+        </w:pBdr>
+        <w:spacing/>
+        <w:ind w:right="0" w:firstLine="0" w:left="0"/>
+        <w:rPr>
+          <w:highlight w:val="none"/>
+        </w:rPr>
+      </w:pPr>
+      <w:r>
+        <w:t xml:space="preserve">y Descripción. </w:t>
+      </w:r>
+      <w:r>
+        <w:rPr>
+          <w:rFonts w:ascii="Times New Roman" w:hAnsi="Times New Roman" w:eastAsia="Times New Roman" w:cs="Times New Roman"/>
+          <w:sz w:val="24"/>
+        </w:rPr>
+      </w:r>
+      <w:r>
+        <w:rPr>
+          <w:highlight w:val="none"/>
+        </w:rPr>
+      </w:r>
+    </w:p>
+    <w:p>
+      <w:pPr>
+        <w:pBdr>
+          <w:top w:val="none" w:color="000000" w:sz="4" w:space="0"/>
+          <w:left w:val="none" w:color="000000" w:sz="4" w:space="0"/>
+          <w:bottom w:val="none" w:color="000000" w:sz="4" w:space="0"/>
+          <w:right w:val="none" w:color="000000" w:sz="4" w:space="0"/>
+        </w:pBdr>
+        <w:spacing/>
+        <w:ind w:right="0" w:firstLine="0" w:left="0"/>
+        <w:rPr>
+          <w:highlight w:val="none"/>
         </w:rPr>
       </w:pPr>
       <w:r>
@@ -1739,9 +1991,7 @@
       </w:r>
       <w:r>
         <w:rPr>
-          <w:rFonts w:ascii="Times New Roman" w:hAnsi="Times New Roman" w:eastAsia="Times New Roman" w:cs="Times New Roman"/>
-          <w:sz w:val="24"/>
-          <w:szCs w:val="24"/>
+          <w:highlight w:val="none"/>
         </w:rPr>
       </w:r>
     </w:p>
@@ -1761,18 +2011,6 @@
           <w:szCs w:val="24"/>
         </w:rPr>
       </w:pPr>
-      <w:r>
-        <w:rPr>
-          <w:highlight w:val="none"/>
-        </w:rPr>
-      </w:r>
-      <w:r/>
-      <w:r>
-        <w:rPr>
-          <w:highlight w:val="none"/>
-        </w:rPr>
-      </w:r>
-      <w:r/>
       <w:r>
         <w:rPr>
           <w:highlight w:val="none"/>
@@ -1785,7 +2023,9 @@
       </w:r>
       <w:r>
         <w:rPr>
-          <w:highlight w:val="none"/>
+          <w:rFonts w:ascii="Times New Roman" w:hAnsi="Times New Roman" w:eastAsia="Times New Roman" w:cs="Times New Roman"/>
+          <w:sz w:val="24"/>
+          <w:szCs w:val="24"/>
         </w:rPr>
       </w:r>
     </w:p>
@@ -1802,7 +2042,7 @@
         <w:rPr/>
       </w:pPr>
       <w:r>
-        <w:t xml:space="preserve">3. Establece una reunión para el mismo Posible Cliente con la siguiente descripción: </w:t>
+        <w:t xml:space="preserve">6. Realiza capturas de pantalla donde se muestre los detalles de las dos tareas y la </w:t>
       </w:r>
       <w:r/>
     </w:p>
@@ -1819,7 +2059,7 @@
         <w:rPr/>
       </w:pPr>
       <w:r>
-        <w:t xml:space="preserve">"Reunión con María García para presentar nuestra oferta. Fecha y hora: el día </w:t>
+        <w:t xml:space="preserve">reunión. Incluye tantas capturas como consideres necesarias para documentar que </w:t>
       </w:r>
       <w:r/>
     </w:p>
@@ -1836,82 +2076,9 @@
         <w:rPr/>
       </w:pPr>
       <w:r>
-        <w:t xml:space="preserve">después de la llamada a las 2:00 PM." Asegúrate que la reunión sea en la dirección </w:t>
+        <w:t xml:space="preserve">se han llevado a cabo todos los puntos anteriores. (Esto será lo que se evaluará)</w:t>
       </w:r>
       <w:r/>
-    </w:p>
-    <w:p>
-      <w:pPr>
-        <w:pBdr>
-          <w:top w:val="none" w:color="000000" w:sz="4" w:space="0"/>
-          <w:left w:val="none" w:color="000000" w:sz="4" w:space="0"/>
-          <w:bottom w:val="none" w:color="000000" w:sz="4" w:space="0"/>
-          <w:right w:val="none" w:color="000000" w:sz="4" w:space="0"/>
-        </w:pBdr>
-        <w:spacing/>
-        <w:ind w:right="0" w:firstLine="0" w:left="0"/>
-        <w:rPr/>
-      </w:pPr>
-      <w:r>
-        <w:t xml:space="preserve">del Posible Cliente, que dure una hora y que Zoho te recuerde la reunión media hora </w:t>
-      </w:r>
-      <w:r/>
-      <w:r>
-        <w:t xml:space="preserve">antes de que empiece.</w:t>
-      </w:r>
-      <w:r/>
-      <w:r/>
-      <w:r/>
-      <w:r/>
-      <w:r/>
-      <w:r>
-        <w:t xml:space="preserve"> </w:t>
-      </w:r>
-      <w:r>
-        <w:rPr>
-          <w:rFonts w:ascii="Times New Roman" w:hAnsi="Times New Roman" w:eastAsia="Times New Roman" w:cs="Times New Roman"/>
-          <w:sz w:val="24"/>
-        </w:rPr>
-      </w:r>
-      <w:r>
-        <w:rPr>
-          <w:rFonts w:ascii="Times New Roman" w:hAnsi="Times New Roman" w:eastAsia="Times New Roman" w:cs="Times New Roman"/>
-          <w:sz w:val="24"/>
-        </w:rPr>
-      </w:r>
-      <w:r>
-        <w:rPr>
-          <w:rFonts w:ascii="Times New Roman" w:hAnsi="Times New Roman" w:eastAsia="Times New Roman" w:cs="Times New Roman"/>
-          <w:sz w:val="24"/>
-        </w:rPr>
-      </w:r>
-    </w:p>
-    <w:p>
-      <w:pPr>
-        <w:pBdr>
-          <w:top w:val="none" w:color="000000" w:sz="4" w:space="0"/>
-          <w:left w:val="none" w:color="000000" w:sz="4" w:space="0"/>
-          <w:bottom w:val="none" w:color="000000" w:sz="4" w:space="0"/>
-          <w:right w:val="none" w:color="000000" w:sz="4" w:space="0"/>
-        </w:pBdr>
-        <w:spacing/>
-        <w:ind w:right="0" w:firstLine="0" w:left="0"/>
-        <w:rPr>
-          <w:rFonts w:ascii="Times New Roman" w:hAnsi="Times New Roman" w:eastAsia="Times New Roman" w:cs="Times New Roman"/>
-          <w:sz w:val="24"/>
-          <w:szCs w:val="24"/>
-        </w:rPr>
-      </w:pPr>
-      <w:r>
-        <w:rPr>
-          <w:highlight w:val="none"/>
-        </w:rPr>
-      </w:r>
-      <w:r>
-        <w:rPr>
-          <w:highlight w:val="none"/>
-        </w:rPr>
-      </w:r>
       <w:r>
         <w:rPr>
           <w:highlight w:val="none"/>
@@ -1928,265 +2095,10 @@
         </w:pBdr>
         <w:spacing/>
         <w:ind w:right="0" w:firstLine="0" w:left="0"/>
-        <w:rPr/>
-      </w:pPr>
-      <w:r>
-        <w:t xml:space="preserve">4. Por último, crea una tarea de prioridad normal con la siguiente descripción: "Enviar </w:t>
-      </w:r>
-      <w:r/>
-    </w:p>
-    <w:p>
-      <w:pPr>
-        <w:pBdr>
-          <w:top w:val="none" w:color="000000" w:sz="4" w:space="0"/>
-          <w:left w:val="none" w:color="000000" w:sz="4" w:space="0"/>
-          <w:bottom w:val="none" w:color="000000" w:sz="4" w:space="0"/>
-          <w:right w:val="none" w:color="000000" w:sz="4" w:space="0"/>
-        </w:pBdr>
-        <w:spacing/>
-        <w:ind w:right="0" w:firstLine="0" w:left="0"/>
-        <w:rPr/>
-      </w:pPr>
-      <w:r>
-        <w:t xml:space="preserve">correo electrónico a Pablo Martínez para programar una llamada. Fecha límite: el </w:t>
-      </w:r>
-      <w:r/>
-    </w:p>
-    <w:p>
-      <w:pPr>
-        <w:pBdr>
-          <w:top w:val="none" w:color="000000" w:sz="4" w:space="0"/>
-          <w:left w:val="none" w:color="000000" w:sz="4" w:space="0"/>
-          <w:bottom w:val="none" w:color="000000" w:sz="4" w:space="0"/>
-          <w:right w:val="none" w:color="000000" w:sz="4" w:space="0"/>
-        </w:pBdr>
-        <w:spacing/>
-        <w:ind w:right="0" w:firstLine="0" w:left="0"/>
         <w:rPr>
           <w:highlight w:val="none"/>
         </w:rPr>
       </w:pPr>
-      <w:r>
-        <w:t xml:space="preserve">21/10/2024 a las 3:00 PM." </w:t>
-      </w:r>
-      <w:r>
-        <w:rPr>
-          <w:rFonts w:ascii="Times New Roman" w:hAnsi="Times New Roman" w:eastAsia="Times New Roman" w:cs="Times New Roman"/>
-          <w:sz w:val="24"/>
-        </w:rPr>
-      </w:r>
-    </w:p>
-    <w:p>
-      <w:pPr>
-        <w:pBdr>
-          <w:top w:val="none" w:color="000000" w:sz="4" w:space="0"/>
-          <w:left w:val="none" w:color="000000" w:sz="4" w:space="0"/>
-          <w:bottom w:val="none" w:color="000000" w:sz="4" w:space="0"/>
-          <w:right w:val="none" w:color="000000" w:sz="4" w:space="0"/>
-        </w:pBdr>
-        <w:spacing/>
-        <w:ind w:right="0" w:firstLine="0" w:left="0"/>
-        <w:rPr>
-          <w:rFonts w:ascii="Times New Roman" w:hAnsi="Times New Roman" w:eastAsia="Times New Roman" w:cs="Times New Roman"/>
-          <w:sz w:val="24"/>
-          <w:szCs w:val="24"/>
-        </w:rPr>
-      </w:pPr>
-      <w:r>
-        <w:rPr>
-          <w:highlight w:val="none"/>
-        </w:rPr>
-      </w:r>
-      <w:r>
-        <w:rPr>
-          <w:highlight w:val="none"/>
-        </w:rPr>
-      </w:r>
-      <w:r>
-        <w:rPr>
-          <w:highlight w:val="none"/>
-        </w:rPr>
-      </w:r>
-    </w:p>
-    <w:p>
-      <w:pPr>
-        <w:pBdr>
-          <w:top w:val="none" w:color="000000" w:sz="4" w:space="0"/>
-          <w:left w:val="none" w:color="000000" w:sz="4" w:space="0"/>
-          <w:bottom w:val="none" w:color="000000" w:sz="4" w:space="0"/>
-          <w:right w:val="none" w:color="000000" w:sz="4" w:space="0"/>
-        </w:pBdr>
-        <w:spacing/>
-        <w:ind w:right="0" w:firstLine="0" w:left="0"/>
-        <w:rPr/>
-      </w:pPr>
-      <w:r>
-        <w:t xml:space="preserve">5. Asegúrate que has rellenado correctamente los campos Asunto, Fecha de </w:t>
-      </w:r>
-      <w:r/>
-    </w:p>
-    <w:p>
-      <w:pPr>
-        <w:pBdr>
-          <w:top w:val="none" w:color="000000" w:sz="4" w:space="0"/>
-          <w:left w:val="none" w:color="000000" w:sz="4" w:space="0"/>
-          <w:bottom w:val="none" w:color="000000" w:sz="4" w:space="0"/>
-          <w:right w:val="none" w:color="000000" w:sz="4" w:space="0"/>
-        </w:pBdr>
-        <w:spacing/>
-        <w:ind w:right="0" w:firstLine="0" w:left="0"/>
-        <w:rPr/>
-      </w:pPr>
-      <w:r>
-        <w:t xml:space="preserve">vencimiento, Posible cliente, Prioridad </w:t>
-      </w:r>
-      <w:r/>
-    </w:p>
-    <w:p>
-      <w:pPr>
-        <w:pBdr>
-          <w:top w:val="none" w:color="000000" w:sz="4" w:space="0"/>
-          <w:left w:val="none" w:color="000000" w:sz="4" w:space="0"/>
-          <w:bottom w:val="none" w:color="000000" w:sz="4" w:space="0"/>
-          <w:right w:val="none" w:color="000000" w:sz="4" w:space="0"/>
-        </w:pBdr>
-        <w:spacing/>
-        <w:ind w:right="0" w:firstLine="0" w:left="0"/>
-        <w:rPr>
-          <w:highlight w:val="none"/>
-        </w:rPr>
-      </w:pPr>
-      <w:r>
-        <w:t xml:space="preserve">y Descripción. </w:t>
-      </w:r>
-      <w:r/>
-      <w:r>
-        <w:rPr>
-          <w:rFonts w:ascii="Times New Roman" w:hAnsi="Times New Roman" w:eastAsia="Times New Roman" w:cs="Times New Roman"/>
-          <w:sz w:val="24"/>
-        </w:rPr>
-      </w:r>
-    </w:p>
-    <w:p>
-      <w:pPr>
-        <w:pBdr>
-          <w:top w:val="none" w:color="000000" w:sz="4" w:space="0"/>
-          <w:left w:val="none" w:color="000000" w:sz="4" w:space="0"/>
-          <w:bottom w:val="none" w:color="000000" w:sz="4" w:space="0"/>
-          <w:right w:val="none" w:color="000000" w:sz="4" w:space="0"/>
-        </w:pBdr>
-        <w:spacing/>
-        <w:ind w:right="0" w:firstLine="0" w:left="0"/>
-        <w:rPr>
-          <w:highlight w:val="none"/>
-        </w:rPr>
-      </w:pPr>
-      <w:r>
-        <w:rPr>
-          <w:rFonts w:ascii="Times New Roman" w:hAnsi="Times New Roman" w:eastAsia="Times New Roman" w:cs="Times New Roman"/>
-          <w:sz w:val="24"/>
-          <w:szCs w:val="24"/>
-        </w:rPr>
-      </w:r>
-      <w:r>
-        <w:rPr>
-          <w:rFonts w:ascii="Times New Roman" w:hAnsi="Times New Roman" w:eastAsia="Times New Roman" w:cs="Times New Roman"/>
-          <w:sz w:val="24"/>
-          <w:szCs w:val="24"/>
-        </w:rPr>
-      </w:r>
-      <w:r/>
-      <w:r>
-        <w:rPr>
-          <w:rFonts w:ascii="Times New Roman" w:hAnsi="Times New Roman" w:eastAsia="Times New Roman" w:cs="Times New Roman"/>
-          <w:sz w:val="24"/>
-          <w:szCs w:val="24"/>
-        </w:rPr>
-      </w:r>
-    </w:p>
-    <w:p>
-      <w:pPr>
-        <w:pBdr>
-          <w:top w:val="none" w:color="000000" w:sz="4" w:space="0"/>
-          <w:left w:val="none" w:color="000000" w:sz="4" w:space="0"/>
-          <w:bottom w:val="none" w:color="000000" w:sz="4" w:space="0"/>
-          <w:right w:val="none" w:color="000000" w:sz="4" w:space="0"/>
-        </w:pBdr>
-        <w:spacing/>
-        <w:ind w:right="0" w:firstLine="0" w:left="0"/>
-        <w:rPr>
-          <w:rFonts w:ascii="Times New Roman" w:hAnsi="Times New Roman" w:eastAsia="Times New Roman" w:cs="Times New Roman"/>
-          <w:sz w:val="24"/>
-          <w:szCs w:val="24"/>
-        </w:rPr>
-      </w:pPr>
-      <w:r>
-        <w:rPr>
-          <w:highlight w:val="none"/>
-        </w:rPr>
-      </w:r>
-      <w:r>
-        <w:rPr>
-          <w:highlight w:val="none"/>
-        </w:rPr>
-      </w:r>
-      <w:r>
-        <w:rPr>
-          <w:highlight w:val="none"/>
-        </w:rPr>
-      </w:r>
-    </w:p>
-    <w:p>
-      <w:pPr>
-        <w:pBdr>
-          <w:top w:val="none" w:color="000000" w:sz="4" w:space="0"/>
-          <w:left w:val="none" w:color="000000" w:sz="4" w:space="0"/>
-          <w:bottom w:val="none" w:color="000000" w:sz="4" w:space="0"/>
-          <w:right w:val="none" w:color="000000" w:sz="4" w:space="0"/>
-        </w:pBdr>
-        <w:spacing/>
-        <w:ind w:right="0" w:firstLine="0" w:left="0"/>
-        <w:rPr/>
-      </w:pPr>
-      <w:r>
-        <w:t xml:space="preserve">6. Realiza capturas de pantalla donde se muestre los detalles de las dos tareas y la </w:t>
-      </w:r>
-      <w:r/>
-    </w:p>
-    <w:p>
-      <w:pPr>
-        <w:pBdr>
-          <w:top w:val="none" w:color="000000" w:sz="4" w:space="0"/>
-          <w:left w:val="none" w:color="000000" w:sz="4" w:space="0"/>
-          <w:bottom w:val="none" w:color="000000" w:sz="4" w:space="0"/>
-          <w:right w:val="none" w:color="000000" w:sz="4" w:space="0"/>
-        </w:pBdr>
-        <w:spacing/>
-        <w:ind w:right="0" w:firstLine="0" w:left="0"/>
-        <w:rPr/>
-      </w:pPr>
-      <w:r>
-        <w:t xml:space="preserve">reunión. Incluye tantas capturas como consideres necesarias para documentar que </w:t>
-      </w:r>
-      <w:r/>
-    </w:p>
-    <w:p>
-      <w:pPr>
-        <w:pBdr>
-          <w:top w:val="none" w:color="000000" w:sz="4" w:space="0"/>
-          <w:left w:val="none" w:color="000000" w:sz="4" w:space="0"/>
-          <w:bottom w:val="none" w:color="000000" w:sz="4" w:space="0"/>
-          <w:right w:val="none" w:color="000000" w:sz="4" w:space="0"/>
-        </w:pBdr>
-        <w:spacing/>
-        <w:ind w:right="0" w:firstLine="0" w:left="0"/>
-        <w:rPr>
-          <w:highlight w:val="none"/>
-        </w:rPr>
-      </w:pPr>
-      <w:r>
-        <w:t xml:space="preserve">se han llevado a cabo todos los puntos anteriores. (Esto será lo que se evaluará)</w:t>
-      </w:r>
       <w:r/>
       <w:r/>
       <w:r>
@@ -2194,7 +2106,7 @@
           <mc:Choice Requires="wpg">
             <w:drawing>
               <wp:inline xmlns:wp="http://schemas.openxmlformats.org/drawingml/2006/wordprocessingDrawing" distT="0" distB="0" distL="0" distR="0">
-                <wp:extent cx="3623778" cy="4077572"/>
+                <wp:extent cx="3302251" cy="3715781"/>
                 <wp:effectExtent l="0" t="0" r="0" b="0"/>
                 <wp:docPr id="9" name=""/>
                 <wp:cNvGraphicFramePr>
@@ -2204,7 +2116,7 @@
                   <a:graphicData uri="http://schemas.openxmlformats.org/drawingml/2006/picture">
                     <pic:pic xmlns:pic="http://schemas.openxmlformats.org/drawingml/2006/picture">
                       <pic:nvPicPr>
-                        <pic:cNvPr id="1356733836" name=""/>
+                        <pic:cNvPr id="693101225" name=""/>
                         <pic:cNvPicPr>
                           <a:picLocks noChangeAspect="1"/>
                         </pic:cNvPicPr>
@@ -2217,7 +2129,7 @@
                       <pic:spPr bwMode="auto">
                         <a:xfrm rot="0" flipH="0" flipV="0">
                           <a:off x="0" y="0"/>
-                          <a:ext cx="3623778" cy="4077572"/>
+                          <a:ext cx="3302251" cy="3715781"/>
                         </a:xfrm>
                         <a:prstGeom prst="rect">
                           <a:avLst/>
@@ -2250,7 +2162,7 @@
                 <v:path o:extrusionok="f" gradientshapeok="t" o:connecttype="rect"/>
                 <o:lock v:ext="edit" aspectratio="t"/>
               </v:shapetype>
-              <v:shape id="_x0000_i8" o:spid="_x0000_s8" type="#_x0000_t75" style="width:285.34pt;height:321.07pt;mso-wrap-distance-left:0.00pt;mso-wrap-distance-top:0.00pt;mso-wrap-distance-right:0.00pt;mso-wrap-distance-bottom:0.00pt;rotation:0;z-index:1;" stroked="false">
+              <v:shape id="_x0000_i8" o:spid="_x0000_s8" type="#_x0000_t75" style="width:260.02pt;height:292.58pt;mso-wrap-distance-left:0.00pt;mso-wrap-distance-top:0.00pt;mso-wrap-distance-right:0.00pt;mso-wrap-distance-bottom:0.00pt;rotation:0;z-index:1;" stroked="false">
                 <v:imagedata r:id="rId16" o:title=""/>
                 <o:lock v:ext="edit" rotation="t"/>
               </v:shape>
@@ -2260,9 +2172,11 @@
       </w:r>
       <w:r/>
       <w:r/>
-      <w:r/>
-      <w:r/>
-      <w:r/>
+      <w:r>
+        <w:rPr>
+          <w:highlight w:val="none"/>
+        </w:rPr>
+      </w:r>
       <w:r/>
     </w:p>
     <w:p>
@@ -2287,11 +2201,7 @@
           <w:highlight w:val="none"/>
         </w:rPr>
       </w:r>
-      <w:r>
-        <w:rPr>
-          <w:highlight w:val="none"/>
-        </w:rPr>
-      </w:r>
+      <w:r/>
     </w:p>
     <w:p>
       <w:pPr>
@@ -2307,7 +2217,6 @@
           <w:highlight w:val="none"/>
         </w:rPr>
       </w:pPr>
-      <w:r/>
       <w:r>
         <mc:AlternateContent>
           <mc:Choice Requires="wpg">
@@ -2377,14 +2286,17 @@
           </mc:Fallback>
         </mc:AlternateContent>
       </w:r>
-      <w:r/>
       <w:r>
         <w:rPr>
           <w:rFonts w:ascii="Times New Roman" w:hAnsi="Times New Roman" w:eastAsia="Times New Roman" w:cs="Times New Roman"/>
           <w:sz w:val="24"/>
         </w:rPr>
       </w:r>
-      <w:r/>
+      <w:r>
+        <w:rPr>
+          <w:highlight w:val="none"/>
+        </w:rPr>
+      </w:r>
     </w:p>
     <w:p>
       <w:pPr>
@@ -2476,7 +2388,111 @@
           </mc:Fallback>
         </mc:AlternateContent>
       </w:r>
+      <w:r>
+        <w:rPr>
+          <w:highlight w:val="none"/>
+        </w:rPr>
+      </w:r>
+      <w:r>
+        <w:rPr>
+          <w:rFonts w:ascii="Times New Roman" w:hAnsi="Times New Roman" w:eastAsia="Times New Roman" w:cs="Times New Roman"/>
+          <w:sz w:val="24"/>
+          <w:szCs w:val="24"/>
+        </w:rPr>
+      </w:r>
+    </w:p>
+    <w:p>
+      <w:pPr>
+        <w:pBdr>
+          <w:top w:val="none" w:color="000000" w:sz="4" w:space="0"/>
+          <w:left w:val="none" w:color="000000" w:sz="4" w:space="0"/>
+          <w:bottom w:val="none" w:color="000000" w:sz="4" w:space="0"/>
+          <w:right w:val="none" w:color="000000" w:sz="4" w:space="0"/>
+        </w:pBdr>
+        <w:spacing/>
+        <w:ind w:right="0" w:firstLine="0" w:left="0"/>
+        <w:rPr/>
+      </w:pPr>
+      <w:r>
+        <w:t xml:space="preserve"> </w:t>
+      </w:r>
       <w:r/>
+    </w:p>
+    <w:p>
+      <w:pPr>
+        <w:pStyle w:val="828"/>
+        <w:pBdr/>
+        <w:spacing/>
+        <w:ind/>
+        <w:rPr/>
+      </w:pPr>
+      <w:r>
+        <w:t xml:space="preserve">Paso 3: Convertir Clientes Potenciales en Contactos y Crear Cuentas Asociadas </w:t>
+      </w:r>
+      <w:r/>
+    </w:p>
+    <w:p>
+      <w:pPr>
+        <w:pBdr>
+          <w:top w:val="none" w:color="000000" w:sz="4" w:space="0"/>
+          <w:left w:val="none" w:color="000000" w:sz="4" w:space="0"/>
+          <w:bottom w:val="none" w:color="000000" w:sz="4" w:space="0"/>
+          <w:right w:val="none" w:color="000000" w:sz="4" w:space="0"/>
+        </w:pBdr>
+        <w:spacing/>
+        <w:ind w:right="0" w:firstLine="0" w:left="0"/>
+        <w:rPr/>
+      </w:pPr>
+      <w:r>
+        <w:t xml:space="preserve"> </w:t>
+      </w:r>
+      <w:r/>
+    </w:p>
+    <w:p>
+      <w:pPr>
+        <w:pBdr>
+          <w:top w:val="none" w:color="000000" w:sz="4" w:space="0"/>
+          <w:left w:val="none" w:color="000000" w:sz="4" w:space="0"/>
+          <w:bottom w:val="none" w:color="000000" w:sz="4" w:space="0"/>
+          <w:right w:val="none" w:color="000000" w:sz="4" w:space="0"/>
+        </w:pBdr>
+        <w:spacing/>
+        <w:ind w:right="0" w:firstLine="0" w:left="0"/>
+        <w:rPr>
+          <w:highlight w:val="none"/>
+        </w:rPr>
+      </w:pPr>
+      <w:r>
+        <w:t xml:space="preserve">1. Concluye la llamada programada con María García. </w:t>
+      </w:r>
+      <w:r>
+        <w:rPr>
+          <w:rFonts w:ascii="Times New Roman" w:hAnsi="Times New Roman" w:eastAsia="Times New Roman" w:cs="Times New Roman"/>
+          <w:sz w:val="24"/>
+        </w:rPr>
+      </w:r>
+      <w:r>
+        <w:rPr>
+          <w:highlight w:val="none"/>
+        </w:rPr>
+      </w:r>
+    </w:p>
+    <w:p>
+      <w:pPr>
+        <w:pBdr>
+          <w:top w:val="none" w:color="000000" w:sz="4" w:space="0"/>
+          <w:left w:val="none" w:color="000000" w:sz="4" w:space="0"/>
+          <w:bottom w:val="none" w:color="000000" w:sz="4" w:space="0"/>
+          <w:right w:val="none" w:color="000000" w:sz="4" w:space="0"/>
+        </w:pBdr>
+        <w:spacing/>
+        <w:ind w:right="0" w:firstLine="0" w:left="0"/>
+        <w:rPr>
+          <w:rFonts w:ascii="Times New Roman" w:hAnsi="Times New Roman" w:eastAsia="Times New Roman" w:cs="Times New Roman"/>
+          <w:sz w:val="24"/>
+          <w:szCs w:val="24"/>
+        </w:rPr>
+      </w:pPr>
       <w:r>
         <w:rPr>
           <w:highlight w:val="none"/>
@@ -2489,7 +2505,9 @@
       </w:r>
       <w:r>
         <w:rPr>
-          <w:highlight w:val="none"/>
+          <w:rFonts w:ascii="Times New Roman" w:hAnsi="Times New Roman" w:eastAsia="Times New Roman" w:cs="Times New Roman"/>
+          <w:sz w:val="24"/>
+          <w:szCs w:val="24"/>
         </w:rPr>
       </w:r>
     </w:p>
@@ -2506,7 +2524,7 @@
         <w:rPr/>
       </w:pPr>
       <w:r>
-        <w:t xml:space="preserve"> </w:t>
+        <w:t xml:space="preserve">2. Ve a la pestaña Posibles Clientes y convierte a María García en un contacto y crea </w:t>
       </w:r>
       <w:r/>
     </w:p>
@@ -2523,7 +2541,7 @@
         <w:rPr/>
       </w:pPr>
       <w:r>
-        <w:t xml:space="preserve">Paso 3: Convertir Clientes Potenciales en Contactos y Crear Cuentas Asociadas </w:t>
+        <w:t xml:space="preserve">una cuenta asociada llamada </w:t>
       </w:r>
       <w:r/>
     </w:p>
@@ -2537,67 +2555,17 @@
         </w:pBdr>
         <w:spacing/>
         <w:ind w:right="0" w:firstLine="0" w:left="0"/>
-        <w:rPr/>
-      </w:pPr>
-      <w:r>
-        <w:t xml:space="preserve"> </w:t>
-      </w:r>
-      <w:r/>
-    </w:p>
-    <w:p>
-      <w:pPr>
-        <w:pBdr>
-          <w:top w:val="none" w:color="000000" w:sz="4" w:space="0"/>
-          <w:left w:val="none" w:color="000000" w:sz="4" w:space="0"/>
-          <w:bottom w:val="none" w:color="000000" w:sz="4" w:space="0"/>
-          <w:right w:val="none" w:color="000000" w:sz="4" w:space="0"/>
-        </w:pBdr>
-        <w:spacing/>
-        <w:ind w:right="0" w:firstLine="0" w:left="0"/>
         <w:rPr>
           <w:highlight w:val="none"/>
         </w:rPr>
       </w:pPr>
       <w:r>
-        <w:t xml:space="preserve">1. Concluye la llamada programada con María García. </w:t>
+        <w:t xml:space="preserve">Empresa Innovadora S.L. </w:t>
       </w:r>
       <w:r>
         <w:rPr>
           <w:rFonts w:ascii="Times New Roman" w:hAnsi="Times New Roman" w:eastAsia="Times New Roman" w:cs="Times New Roman"/>
           <w:sz w:val="24"/>
-        </w:rPr>
-      </w:r>
-    </w:p>
-    <w:p>
-      <w:pPr>
-        <w:pBdr>
-          <w:top w:val="none" w:color="000000" w:sz="4" w:space="0"/>
-          <w:left w:val="none" w:color="000000" w:sz="4" w:space="0"/>
-          <w:bottom w:val="none" w:color="000000" w:sz="4" w:space="0"/>
-          <w:right w:val="none" w:color="000000" w:sz="4" w:space="0"/>
-        </w:pBdr>
-        <w:spacing/>
-        <w:ind w:right="0" w:firstLine="0" w:left="0"/>
-        <w:rPr>
-          <w:rFonts w:ascii="Times New Roman" w:hAnsi="Times New Roman" w:eastAsia="Times New Roman" w:cs="Times New Roman"/>
-          <w:sz w:val="24"/>
-          <w:szCs w:val="24"/>
-        </w:rPr>
-      </w:pPr>
-      <w:r>
-        <w:rPr>
-          <w:highlight w:val="none"/>
-        </w:rPr>
-      </w:r>
-      <w:r/>
-      <w:r>
-        <w:rPr>
-          <w:highlight w:val="none"/>
-        </w:rPr>
-      </w:r>
-      <w:r>
-        <w:rPr>
-          <w:highlight w:val="none"/>
         </w:rPr>
       </w:r>
       <w:r>
@@ -2616,64 +2584,6 @@
         </w:pBdr>
         <w:spacing/>
         <w:ind w:right="0" w:firstLine="0" w:left="0"/>
-        <w:rPr/>
-      </w:pPr>
-      <w:r>
-        <w:t xml:space="preserve">2. Ve a la pestaña Posibles Clientes y convierte a María García en un contacto y crea </w:t>
-      </w:r>
-      <w:r/>
-    </w:p>
-    <w:p>
-      <w:pPr>
-        <w:pBdr>
-          <w:top w:val="none" w:color="000000" w:sz="4" w:space="0"/>
-          <w:left w:val="none" w:color="000000" w:sz="4" w:space="0"/>
-          <w:bottom w:val="none" w:color="000000" w:sz="4" w:space="0"/>
-          <w:right w:val="none" w:color="000000" w:sz="4" w:space="0"/>
-        </w:pBdr>
-        <w:spacing/>
-        <w:ind w:right="0" w:firstLine="0" w:left="0"/>
-        <w:rPr/>
-      </w:pPr>
-      <w:r>
-        <w:t xml:space="preserve">una cuenta asociada llamada </w:t>
-      </w:r>
-      <w:r/>
-    </w:p>
-    <w:p>
-      <w:pPr>
-        <w:pBdr>
-          <w:top w:val="none" w:color="000000" w:sz="4" w:space="0"/>
-          <w:left w:val="none" w:color="000000" w:sz="4" w:space="0"/>
-          <w:bottom w:val="none" w:color="000000" w:sz="4" w:space="0"/>
-          <w:right w:val="none" w:color="000000" w:sz="4" w:space="0"/>
-        </w:pBdr>
-        <w:spacing/>
-        <w:ind w:right="0" w:firstLine="0" w:left="0"/>
-        <w:rPr>
-          <w:highlight w:val="none"/>
-        </w:rPr>
-      </w:pPr>
-      <w:r>
-        <w:t xml:space="preserve">Empresa Innovadora S.L. </w:t>
-      </w:r>
-      <w:r>
-        <w:rPr>
-          <w:rFonts w:ascii="Times New Roman" w:hAnsi="Times New Roman" w:eastAsia="Times New Roman" w:cs="Times New Roman"/>
-          <w:sz w:val="24"/>
-        </w:rPr>
-      </w:r>
-    </w:p>
-    <w:p>
-      <w:pPr>
-        <w:pBdr>
-          <w:top w:val="none" w:color="000000" w:sz="4" w:space="0"/>
-          <w:left w:val="none" w:color="000000" w:sz="4" w:space="0"/>
-          <w:bottom w:val="none" w:color="000000" w:sz="4" w:space="0"/>
-          <w:right w:val="none" w:color="000000" w:sz="4" w:space="0"/>
-        </w:pBdr>
-        <w:spacing/>
-        <w:ind w:right="0" w:firstLine="0" w:left="0"/>
         <w:rPr>
           <w:rFonts w:ascii="Times New Roman" w:hAnsi="Times New Roman" w:eastAsia="Times New Roman" w:cs="Times New Roman"/>
           <w:b/>
@@ -2682,14 +2592,6 @@
           <w:szCs w:val="24"/>
         </w:rPr>
       </w:pPr>
-      <w:r>
-        <w:rPr>
-          <w:b/>
-          <w:bCs/>
-          <w:highlight w:val="none"/>
-        </w:rPr>
-      </w:r>
-      <w:r/>
       <w:r>
         <w:rPr>
           <w:b/>
@@ -2699,7 +2601,11 @@
       </w:r>
       <w:r>
         <w:rPr>
-          <w:highlight w:val="none"/>
+          <w:rFonts w:ascii="Times New Roman" w:hAnsi="Times New Roman" w:eastAsia="Times New Roman" w:cs="Times New Roman"/>
+          <w:b/>
+          <w:bCs/>
+          <w:sz w:val="24"/>
+          <w:szCs w:val="24"/>
         </w:rPr>
       </w:r>
       <w:r>
@@ -2745,6 +2651,318 @@
       </w:pPr>
       <w:r>
         <w:t xml:space="preserve">Tipo de Cuenta, Sector, Ingresos anuales y Empleados. </w:t>
+      </w:r>
+      <w:r/>
+      <w:r>
+        <w:rPr>
+          <w:rFonts w:ascii="Times New Roman" w:hAnsi="Times New Roman" w:eastAsia="Times New Roman" w:cs="Times New Roman"/>
+          <w:sz w:val="24"/>
+        </w:rPr>
+      </w:r>
+      <w:r>
+        <w:rPr>
+          <w:highlight w:val="none"/>
+        </w:rPr>
+      </w:r>
+    </w:p>
+    <w:p>
+      <w:pPr>
+        <w:pBdr>
+          <w:top w:val="none" w:color="000000" w:sz="4" w:space="0"/>
+          <w:left w:val="none" w:color="000000" w:sz="4" w:space="0"/>
+          <w:bottom w:val="none" w:color="000000" w:sz="4" w:space="0"/>
+          <w:right w:val="none" w:color="000000" w:sz="4" w:space="0"/>
+        </w:pBdr>
+        <w:spacing/>
+        <w:ind w:right="0" w:firstLine="0" w:left="0"/>
+        <w:rPr>
+          <w:rFonts w:ascii="Times New Roman" w:hAnsi="Times New Roman" w:eastAsia="Times New Roman" w:cs="Times New Roman"/>
+          <w:sz w:val="24"/>
+          <w:szCs w:val="24"/>
+        </w:rPr>
+      </w:pPr>
+      <w:r>
+        <w:rPr>
+          <w:highlight w:val="none"/>
+        </w:rPr>
+      </w:r>
+      <w:r>
+        <w:rPr>
+          <w:highlight w:val="none"/>
+        </w:rPr>
+      </w:r>
+      <w:r>
+        <w:rPr>
+          <w:rFonts w:ascii="Times New Roman" w:hAnsi="Times New Roman" w:eastAsia="Times New Roman" w:cs="Times New Roman"/>
+          <w:sz w:val="24"/>
+          <w:szCs w:val="24"/>
+        </w:rPr>
+      </w:r>
+    </w:p>
+    <w:p>
+      <w:pPr>
+        <w:pBdr>
+          <w:top w:val="none" w:color="000000" w:sz="4" w:space="0"/>
+          <w:left w:val="none" w:color="000000" w:sz="4" w:space="0"/>
+          <w:bottom w:val="none" w:color="000000" w:sz="4" w:space="0"/>
+          <w:right w:val="none" w:color="000000" w:sz="4" w:space="0"/>
+        </w:pBdr>
+        <w:spacing/>
+        <w:ind w:right="0" w:firstLine="0" w:left="0"/>
+        <w:rPr>
+          <w:highlight w:val="none"/>
+        </w:rPr>
+      </w:pPr>
+      <w:r>
+        <w:t xml:space="preserve">4. Concluye la tarea de enviar el correo electrónico a Pablo Martínez. </w:t>
+      </w:r>
+      <w:r>
+        <w:rPr>
+          <w:rFonts w:ascii="Times New Roman" w:hAnsi="Times New Roman" w:eastAsia="Times New Roman" w:cs="Times New Roman"/>
+          <w:sz w:val="24"/>
+        </w:rPr>
+      </w:r>
+      <w:r>
+        <w:rPr>
+          <w:highlight w:val="none"/>
+        </w:rPr>
+      </w:r>
+    </w:p>
+    <w:p>
+      <w:pPr>
+        <w:pBdr>
+          <w:top w:val="none" w:color="000000" w:sz="4" w:space="0"/>
+          <w:left w:val="none" w:color="000000" w:sz="4" w:space="0"/>
+          <w:bottom w:val="none" w:color="000000" w:sz="4" w:space="0"/>
+          <w:right w:val="none" w:color="000000" w:sz="4" w:space="0"/>
+        </w:pBdr>
+        <w:spacing/>
+        <w:ind w:right="0" w:firstLine="0" w:left="0"/>
+        <w:rPr>
+          <w:rFonts w:ascii="Times New Roman" w:hAnsi="Times New Roman" w:eastAsia="Times New Roman" w:cs="Times New Roman"/>
+          <w:sz w:val="24"/>
+          <w:szCs w:val="24"/>
+        </w:rPr>
+      </w:pPr>
+      <w:r>
+        <w:rPr>
+          <w:highlight w:val="none"/>
+        </w:rPr>
+      </w:r>
+      <w:r>
+        <w:rPr>
+          <w:highlight w:val="none"/>
+        </w:rPr>
+      </w:r>
+      <w:r>
+        <w:rPr>
+          <w:rFonts w:ascii="Times New Roman" w:hAnsi="Times New Roman" w:eastAsia="Times New Roman" w:cs="Times New Roman"/>
+          <w:sz w:val="24"/>
+          <w:szCs w:val="24"/>
+        </w:rPr>
+      </w:r>
+    </w:p>
+    <w:p>
+      <w:pPr>
+        <w:pBdr>
+          <w:top w:val="none" w:color="000000" w:sz="4" w:space="0"/>
+          <w:left w:val="none" w:color="000000" w:sz="4" w:space="0"/>
+          <w:bottom w:val="none" w:color="000000" w:sz="4" w:space="0"/>
+          <w:right w:val="none" w:color="000000" w:sz="4" w:space="0"/>
+        </w:pBdr>
+        <w:spacing/>
+        <w:ind w:right="0" w:firstLine="0" w:left="0"/>
+        <w:rPr/>
+      </w:pPr>
+      <w:r>
+        <w:t xml:space="preserve">5. Ve a la pestaña Posibles Clientes y convierte a Pablo Martínez en un contacto y crea </w:t>
+      </w:r>
+      <w:r/>
+    </w:p>
+    <w:p>
+      <w:pPr>
+        <w:pBdr>
+          <w:top w:val="none" w:color="000000" w:sz="4" w:space="0"/>
+          <w:left w:val="none" w:color="000000" w:sz="4" w:space="0"/>
+          <w:bottom w:val="none" w:color="000000" w:sz="4" w:space="0"/>
+          <w:right w:val="none" w:color="000000" w:sz="4" w:space="0"/>
+        </w:pBdr>
+        <w:spacing/>
+        <w:ind w:right="0" w:firstLine="0" w:left="0"/>
+        <w:rPr/>
+      </w:pPr>
+      <w:r>
+        <w:t xml:space="preserve">una cuenta asociada llamada </w:t>
+      </w:r>
+      <w:r/>
+    </w:p>
+    <w:p>
+      <w:pPr>
+        <w:pBdr>
+          <w:top w:val="none" w:color="000000" w:sz="4" w:space="0"/>
+          <w:left w:val="none" w:color="000000" w:sz="4" w:space="0"/>
+          <w:bottom w:val="none" w:color="000000" w:sz="4" w:space="0"/>
+          <w:right w:val="none" w:color="000000" w:sz="4" w:space="0"/>
+        </w:pBdr>
+        <w:spacing/>
+        <w:ind w:right="0" w:firstLine="0" w:left="0"/>
+        <w:rPr/>
+      </w:pPr>
+      <w:r>
+        <w:t xml:space="preserve">Grupo Martínez S.A. </w:t>
+      </w:r>
+      <w:r/>
+    </w:p>
+    <w:p>
+      <w:pPr>
+        <w:pBdr>
+          <w:top w:val="none" w:color="000000" w:sz="4" w:space="0"/>
+          <w:left w:val="none" w:color="000000" w:sz="4" w:space="0"/>
+          <w:bottom w:val="none" w:color="000000" w:sz="4" w:space="0"/>
+          <w:right w:val="none" w:color="000000" w:sz="4" w:space="0"/>
+        </w:pBdr>
+        <w:spacing/>
+        <w:ind w:right="0" w:firstLine="0" w:left="0"/>
+        <w:rPr/>
+      </w:pPr>
+      <w:r>
+        <w:t xml:space="preserve">6. Añade algún dato más a la cuenta. Rellena con los valores que quieras los campos </w:t>
+      </w:r>
+      <w:r/>
+    </w:p>
+    <w:p>
+      <w:pPr>
+        <w:pBdr>
+          <w:top w:val="none" w:color="000000" w:sz="4" w:space="0"/>
+          <w:left w:val="none" w:color="000000" w:sz="4" w:space="0"/>
+          <w:bottom w:val="none" w:color="000000" w:sz="4" w:space="0"/>
+          <w:right w:val="none" w:color="000000" w:sz="4" w:space="0"/>
+        </w:pBdr>
+        <w:spacing/>
+        <w:ind w:right="0" w:firstLine="0" w:left="0"/>
+        <w:rPr/>
+      </w:pPr>
+      <w:r>
+        <w:t xml:space="preserve">Tipo de Cuenta, Sector, Ingresos anuales y Empleados.</w:t>
+      </w:r>
+      <w:r/>
+    </w:p>
+    <w:p>
+      <w:pPr>
+        <w:pBdr>
+          <w:top w:val="none" w:color="000000" w:sz="4" w:space="0"/>
+          <w:left w:val="none" w:color="000000" w:sz="4" w:space="0"/>
+          <w:bottom w:val="none" w:color="000000" w:sz="4" w:space="0"/>
+          <w:right w:val="none" w:color="000000" w:sz="4" w:space="0"/>
+        </w:pBdr>
+        <w:spacing/>
+        <w:ind w:right="0" w:firstLine="0" w:left="0"/>
+        <w:rPr/>
+      </w:pPr>
+      <w:r>
+        <w:t xml:space="preserve"> </w:t>
+      </w:r>
+      <w:r/>
+    </w:p>
+    <w:p>
+      <w:pPr>
+        <w:pBdr>
+          <w:top w:val="none" w:color="000000" w:sz="4" w:space="0"/>
+          <w:left w:val="none" w:color="000000" w:sz="4" w:space="0"/>
+          <w:bottom w:val="none" w:color="000000" w:sz="4" w:space="0"/>
+          <w:right w:val="none" w:color="000000" w:sz="4" w:space="0"/>
+        </w:pBdr>
+        <w:spacing/>
+        <w:ind w:right="0" w:firstLine="0" w:left="0"/>
+        <w:rPr/>
+      </w:pPr>
+      <w:r>
+        <w:t xml:space="preserve">7. Realiza capturas de pantalla donde se muestre los detalles de las dos tareas </w:t>
+      </w:r>
+      <w:r/>
+    </w:p>
+    <w:p>
+      <w:pPr>
+        <w:pBdr>
+          <w:top w:val="none" w:color="000000" w:sz="4" w:space="0"/>
+          <w:left w:val="none" w:color="000000" w:sz="4" w:space="0"/>
+          <w:bottom w:val="none" w:color="000000" w:sz="4" w:space="0"/>
+          <w:right w:val="none" w:color="000000" w:sz="4" w:space="0"/>
+        </w:pBdr>
+        <w:spacing/>
+        <w:ind w:right="0" w:firstLine="0" w:left="0"/>
+        <w:rPr/>
+      </w:pPr>
+      <w:r>
+        <w:t xml:space="preserve">completadas, la lista actualizada de posibles clientes, la lista actualizada de </w:t>
+      </w:r>
+      <w:r/>
+    </w:p>
+    <w:p>
+      <w:pPr>
+        <w:pBdr>
+          <w:top w:val="none" w:color="000000" w:sz="4" w:space="0"/>
+          <w:left w:val="none" w:color="000000" w:sz="4" w:space="0"/>
+          <w:bottom w:val="none" w:color="000000" w:sz="4" w:space="0"/>
+          <w:right w:val="none" w:color="000000" w:sz="4" w:space="0"/>
+        </w:pBdr>
+        <w:spacing/>
+        <w:ind w:right="0" w:firstLine="0" w:left="0"/>
+        <w:rPr/>
+      </w:pPr>
+      <w:r>
+        <w:t xml:space="preserve">contactos y las dos nuevas cuentas. Incluye tantas capturas como consideres </w:t>
+      </w:r>
+      <w:r/>
+    </w:p>
+    <w:p>
+      <w:pPr>
+        <w:pBdr>
+          <w:top w:val="none" w:color="000000" w:sz="4" w:space="0"/>
+          <w:left w:val="none" w:color="000000" w:sz="4" w:space="0"/>
+          <w:bottom w:val="none" w:color="000000" w:sz="4" w:space="0"/>
+          <w:right w:val="none" w:color="000000" w:sz="4" w:space="0"/>
+        </w:pBdr>
+        <w:spacing/>
+        <w:ind w:right="0" w:firstLine="0" w:left="0"/>
+        <w:rPr/>
+      </w:pPr>
+      <w:r>
+        <w:t xml:space="preserve">necesarias para documentar que se han llevado a cabo todos los puntos anteriores. </w:t>
+      </w:r>
+      <w:r/>
+    </w:p>
+    <w:p>
+      <w:pPr>
+        <w:pBdr>
+          <w:top w:val="none" w:color="000000" w:sz="4" w:space="0"/>
+          <w:left w:val="none" w:color="000000" w:sz="4" w:space="0"/>
+          <w:bottom w:val="none" w:color="000000" w:sz="4" w:space="0"/>
+          <w:right w:val="none" w:color="000000" w:sz="4" w:space="0"/>
+        </w:pBdr>
+        <w:spacing/>
+        <w:ind w:right="0" w:firstLine="0" w:left="0"/>
+        <w:rPr/>
+      </w:pPr>
+      <w:r>
+        <w:t xml:space="preserve">(Esto será lo que se evaluará)</w:t>
+      </w:r>
+      <w:r/>
+    </w:p>
+    <w:p>
+      <w:pPr>
+        <w:pBdr>
+          <w:top w:val="none" w:color="000000" w:sz="4" w:space="0"/>
+          <w:left w:val="none" w:color="000000" w:sz="4" w:space="0"/>
+          <w:bottom w:val="none" w:color="000000" w:sz="4" w:space="0"/>
+          <w:right w:val="none" w:color="000000" w:sz="4" w:space="0"/>
+        </w:pBdr>
+        <w:spacing/>
+        <w:ind w:right="0" w:firstLine="0" w:left="0"/>
+        <w:rPr/>
+      </w:pPr>
+      <w:r>
+        <w:t xml:space="preserve"> </w:t>
       </w:r>
       <w:r>
         <mc:AlternateContent>
@@ -2761,7 +2979,7 @@
                   <a:graphicData uri="http://schemas.openxmlformats.org/drawingml/2006/picture">
                     <pic:pic xmlns:pic="http://schemas.openxmlformats.org/drawingml/2006/picture">
                       <pic:nvPicPr>
-                        <pic:cNvPr id="1035143230" name=""/>
+                        <pic:cNvPr id="1027200929" name=""/>
                         <pic:cNvPicPr>
                           <a:picLocks noChangeAspect="1"/>
                         </pic:cNvPicPr>
@@ -2774,7 +2992,7 @@
                       <pic:spPr bwMode="auto">
                         <a:xfrm>
                           <a:off x="0" y="0"/>
-                          <a:ext cx="5940424" cy="593296"/>
+                          <a:ext cx="5940423" cy="593295"/>
                         </a:xfrm>
                         <a:prstGeom prst="rect">
                           <a:avLst/>
@@ -2816,12 +3034,7 @@
         </mc:AlternateContent>
       </w:r>
       <w:r/>
-      <w:r>
-        <w:rPr>
-          <w:rFonts w:ascii="Times New Roman" w:hAnsi="Times New Roman" w:eastAsia="Times New Roman" w:cs="Times New Roman"/>
-          <w:sz w:val="24"/>
-        </w:rPr>
-      </w:r>
+      <w:r/>
     </w:p>
     <w:p>
       <w:pPr>
@@ -2834,329 +3047,12 @@
         <w:spacing/>
         <w:ind w:right="0" w:firstLine="0" w:left="0"/>
         <w:rPr>
-          <w:rFonts w:ascii="Times New Roman" w:hAnsi="Times New Roman" w:eastAsia="Times New Roman" w:cs="Times New Roman"/>
-          <w:sz w:val="24"/>
-          <w:szCs w:val="24"/>
-        </w:rPr>
-      </w:pPr>
-      <w:r>
-        <w:rPr>
           <w:highlight w:val="none"/>
         </w:rPr>
-      </w:r>
-      <w:r>
-        <w:rPr>
-          <w:highlight w:val="none"/>
-        </w:rPr>
-      </w:r>
-      <w:r/>
-      <w:r>
-        <w:rPr>
-          <w:highlight w:val="none"/>
-        </w:rPr>
-      </w:r>
-      <w:r/>
-      <w:r>
-        <w:rPr>
-          <w:highlight w:val="none"/>
-        </w:rPr>
-      </w:r>
-      <w:r>
-        <w:rPr>
-          <w:highlight w:val="none"/>
-        </w:rPr>
-      </w:r>
-    </w:p>
-    <w:p>
-      <w:pPr>
-        <w:pBdr>
-          <w:top w:val="none" w:color="000000" w:sz="4" w:space="0"/>
-          <w:left w:val="none" w:color="000000" w:sz="4" w:space="0"/>
-          <w:bottom w:val="none" w:color="000000" w:sz="4" w:space="0"/>
-          <w:right w:val="none" w:color="000000" w:sz="4" w:space="0"/>
-        </w:pBdr>
-        <w:spacing/>
-        <w:ind w:right="0" w:firstLine="0" w:left="0"/>
-        <w:rPr>
-          <w:highlight w:val="none"/>
-        </w:rPr>
-      </w:pPr>
-      <w:r>
-        <w:t xml:space="preserve">4. Concluye la tarea de enviar el correo electrónico a Pablo Martínez. </w:t>
-      </w:r>
-      <w:r/>
-      <w:r>
-        <w:rPr>
-          <w:rFonts w:ascii="Times New Roman" w:hAnsi="Times New Roman" w:eastAsia="Times New Roman" w:cs="Times New Roman"/>
-          <w:sz w:val="24"/>
-        </w:rPr>
-      </w:r>
-    </w:p>
-    <w:p>
-      <w:pPr>
-        <w:pBdr>
-          <w:top w:val="none" w:color="000000" w:sz="4" w:space="0"/>
-          <w:left w:val="none" w:color="000000" w:sz="4" w:space="0"/>
-          <w:bottom w:val="none" w:color="000000" w:sz="4" w:space="0"/>
-          <w:right w:val="none" w:color="000000" w:sz="4" w:space="0"/>
-        </w:pBdr>
-        <w:spacing/>
-        <w:ind w:right="0" w:firstLine="0" w:left="0"/>
-        <w:rPr>
-          <w:rFonts w:ascii="Times New Roman" w:hAnsi="Times New Roman" w:eastAsia="Times New Roman" w:cs="Times New Roman"/>
-          <w:sz w:val="24"/>
-          <w:szCs w:val="24"/>
-        </w:rPr>
-      </w:pPr>
-      <w:r>
-        <w:rPr>
-          <w:highlight w:val="none"/>
-        </w:rPr>
-      </w:r>
-      <w:r/>
-      <w:r>
-        <w:rPr>
-          <w:highlight w:val="none"/>
-        </w:rPr>
-      </w:r>
-      <w:r>
-        <w:rPr>
-          <w:highlight w:val="none"/>
-        </w:rPr>
-      </w:r>
-      <w:r>
-        <w:rPr>
-          <w:highlight w:val="none"/>
-        </w:rPr>
-      </w:r>
-    </w:p>
-    <w:p>
-      <w:pPr>
-        <w:pBdr>
-          <w:top w:val="none" w:color="000000" w:sz="4" w:space="0"/>
-          <w:left w:val="none" w:color="000000" w:sz="4" w:space="0"/>
-          <w:bottom w:val="none" w:color="000000" w:sz="4" w:space="0"/>
-          <w:right w:val="none" w:color="000000" w:sz="4" w:space="0"/>
-        </w:pBdr>
-        <w:spacing/>
-        <w:ind w:right="0" w:firstLine="0" w:left="0"/>
-        <w:rPr/>
-      </w:pPr>
-      <w:r>
-        <w:t xml:space="preserve">5. Ve a la pestaña Posibles Clientes y convierte a Pablo Martínez en un contacto y crea </w:t>
-      </w:r>
-      <w:r/>
-    </w:p>
-    <w:p>
-      <w:pPr>
-        <w:pBdr>
-          <w:top w:val="none" w:color="000000" w:sz="4" w:space="0"/>
-          <w:left w:val="none" w:color="000000" w:sz="4" w:space="0"/>
-          <w:bottom w:val="none" w:color="000000" w:sz="4" w:space="0"/>
-          <w:right w:val="none" w:color="000000" w:sz="4" w:space="0"/>
-        </w:pBdr>
-        <w:spacing/>
-        <w:ind w:right="0" w:firstLine="0" w:left="0"/>
-        <w:rPr/>
-      </w:pPr>
-      <w:r>
-        <w:t xml:space="preserve">una cuenta asociada llamada </w:t>
-      </w:r>
-      <w:r/>
-    </w:p>
-    <w:p>
-      <w:pPr>
-        <w:pBdr>
-          <w:top w:val="none" w:color="000000" w:sz="4" w:space="0"/>
-          <w:left w:val="none" w:color="000000" w:sz="4" w:space="0"/>
-          <w:bottom w:val="none" w:color="000000" w:sz="4" w:space="0"/>
-          <w:right w:val="none" w:color="000000" w:sz="4" w:space="0"/>
-        </w:pBdr>
-        <w:spacing/>
-        <w:ind w:right="0" w:firstLine="0" w:left="0"/>
-        <w:rPr/>
-      </w:pPr>
-      <w:r>
-        <w:t xml:space="preserve">Grupo Martínez S.A. </w:t>
-      </w:r>
-      <w:r/>
-    </w:p>
-    <w:p>
-      <w:pPr>
-        <w:pBdr>
-          <w:top w:val="none" w:color="000000" w:sz="4" w:space="0"/>
-          <w:left w:val="none" w:color="000000" w:sz="4" w:space="0"/>
-          <w:bottom w:val="none" w:color="000000" w:sz="4" w:space="0"/>
-          <w:right w:val="none" w:color="000000" w:sz="4" w:space="0"/>
-        </w:pBdr>
-        <w:spacing/>
-        <w:ind w:right="0" w:firstLine="0" w:left="0"/>
-        <w:rPr/>
-      </w:pPr>
-      <w:r>
-        <w:t xml:space="preserve">6. Añade algún dato más a la cuenta. Rellena con los valores que quieras los campos </w:t>
-      </w:r>
-      <w:r/>
-    </w:p>
-    <w:p>
-      <w:pPr>
-        <w:pBdr>
-          <w:top w:val="none" w:color="000000" w:sz="4" w:space="0"/>
-          <w:left w:val="none" w:color="000000" w:sz="4" w:space="0"/>
-          <w:bottom w:val="none" w:color="000000" w:sz="4" w:space="0"/>
-          <w:right w:val="none" w:color="000000" w:sz="4" w:space="0"/>
-        </w:pBdr>
-        <w:spacing/>
-        <w:ind w:right="0" w:firstLine="0" w:left="0"/>
-        <w:rPr/>
-      </w:pPr>
-      <w:r>
-        <w:t xml:space="preserve">Tipo de Cuenta, Sector, Ingresos anuales y Empleados.</w:t>
-      </w:r>
-      <w:r/>
-    </w:p>
-    <w:p>
-      <w:pPr>
-        <w:pBdr>
-          <w:top w:val="none" w:color="000000" w:sz="4" w:space="0"/>
-          <w:left w:val="none" w:color="000000" w:sz="4" w:space="0"/>
-          <w:bottom w:val="none" w:color="000000" w:sz="4" w:space="0"/>
-          <w:right w:val="none" w:color="000000" w:sz="4" w:space="0"/>
-        </w:pBdr>
-        <w:spacing/>
-        <w:ind w:right="0" w:firstLine="0" w:left="0"/>
-        <w:rPr/>
       </w:pPr>
       <w:r>
         <w:t xml:space="preserve"> </w:t>
       </w:r>
-      <w:r/>
-    </w:p>
-    <w:p>
-      <w:pPr>
-        <w:pBdr>
-          <w:top w:val="none" w:color="000000" w:sz="4" w:space="0"/>
-          <w:left w:val="none" w:color="000000" w:sz="4" w:space="0"/>
-          <w:bottom w:val="none" w:color="000000" w:sz="4" w:space="0"/>
-          <w:right w:val="none" w:color="000000" w:sz="4" w:space="0"/>
-        </w:pBdr>
-        <w:spacing/>
-        <w:ind w:right="0" w:firstLine="0" w:left="0"/>
-        <w:rPr/>
-      </w:pPr>
-      <w:r>
-        <w:t xml:space="preserve">7. Realiza capturas de pantalla donde se muestre los detalles de las dos tareas </w:t>
-      </w:r>
-      <w:r/>
-    </w:p>
-    <w:p>
-      <w:pPr>
-        <w:pBdr>
-          <w:top w:val="none" w:color="000000" w:sz="4" w:space="0"/>
-          <w:left w:val="none" w:color="000000" w:sz="4" w:space="0"/>
-          <w:bottom w:val="none" w:color="000000" w:sz="4" w:space="0"/>
-          <w:right w:val="none" w:color="000000" w:sz="4" w:space="0"/>
-        </w:pBdr>
-        <w:spacing/>
-        <w:ind w:right="0" w:firstLine="0" w:left="0"/>
-        <w:rPr/>
-      </w:pPr>
-      <w:r>
-        <w:t xml:space="preserve">completadas, la lista actualizada de posibles clientes, la lista actualizada de </w:t>
-      </w:r>
-      <w:r/>
-    </w:p>
-    <w:p>
-      <w:pPr>
-        <w:pBdr>
-          <w:top w:val="none" w:color="000000" w:sz="4" w:space="0"/>
-          <w:left w:val="none" w:color="000000" w:sz="4" w:space="0"/>
-          <w:bottom w:val="none" w:color="000000" w:sz="4" w:space="0"/>
-          <w:right w:val="none" w:color="000000" w:sz="4" w:space="0"/>
-        </w:pBdr>
-        <w:spacing/>
-        <w:ind w:right="0" w:firstLine="0" w:left="0"/>
-        <w:rPr/>
-      </w:pPr>
-      <w:r>
-        <w:t xml:space="preserve">contactos y las dos nuevas cuentas. Incluye tantas capturas como consideres </w:t>
-      </w:r>
-      <w:r/>
-    </w:p>
-    <w:p>
-      <w:pPr>
-        <w:pBdr>
-          <w:top w:val="none" w:color="000000" w:sz="4" w:space="0"/>
-          <w:left w:val="none" w:color="000000" w:sz="4" w:space="0"/>
-          <w:bottom w:val="none" w:color="000000" w:sz="4" w:space="0"/>
-          <w:right w:val="none" w:color="000000" w:sz="4" w:space="0"/>
-        </w:pBdr>
-        <w:spacing/>
-        <w:ind w:right="0" w:firstLine="0" w:left="0"/>
-        <w:rPr/>
-      </w:pPr>
-      <w:r>
-        <w:t xml:space="preserve">necesarias para documentar que se han llevado a cabo todos los puntos anteriores. </w:t>
-      </w:r>
-      <w:r/>
-    </w:p>
-    <w:p>
-      <w:pPr>
-        <w:pBdr>
-          <w:top w:val="none" w:color="000000" w:sz="4" w:space="0"/>
-          <w:left w:val="none" w:color="000000" w:sz="4" w:space="0"/>
-          <w:bottom w:val="none" w:color="000000" w:sz="4" w:space="0"/>
-          <w:right w:val="none" w:color="000000" w:sz="4" w:space="0"/>
-        </w:pBdr>
-        <w:spacing/>
-        <w:ind w:right="0" w:firstLine="0" w:left="0"/>
-        <w:rPr/>
-      </w:pPr>
-      <w:r>
-        <w:t xml:space="preserve">(Esto será lo que se evaluará)</w:t>
-      </w:r>
-      <w:r/>
-    </w:p>
-    <w:p>
-      <w:pPr>
-        <w:pBdr>
-          <w:top w:val="none" w:color="000000" w:sz="4" w:space="0"/>
-          <w:left w:val="none" w:color="000000" w:sz="4" w:space="0"/>
-          <w:bottom w:val="none" w:color="000000" w:sz="4" w:space="0"/>
-          <w:right w:val="none" w:color="000000" w:sz="4" w:space="0"/>
-        </w:pBdr>
-        <w:spacing/>
-        <w:ind w:right="0" w:firstLine="0" w:left="0"/>
-        <w:rPr/>
-      </w:pPr>
-      <w:r>
-        <w:t xml:space="preserve"> </w:t>
-      </w:r>
-      <w:r/>
-      <w:r/>
-      <w:r/>
-      <w:r/>
-      <w:r/>
-    </w:p>
-    <w:p>
-      <w:pPr>
-        <w:pBdr>
-          <w:top w:val="none" w:color="000000" w:sz="4" w:space="0"/>
-          <w:left w:val="none" w:color="000000" w:sz="4" w:space="0"/>
-          <w:bottom w:val="none" w:color="000000" w:sz="4" w:space="0"/>
-          <w:right w:val="none" w:color="000000" w:sz="4" w:space="0"/>
-        </w:pBdr>
-        <w:spacing/>
-        <w:ind w:right="0" w:firstLine="0" w:left="0"/>
-        <w:rPr>
-          <w:highlight w:val="none"/>
-        </w:rPr>
-      </w:pPr>
-      <w:r>
-        <w:t xml:space="preserve"> </w:t>
-      </w:r>
-      <w:r/>
-      <w:r/>
       <w:r>
         <mc:AlternateContent>
           <mc:Choice Requires="wpg">
@@ -3226,7 +3122,11 @@
           </mc:Fallback>
         </mc:AlternateContent>
       </w:r>
-      <w:r/>
+      <w:r>
+        <w:rPr>
+          <w:highlight w:val="none"/>
+        </w:rPr>
+      </w:r>
       <w:r>
         <w:rPr>
           <w:highlight w:val="none"/>
@@ -3394,16 +3294,10 @@
           </mc:Fallback>
         </mc:AlternateContent>
       </w:r>
-      <w:r/>
       <w:r>
         <w:rPr>
           <w:b/>
           <w:bCs/>
-          <w:highlight w:val="none"/>
-        </w:rPr>
-      </w:r>
-      <w:r>
-        <w:rPr>
           <w:highlight w:val="none"/>
         </w:rPr>
       </w:r>
@@ -3426,9 +3320,7 @@
         <w:spacing/>
         <w:ind w:right="0" w:firstLine="0" w:left="0"/>
         <w:rPr>
-          <w:rFonts w:ascii="Times New Roman" w:hAnsi="Times New Roman" w:eastAsia="Times New Roman" w:cs="Times New Roman"/>
-          <w:sz w:val="24"/>
-          <w:szCs w:val="24"/>
+          <w:highlight w:val="none"/>
         </w:rPr>
       </w:pPr>
       <w:r>
@@ -3436,13 +3328,6 @@
           <w:highlight w:val="none"/>
         </w:rPr>
       </w:r>
-      <w:r/>
-      <w:r>
-        <w:rPr>
-          <w:highlight w:val="none"/>
-        </w:rPr>
-      </w:r>
-      <w:r/>
       <w:r>
         <mc:AlternateContent>
           <mc:Choice Requires="wpg">
@@ -3511,17 +3396,6 @@
             </w:pict>
           </mc:Fallback>
         </mc:AlternateContent>
-      </w:r>
-      <w:r/>
-      <w:r>
-        <w:rPr>
-          <w:highlight w:val="none"/>
-        </w:rPr>
-      </w:r>
-      <w:r>
-        <w:rPr>
-          <w:highlight w:val="none"/>
-        </w:rPr>
       </w:r>
       <w:r>
         <mc:AlternateContent>
@@ -3594,6 +3468,35 @@
       </w:r>
       <w:r>
         <w:rPr>
+          <w:rFonts w:ascii="Times New Roman" w:hAnsi="Times New Roman" w:eastAsia="Times New Roman" w:cs="Times New Roman"/>
+          <w:sz w:val="24"/>
+          <w:szCs w:val="24"/>
+        </w:rPr>
+      </w:r>
+    </w:p>
+    <w:p>
+      <w:pPr>
+        <w:pBdr>
+          <w:top w:val="none" w:color="000000" w:sz="4" w:space="0"/>
+          <w:left w:val="none" w:color="000000" w:sz="4" w:space="0"/>
+          <w:bottom w:val="none" w:color="000000" w:sz="4" w:space="0"/>
+          <w:right w:val="none" w:color="000000" w:sz="4" w:space="0"/>
+        </w:pBdr>
+        <w:spacing/>
+        <w:ind w:right="0" w:firstLine="0" w:left="0"/>
+        <w:rPr>
+          <w:rFonts w:ascii="Times New Roman" w:hAnsi="Times New Roman" w:eastAsia="Times New Roman" w:cs="Times New Roman"/>
+          <w:sz w:val="24"/>
+          <w:szCs w:val="24"/>
+        </w:rPr>
+      </w:pPr>
+      <w:r>
+        <w:rPr>
+          <w:highlight w:val="none"/>
+        </w:rPr>
+      </w:r>
+      <w:r>
+        <w:rPr>
           <w:highlight w:val="none"/>
         </w:rPr>
       </w:r>
@@ -3605,6 +3508,22 @@
     </w:p>
     <w:p>
       <w:pPr>
+        <w:pStyle w:val="828"/>
+        <w:pBdr/>
+        <w:spacing/>
+        <w:ind/>
+        <w:rPr/>
+      </w:pPr>
+      <w:r>
+        <w:t xml:space="preserve">Paso 4: Establecer Tareas para los Nuevos Contactos </w:t>
+      </w:r>
+      <w:r/>
+      <w:r/>
+      <w:r/>
+      <w:r/>
+    </w:p>
+    <w:p>
+      <w:pPr>
         <w:pBdr>
           <w:top w:val="none" w:color="000000" w:sz="4" w:space="0"/>
           <w:left w:val="none" w:color="000000" w:sz="4" w:space="0"/>
@@ -3616,7 +3535,7 @@
         <w:rPr/>
       </w:pPr>
       <w:r>
-        <w:t xml:space="preserve">Paso 4: Establecer Tareas para los Nuevos Contactos </w:t>
+        <w:t xml:space="preserve">1. Crea una tarea de alta prioridad para mandarle a María García el contrato por correo </w:t>
       </w:r>
       <w:r/>
     </w:p>
@@ -3633,7 +3552,7 @@
         <w:rPr/>
       </w:pPr>
       <w:r>
-        <w:t xml:space="preserve"> </w:t>
+        <w:t xml:space="preserve">electrónico. La descripción será: "Enviar contrato a María García. Fecha límite: el </w:t>
       </w:r>
       <w:r/>
     </w:p>
@@ -3647,11 +3566,14 @@
         </w:pBdr>
         <w:spacing/>
         <w:ind w:right="0" w:firstLine="0" w:left="0"/>
-        <w:rPr/>
+        <w:rPr>
+          <w:highlight w:val="none"/>
+        </w:rPr>
       </w:pPr>
       <w:r>
-        <w:t xml:space="preserve">1. Crea una tarea de alta prioridad para mandarle a María García el contrato por correo </w:t>
+        <w:t xml:space="preserve">lunes 21 de octubre." </w:t>
       </w:r>
+      <w:r/>
       <w:r/>
     </w:p>
     <w:p>
@@ -3667,9 +3589,20 @@
         <w:rPr/>
       </w:pPr>
       <w:r>
-        <w:t xml:space="preserve">electrónico. La descripción será: "Enviar contrato a María García. Fecha límite: el </w:t>
+        <w:rPr>
+          <w:highlight w:val="none"/>
+        </w:rPr>
       </w:r>
-      <w:r/>
+      <w:r>
+        <w:rPr>
+          <w:highlight w:val="none"/>
+        </w:rPr>
+      </w:r>
+      <w:r>
+        <w:rPr>
+          <w:highlight w:val="none"/>
+        </w:rPr>
+      </w:r>
     </w:p>
     <w:p>
       <w:pPr>
@@ -3684,7 +3617,7 @@
         <w:rPr/>
       </w:pPr>
       <w:r>
-        <w:t xml:space="preserve">lunes 21 de octubre." </w:t>
+        <w:t xml:space="preserve">2. Asegúrate que has rellenado correctamente los campos Asunto, Fecha de </w:t>
       </w:r>
       <w:r/>
     </w:p>
@@ -3701,8 +3634,10 @@
         <w:rPr/>
       </w:pPr>
       <w:r>
-        <w:t xml:space="preserve">2. Asegúrate que has rellenado correctamente los campos Asunto, Fecha de </w:t>
+        <w:t xml:space="preserve">vencimiento, Contrato, Cuenta, Prioridad y Descripción.</w:t>
       </w:r>
+      <w:r/>
+      <w:r/>
       <w:r/>
     </w:p>
     <w:p>
@@ -3718,7 +3653,7 @@
         <w:rPr/>
       </w:pPr>
       <w:r>
-        <w:t xml:space="preserve">vencimiento, Contrato, Cuenta, Prioridad y Descripción.</w:t>
+        <w:t xml:space="preserve"> </w:t>
       </w:r>
       <w:r/>
     </w:p>
@@ -3735,7 +3670,7 @@
         <w:rPr/>
       </w:pPr>
       <w:r>
-        <w:t xml:space="preserve"> </w:t>
+        <w:t xml:space="preserve">3. Crea una tarea de alta prioridad para llamar a Pablo Martínez antes del 24/10/2024 </w:t>
       </w:r>
       <w:r/>
     </w:p>
@@ -3752,7 +3687,7 @@
         <w:rPr/>
       </w:pPr>
       <w:r>
-        <w:t xml:space="preserve">3. Crea una tarea de alta prioridad para llamar a Pablo Martínez antes del 24/10/2024 </w:t>
+        <w:t xml:space="preserve">Como descripción: "Programar llamada con Pablo Martínez para discutir detalles </w:t>
       </w:r>
       <w:r/>
     </w:p>
@@ -3769,7 +3704,7 @@
         <w:rPr/>
       </w:pPr>
       <w:r>
-        <w:t xml:space="preserve">Como descripción: "Programar llamada con Pablo Martínez para discutir detalles </w:t>
+        <w:t xml:space="preserve">especíﬁcos del proyecto." </w:t>
       </w:r>
       <w:r/>
     </w:p>
@@ -3786,7 +3721,7 @@
         <w:rPr/>
       </w:pPr>
       <w:r>
-        <w:t xml:space="preserve">especíﬁcos del proyecto." </w:t>
+        <w:t xml:space="preserve">4. Asegúrate que has rellenado correctamente los campos Asunto, Fecha de </w:t>
       </w:r>
       <w:r/>
     </w:p>
@@ -3803,7 +3738,7 @@
         <w:rPr/>
       </w:pPr>
       <w:r>
-        <w:t xml:space="preserve">4. Asegúrate que has rellenado correctamente los campos Asunto, Fecha de </w:t>
+        <w:t xml:space="preserve">vencimiento, Contrato, Cuenta, Prioridad y Descripción.</w:t>
       </w:r>
       <w:r/>
     </w:p>
@@ -3820,8 +3755,12 @@
         <w:rPr/>
       </w:pPr>
       <w:r>
-        <w:t xml:space="preserve">vencimiento, Contrato, Cuenta, Prioridad y Descripción.</w:t>
+        <w:t xml:space="preserve"> </w:t>
       </w:r>
+      <w:r/>
+      <w:r/>
+      <w:r/>
+      <w:r/>
       <w:r/>
     </w:p>
     <w:p>
@@ -3837,7 +3776,7 @@
         <w:rPr/>
       </w:pPr>
       <w:r>
-        <w:t xml:space="preserve"> </w:t>
+        <w:t xml:space="preserve">5. Realiza capturas de pantalla donde se muestre los detalles de las dos tareas. Incluye </w:t>
       </w:r>
       <w:r/>
     </w:p>
@@ -3854,7 +3793,7 @@
         <w:rPr/>
       </w:pPr>
       <w:r>
-        <w:t xml:space="preserve">5. Realiza capturas de pantalla donde se muestre los detalles de las dos tareas. Incluye </w:t>
+        <w:t xml:space="preserve">tantas capturas como consideres necesarias para documentar que se han llevado a </w:t>
       </w:r>
       <w:r/>
     </w:p>
@@ -3871,7 +3810,7 @@
         <w:rPr/>
       </w:pPr>
       <w:r>
-        <w:t xml:space="preserve">tantas capturas como consideres necesarias para documentar que se han llevado a </w:t>
+        <w:t xml:space="preserve">cabo todos los puntos anteriores. (Esto será lo que se evaluará) </w:t>
       </w:r>
       <w:r/>
     </w:p>
@@ -3888,8 +3827,150 @@
         <w:rPr/>
       </w:pPr>
       <w:r>
-        <w:t xml:space="preserve">cabo todos los puntos anteriores. (Esto será lo que se evaluará) </w:t>
+        <w:t xml:space="preserve"> </w:t>
       </w:r>
+      <w:r/>
+      <w:r/>
+      <w:r>
+        <mc:AlternateContent>
+          <mc:Choice Requires="wpg">
+            <w:drawing>
+              <wp:inline xmlns:wp="http://schemas.openxmlformats.org/drawingml/2006/wordprocessingDrawing" distT="0" distB="0" distL="0" distR="0">
+                <wp:extent cx="3835027" cy="4306674"/>
+                <wp:effectExtent l="0" t="0" r="0" b="0"/>
+                <wp:docPr id="18" name=""/>
+                <wp:cNvGraphicFramePr>
+                  <a:graphicFrameLocks xmlns:a="http://schemas.openxmlformats.org/drawingml/2006/main" noChangeAspect="1"/>
+                </wp:cNvGraphicFramePr>
+                <a:graphic xmlns:a="http://schemas.openxmlformats.org/drawingml/2006/main">
+                  <a:graphicData uri="http://schemas.openxmlformats.org/drawingml/2006/picture">
+                    <pic:pic xmlns:pic="http://schemas.openxmlformats.org/drawingml/2006/picture">
+                      <pic:nvPicPr>
+                        <pic:cNvPr id="1017619111" name=""/>
+                        <pic:cNvPicPr>
+                          <a:picLocks noChangeAspect="1"/>
+                        </pic:cNvPicPr>
+                        <pic:nvPr/>
+                      </pic:nvPicPr>
+                      <pic:blipFill rotWithShape="1">
+                        <a:blip r:embed="rId25"/>
+                        <a:stretch/>
+                      </pic:blipFill>
+                      <pic:spPr bwMode="auto">
+                        <a:xfrm flipH="0" flipV="0">
+                          <a:off x="0" y="0"/>
+                          <a:ext cx="3835027" cy="4306673"/>
+                        </a:xfrm>
+                        <a:prstGeom prst="rect">
+                          <a:avLst/>
+                        </a:prstGeom>
+                      </pic:spPr>
+                    </pic:pic>
+                  </a:graphicData>
+                </a:graphic>
+              </wp:inline>
+            </w:drawing>
+          </mc:Choice>
+          <mc:Fallback>
+            <w:pict>
+              <v:shapetype id="_x0000_t75" coordsize="21600,21600" o:spt="75" o:preferrelative="t" path="m@4@5l@4@11@9@11@9@5xe" filled="f" stroked="f">
+                <v:stroke joinstyle="miter"/>
+                <v:formulas>
+                  <v:f eqn="if lineDrawn pixelLineWidth 0"/>
+                  <v:f eqn="sum @0 1 0"/>
+                  <v:f eqn="sum 0 0 @1"/>
+                  <v:f eqn="prod @2 1 2"/>
+                  <v:f eqn="prod @3 21600 pixelWidth"/>
+                  <v:f eqn="prod @3 21600 pixelHeight"/>
+                  <v:f eqn="sum @0 0 1"/>
+                  <v:f eqn="prod @6 1 2"/>
+                  <v:f eqn="prod @7 21600 pixelWidth"/>
+                  <v:f eqn="sum @8 21600 0"/>
+                  <v:f eqn="prod @7 21600 pixelHeight"/>
+                  <v:f eqn="sum @10 21600 0"/>
+                </v:formulas>
+                <v:path o:extrusionok="f" gradientshapeok="t" o:connecttype="rect"/>
+                <o:lock v:ext="edit" aspectratio="t"/>
+              </v:shapetype>
+              <v:shape id="_x0000_i17" o:spid="_x0000_s17" type="#_x0000_t75" style="width:301.97pt;height:339.11pt;mso-wrap-distance-left:0.00pt;mso-wrap-distance-top:0.00pt;mso-wrap-distance-right:0.00pt;mso-wrap-distance-bottom:0.00pt;z-index:1;" stroked="false">
+                <v:imagedata r:id="rId25" o:title=""/>
+                <o:lock v:ext="edit" rotation="t"/>
+              </v:shape>
+            </w:pict>
+          </mc:Fallback>
+        </mc:AlternateContent>
+      </w:r>
+      <w:r>
+        <mc:AlternateContent>
+          <mc:Choice Requires="wpg">
+            <w:drawing>
+              <wp:inline xmlns:wp="http://schemas.openxmlformats.org/drawingml/2006/wordprocessingDrawing" distT="0" distB="0" distL="0" distR="0">
+                <wp:extent cx="3376661" cy="4895310"/>
+                <wp:effectExtent l="0" t="0" r="0" b="0"/>
+                <wp:docPr id="19" name=""/>
+                <wp:cNvGraphicFramePr>
+                  <a:graphicFrameLocks xmlns:a="http://schemas.openxmlformats.org/drawingml/2006/main" noChangeAspect="1"/>
+                </wp:cNvGraphicFramePr>
+                <a:graphic xmlns:a="http://schemas.openxmlformats.org/drawingml/2006/main">
+                  <a:graphicData uri="http://schemas.openxmlformats.org/drawingml/2006/picture">
+                    <pic:pic xmlns:pic="http://schemas.openxmlformats.org/drawingml/2006/picture">
+                      <pic:nvPicPr>
+                        <pic:cNvPr id="163433726" name=""/>
+                        <pic:cNvPicPr>
+                          <a:picLocks noChangeAspect="1"/>
+                        </pic:cNvPicPr>
+                        <pic:nvPr/>
+                      </pic:nvPicPr>
+                      <pic:blipFill rotWithShape="1">
+                        <a:blip r:embed="rId26"/>
+                        <a:stretch/>
+                      </pic:blipFill>
+                      <pic:spPr bwMode="auto">
+                        <a:xfrm flipH="0" flipV="0">
+                          <a:off x="0" y="0"/>
+                          <a:ext cx="3376660" cy="4895309"/>
+                        </a:xfrm>
+                        <a:prstGeom prst="rect">
+                          <a:avLst/>
+                        </a:prstGeom>
+                      </pic:spPr>
+                    </pic:pic>
+                  </a:graphicData>
+                </a:graphic>
+              </wp:inline>
+            </w:drawing>
+          </mc:Choice>
+          <mc:Fallback>
+            <w:pict>
+              <v:shapetype id="_x0000_t75" coordsize="21600,21600" o:spt="75" o:preferrelative="t" path="m@4@5l@4@11@9@11@9@5xe" filled="f" stroked="f">
+                <v:stroke joinstyle="miter"/>
+                <v:formulas>
+                  <v:f eqn="if lineDrawn pixelLineWidth 0"/>
+                  <v:f eqn="sum @0 1 0"/>
+                  <v:f eqn="sum 0 0 @1"/>
+                  <v:f eqn="prod @2 1 2"/>
+                  <v:f eqn="prod @3 21600 pixelWidth"/>
+                  <v:f eqn="prod @3 21600 pixelHeight"/>
+                  <v:f eqn="sum @0 0 1"/>
+                  <v:f eqn="prod @6 1 2"/>
+                  <v:f eqn="prod @7 21600 pixelWidth"/>
+                  <v:f eqn="sum @8 21600 0"/>
+                  <v:f eqn="prod @7 21600 pixelHeight"/>
+                  <v:f eqn="sum @10 21600 0"/>
+                </v:formulas>
+                <v:path o:extrusionok="f" gradientshapeok="t" o:connecttype="rect"/>
+                <o:lock v:ext="edit" aspectratio="t"/>
+              </v:shapetype>
+              <v:shape id="_x0000_i18" o:spid="_x0000_s18" type="#_x0000_t75" style="width:265.88pt;height:385.46pt;mso-wrap-distance-left:0.00pt;mso-wrap-distance-top:0.00pt;mso-wrap-distance-right:0.00pt;mso-wrap-distance-bottom:0.00pt;z-index:1;" stroked="false">
+                <v:imagedata r:id="rId26" o:title=""/>
+                <o:lock v:ext="edit" rotation="t"/>
+              </v:shape>
+            </w:pict>
+          </mc:Fallback>
+        </mc:AlternateContent>
+      </w:r>
+      <w:r/>
+      <w:r/>
       <w:r/>
     </w:p>
     <w:p>
@@ -3904,6 +3985,36 @@
         <w:ind w:right="0" w:firstLine="0" w:left="0"/>
         <w:rPr/>
       </w:pPr>
+      <w:r/>
+      <w:r/>
+      <w:r/>
+      <w:r/>
+    </w:p>
+    <w:p>
+      <w:pPr>
+        <w:pStyle w:val="828"/>
+        <w:pBdr/>
+        <w:spacing/>
+        <w:ind/>
+        <w:rPr/>
+      </w:pPr>
+      <w:r>
+        <w:t xml:space="preserve">Paso 5: Crear Tratos para los Contactos </w:t>
+      </w:r>
+      <w:r/>
+    </w:p>
+    <w:p>
+      <w:pPr>
+        <w:pBdr>
+          <w:top w:val="none" w:color="000000" w:sz="4" w:space="0"/>
+          <w:left w:val="none" w:color="000000" w:sz="4" w:space="0"/>
+          <w:bottom w:val="none" w:color="000000" w:sz="4" w:space="0"/>
+          <w:right w:val="none" w:color="000000" w:sz="4" w:space="0"/>
+        </w:pBdr>
+        <w:spacing/>
+        <w:ind w:right="0" w:firstLine="0" w:left="0"/>
+        <w:rPr/>
+      </w:pPr>
       <w:r>
         <w:t xml:space="preserve"> </w:t>
       </w:r>
@@ -3922,7 +4033,7 @@
         <w:rPr/>
       </w:pPr>
       <w:r>
-        <w:t xml:space="preserve">Paso 5: Crear Tratos para los Contactos </w:t>
+        <w:t xml:space="preserve">1. Concluye la tarea de enviar el contrato a María García. </w:t>
       </w:r>
       <w:r/>
     </w:p>
@@ -3939,7 +4050,7 @@
         <w:rPr/>
       </w:pPr>
       <w:r>
-        <w:t xml:space="preserve"> </w:t>
+        <w:t xml:space="preserve">IES Gabriel García Márquez </w:t>
       </w:r>
       <w:r/>
     </w:p>
@@ -3956,7 +4067,7 @@
         <w:rPr/>
       </w:pPr>
       <w:r>
-        <w:t xml:space="preserve">1. Concluye la tarea de enviar el contrato a María García. </w:t>
+        <w:t xml:space="preserve">Desarrollo de Aplicaciones Multiplataforma </w:t>
       </w:r>
       <w:r/>
     </w:p>
@@ -3973,7 +4084,7 @@
         <w:rPr/>
       </w:pPr>
       <w:r>
-        <w:t xml:space="preserve">IES Gabriel García Márquez </w:t>
+        <w:t xml:space="preserve"> </w:t>
       </w:r>
       <w:r/>
     </w:p>
@@ -3990,7 +4101,7 @@
         <w:rPr/>
       </w:pPr>
       <w:r>
-        <w:t xml:space="preserve">Desarrollo de Aplicaciones Multiplataforma </w:t>
+        <w:t xml:space="preserve">2. Crea un nuevo trato asociado al contacto de María García con el siguiente detalle: </w:t>
       </w:r>
       <w:r/>
     </w:p>
@@ -4007,7 +4118,7 @@
         <w:rPr/>
       </w:pPr>
       <w:r>
-        <w:t xml:space="preserve"> </w:t>
+        <w:t xml:space="preserve">"Trato para el servicio de consultoría. Monto: 12,000 euros. Fase: Propuesta de valor. </w:t>
       </w:r>
       <w:r/>
     </w:p>
@@ -4024,7 +4135,7 @@
         <w:rPr/>
       </w:pPr>
       <w:r>
-        <w:t xml:space="preserve">2. Crea un nuevo trato asociado al contacto de María García con el siguiente detalle: </w:t>
+        <w:t xml:space="preserve">Probabilidad de cierre: 80%. Fecha de cierre esperada: una semana desde el envío </w:t>
       </w:r>
       <w:r/>
     </w:p>
@@ -4041,7 +4152,7 @@
         <w:rPr/>
       </w:pPr>
       <w:r>
-        <w:t xml:space="preserve">"Trato para el servicio de consultoría. Monto: 12,000 euros. Fase: Propuesta de valor. </w:t>
+        <w:t xml:space="preserve">del contrato."</w:t>
       </w:r>
       <w:r/>
     </w:p>
@@ -4058,8 +4169,10 @@
         <w:rPr/>
       </w:pPr>
       <w:r>
-        <w:t xml:space="preserve">Probabilidad de cierre: 80%. Fecha de cierre esperada: una semana desde el envío </w:t>
+        <w:t xml:space="preserve"> </w:t>
       </w:r>
+      <w:r/>
+      <w:r/>
       <w:r/>
     </w:p>
     <w:p>
@@ -4075,7 +4188,7 @@
         <w:rPr/>
       </w:pPr>
       <w:r>
-        <w:t xml:space="preserve">del contrato."</w:t>
+        <w:t xml:space="preserve">3. Concluye la tarea de la llamada con Pablo Martínez. </w:t>
       </w:r>
       <w:r/>
     </w:p>
@@ -4092,7 +4205,7 @@
         <w:rPr/>
       </w:pPr>
       <w:r>
-        <w:t xml:space="preserve"> </w:t>
+        <w:t xml:space="preserve">4. Crea un nuevo trato asociado al contacto de Pablo Martínez con el siguiente detalle: </w:t>
       </w:r>
       <w:r/>
     </w:p>
@@ -4109,7 +4222,7 @@
         <w:rPr/>
       </w:pPr>
       <w:r>
-        <w:t xml:space="preserve">3. Concluye la tarea de la llamada con Pablo Martínez. </w:t>
+        <w:t xml:space="preserve">"Trato para el desarrollo de software. Monto: 15,000 euros. Fase: Necesita análisis. </w:t>
       </w:r>
       <w:r/>
     </w:p>
@@ -4126,7 +4239,7 @@
         <w:rPr/>
       </w:pPr>
       <w:r>
-        <w:t xml:space="preserve">4. Crea un nuevo trato asociado al contacto de Pablo Martínez con el siguiente detalle: </w:t>
+        <w:t xml:space="preserve">Probabilidad de cierre: 75%. Fecha de cierre esperada: dos semanas desde la </w:t>
       </w:r>
       <w:r/>
     </w:p>
@@ -4143,7 +4256,7 @@
         <w:rPr/>
       </w:pPr>
       <w:r>
-        <w:t xml:space="preserve">"Trato para el desarrollo de software. Monto: 15,000 euros. Fase: Necesita análisis. </w:t>
+        <w:t xml:space="preserve">llamada."</w:t>
       </w:r>
       <w:r/>
     </w:p>
@@ -4160,7 +4273,7 @@
         <w:rPr/>
       </w:pPr>
       <w:r>
-        <w:t xml:space="preserve">Probabilidad de cierre: 75%. Fecha de cierre esperada: dos semanas desde la </w:t>
+        <w:t xml:space="preserve"> </w:t>
       </w:r>
       <w:r/>
     </w:p>
@@ -4177,7 +4290,7 @@
         <w:rPr/>
       </w:pPr>
       <w:r>
-        <w:t xml:space="preserve">llamada."</w:t>
+        <w:t xml:space="preserve">5. Mueve el trato de María García a Cerrado ganado. </w:t>
       </w:r>
       <w:r/>
     </w:p>
@@ -4194,7 +4307,7 @@
         <w:rPr/>
       </w:pPr>
       <w:r>
-        <w:t xml:space="preserve"> </w:t>
+        <w:t xml:space="preserve">6. Realiza capturas de pantalla donde se muestre los detalles de las dos tareas </w:t>
       </w:r>
       <w:r/>
     </w:p>
@@ -4211,7 +4324,7 @@
         <w:rPr/>
       </w:pPr>
       <w:r>
-        <w:t xml:space="preserve">5. Mueve el trato de María García a Cerrado ganado. </w:t>
+        <w:t xml:space="preserve">concluidas y los dos tratos. Incluye tantas capturas como consideres necesarias </w:t>
       </w:r>
       <w:r/>
     </w:p>
@@ -4228,7 +4341,7 @@
         <w:rPr/>
       </w:pPr>
       <w:r>
-        <w:t xml:space="preserve">6. Realiza capturas de pantalla donde se muestre los detalles de las dos tareas </w:t>
+        <w:t xml:space="preserve">para documentar que se han llevado a cabo todos los puntos anteriores. (Esto será lo </w:t>
       </w:r>
       <w:r/>
     </w:p>
@@ -4245,8 +4358,14 @@
         <w:rPr/>
       </w:pPr>
       <w:r>
-        <w:t xml:space="preserve">concluidas y los dos tratos. Incluye tantas capturas como consideres necesarias </w:t>
+        <w:t xml:space="preserve">qu</w:t>
       </w:r>
+      <w:r/>
+      <w:r>
+        <w:t xml:space="preserve">e se evaluará) </w:t>
+      </w:r>
+      <w:r/>
+      <w:r/>
       <w:r/>
     </w:p>
     <w:p>
@@ -4259,11 +4378,93 @@
         </w:pBdr>
         <w:spacing/>
         <w:ind w:right="0" w:firstLine="0" w:left="0"/>
-        <w:rPr/>
-      </w:pPr>
+        <w:rPr>
+          <w:highlight w:val="none"/>
+        </w:rPr>
+      </w:pPr>
+      <w:r/>
       <w:r>
-        <w:t xml:space="preserve">para documentar que se han llevado a cabo todos los puntos anteriores. (Esto será lo </w:t>
+        <mc:AlternateContent>
+          <mc:Choice Requires="wpg">
+            <w:drawing>
+              <wp:inline xmlns:wp="http://schemas.openxmlformats.org/drawingml/2006/wordprocessingDrawing" distT="0" distB="0" distL="0" distR="0">
+                <wp:extent cx="1895475" cy="2866485"/>
+                <wp:effectExtent l="0" t="0" r="0" b="0"/>
+                <wp:docPr id="20" name=""/>
+                <wp:cNvGraphicFramePr>
+                  <a:graphicFrameLocks xmlns:a="http://schemas.openxmlformats.org/drawingml/2006/main" noChangeAspect="1"/>
+                </wp:cNvGraphicFramePr>
+                <a:graphic xmlns:a="http://schemas.openxmlformats.org/drawingml/2006/main">
+                  <a:graphicData uri="http://schemas.openxmlformats.org/drawingml/2006/picture">
+                    <pic:pic xmlns:pic="http://schemas.openxmlformats.org/drawingml/2006/picture">
+                      <pic:nvPicPr>
+                        <pic:cNvPr id="1310917121" name=""/>
+                        <pic:cNvPicPr>
+                          <a:picLocks noChangeAspect="1"/>
+                        </pic:cNvPicPr>
+                        <pic:nvPr/>
+                      </pic:nvPicPr>
+                      <pic:blipFill rotWithShape="1">
+                        <a:blip r:embed="rId27"/>
+                        <a:srcRect l="0" t="0" r="0" b="28175"/>
+                        <a:stretch/>
+                      </pic:blipFill>
+                      <pic:spPr bwMode="auto">
+                        <a:xfrm flipH="0" flipV="0">
+                          <a:off x="0" y="0"/>
+                          <a:ext cx="1895474" cy="2866484"/>
+                        </a:xfrm>
+                        <a:prstGeom prst="rect">
+                          <a:avLst/>
+                        </a:prstGeom>
+                      </pic:spPr>
+                    </pic:pic>
+                  </a:graphicData>
+                </a:graphic>
+              </wp:inline>
+            </w:drawing>
+          </mc:Choice>
+          <mc:Fallback>
+            <w:pict>
+              <v:shapetype id="_x0000_t75" coordsize="21600,21600" o:spt="75" o:preferrelative="t" path="m@4@5l@4@11@9@11@9@5xe" filled="f" stroked="f">
+                <v:stroke joinstyle="miter"/>
+                <v:formulas>
+                  <v:f eqn="if lineDrawn pixelLineWidth 0"/>
+                  <v:f eqn="sum @0 1 0"/>
+                  <v:f eqn="sum 0 0 @1"/>
+                  <v:f eqn="prod @2 1 2"/>
+                  <v:f eqn="prod @3 21600 pixelWidth"/>
+                  <v:f eqn="prod @3 21600 pixelHeight"/>
+                  <v:f eqn="sum @0 0 1"/>
+                  <v:f eqn="prod @6 1 2"/>
+                  <v:f eqn="prod @7 21600 pixelWidth"/>
+                  <v:f eqn="sum @8 21600 0"/>
+                  <v:f eqn="prod @7 21600 pixelHeight"/>
+                  <v:f eqn="sum @10 21600 0"/>
+                </v:formulas>
+                <v:path o:extrusionok="f" gradientshapeok="t" o:connecttype="rect"/>
+                <o:lock v:ext="edit" aspectratio="t"/>
+              </v:shapetype>
+              <v:shape id="_x0000_i19" o:spid="_x0000_s19" type="#_x0000_t75" style="width:149.25pt;height:225.71pt;mso-wrap-distance-left:0.00pt;mso-wrap-distance-top:0.00pt;mso-wrap-distance-right:0.00pt;mso-wrap-distance-bottom:0.00pt;z-index:1;" stroked="false">
+                <v:imagedata r:id="rId27" o:title="" croptop="0f" cropleft="0f" cropbottom="18465f" cropright="0f"/>
+                <o:lock v:ext="edit" rotation="t"/>
+              </v:shape>
+            </w:pict>
+          </mc:Fallback>
+        </mc:AlternateContent>
       </w:r>
+      <w:r/>
+      <w:r/>
+      <w:r/>
+      <w:r/>
+      <w:r/>
+      <w:r/>
+      <w:r/>
+      <w:r/>
+      <w:r>
+        <w:t xml:space="preserve"> </w:t>
+      </w:r>
+      <w:r/>
       <w:r/>
     </w:p>
     <w:p>
@@ -4279,9 +4480,20 @@
         <w:rPr/>
       </w:pPr>
       <w:r>
-        <w:t xml:space="preserve">que se evaluará) </w:t>
+        <w:rPr>
+          <w:highlight w:val="none"/>
+        </w:rPr>
       </w:r>
-      <w:r/>
+      <w:r>
+        <w:rPr>
+          <w:highlight w:val="none"/>
+        </w:rPr>
+      </w:r>
+      <w:r>
+        <w:rPr>
+          <w:highlight w:val="none"/>
+        </w:rPr>
+      </w:r>
     </w:p>
     <w:p>
       <w:pPr>
@@ -4293,8 +4505,372 @@
         </w:pBdr>
         <w:spacing/>
         <w:ind w:right="0" w:firstLine="0" w:left="0"/>
+        <w:rPr>
+          <w:highlight w:val="none"/>
+        </w:rPr>
+      </w:pPr>
+      <w:r/>
+      <w:r/>
+      <w:r>
+        <mc:AlternateContent>
+          <mc:Choice Requires="wpg">
+            <w:drawing>
+              <wp:inline xmlns:wp="http://schemas.openxmlformats.org/drawingml/2006/wordprocessingDrawing" distT="0" distB="0" distL="0" distR="0">
+                <wp:extent cx="5940425" cy="2552307"/>
+                <wp:effectExtent l="0" t="0" r="0" b="0"/>
+                <wp:docPr id="21" name=""/>
+                <wp:cNvGraphicFramePr>
+                  <a:graphicFrameLocks xmlns:a="http://schemas.openxmlformats.org/drawingml/2006/main" noChangeAspect="1"/>
+                </wp:cNvGraphicFramePr>
+                <a:graphic xmlns:a="http://schemas.openxmlformats.org/drawingml/2006/main">
+                  <a:graphicData uri="http://schemas.openxmlformats.org/drawingml/2006/picture">
+                    <pic:pic xmlns:pic="http://schemas.openxmlformats.org/drawingml/2006/picture">
+                      <pic:nvPicPr>
+                        <pic:cNvPr id="102670400" name=""/>
+                        <pic:cNvPicPr>
+                          <a:picLocks noChangeAspect="1"/>
+                        </pic:cNvPicPr>
+                        <pic:nvPr/>
+                      </pic:nvPicPr>
+                      <pic:blipFill rotWithShape="1">
+                        <a:blip r:embed="rId28"/>
+                        <a:stretch/>
+                      </pic:blipFill>
+                      <pic:spPr bwMode="auto">
+                        <a:xfrm>
+                          <a:off x="0" y="0"/>
+                          <a:ext cx="5940424" cy="2552307"/>
+                        </a:xfrm>
+                        <a:prstGeom prst="rect">
+                          <a:avLst/>
+                        </a:prstGeom>
+                      </pic:spPr>
+                    </pic:pic>
+                  </a:graphicData>
+                </a:graphic>
+              </wp:inline>
+            </w:drawing>
+          </mc:Choice>
+          <mc:Fallback>
+            <w:pict>
+              <v:shapetype id="_x0000_t75" coordsize="21600,21600" o:spt="75" o:preferrelative="t" path="m@4@5l@4@11@9@11@9@5xe" filled="f" stroked="f">
+                <v:stroke joinstyle="miter"/>
+                <v:formulas>
+                  <v:f eqn="if lineDrawn pixelLineWidth 0"/>
+                  <v:f eqn="sum @0 1 0"/>
+                  <v:f eqn="sum 0 0 @1"/>
+                  <v:f eqn="prod @2 1 2"/>
+                  <v:f eqn="prod @3 21600 pixelWidth"/>
+                  <v:f eqn="prod @3 21600 pixelHeight"/>
+                  <v:f eqn="sum @0 0 1"/>
+                  <v:f eqn="prod @6 1 2"/>
+                  <v:f eqn="prod @7 21600 pixelWidth"/>
+                  <v:f eqn="sum @8 21600 0"/>
+                  <v:f eqn="prod @7 21600 pixelHeight"/>
+                  <v:f eqn="sum @10 21600 0"/>
+                </v:formulas>
+                <v:path o:extrusionok="f" gradientshapeok="t" o:connecttype="rect"/>
+                <o:lock v:ext="edit" aspectratio="t"/>
+              </v:shapetype>
+              <v:shape id="_x0000_i20" o:spid="_x0000_s20" type="#_x0000_t75" style="width:467.75pt;height:200.97pt;mso-wrap-distance-left:0.00pt;mso-wrap-distance-top:0.00pt;mso-wrap-distance-right:0.00pt;mso-wrap-distance-bottom:0.00pt;z-index:1;" stroked="false">
+                <v:imagedata r:id="rId28" o:title=""/>
+                <o:lock v:ext="edit" rotation="t"/>
+              </v:shape>
+            </w:pict>
+          </mc:Fallback>
+        </mc:AlternateContent>
+      </w:r>
+      <w:r/>
+      <w:r>
+        <w:rPr>
+          <w:highlight w:val="none"/>
+        </w:rPr>
+      </w:r>
+    </w:p>
+    <w:p>
+      <w:pPr>
+        <w:pBdr>
+          <w:top w:val="none" w:color="000000" w:sz="4" w:space="0"/>
+          <w:left w:val="none" w:color="000000" w:sz="4" w:space="0"/>
+          <w:bottom w:val="none" w:color="000000" w:sz="4" w:space="0"/>
+          <w:right w:val="none" w:color="000000" w:sz="4" w:space="0"/>
+        </w:pBdr>
+        <w:spacing/>
+        <w:ind w:right="0" w:firstLine="0" w:left="0"/>
+        <w:rPr>
+          <w:highlight w:val="none"/>
+        </w:rPr>
+      </w:pPr>
+      <w:r>
+        <w:rPr>
+          <w:highlight w:val="none"/>
+        </w:rPr>
+      </w:r>
+      <w:r>
+        <w:rPr>
+          <w:highlight w:val="none"/>
+        </w:rPr>
+      </w:r>
+      <w:r>
+        <w:rPr>
+          <w:highlight w:val="none"/>
+        </w:rPr>
+      </w:r>
+    </w:p>
+    <w:p>
+      <w:pPr>
+        <w:pBdr>
+          <w:top w:val="none" w:color="000000" w:sz="4" w:space="0"/>
+          <w:left w:val="none" w:color="000000" w:sz="4" w:space="0"/>
+          <w:bottom w:val="none" w:color="000000" w:sz="4" w:space="0"/>
+          <w:right w:val="none" w:color="000000" w:sz="4" w:space="0"/>
+        </w:pBdr>
+        <w:spacing/>
+        <w:ind w:right="0" w:firstLine="0" w:left="0"/>
+        <w:rPr>
+          <w:highlight w:val="none"/>
+        </w:rPr>
+      </w:pPr>
+      <w:r>
+        <w:rPr>
+          <w:highlight w:val="none"/>
+        </w:rPr>
+      </w:r>
+      <w:r>
+        <mc:AlternateContent>
+          <mc:Choice Requires="wpg">
+            <w:drawing>
+              <wp:inline xmlns:wp="http://schemas.openxmlformats.org/drawingml/2006/wordprocessingDrawing" distT="0" distB="0" distL="0" distR="0">
+                <wp:extent cx="5940425" cy="2527956"/>
+                <wp:effectExtent l="0" t="0" r="0" b="0"/>
+                <wp:docPr id="22" name=""/>
+                <wp:cNvGraphicFramePr>
+                  <a:graphicFrameLocks xmlns:a="http://schemas.openxmlformats.org/drawingml/2006/main" noChangeAspect="1"/>
+                </wp:cNvGraphicFramePr>
+                <a:graphic xmlns:a="http://schemas.openxmlformats.org/drawingml/2006/main">
+                  <a:graphicData uri="http://schemas.openxmlformats.org/drawingml/2006/picture">
+                    <pic:pic xmlns:pic="http://schemas.openxmlformats.org/drawingml/2006/picture">
+                      <pic:nvPicPr>
+                        <pic:cNvPr id="1634211183" name=""/>
+                        <pic:cNvPicPr>
+                          <a:picLocks noChangeAspect="1"/>
+                        </pic:cNvPicPr>
+                        <pic:nvPr/>
+                      </pic:nvPicPr>
+                      <pic:blipFill rotWithShape="1">
+                        <a:blip r:embed="rId29"/>
+                        <a:stretch/>
+                      </pic:blipFill>
+                      <pic:spPr bwMode="auto">
+                        <a:xfrm>
+                          <a:off x="0" y="0"/>
+                          <a:ext cx="5940424" cy="2527956"/>
+                        </a:xfrm>
+                        <a:prstGeom prst="rect">
+                          <a:avLst/>
+                        </a:prstGeom>
+                      </pic:spPr>
+                    </pic:pic>
+                  </a:graphicData>
+                </a:graphic>
+              </wp:inline>
+            </w:drawing>
+          </mc:Choice>
+          <mc:Fallback>
+            <w:pict>
+              <v:shapetype id="_x0000_t75" coordsize="21600,21600" o:spt="75" o:preferrelative="t" path="m@4@5l@4@11@9@11@9@5xe" filled="f" stroked="f">
+                <v:stroke joinstyle="miter"/>
+                <v:formulas>
+                  <v:f eqn="if lineDrawn pixelLineWidth 0"/>
+                  <v:f eqn="sum @0 1 0"/>
+                  <v:f eqn="sum 0 0 @1"/>
+                  <v:f eqn="prod @2 1 2"/>
+                  <v:f eqn="prod @3 21600 pixelWidth"/>
+                  <v:f eqn="prod @3 21600 pixelHeight"/>
+                  <v:f eqn="sum @0 0 1"/>
+                  <v:f eqn="prod @6 1 2"/>
+                  <v:f eqn="prod @7 21600 pixelWidth"/>
+                  <v:f eqn="sum @8 21600 0"/>
+                  <v:f eqn="prod @7 21600 pixelHeight"/>
+                  <v:f eqn="sum @10 21600 0"/>
+                </v:formulas>
+                <v:path o:extrusionok="f" gradientshapeok="t" o:connecttype="rect"/>
+                <o:lock v:ext="edit" aspectratio="t"/>
+              </v:shapetype>
+              <v:shape id="_x0000_i21" o:spid="_x0000_s21" type="#_x0000_t75" style="width:467.75pt;height:199.05pt;mso-wrap-distance-left:0.00pt;mso-wrap-distance-top:0.00pt;mso-wrap-distance-right:0.00pt;mso-wrap-distance-bottom:0.00pt;z-index:1;" stroked="false">
+                <v:imagedata r:id="rId29" o:title=""/>
+                <o:lock v:ext="edit" rotation="t"/>
+              </v:shape>
+            </w:pict>
+          </mc:Fallback>
+        </mc:AlternateContent>
+      </w:r>
+      <w:r>
+        <w:rPr>
+          <w:highlight w:val="none"/>
+        </w:rPr>
+      </w:r>
+      <w:r>
+        <w:rPr>
+          <w:highlight w:val="none"/>
+        </w:rPr>
+      </w:r>
+      <w:r/>
+      <w:r>
+        <w:rPr>
+          <w:highlight w:val="none"/>
+        </w:rPr>
+      </w:r>
+      <w:r/>
+    </w:p>
+    <w:p>
+      <w:pPr>
+        <w:pBdr>
+          <w:top w:val="none" w:color="000000" w:sz="4" w:space="0"/>
+          <w:left w:val="none" w:color="000000" w:sz="4" w:space="0"/>
+          <w:bottom w:val="none" w:color="000000" w:sz="4" w:space="0"/>
+          <w:right w:val="none" w:color="000000" w:sz="4" w:space="0"/>
+        </w:pBdr>
+        <w:spacing/>
+        <w:ind w:right="0" w:firstLine="0" w:left="0"/>
         <w:rPr/>
       </w:pPr>
+      <w:r>
+        <w:rPr>
+          <w:highlight w:val="none"/>
+        </w:rPr>
+      </w:r>
+      <w:r>
+        <mc:AlternateContent>
+          <mc:Choice Requires="wpg">
+            <w:drawing>
+              <wp:inline xmlns:wp="http://schemas.openxmlformats.org/drawingml/2006/wordprocessingDrawing" distT="0" distB="0" distL="0" distR="0">
+                <wp:extent cx="5940425" cy="2847222"/>
+                <wp:effectExtent l="0" t="0" r="0" b="0"/>
+                <wp:docPr id="23" name=""/>
+                <wp:cNvGraphicFramePr>
+                  <a:graphicFrameLocks xmlns:a="http://schemas.openxmlformats.org/drawingml/2006/main" noChangeAspect="1"/>
+                </wp:cNvGraphicFramePr>
+                <a:graphic xmlns:a="http://schemas.openxmlformats.org/drawingml/2006/main">
+                  <a:graphicData uri="http://schemas.openxmlformats.org/drawingml/2006/picture">
+                    <pic:pic xmlns:pic="http://schemas.openxmlformats.org/drawingml/2006/picture">
+                      <pic:nvPicPr>
+                        <pic:cNvPr id="1302501333" name=""/>
+                        <pic:cNvPicPr>
+                          <a:picLocks noChangeAspect="1"/>
+                        </pic:cNvPicPr>
+                        <pic:nvPr/>
+                      </pic:nvPicPr>
+                      <pic:blipFill rotWithShape="1">
+                        <a:blip r:embed="rId30"/>
+                        <a:stretch/>
+                      </pic:blipFill>
+                      <pic:spPr bwMode="auto">
+                        <a:xfrm>
+                          <a:off x="0" y="0"/>
+                          <a:ext cx="5940424" cy="2847222"/>
+                        </a:xfrm>
+                        <a:prstGeom prst="rect">
+                          <a:avLst/>
+                        </a:prstGeom>
+                      </pic:spPr>
+                    </pic:pic>
+                  </a:graphicData>
+                </a:graphic>
+              </wp:inline>
+            </w:drawing>
+          </mc:Choice>
+          <mc:Fallback>
+            <w:pict>
+              <v:shapetype id="_x0000_t75" coordsize="21600,21600" o:spt="75" o:preferrelative="t" path="m@4@5l@4@11@9@11@9@5xe" filled="f" stroked="f">
+                <v:stroke joinstyle="miter"/>
+                <v:formulas>
+                  <v:f eqn="if lineDrawn pixelLineWidth 0"/>
+                  <v:f eqn="sum @0 1 0"/>
+                  <v:f eqn="sum 0 0 @1"/>
+                  <v:f eqn="prod @2 1 2"/>
+                  <v:f eqn="prod @3 21600 pixelWidth"/>
+                  <v:f eqn="prod @3 21600 pixelHeight"/>
+                  <v:f eqn="sum @0 0 1"/>
+                  <v:f eqn="prod @6 1 2"/>
+                  <v:f eqn="prod @7 21600 pixelWidth"/>
+                  <v:f eqn="sum @8 21600 0"/>
+                  <v:f eqn="prod @7 21600 pixelHeight"/>
+                  <v:f eqn="sum @10 21600 0"/>
+                </v:formulas>
+                <v:path o:extrusionok="f" gradientshapeok="t" o:connecttype="rect"/>
+                <o:lock v:ext="edit" aspectratio="t"/>
+              </v:shapetype>
+              <v:shape id="_x0000_i22" o:spid="_x0000_s22" type="#_x0000_t75" style="width:467.75pt;height:224.19pt;mso-wrap-distance-left:0.00pt;mso-wrap-distance-top:0.00pt;mso-wrap-distance-right:0.00pt;mso-wrap-distance-bottom:0.00pt;z-index:1;" stroked="false">
+                <v:imagedata r:id="rId30" o:title=""/>
+                <o:lock v:ext="edit" rotation="t"/>
+              </v:shape>
+            </w:pict>
+          </mc:Fallback>
+        </mc:AlternateContent>
+      </w:r>
+      <w:r>
+        <w:rPr>
+          <w:highlight w:val="none"/>
+        </w:rPr>
+      </w:r>
+      <w:r>
+        <w:rPr>
+          <w:highlight w:val="none"/>
+        </w:rPr>
+      </w:r>
+      <w:r>
+        <w:rPr>
+          <w:highlight w:val="none"/>
+        </w:rPr>
+      </w:r>
+    </w:p>
+    <w:p>
+      <w:pPr>
+        <w:pBdr>
+          <w:top w:val="none" w:color="000000" w:sz="4" w:space="0"/>
+          <w:left w:val="none" w:color="000000" w:sz="4" w:space="0"/>
+          <w:bottom w:val="none" w:color="000000" w:sz="4" w:space="0"/>
+          <w:right w:val="none" w:color="000000" w:sz="4" w:space="0"/>
+        </w:pBdr>
+        <w:spacing/>
+        <w:ind w:right="0" w:firstLine="0" w:left="0"/>
+        <w:rPr/>
+      </w:pPr>
+      <w:r/>
+      <w:r/>
+      <w:r/>
+      <w:r/>
+      <w:r/>
+      <w:r/>
+    </w:p>
+    <w:p>
+      <w:pPr>
+        <w:pStyle w:val="828"/>
+        <w:pBdr/>
+        <w:spacing/>
+        <w:ind/>
+        <w:rPr/>
+      </w:pPr>
+      <w:r>
+        <w:t xml:space="preserve">Paso 6: Investiga una Función Adicional en Zoho CRM </w:t>
+      </w:r>
+      <w:r/>
+    </w:p>
+    <w:p>
+      <w:pPr>
+        <w:pBdr>
+          <w:top w:val="none" w:color="000000" w:sz="4" w:space="0"/>
+          <w:left w:val="none" w:color="000000" w:sz="4" w:space="0"/>
+          <w:bottom w:val="none" w:color="000000" w:sz="4" w:space="0"/>
+          <w:right w:val="none" w:color="000000" w:sz="4" w:space="0"/>
+        </w:pBdr>
+        <w:spacing/>
+        <w:ind w:right="0" w:firstLine="0" w:left="0"/>
+        <w:rPr/>
+      </w:pPr>
+      <w:r/>
+      <w:r/>
       <w:r>
         <w:t xml:space="preserve"> </w:t>
       </w:r>
@@ -4313,7 +4889,7 @@
         <w:rPr/>
       </w:pPr>
       <w:r>
-        <w:t xml:space="preserve">Paso 6: Investiga una Función Adicional en Zoho CRM </w:t>
+        <w:t xml:space="preserve">1. Instrucción Especial: Además de los pasos anteriores, es importante que </w:t>
       </w:r>
       <w:r/>
     </w:p>
@@ -4330,7 +4906,7 @@
         <w:rPr/>
       </w:pPr>
       <w:r>
-        <w:t xml:space="preserve"> </w:t>
+        <w:t xml:space="preserve">explores funciones adicionales dentro de Zoho CRM que no se encuentren </w:t>
       </w:r>
       <w:r/>
     </w:p>
@@ -4347,7 +4923,7 @@
         <w:rPr/>
       </w:pPr>
       <w:r>
-        <w:t xml:space="preserve">1. Instrucción Especial: Además de los pasos anteriores, es importante que </w:t>
+        <w:t xml:space="preserve">descritas en el guion. Por ejemplo, puedes investigar y utilizar una característica </w:t>
       </w:r>
       <w:r/>
     </w:p>
@@ -4364,7 +4940,7 @@
         <w:rPr/>
       </w:pPr>
       <w:r>
-        <w:t xml:space="preserve">explores funciones adicionales dentro de Zoho CRM que no se encuentren </w:t>
+        <w:t xml:space="preserve">como el "Panel de control" para generar informes de rendimiento o explorar </w:t>
       </w:r>
       <w:r/>
     </w:p>
@@ -4381,7 +4957,7 @@
         <w:rPr/>
       </w:pPr>
       <w:r>
-        <w:t xml:space="preserve">descritas en el guion. Por ejemplo, puedes investigar y utilizar una característica </w:t>
+        <w:t xml:space="preserve">alguna opción avanzada de personalización de campos o automatización de </w:t>
       </w:r>
       <w:r/>
     </w:p>
@@ -4398,7 +4974,7 @@
         <w:rPr/>
       </w:pPr>
       <w:r>
-        <w:t xml:space="preserve">como el "Panel de control" para generar informes de rendimiento o explorar </w:t>
+        <w:t xml:space="preserve">procesos. </w:t>
       </w:r>
       <w:r/>
     </w:p>
@@ -4415,7 +4991,7 @@
         <w:rPr/>
       </w:pPr>
       <w:r>
-        <w:t xml:space="preserve">alguna opción avanzada de personalización de campos o automatización de </w:t>
+        <w:t xml:space="preserve">Documenta qué función adicional encontraste y cómo podría </w:t>
       </w:r>
       <w:r/>
     </w:p>
@@ -4432,7 +5008,7 @@
         <w:rPr/>
       </w:pPr>
       <w:r>
-        <w:t xml:space="preserve">procesos. </w:t>
+        <w:t xml:space="preserve">ayudar a optimizar la gestión de clientes o tratos. Explica la </w:t>
       </w:r>
       <w:r/>
     </w:p>
@@ -4449,7 +5025,7 @@
         <w:rPr/>
       </w:pPr>
       <w:r>
-        <w:t xml:space="preserve">Documenta qué función adicional encontraste y cómo podría </w:t>
+        <w:t xml:space="preserve">funcionalidad encontrada, los pasos para usarla, y añade capturas de </w:t>
       </w:r>
       <w:r/>
     </w:p>
@@ -4463,12 +5039,45 @@
         </w:pBdr>
         <w:spacing/>
         <w:ind w:right="0" w:firstLine="0" w:left="0"/>
-        <w:rPr/>
+        <w:rPr>
+          <w:highlight w:val="none"/>
+        </w:rPr>
       </w:pPr>
       <w:r>
-        <w:t xml:space="preserve">ayudar a optimizar la gestión de clientes o tratos. Explica la </w:t>
+        <w:t xml:space="preserve">pantalla que lo evidencien.</w:t>
       </w:r>
-      <w:r/>
+      <w:r>
+        <w:rPr>
+          <w:highlight w:val="none"/>
+        </w:rPr>
+      </w:r>
+    </w:p>
+    <w:p>
+      <w:pPr>
+        <w:pBdr/>
+        <w:shd w:val="nil"/>
+        <w:spacing/>
+        <w:ind/>
+        <w:rPr>
+          <w:highlight w:val="none"/>
+        </w:rPr>
+      </w:pPr>
+      <w:r>
+        <w:rPr>
+          <w:highlight w:val="none"/>
+        </w:rPr>
+        <w:br w:type="page" w:clear="all"/>
+      </w:r>
+      <w:r>
+        <w:rPr>
+          <w:highlight w:val="none"/>
+        </w:rPr>
+      </w:r>
+      <w:r>
+        <w:rPr>
+          <w:highlight w:val="none"/>
+        </w:rPr>
+      </w:r>
     </w:p>
     <w:p>
       <w:pPr>
@@ -4480,12 +5089,25 @@
         </w:pBdr>
         <w:spacing/>
         <w:ind w:right="0" w:firstLine="0" w:left="0"/>
-        <w:rPr/>
+        <w:rPr>
+          <w:highlight w:val="none"/>
+        </w:rPr>
       </w:pPr>
       <w:r>
-        <w:t xml:space="preserve">funcionalidad encontrada, los pasos para usarla, y añade capturas de </w:t>
+        <w:rPr>
+          <w:highlight w:val="none"/>
+        </w:rPr>
       </w:r>
-      <w:r/>
+      <w:r>
+        <w:rPr>
+          <w:highlight w:val="none"/>
+        </w:rPr>
+      </w:r>
+      <w:r>
+        <w:rPr>
+          <w:highlight w:val="none"/>
+        </w:rPr>
+      </w:r>
     </w:p>
     <w:p>
       <w:pPr>
@@ -4497,39 +5119,823 @@
         </w:pBdr>
         <w:spacing/>
         <w:ind w:right="0" w:firstLine="0" w:left="0"/>
-        <w:rPr/>
+        <w:rPr>
+          <w:color w:val="0070c0"/>
+        </w:rPr>
       </w:pPr>
       <w:r>
-        <w:t xml:space="preserve">pantalla que lo evidencien.</w:t>
+        <w:rPr>
+          <w:color w:val="0070c0"/>
+        </w:rPr>
+        <w:t xml:space="preserve">Crear informe:</w:t>
+      </w:r>
+      <w:r>
+        <w:rPr>
+          <w:color w:val="0070c0"/>
+        </w:rPr>
+      </w:r>
+    </w:p>
+    <w:p>
+      <w:pPr>
+        <w:pBdr/>
+        <w:spacing/>
+        <w:ind/>
+        <w:rPr>
+          <w:color w:val="0070c0"/>
+        </w:rPr>
+      </w:pPr>
+      <w:r>
+        <w:rPr>
+          <w:color w:val="0070c0"/>
+        </w:rPr>
+        <w:t xml:space="preserve">1-Pincho en la pestaña “Informes” dentro del menú principal.</w:t>
+      </w:r>
+      <w:r>
+        <w:rPr>
+          <w:color w:val="0070c0"/>
+          <w:highlight w:val="none"/>
+        </w:rPr>
+      </w:r>
+    </w:p>
+    <w:p>
+      <w:pPr>
+        <w:pBdr/>
+        <w:spacing/>
+        <w:ind/>
+        <w:rPr>
+          <w:color w:val="0070c0"/>
+          <w:highlight w:val="none"/>
+        </w:rPr>
+      </w:pPr>
+      <w:r>
+        <w:rPr>
+          <w:color w:val="0070c0"/>
+        </w:rPr>
+      </w:r>
+      <w:r>
+        <mc:AlternateContent>
+          <mc:Choice Requires="wpg">
+            <w:drawing>
+              <wp:inline xmlns:wp="http://schemas.openxmlformats.org/drawingml/2006/wordprocessingDrawing" distT="0" distB="0" distL="0" distR="0">
+                <wp:extent cx="1989904" cy="2243597"/>
+                <wp:effectExtent l="0" t="0" r="0" b="0"/>
+                <wp:docPr id="24" name=""/>
+                <wp:cNvGraphicFramePr>
+                  <a:graphicFrameLocks xmlns:a="http://schemas.openxmlformats.org/drawingml/2006/main" noChangeAspect="1"/>
+                </wp:cNvGraphicFramePr>
+                <a:graphic xmlns:a="http://schemas.openxmlformats.org/drawingml/2006/main">
+                  <a:graphicData uri="http://schemas.openxmlformats.org/drawingml/2006/picture">
+                    <pic:pic xmlns:pic="http://schemas.openxmlformats.org/drawingml/2006/picture">
+                      <pic:nvPicPr>
+                        <pic:cNvPr id="1478495139" name=""/>
+                        <pic:cNvPicPr>
+                          <a:picLocks noChangeAspect="1"/>
+                        </pic:cNvPicPr>
+                        <pic:nvPr/>
+                      </pic:nvPicPr>
+                      <pic:blipFill rotWithShape="1">
+                        <a:blip r:embed="rId31"/>
+                        <a:stretch/>
+                      </pic:blipFill>
+                      <pic:spPr bwMode="auto">
+                        <a:xfrm flipH="0" flipV="0">
+                          <a:off x="0" y="0"/>
+                          <a:ext cx="1989904" cy="2243597"/>
+                        </a:xfrm>
+                        <a:prstGeom prst="rect">
+                          <a:avLst/>
+                        </a:prstGeom>
+                      </pic:spPr>
+                    </pic:pic>
+                  </a:graphicData>
+                </a:graphic>
+              </wp:inline>
+            </w:drawing>
+          </mc:Choice>
+          <mc:Fallback>
+            <w:pict>
+              <v:shapetype id="_x0000_t75" coordsize="21600,21600" o:spt="75" o:preferrelative="t" path="m@4@5l@4@11@9@11@9@5xe" filled="f" stroked="f">
+                <v:stroke joinstyle="miter"/>
+                <v:formulas>
+                  <v:f eqn="if lineDrawn pixelLineWidth 0"/>
+                  <v:f eqn="sum @0 1 0"/>
+                  <v:f eqn="sum 0 0 @1"/>
+                  <v:f eqn="prod @2 1 2"/>
+                  <v:f eqn="prod @3 21600 pixelWidth"/>
+                  <v:f eqn="prod @3 21600 pixelHeight"/>
+                  <v:f eqn="sum @0 0 1"/>
+                  <v:f eqn="prod @6 1 2"/>
+                  <v:f eqn="prod @7 21600 pixelWidth"/>
+                  <v:f eqn="sum @8 21600 0"/>
+                  <v:f eqn="prod @7 21600 pixelHeight"/>
+                  <v:f eqn="sum @10 21600 0"/>
+                </v:formulas>
+                <v:path o:extrusionok="f" gradientshapeok="t" o:connecttype="rect"/>
+                <o:lock v:ext="edit" aspectratio="t"/>
+              </v:shapetype>
+              <v:shape id="_x0000_i23" o:spid="_x0000_s23" type="#_x0000_t75" style="width:156.69pt;height:176.66pt;mso-wrap-distance-left:0.00pt;mso-wrap-distance-top:0.00pt;mso-wrap-distance-right:0.00pt;mso-wrap-distance-bottom:0.00pt;z-index:1;" stroked="false">
+                <v:imagedata r:id="rId31" o:title=""/>
+                <o:lock v:ext="edit" rotation="t"/>
+              </v:shape>
+            </w:pict>
+          </mc:Fallback>
+        </mc:AlternateContent>
+      </w:r>
+      <w:r>
+        <w:rPr>
+          <w:color w:val="0070c0"/>
+          <w:highlight w:val="none"/>
+        </w:rPr>
       </w:r>
       <w:r/>
     </w:p>
     <w:p>
       <w:pPr>
-        <w:pBdr>
-          <w:top w:val="none" w:color="000000" w:sz="4" w:space="0"/>
-          <w:left w:val="none" w:color="000000" w:sz="4" w:space="0"/>
-          <w:bottom w:val="none" w:color="000000" w:sz="4" w:space="0"/>
-          <w:right w:val="none" w:color="000000" w:sz="4" w:space="0"/>
-        </w:pBdr>
-        <w:spacing/>
-        <w:ind w:right="0" w:firstLine="0" w:left="0"/>
-        <w:rPr/>
+        <w:pBdr/>
+        <w:spacing/>
+        <w:ind/>
+        <w:rPr>
+          <w:highlight w:val="none"/>
+        </w:rPr>
       </w:pPr>
       <w:r>
-        <w:t xml:space="preserve"> </w:t>
+        <w:rPr>
+          <w:color w:val="0070c0"/>
+          <w:highlight w:val="none"/>
+        </w:rPr>
+        <w:t xml:space="preserve">2-Pincho en el botón “</w:t>
+      </w:r>
+      <w:r>
+        <w:rPr>
+          <w:color w:val="0070c0"/>
+          <w:highlight w:val="none"/>
+        </w:rPr>
+        <w:t xml:space="preserve">Crear Informe</w:t>
+      </w:r>
+      <w:r>
+        <w:rPr>
+          <w:color w:val="0070c0"/>
+          <w:highlight w:val="none"/>
+        </w:rPr>
+        <w:t xml:space="preserve">” que esta en la zona superior derecha de la pantalla.</w:t>
+      </w:r>
+      <w:r>
+        <w:rPr>
+          <w:color w:val="0070c0"/>
+          <w:highlight w:val="none"/>
+        </w:rPr>
+      </w:r>
+      <w:r>
+        <mc:AlternateContent>
+          <mc:Choice Requires="wpg">
+            <w:drawing>
+              <wp:inline xmlns:wp="http://schemas.openxmlformats.org/drawingml/2006/wordprocessingDrawing" distT="0" distB="0" distL="0" distR="0">
+                <wp:extent cx="2349840" cy="1982826"/>
+                <wp:effectExtent l="0" t="0" r="0" b="0"/>
+                <wp:docPr id="25" name=""/>
+                <wp:cNvGraphicFramePr>
+                  <a:graphicFrameLocks xmlns:a="http://schemas.openxmlformats.org/drawingml/2006/main" noChangeAspect="1"/>
+                </wp:cNvGraphicFramePr>
+                <a:graphic xmlns:a="http://schemas.openxmlformats.org/drawingml/2006/main">
+                  <a:graphicData uri="http://schemas.openxmlformats.org/drawingml/2006/picture">
+                    <pic:pic xmlns:pic="http://schemas.openxmlformats.org/drawingml/2006/picture">
+                      <pic:nvPicPr>
+                        <pic:cNvPr id="1369716334" name=""/>
+                        <pic:cNvPicPr>
+                          <a:picLocks noChangeAspect="1"/>
+                        </pic:cNvPicPr>
+                        <pic:nvPr/>
+                      </pic:nvPicPr>
+                      <pic:blipFill rotWithShape="1">
+                        <a:blip r:embed="rId32"/>
+                        <a:stretch/>
+                      </pic:blipFill>
+                      <pic:spPr bwMode="auto">
+                        <a:xfrm flipH="0" flipV="0">
+                          <a:off x="0" y="0"/>
+                          <a:ext cx="2349839" cy="1982826"/>
+                        </a:xfrm>
+                        <a:prstGeom prst="rect">
+                          <a:avLst/>
+                        </a:prstGeom>
+                      </pic:spPr>
+                    </pic:pic>
+                  </a:graphicData>
+                </a:graphic>
+              </wp:inline>
+            </w:drawing>
+          </mc:Choice>
+          <mc:Fallback>
+            <w:pict>
+              <v:shapetype id="_x0000_t75" coordsize="21600,21600" o:spt="75" o:preferrelative="t" path="m@4@5l@4@11@9@11@9@5xe" filled="f" stroked="f">
+                <v:stroke joinstyle="miter"/>
+                <v:formulas>
+                  <v:f eqn="if lineDrawn pixelLineWidth 0"/>
+                  <v:f eqn="sum @0 1 0"/>
+                  <v:f eqn="sum 0 0 @1"/>
+                  <v:f eqn="prod @2 1 2"/>
+                  <v:f eqn="prod @3 21600 pixelWidth"/>
+                  <v:f eqn="prod @3 21600 pixelHeight"/>
+                  <v:f eqn="sum @0 0 1"/>
+                  <v:f eqn="prod @6 1 2"/>
+                  <v:f eqn="prod @7 21600 pixelWidth"/>
+                  <v:f eqn="sum @8 21600 0"/>
+                  <v:f eqn="prod @7 21600 pixelHeight"/>
+                  <v:f eqn="sum @10 21600 0"/>
+                </v:formulas>
+                <v:path o:extrusionok="f" gradientshapeok="t" o:connecttype="rect"/>
+                <o:lock v:ext="edit" aspectratio="t"/>
+              </v:shapetype>
+              <v:shape id="_x0000_i24" o:spid="_x0000_s24" type="#_x0000_t75" style="width:185.03pt;height:156.13pt;mso-wrap-distance-left:0.00pt;mso-wrap-distance-top:0.00pt;mso-wrap-distance-right:0.00pt;mso-wrap-distance-bottom:0.00pt;z-index:1;" stroked="false">
+                <v:imagedata r:id="rId32" o:title=""/>
+                <o:lock v:ext="edit" rotation="t"/>
+              </v:shape>
+            </w:pict>
+          </mc:Fallback>
+        </mc:AlternateContent>
+      </w:r>
+      <w:r>
+        <w:rPr>
+          <w:color w:val="0070c0"/>
+          <w:highlight w:val="none"/>
+        </w:rPr>
+      </w:r>
+    </w:p>
+    <w:p>
+      <w:pPr>
+        <w:pBdr/>
+        <w:spacing/>
+        <w:ind/>
+        <w:rPr>
+          <w:color w:val="0070c0"/>
+          <w:highlight w:val="none"/>
+        </w:rPr>
+      </w:pPr>
+      <w:r>
+        <w:rPr>
+          <w:color w:val="0070c0"/>
+          <w:highlight w:val="none"/>
+        </w:rPr>
+        <w:t xml:space="preserve">3 -Se abre una ventana emergente y selecciono el modulo sobre el que quiero generar el informe, en este caso he elegido “Tratos”.</w:t>
+      </w:r>
+      <w:r>
+        <w:rPr>
+          <w:color w:val="0070c0"/>
+          <w:highlight w:val="none"/>
+        </w:rPr>
+      </w:r>
+    </w:p>
+    <w:p>
+      <w:pPr>
+        <w:pBdr/>
+        <w:spacing/>
+        <w:ind/>
+        <w:rPr>
+          <w:color w:val="0070c0"/>
+          <w:highlight w:val="none"/>
+        </w:rPr>
+      </w:pPr>
+      <w:r>
+        <w:rPr>
+          <w:color w:val="0070c0"/>
+          <w:highlight w:val="none"/>
+        </w:rPr>
       </w:r>
       <w:r/>
+      <w:r>
+        <mc:AlternateContent>
+          <mc:Choice Requires="wpg">
+            <w:drawing>
+              <wp:inline xmlns:wp="http://schemas.openxmlformats.org/drawingml/2006/wordprocessingDrawing" distT="0" distB="0" distL="0" distR="0">
+                <wp:extent cx="2540340" cy="1297195"/>
+                <wp:effectExtent l="0" t="0" r="0" b="0"/>
+                <wp:docPr id="26" name=""/>
+                <wp:cNvGraphicFramePr>
+                  <a:graphicFrameLocks xmlns:a="http://schemas.openxmlformats.org/drawingml/2006/main" noChangeAspect="1"/>
+                </wp:cNvGraphicFramePr>
+                <a:graphic xmlns:a="http://schemas.openxmlformats.org/drawingml/2006/main">
+                  <a:graphicData uri="http://schemas.openxmlformats.org/drawingml/2006/picture">
+                    <pic:pic xmlns:pic="http://schemas.openxmlformats.org/drawingml/2006/picture">
+                      <pic:nvPicPr>
+                        <pic:cNvPr id="121257374" name=""/>
+                        <pic:cNvPicPr>
+                          <a:picLocks noChangeAspect="1"/>
+                        </pic:cNvPicPr>
+                        <pic:nvPr/>
+                      </pic:nvPicPr>
+                      <pic:blipFill rotWithShape="1">
+                        <a:blip r:embed="rId33"/>
+                        <a:stretch/>
+                      </pic:blipFill>
+                      <pic:spPr bwMode="auto">
+                        <a:xfrm flipH="0" flipV="0">
+                          <a:off x="0" y="0"/>
+                          <a:ext cx="2540340" cy="1297194"/>
+                        </a:xfrm>
+                        <a:prstGeom prst="rect">
+                          <a:avLst/>
+                        </a:prstGeom>
+                      </pic:spPr>
+                    </pic:pic>
+                  </a:graphicData>
+                </a:graphic>
+              </wp:inline>
+            </w:drawing>
+          </mc:Choice>
+          <mc:Fallback>
+            <w:pict>
+              <v:shapetype id="_x0000_t75" coordsize="21600,21600" o:spt="75" o:preferrelative="t" path="m@4@5l@4@11@9@11@9@5xe" filled="f" stroked="f">
+                <v:stroke joinstyle="miter"/>
+                <v:formulas>
+                  <v:f eqn="if lineDrawn pixelLineWidth 0"/>
+                  <v:f eqn="sum @0 1 0"/>
+                  <v:f eqn="sum 0 0 @1"/>
+                  <v:f eqn="prod @2 1 2"/>
+                  <v:f eqn="prod @3 21600 pixelWidth"/>
+                  <v:f eqn="prod @3 21600 pixelHeight"/>
+                  <v:f eqn="sum @0 0 1"/>
+                  <v:f eqn="prod @6 1 2"/>
+                  <v:f eqn="prod @7 21600 pixelWidth"/>
+                  <v:f eqn="sum @8 21600 0"/>
+                  <v:f eqn="prod @7 21600 pixelHeight"/>
+                  <v:f eqn="sum @10 21600 0"/>
+                </v:formulas>
+                <v:path o:extrusionok="f" gradientshapeok="t" o:connecttype="rect"/>
+                <o:lock v:ext="edit" aspectratio="t"/>
+              </v:shapetype>
+              <v:shape id="_x0000_i25" o:spid="_x0000_s25" type="#_x0000_t75" style="width:200.03pt;height:102.14pt;mso-wrap-distance-left:0.00pt;mso-wrap-distance-top:0.00pt;mso-wrap-distance-right:0.00pt;mso-wrap-distance-bottom:0.00pt;z-index:1;" stroked="false">
+                <v:imagedata r:id="rId33" o:title=""/>
+                <o:lock v:ext="edit" rotation="t"/>
+              </v:shape>
+            </w:pict>
+          </mc:Fallback>
+        </mc:AlternateContent>
+      </w:r>
+      <w:r/>
+      <w:r>
+        <w:rPr>
+          <w:color w:val="0070c0"/>
+          <w:highlight w:val="none"/>
+        </w:rPr>
+      </w:r>
+      <w:r>
+        <w:rPr>
+          <w:color w:val="0070c0"/>
+          <w:highlight w:val="none"/>
+        </w:rPr>
+      </w:r>
     </w:p>
     <w:p>
       <w:pPr>
         <w:pBdr/>
-        <w:spacing/>
-        <w:ind/>
-        <w:rPr/>
-      </w:pPr>
+        <w:shd w:val="nil"/>
+        <w:spacing/>
+        <w:ind/>
+        <w:rPr>
+          <w:color w:val="0070c0"/>
+          <w:highlight w:val="none"/>
+        </w:rPr>
+      </w:pPr>
+      <w:r>
+        <w:rPr>
+          <w:color w:val="0070c0"/>
+          <w:highlight w:val="none"/>
+        </w:rPr>
+        <w:br w:type="page" w:clear="all"/>
+      </w:r>
+      <w:r>
+        <w:rPr>
+          <w:color w:val="0070c0"/>
+          <w:highlight w:val="none"/>
+        </w:rPr>
+      </w:r>
+      <w:r>
+        <w:rPr>
+          <w:color w:val="0070c0"/>
+          <w:highlight w:val="none"/>
+        </w:rPr>
+      </w:r>
+    </w:p>
+    <w:p>
+      <w:pPr>
+        <w:pBdr/>
+        <w:spacing/>
+        <w:ind/>
+        <w:rPr>
+          <w:color w:val="0070c0"/>
+          <w:highlight w:val="none"/>
+        </w:rPr>
+      </w:pPr>
+      <w:r>
+        <w:rPr>
+          <w:color w:val="0070c0"/>
+          <w:highlight w:val="none"/>
+        </w:rPr>
+      </w:r>
+      <w:r>
+        <w:rPr>
+          <w:color w:val="0070c0"/>
+          <w:highlight w:val="none"/>
+        </w:rPr>
+        <w:t xml:space="preserve">4- Añado una relaci</w:t>
+      </w:r>
+      <w:r>
+        <w:rPr>
+          <w:color w:val="0070c0"/>
+          <w:highlight w:val="none"/>
+        </w:rPr>
+        <w:t xml:space="preserve">ón a los “Tratos” con las “Tareas” y selecciono una relación inclusiva, para mostrar datos creados con o sin tarea (opcional).</w:t>
+      </w:r>
+      <w:r>
+        <w:rPr>
+          <w:color w:val="0070c0"/>
+          <w:highlight w:val="none"/>
+        </w:rPr>
+      </w:r>
+    </w:p>
+    <w:p>
+      <w:pPr>
+        <w:pBdr/>
+        <w:spacing/>
+        <w:ind/>
+        <w:rPr>
+          <w:color w:val="0070c0"/>
+          <w:highlight w:val="none"/>
+        </w:rPr>
+      </w:pPr>
+      <w:r>
+        <w:rPr>
+          <w:color w:val="0070c0"/>
+          <w:highlight w:val="none"/>
+        </w:rPr>
+      </w:r>
+      <w:r>
+        <mc:AlternateContent>
+          <mc:Choice Requires="wpg">
+            <w:drawing>
+              <wp:inline xmlns:wp="http://schemas.openxmlformats.org/drawingml/2006/wordprocessingDrawing" distT="0" distB="0" distL="0" distR="0">
+                <wp:extent cx="3642227" cy="1581290"/>
+                <wp:effectExtent l="0" t="0" r="0" b="0"/>
+                <wp:docPr id="27" name=""/>
+                <wp:cNvGraphicFramePr>
+                  <a:graphicFrameLocks xmlns:a="http://schemas.openxmlformats.org/drawingml/2006/main" noChangeAspect="1"/>
+                </wp:cNvGraphicFramePr>
+                <a:graphic xmlns:a="http://schemas.openxmlformats.org/drawingml/2006/main">
+                  <a:graphicData uri="http://schemas.openxmlformats.org/drawingml/2006/picture">
+                    <pic:pic xmlns:pic="http://schemas.openxmlformats.org/drawingml/2006/picture">
+                      <pic:nvPicPr>
+                        <pic:cNvPr id="828462178" name=""/>
+                        <pic:cNvPicPr>
+                          <a:picLocks noChangeAspect="1"/>
+                        </pic:cNvPicPr>
+                        <pic:nvPr/>
+                      </pic:nvPicPr>
+                      <pic:blipFill rotWithShape="1">
+                        <a:blip r:embed="rId34"/>
+                        <a:stretch/>
+                      </pic:blipFill>
+                      <pic:spPr bwMode="auto">
+                        <a:xfrm flipH="0" flipV="0">
+                          <a:off x="0" y="0"/>
+                          <a:ext cx="3642226" cy="1581289"/>
+                        </a:xfrm>
+                        <a:prstGeom prst="rect">
+                          <a:avLst/>
+                        </a:prstGeom>
+                      </pic:spPr>
+                    </pic:pic>
+                  </a:graphicData>
+                </a:graphic>
+              </wp:inline>
+            </w:drawing>
+          </mc:Choice>
+          <mc:Fallback>
+            <w:pict>
+              <v:shapetype id="_x0000_t75" coordsize="21600,21600" o:spt="75" o:preferrelative="t" path="m@4@5l@4@11@9@11@9@5xe" filled="f" stroked="f">
+                <v:stroke joinstyle="miter"/>
+                <v:formulas>
+                  <v:f eqn="if lineDrawn pixelLineWidth 0"/>
+                  <v:f eqn="sum @0 1 0"/>
+                  <v:f eqn="sum 0 0 @1"/>
+                  <v:f eqn="prod @2 1 2"/>
+                  <v:f eqn="prod @3 21600 pixelWidth"/>
+                  <v:f eqn="prod @3 21600 pixelHeight"/>
+                  <v:f eqn="sum @0 0 1"/>
+                  <v:f eqn="prod @6 1 2"/>
+                  <v:f eqn="prod @7 21600 pixelWidth"/>
+                  <v:f eqn="sum @8 21600 0"/>
+                  <v:f eqn="prod @7 21600 pixelHeight"/>
+                  <v:f eqn="sum @10 21600 0"/>
+                </v:formulas>
+                <v:path o:extrusionok="f" gradientshapeok="t" o:connecttype="rect"/>
+                <o:lock v:ext="edit" aspectratio="t"/>
+              </v:shapetype>
+              <v:shape id="_x0000_i26" o:spid="_x0000_s26" type="#_x0000_t75" style="width:286.79pt;height:124.51pt;mso-wrap-distance-left:0.00pt;mso-wrap-distance-top:0.00pt;mso-wrap-distance-right:0.00pt;mso-wrap-distance-bottom:0.00pt;z-index:1;" stroked="false">
+                <v:imagedata r:id="rId34" o:title=""/>
+                <o:lock v:ext="edit" rotation="t"/>
+              </v:shape>
+            </w:pict>
+          </mc:Fallback>
+        </mc:AlternateContent>
+      </w:r>
+      <w:r>
+        <w:rPr>
+          <w:color w:val="0070c0"/>
+          <w:highlight w:val="none"/>
+        </w:rPr>
+      </w:r>
       <w:r/>
+      <w:r>
+        <w:rPr>
+          <w:color w:val="0070c0"/>
+          <w:highlight w:val="none"/>
+        </w:rPr>
+      </w:r>
       <w:r/>
+      <w:r>
+        <w:rPr>
+          <w:color w:val="0070c0"/>
+          <w:highlight w:val="none"/>
+        </w:rPr>
+      </w:r>
+      <w:r>
+        <w:rPr>
+          <w:color w:val="0070c0"/>
+          <w:highlight w:val="none"/>
+        </w:rPr>
+      </w:r>
+      <w:r>
+        <w:rPr>
+          <w:color w:val="0070c0"/>
+          <w:highlight w:val="none"/>
+        </w:rPr>
+      </w:r>
+    </w:p>
+    <w:p>
+      <w:pPr>
+        <w:pBdr/>
+        <w:spacing/>
+        <w:ind/>
+        <w:rPr>
+          <w:color w:val="0070c0"/>
+          <w:highlight w:val="none"/>
+        </w:rPr>
+      </w:pPr>
+      <w:r>
+        <w:rPr>
+          <w:color w:val="0070c0"/>
+          <w:highlight w:val="none"/>
+        </w:rPr>
+      </w:r>
+      <w:r>
+        <w:rPr>
+          <w:color w:val="0070c0"/>
+          <w:highlight w:val="none"/>
+        </w:rPr>
+      </w:r>
+      <w:r>
+        <w:rPr>
+          <w:color w:val="0070c0"/>
+          <w:highlight w:val="none"/>
+        </w:rPr>
+      </w:r>
+    </w:p>
+    <w:p>
+      <w:pPr>
+        <w:pBdr/>
+        <w:spacing/>
+        <w:ind/>
+        <w:rPr>
+          <w:color w:val="0070c0"/>
+          <w:highlight w:val="none"/>
+        </w:rPr>
+      </w:pPr>
+      <w:r>
+        <w:rPr>
+          <w:color w:val="0070c0"/>
+          <w:highlight w:val="none"/>
+        </w:rPr>
+        <w:t xml:space="preserve">5 – Vista del resultado y el guardado</w:t>
+      </w:r>
+      <w:r>
+        <w:rPr>
+          <w:color w:val="0070c0"/>
+          <w:highlight w:val="none"/>
+        </w:rPr>
+      </w:r>
+    </w:p>
+    <w:p>
+      <w:pPr>
+        <w:pBdr/>
+        <w:spacing/>
+        <w:ind/>
+        <w:rPr>
+          <w:highlight w:val="none"/>
+        </w:rPr>
+      </w:pPr>
+      <w:r>
+        <w:rPr>
+          <w:color w:val="0070c0"/>
+          <w:highlight w:val="none"/>
+        </w:rPr>
+      </w:r>
+      <w:r/>
+      <w:r>
+        <w:rPr>
+          <w:color w:val="0070c0"/>
+          <w:highlight w:val="none"/>
+        </w:rPr>
+      </w:r>
+    </w:p>
+    <w:p>
+      <w:pPr>
+        <w:pBdr/>
+        <w:spacing/>
+        <w:ind/>
+        <w:rPr>
+          <w:highlight w:val="none"/>
+        </w:rPr>
+      </w:pPr>
+      <w:r>
+        <w:rPr>
+          <w:highlight w:val="none"/>
+        </w:rPr>
+      </w:r>
+      <w:r>
+        <mc:AlternateContent>
+          <mc:Choice Requires="wpg">
+            <w:drawing>
+              <wp:inline xmlns:wp="http://schemas.openxmlformats.org/drawingml/2006/wordprocessingDrawing" distT="0" distB="0" distL="0" distR="0">
+                <wp:extent cx="3962400" cy="2390775"/>
+                <wp:effectExtent l="0" t="0" r="0" b="0"/>
+                <wp:docPr id="28" name=""/>
+                <wp:cNvGraphicFramePr>
+                  <a:graphicFrameLocks xmlns:a="http://schemas.openxmlformats.org/drawingml/2006/main" noChangeAspect="1"/>
+                </wp:cNvGraphicFramePr>
+                <a:graphic xmlns:a="http://schemas.openxmlformats.org/drawingml/2006/main">
+                  <a:graphicData uri="http://schemas.openxmlformats.org/drawingml/2006/picture">
+                    <pic:pic xmlns:pic="http://schemas.openxmlformats.org/drawingml/2006/picture">
+                      <pic:nvPicPr>
+                        <pic:cNvPr id="1499454149" name=""/>
+                        <pic:cNvPicPr>
+                          <a:picLocks noChangeAspect="1"/>
+                        </pic:cNvPicPr>
+                        <pic:nvPr/>
+                      </pic:nvPicPr>
+                      <pic:blipFill rotWithShape="1">
+                        <a:blip r:embed="rId35"/>
+                        <a:stretch/>
+                      </pic:blipFill>
+                      <pic:spPr bwMode="auto">
+                        <a:xfrm>
+                          <a:off x="0" y="0"/>
+                          <a:ext cx="3962399" cy="2390774"/>
+                        </a:xfrm>
+                        <a:prstGeom prst="rect">
+                          <a:avLst/>
+                        </a:prstGeom>
+                      </pic:spPr>
+                    </pic:pic>
+                  </a:graphicData>
+                </a:graphic>
+              </wp:inline>
+            </w:drawing>
+          </mc:Choice>
+          <mc:Fallback>
+            <w:pict>
+              <v:shapetype id="_x0000_t75" coordsize="21600,21600" o:spt="75" o:preferrelative="t" path="m@4@5l@4@11@9@11@9@5xe" filled="f" stroked="f">
+                <v:stroke joinstyle="miter"/>
+                <v:formulas>
+                  <v:f eqn="if lineDrawn pixelLineWidth 0"/>
+                  <v:f eqn="sum @0 1 0"/>
+                  <v:f eqn="sum 0 0 @1"/>
+                  <v:f eqn="prod @2 1 2"/>
+                  <v:f eqn="prod @3 21600 pixelWidth"/>
+                  <v:f eqn="prod @3 21600 pixelHeight"/>
+                  <v:f eqn="sum @0 0 1"/>
+                  <v:f eqn="prod @6 1 2"/>
+                  <v:f eqn="prod @7 21600 pixelWidth"/>
+                  <v:f eqn="sum @8 21600 0"/>
+                  <v:f eqn="prod @7 21600 pixelHeight"/>
+                  <v:f eqn="sum @10 21600 0"/>
+                </v:formulas>
+                <v:path o:extrusionok="f" gradientshapeok="t" o:connecttype="rect"/>
+                <o:lock v:ext="edit" aspectratio="t"/>
+              </v:shapetype>
+              <v:shape id="_x0000_i27" o:spid="_x0000_s27" type="#_x0000_t75" style="width:312.00pt;height:188.25pt;mso-wrap-distance-left:0.00pt;mso-wrap-distance-top:0.00pt;mso-wrap-distance-right:0.00pt;mso-wrap-distance-bottom:0.00pt;z-index:1;" stroked="false">
+                <v:imagedata r:id="rId35" o:title=""/>
+                <o:lock v:ext="edit" rotation="t"/>
+              </v:shape>
+            </w:pict>
+          </mc:Fallback>
+        </mc:AlternateContent>
+      </w:r>
+      <w:r>
+        <w:rPr>
+          <w:color w:val="0070c0"/>
+          <w:highlight w:val="none"/>
+        </w:rPr>
+      </w:r>
+    </w:p>
+    <w:p>
+      <w:pPr>
+        <w:pBdr/>
+        <w:spacing/>
+        <w:ind/>
+        <w:rPr>
+          <w:color w:val="0070c0"/>
+          <w:highlight w:val="none"/>
+        </w:rPr>
+      </w:pPr>
+      <w:r>
+        <w:rPr>
+          <w:highlight w:val="none"/>
+        </w:rPr>
+      </w:r>
+      <w:r>
+        <mc:AlternateContent>
+          <mc:Choice Requires="wpg">
+            <w:drawing>
+              <wp:inline xmlns:wp="http://schemas.openxmlformats.org/drawingml/2006/wordprocessingDrawing" distT="0" distB="0" distL="0" distR="0">
+                <wp:extent cx="5940425" cy="1800024"/>
+                <wp:effectExtent l="0" t="0" r="0" b="0"/>
+                <wp:docPr id="29" name=""/>
+                <wp:cNvGraphicFramePr>
+                  <a:graphicFrameLocks xmlns:a="http://schemas.openxmlformats.org/drawingml/2006/main" noChangeAspect="1"/>
+                </wp:cNvGraphicFramePr>
+                <a:graphic xmlns:a="http://schemas.openxmlformats.org/drawingml/2006/main">
+                  <a:graphicData uri="http://schemas.openxmlformats.org/drawingml/2006/picture">
+                    <pic:pic xmlns:pic="http://schemas.openxmlformats.org/drawingml/2006/picture">
+                      <pic:nvPicPr>
+                        <pic:cNvPr id="323359876" name=""/>
+                        <pic:cNvPicPr>
+                          <a:picLocks noChangeAspect="1"/>
+                        </pic:cNvPicPr>
+                        <pic:nvPr/>
+                      </pic:nvPicPr>
+                      <pic:blipFill rotWithShape="1">
+                        <a:blip r:embed="rId36"/>
+                        <a:stretch/>
+                      </pic:blipFill>
+                      <pic:spPr bwMode="auto">
+                        <a:xfrm>
+                          <a:off x="0" y="0"/>
+                          <a:ext cx="5940424" cy="1800024"/>
+                        </a:xfrm>
+                        <a:prstGeom prst="rect">
+                          <a:avLst/>
+                        </a:prstGeom>
+                      </pic:spPr>
+                    </pic:pic>
+                  </a:graphicData>
+                </a:graphic>
+              </wp:inline>
+            </w:drawing>
+          </mc:Choice>
+          <mc:Fallback>
+            <w:pict>
+              <v:shapetype id="_x0000_t75" coordsize="21600,21600" o:spt="75" o:preferrelative="t" path="m@4@5l@4@11@9@11@9@5xe" filled="f" stroked="f">
+                <v:stroke joinstyle="miter"/>
+                <v:formulas>
+                  <v:f eqn="if lineDrawn pixelLineWidth 0"/>
+                  <v:f eqn="sum @0 1 0"/>
+                  <v:f eqn="sum 0 0 @1"/>
+                  <v:f eqn="prod @2 1 2"/>
+                  <v:f eqn="prod @3 21600 pixelWidth"/>
+                  <v:f eqn="prod @3 21600 pixelHeight"/>
+                  <v:f eqn="sum @0 0 1"/>
+                  <v:f eqn="prod @6 1 2"/>
+                  <v:f eqn="prod @7 21600 pixelWidth"/>
+                  <v:f eqn="sum @8 21600 0"/>
+                  <v:f eqn="prod @7 21600 pixelHeight"/>
+                  <v:f eqn="sum @10 21600 0"/>
+                </v:formulas>
+                <v:path o:extrusionok="f" gradientshapeok="t" o:connecttype="rect"/>
+                <o:lock v:ext="edit" aspectratio="t"/>
+              </v:shapetype>
+              <v:shape id="_x0000_i28" o:spid="_x0000_s28" type="#_x0000_t75" style="width:467.75pt;height:141.73pt;mso-wrap-distance-left:0.00pt;mso-wrap-distance-top:0.00pt;mso-wrap-distance-right:0.00pt;mso-wrap-distance-bottom:0.00pt;z-index:1;" stroked="false">
+                <v:imagedata r:id="rId36" o:title=""/>
+                <o:lock v:ext="edit" rotation="t"/>
+              </v:shape>
+            </w:pict>
+          </mc:Fallback>
+        </mc:AlternateContent>
+      </w:r>
+      <w:r>
+        <w:rPr>
+          <w:highlight w:val="none"/>
+        </w:rPr>
+      </w:r>
+      <w:r>
+        <w:rPr>
+          <w:highlight w:val="none"/>
+        </w:rPr>
+      </w:r>
+      <w:r>
+        <w:rPr>
+          <w:highlight w:val="none"/>
+        </w:rPr>
+      </w:r>
     </w:p>
     <w:sectPr>
       <w:footnotePr/>
@@ -4553,7 +5959,6 @@
         <w:ind/>
         <w:rPr/>
       </w:pPr>
-      <w:r/>
       <w:r>
         <w:separator/>
       </w:r>
@@ -4568,7 +5973,6 @@
         <w:ind/>
         <w:rPr/>
       </w:pPr>
-      <w:r/>
       <w:r>
         <w:continuationSeparator/>
       </w:r>
@@ -4588,7 +5992,6 @@
         <w:ind/>
         <w:rPr/>
       </w:pPr>
-      <w:r/>
       <w:r>
         <w:separator/>
       </w:r>
@@ -4603,7 +6006,6 @@
         <w:ind/>
         <w:rPr/>
       </w:pPr>
-      <w:r/>
       <w:r>
         <w:continuationSeparator/>
       </w:r>
@@ -4771,9 +6173,9 @@
     <w:lsdException w:name="Bibliography" w:uiPriority="37"/>
     <w:lsdException w:name="TOC Heading" w:uiPriority="39" w:qFormat="1"/>
   </w:latentStyles>
-  <w:style w:type="table" w:styleId="12">
+  <w:style w:type="table" w:styleId="701">
     <w:name w:val="Table Grid"/>
-    <w:basedOn w:val="665"/>
+    <w:basedOn w:val="887"/>
     <w:uiPriority w:val="59"/>
     <w:pPr>
       <w:pBdr/>
@@ -4970,9 +6372,9 @@
       </w:tcPr>
     </w:tblStylePr>
   </w:style>
-  <w:style w:type="table" w:styleId="13">
+  <w:style w:type="table" w:styleId="702">
     <w:name w:val="Table Grid Light"/>
-    <w:basedOn w:val="665"/>
+    <w:basedOn w:val="887"/>
     <w:uiPriority w:val="59"/>
     <w:pPr>
       <w:pBdr/>
@@ -5169,9 +6571,9 @@
       </w:tcPr>
     </w:tblStylePr>
   </w:style>
-  <w:style w:type="table" w:styleId="14">
+  <w:style w:type="table" w:styleId="703">
     <w:name w:val="Plain Table 1"/>
-    <w:basedOn w:val="665"/>
+    <w:basedOn w:val="887"/>
     <w:uiPriority w:val="59"/>
     <w:pPr>
       <w:pBdr/>
@@ -5394,9 +6796,9 @@
       </w:tcPr>
     </w:tblStylePr>
   </w:style>
-  <w:style w:type="table" w:styleId="15">
+  <w:style w:type="table" w:styleId="704">
     <w:name w:val="Plain Table 2"/>
-    <w:basedOn w:val="665"/>
+    <w:basedOn w:val="887"/>
     <w:uiPriority w:val="59"/>
     <w:pPr>
       <w:pBdr/>
@@ -5627,9 +7029,9 @@
       </w:tcPr>
     </w:tblStylePr>
   </w:style>
-  <w:style w:type="table" w:styleId="16">
+  <w:style w:type="table" w:styleId="705">
     <w:name w:val="Plain Table 3"/>
-    <w:basedOn w:val="665"/>
+    <w:basedOn w:val="887"/>
     <w:uiPriority w:val="99"/>
     <w:pPr>
       <w:pBdr/>
@@ -5857,9 +7259,9 @@
       </w:tcPr>
     </w:tblStylePr>
   </w:style>
-  <w:style w:type="table" w:styleId="17">
+  <w:style w:type="table" w:styleId="706">
     <w:name w:val="Plain Table 4"/>
-    <w:basedOn w:val="665"/>
+    <w:basedOn w:val="887"/>
     <w:uiPriority w:val="99"/>
     <w:pPr>
       <w:pBdr/>
@@ -6073,9 +7475,9 @@
       </w:tcPr>
     </w:tblStylePr>
   </w:style>
-  <w:style w:type="table" w:styleId="18">
+  <w:style w:type="table" w:styleId="707">
     <w:name w:val="Plain Table 5"/>
-    <w:basedOn w:val="665"/>
+    <w:basedOn w:val="887"/>
     <w:uiPriority w:val="99"/>
     <w:pPr>
       <w:pBdr/>
@@ -6306,9 +7708,9 @@
       </w:tcPr>
     </w:tblStylePr>
   </w:style>
-  <w:style w:type="table" w:styleId="19">
+  <w:style w:type="table" w:styleId="708">
     <w:name w:val="Grid Table 1 Light"/>
-    <w:basedOn w:val="665"/>
+    <w:basedOn w:val="887"/>
     <w:uiPriority w:val="99"/>
     <w:pPr>
       <w:pBdr/>
@@ -6529,9 +7931,9 @@
       </w:tcPr>
     </w:tblStylePr>
   </w:style>
-  <w:style w:type="table" w:styleId="20">
+  <w:style w:type="table" w:styleId="709">
     <w:name w:val="Grid Table 1 Light - Accent 1"/>
-    <w:basedOn w:val="665"/>
+    <w:basedOn w:val="887"/>
     <w:uiPriority w:val="99"/>
     <w:pPr>
       <w:pBdr/>
@@ -6752,9 +8154,9 @@
       </w:tcPr>
     </w:tblStylePr>
   </w:style>
-  <w:style w:type="table" w:styleId="21">
+  <w:style w:type="table" w:styleId="710">
     <w:name w:val="Grid Table 1 Light - Accent 2"/>
-    <w:basedOn w:val="665"/>
+    <w:basedOn w:val="887"/>
     <w:uiPriority w:val="99"/>
     <w:pPr>
       <w:pBdr/>
@@ -6975,9 +8377,9 @@
       </w:tcPr>
     </w:tblStylePr>
   </w:style>
-  <w:style w:type="table" w:styleId="22">
+  <w:style w:type="table" w:styleId="711">
     <w:name w:val="Grid Table 1 Light - Accent 3"/>
-    <w:basedOn w:val="665"/>
+    <w:basedOn w:val="887"/>
     <w:uiPriority w:val="99"/>
     <w:pPr>
       <w:pBdr/>
@@ -7198,9 +8600,9 @@
       </w:tcPr>
     </w:tblStylePr>
   </w:style>
-  <w:style w:type="table" w:styleId="23">
+  <w:style w:type="table" w:styleId="712">
     <w:name w:val="Grid Table 1 Light - Accent 4"/>
-    <w:basedOn w:val="665"/>
+    <w:basedOn w:val="887"/>
     <w:uiPriority w:val="99"/>
     <w:pPr>
       <w:pBdr/>
@@ -7421,9 +8823,9 @@
       </w:tcPr>
     </w:tblStylePr>
   </w:style>
-  <w:style w:type="table" w:styleId="24">
+  <w:style w:type="table" w:styleId="713">
     <w:name w:val="Grid Table 1 Light - Accent 5"/>
-    <w:basedOn w:val="665"/>
+    <w:basedOn w:val="887"/>
     <w:uiPriority w:val="99"/>
     <w:pPr>
       <w:pBdr/>
@@ -7644,9 +9046,9 @@
       </w:tcPr>
     </w:tblStylePr>
   </w:style>
-  <w:style w:type="table" w:styleId="25">
+  <w:style w:type="table" w:styleId="714">
     <w:name w:val="Grid Table 1 Light - Accent 6"/>
-    <w:basedOn w:val="665"/>
+    <w:basedOn w:val="887"/>
     <w:uiPriority w:val="99"/>
     <w:pPr>
       <w:pBdr/>
@@ -7867,9 +9269,9 @@
       </w:tcPr>
     </w:tblStylePr>
   </w:style>
-  <w:style w:type="table" w:styleId="26">
+  <w:style w:type="table" w:styleId="715">
     <w:name w:val="Grid Table 2"/>
-    <w:basedOn w:val="665"/>
+    <w:basedOn w:val="887"/>
     <w:uiPriority w:val="99"/>
     <w:pPr>
       <w:pBdr/>
@@ -8099,9 +9501,9 @@
       </w:tcPr>
     </w:tblStylePr>
   </w:style>
-  <w:style w:type="table" w:styleId="27">
+  <w:style w:type="table" w:styleId="716">
     <w:name w:val="Grid Table 2 - Accent 1"/>
-    <w:basedOn w:val="665"/>
+    <w:basedOn w:val="887"/>
     <w:uiPriority w:val="99"/>
     <w:pPr>
       <w:pBdr/>
@@ -8331,9 +9733,9 @@
       </w:tcPr>
     </w:tblStylePr>
   </w:style>
-  <w:style w:type="table" w:styleId="28">
+  <w:style w:type="table" w:styleId="717">
     <w:name w:val="Grid Table 2 - Accent 2"/>
-    <w:basedOn w:val="665"/>
+    <w:basedOn w:val="887"/>
     <w:uiPriority w:val="99"/>
     <w:pPr>
       <w:pBdr/>
@@ -8563,9 +9965,9 @@
       </w:tcPr>
     </w:tblStylePr>
   </w:style>
-  <w:style w:type="table" w:styleId="29">
+  <w:style w:type="table" w:styleId="718">
     <w:name w:val="Grid Table 2 - Accent 3"/>
-    <w:basedOn w:val="665"/>
+    <w:basedOn w:val="887"/>
     <w:uiPriority w:val="99"/>
     <w:pPr>
       <w:pBdr/>
@@ -8795,9 +10197,9 @@
       </w:tcPr>
     </w:tblStylePr>
   </w:style>
-  <w:style w:type="table" w:styleId="30">
+  <w:style w:type="table" w:styleId="719">
     <w:name w:val="Grid Table 2 - Accent 4"/>
-    <w:basedOn w:val="665"/>
+    <w:basedOn w:val="887"/>
     <w:uiPriority w:val="99"/>
     <w:pPr>
       <w:pBdr/>
@@ -9027,9 +10429,9 @@
       </w:tcPr>
     </w:tblStylePr>
   </w:style>
-  <w:style w:type="table" w:styleId="31">
+  <w:style w:type="table" w:styleId="720">
     <w:name w:val="Grid Table 2 - Accent 5"/>
-    <w:basedOn w:val="665"/>
+    <w:basedOn w:val="887"/>
     <w:uiPriority w:val="99"/>
     <w:pPr>
       <w:pBdr/>
@@ -9259,9 +10661,9 @@
       </w:tcPr>
     </w:tblStylePr>
   </w:style>
-  <w:style w:type="table" w:styleId="32">
+  <w:style w:type="table" w:styleId="721">
     <w:name w:val="Grid Table 2 - Accent 6"/>
-    <w:basedOn w:val="665"/>
+    <w:basedOn w:val="887"/>
     <w:uiPriority w:val="99"/>
     <w:pPr>
       <w:pBdr/>
@@ -9491,9 +10893,9 @@
       </w:tcPr>
     </w:tblStylePr>
   </w:style>
-  <w:style w:type="table" w:styleId="33">
+  <w:style w:type="table" w:styleId="722">
     <w:name w:val="Grid Table 3"/>
-    <w:basedOn w:val="665"/>
+    <w:basedOn w:val="887"/>
     <w:uiPriority w:val="99"/>
     <w:pPr>
       <w:pBdr/>
@@ -9592,29 +10994,6 @@
         <w:tblBorders/>
       </w:tblPr>
       <w:tcPr>
-        <w:shd w:color="ffffff"/>
-        <w:tcBorders>
-          <w:top w:val="none" w:color="000000" w:sz="4" w:space="0"/>
-          <w:left w:val="none" w:color="000000" w:sz="4" w:space="0"/>
-          <w:bottom w:val="none" w:color="000000" w:sz="4" w:space="0"/>
-          <w:right w:val="none" w:color="000000" w:sz="4" w:space="0"/>
-        </w:tcBorders>
-      </w:tcPr>
-    </w:tblStylePr>
-    <w:tblStylePr w:type="firstRow">
-      <w:rPr>
-        <w:b/>
-        <w:color w:val="404040"/>
-      </w:rPr>
-      <w:pPr>
-        <w:pBdr/>
-        <w:spacing/>
-        <w:ind/>
-      </w:pPr>
-      <w:tblPr>
-        <w:tblBorders/>
-      </w:tblPr>
-      <w:tcPr>
         <w:shd w:val="clear" w:color="ffffff"/>
         <w:tcBorders>
           <w:top w:val="none" w:color="000000" w:sz="4" w:space="0"/>
@@ -9624,30 +11003,7 @@
         </w:tcBorders>
       </w:tcPr>
     </w:tblStylePr>
-    <w:tblStylePr w:type="lastCol">
-      <w:rPr>
-        <w:i/>
-        <w:color w:val="404040"/>
-      </w:rPr>
-      <w:pPr>
-        <w:pBdr/>
-        <w:spacing/>
-        <w:ind/>
-      </w:pPr>
-      <w:tblPr>
-        <w:tblBorders/>
-      </w:tblPr>
-      <w:tcPr>
-        <w:shd w:color="ffffff"/>
-        <w:tcBorders>
-          <w:top w:val="none" w:color="000000" w:sz="4" w:space="0"/>
-          <w:left w:val="none" w:color="000000" w:sz="4" w:space="0"/>
-          <w:bottom w:val="none" w:color="000000" w:sz="4" w:space="0"/>
-          <w:right w:val="none" w:color="000000" w:sz="4" w:space="0"/>
-        </w:tcBorders>
-      </w:tcPr>
-    </w:tblStylePr>
-    <w:tblStylePr w:type="lastRow">
+    <w:tblStylePr w:type="firstRow">
       <w:rPr>
         <w:b/>
         <w:color w:val="404040"/>
@@ -9670,6 +11026,52 @@
         </w:tcBorders>
       </w:tcPr>
     </w:tblStylePr>
+    <w:tblStylePr w:type="lastCol">
+      <w:rPr>
+        <w:i/>
+        <w:color w:val="404040"/>
+      </w:rPr>
+      <w:pPr>
+        <w:pBdr/>
+        <w:spacing/>
+        <w:ind/>
+      </w:pPr>
+      <w:tblPr>
+        <w:tblBorders/>
+      </w:tblPr>
+      <w:tcPr>
+        <w:shd w:val="clear" w:color="ffffff"/>
+        <w:tcBorders>
+          <w:top w:val="none" w:color="000000" w:sz="4" w:space="0"/>
+          <w:left w:val="none" w:color="000000" w:sz="4" w:space="0"/>
+          <w:bottom w:val="none" w:color="000000" w:sz="4" w:space="0"/>
+          <w:right w:val="none" w:color="000000" w:sz="4" w:space="0"/>
+        </w:tcBorders>
+      </w:tcPr>
+    </w:tblStylePr>
+    <w:tblStylePr w:type="lastRow">
+      <w:rPr>
+        <w:b/>
+        <w:color w:val="404040"/>
+      </w:rPr>
+      <w:pPr>
+        <w:pBdr/>
+        <w:spacing/>
+        <w:ind/>
+      </w:pPr>
+      <w:tblPr>
+        <w:tblBorders/>
+      </w:tblPr>
+      <w:tcPr>
+        <w:shd w:val="clear" w:color="ffffff"/>
+        <w:tcBorders>
+          <w:top w:val="none" w:color="000000" w:sz="4" w:space="0"/>
+          <w:left w:val="none" w:color="000000" w:sz="4" w:space="0"/>
+          <w:bottom w:val="none" w:color="000000" w:sz="4" w:space="0"/>
+          <w:right w:val="none" w:color="000000" w:sz="4" w:space="0"/>
+        </w:tcBorders>
+      </w:tcPr>
+    </w:tblStylePr>
     <w:tblStylePr w:type="nwCell">
       <w:pPr>
         <w:pBdr/>
@@ -9736,9 +11138,9 @@
       </w:tcPr>
     </w:tblStylePr>
   </w:style>
-  <w:style w:type="table" w:styleId="34">
+  <w:style w:type="table" w:styleId="723">
     <w:name w:val="Grid Table 3 - Accent 1"/>
-    <w:basedOn w:val="665"/>
+    <w:basedOn w:val="887"/>
     <w:uiPriority w:val="99"/>
     <w:pPr>
       <w:pBdr/>
@@ -9837,29 +11239,6 @@
         <w:tblBorders/>
       </w:tblPr>
       <w:tcPr>
-        <w:shd w:color="ffffff"/>
-        <w:tcBorders>
-          <w:top w:val="none" w:color="000000" w:sz="4" w:space="0"/>
-          <w:left w:val="none" w:color="000000" w:sz="4" w:space="0"/>
-          <w:bottom w:val="none" w:color="000000" w:sz="4" w:space="0"/>
-          <w:right w:val="none" w:color="000000" w:sz="4" w:space="0"/>
-        </w:tcBorders>
-      </w:tcPr>
-    </w:tblStylePr>
-    <w:tblStylePr w:type="firstRow">
-      <w:rPr>
-        <w:b/>
-        <w:color w:val="404040"/>
-      </w:rPr>
-      <w:pPr>
-        <w:pBdr/>
-        <w:spacing/>
-        <w:ind/>
-      </w:pPr>
-      <w:tblPr>
-        <w:tblBorders/>
-      </w:tblPr>
-      <w:tcPr>
         <w:shd w:val="clear" w:color="ffffff"/>
         <w:tcBorders>
           <w:top w:val="none" w:color="000000" w:sz="4" w:space="0"/>
@@ -9869,30 +11248,7 @@
         </w:tcBorders>
       </w:tcPr>
     </w:tblStylePr>
-    <w:tblStylePr w:type="lastCol">
-      <w:rPr>
-        <w:i/>
-        <w:color w:val="404040"/>
-      </w:rPr>
-      <w:pPr>
-        <w:pBdr/>
-        <w:spacing/>
-        <w:ind/>
-      </w:pPr>
-      <w:tblPr>
-        <w:tblBorders/>
-      </w:tblPr>
-      <w:tcPr>
-        <w:shd w:color="ffffff"/>
-        <w:tcBorders>
-          <w:top w:val="none" w:color="000000" w:sz="4" w:space="0"/>
-          <w:left w:val="none" w:color="000000" w:sz="4" w:space="0"/>
-          <w:bottom w:val="none" w:color="000000" w:sz="4" w:space="0"/>
-          <w:right w:val="none" w:color="000000" w:sz="4" w:space="0"/>
-        </w:tcBorders>
-      </w:tcPr>
-    </w:tblStylePr>
-    <w:tblStylePr w:type="lastRow">
+    <w:tblStylePr w:type="firstRow">
       <w:rPr>
         <w:b/>
         <w:color w:val="404040"/>
@@ -9915,6 +11271,52 @@
         </w:tcBorders>
       </w:tcPr>
     </w:tblStylePr>
+    <w:tblStylePr w:type="lastCol">
+      <w:rPr>
+        <w:i/>
+        <w:color w:val="404040"/>
+      </w:rPr>
+      <w:pPr>
+        <w:pBdr/>
+        <w:spacing/>
+        <w:ind/>
+      </w:pPr>
+      <w:tblPr>
+        <w:tblBorders/>
+      </w:tblPr>
+      <w:tcPr>
+        <w:shd w:val="clear" w:color="ffffff"/>
+        <w:tcBorders>
+          <w:top w:val="none" w:color="000000" w:sz="4" w:space="0"/>
+          <w:left w:val="none" w:color="000000" w:sz="4" w:space="0"/>
+          <w:bottom w:val="none" w:color="000000" w:sz="4" w:space="0"/>
+          <w:right w:val="none" w:color="000000" w:sz="4" w:space="0"/>
+        </w:tcBorders>
+      </w:tcPr>
+    </w:tblStylePr>
+    <w:tblStylePr w:type="lastRow">
+      <w:rPr>
+        <w:b/>
+        <w:color w:val="404040"/>
+      </w:rPr>
+      <w:pPr>
+        <w:pBdr/>
+        <w:spacing/>
+        <w:ind/>
+      </w:pPr>
+      <w:tblPr>
+        <w:tblBorders/>
+      </w:tblPr>
+      <w:tcPr>
+        <w:shd w:val="clear" w:color="ffffff"/>
+        <w:tcBorders>
+          <w:top w:val="none" w:color="000000" w:sz="4" w:space="0"/>
+          <w:left w:val="none" w:color="000000" w:sz="4" w:space="0"/>
+          <w:bottom w:val="none" w:color="000000" w:sz="4" w:space="0"/>
+          <w:right w:val="none" w:color="000000" w:sz="4" w:space="0"/>
+        </w:tcBorders>
+      </w:tcPr>
+    </w:tblStylePr>
     <w:tblStylePr w:type="nwCell">
       <w:pPr>
         <w:pBdr/>
@@ -9981,9 +11383,9 @@
       </w:tcPr>
     </w:tblStylePr>
   </w:style>
-  <w:style w:type="table" w:styleId="35">
+  <w:style w:type="table" w:styleId="724">
     <w:name w:val="Grid Table 3 - Accent 2"/>
-    <w:basedOn w:val="665"/>
+    <w:basedOn w:val="887"/>
     <w:uiPriority w:val="99"/>
     <w:pPr>
       <w:pBdr/>
@@ -10082,29 +11484,6 @@
         <w:tblBorders/>
       </w:tblPr>
       <w:tcPr>
-        <w:shd w:color="ffffff"/>
-        <w:tcBorders>
-          <w:top w:val="none" w:color="000000" w:sz="4" w:space="0"/>
-          <w:left w:val="none" w:color="000000" w:sz="4" w:space="0"/>
-          <w:bottom w:val="none" w:color="000000" w:sz="4" w:space="0"/>
-          <w:right w:val="none" w:color="000000" w:sz="4" w:space="0"/>
-        </w:tcBorders>
-      </w:tcPr>
-    </w:tblStylePr>
-    <w:tblStylePr w:type="firstRow">
-      <w:rPr>
-        <w:b/>
-        <w:color w:val="404040"/>
-      </w:rPr>
-      <w:pPr>
-        <w:pBdr/>
-        <w:spacing/>
-        <w:ind/>
-      </w:pPr>
-      <w:tblPr>
-        <w:tblBorders/>
-      </w:tblPr>
-      <w:tcPr>
         <w:shd w:val="clear" w:color="ffffff"/>
         <w:tcBorders>
           <w:top w:val="none" w:color="000000" w:sz="4" w:space="0"/>
@@ -10114,30 +11493,7 @@
         </w:tcBorders>
       </w:tcPr>
     </w:tblStylePr>
-    <w:tblStylePr w:type="lastCol">
-      <w:rPr>
-        <w:i/>
-        <w:color w:val="404040"/>
-      </w:rPr>
-      <w:pPr>
-        <w:pBdr/>
-        <w:spacing/>
-        <w:ind/>
-      </w:pPr>
-      <w:tblPr>
-        <w:tblBorders/>
-      </w:tblPr>
-      <w:tcPr>
-        <w:shd w:color="ffffff"/>
-        <w:tcBorders>
-          <w:top w:val="none" w:color="000000" w:sz="4" w:space="0"/>
-          <w:left w:val="none" w:color="000000" w:sz="4" w:space="0"/>
-          <w:bottom w:val="none" w:color="000000" w:sz="4" w:space="0"/>
-          <w:right w:val="none" w:color="000000" w:sz="4" w:space="0"/>
-        </w:tcBorders>
-      </w:tcPr>
-    </w:tblStylePr>
-    <w:tblStylePr w:type="lastRow">
+    <w:tblStylePr w:type="firstRow">
       <w:rPr>
         <w:b/>
         <w:color w:val="404040"/>
@@ -10160,6 +11516,52 @@
         </w:tcBorders>
       </w:tcPr>
     </w:tblStylePr>
+    <w:tblStylePr w:type="lastCol">
+      <w:rPr>
+        <w:i/>
+        <w:color w:val="404040"/>
+      </w:rPr>
+      <w:pPr>
+        <w:pBdr/>
+        <w:spacing/>
+        <w:ind/>
+      </w:pPr>
+      <w:tblPr>
+        <w:tblBorders/>
+      </w:tblPr>
+      <w:tcPr>
+        <w:shd w:val="clear" w:color="ffffff"/>
+        <w:tcBorders>
+          <w:top w:val="none" w:color="000000" w:sz="4" w:space="0"/>
+          <w:left w:val="none" w:color="000000" w:sz="4" w:space="0"/>
+          <w:bottom w:val="none" w:color="000000" w:sz="4" w:space="0"/>
+          <w:right w:val="none" w:color="000000" w:sz="4" w:space="0"/>
+        </w:tcBorders>
+      </w:tcPr>
+    </w:tblStylePr>
+    <w:tblStylePr w:type="lastRow">
+      <w:rPr>
+        <w:b/>
+        <w:color w:val="404040"/>
+      </w:rPr>
+      <w:pPr>
+        <w:pBdr/>
+        <w:spacing/>
+        <w:ind/>
+      </w:pPr>
+      <w:tblPr>
+        <w:tblBorders/>
+      </w:tblPr>
+      <w:tcPr>
+        <w:shd w:val="clear" w:color="ffffff"/>
+        <w:tcBorders>
+          <w:top w:val="none" w:color="000000" w:sz="4" w:space="0"/>
+          <w:left w:val="none" w:color="000000" w:sz="4" w:space="0"/>
+          <w:bottom w:val="none" w:color="000000" w:sz="4" w:space="0"/>
+          <w:right w:val="none" w:color="000000" w:sz="4" w:space="0"/>
+        </w:tcBorders>
+      </w:tcPr>
+    </w:tblStylePr>
     <w:tblStylePr w:type="nwCell">
       <w:pPr>
         <w:pBdr/>
@@ -10226,9 +11628,9 @@
       </w:tcPr>
     </w:tblStylePr>
   </w:style>
-  <w:style w:type="table" w:styleId="36">
+  <w:style w:type="table" w:styleId="725">
     <w:name w:val="Grid Table 3 - Accent 3"/>
-    <w:basedOn w:val="665"/>
+    <w:basedOn w:val="887"/>
     <w:uiPriority w:val="99"/>
     <w:pPr>
       <w:pBdr/>
@@ -10327,29 +11729,6 @@
         <w:tblBorders/>
       </w:tblPr>
       <w:tcPr>
-        <w:shd w:color="ffffff"/>
-        <w:tcBorders>
-          <w:top w:val="none" w:color="000000" w:sz="4" w:space="0"/>
-          <w:left w:val="none" w:color="000000" w:sz="4" w:space="0"/>
-          <w:bottom w:val="none" w:color="000000" w:sz="4" w:space="0"/>
-          <w:right w:val="none" w:color="000000" w:sz="4" w:space="0"/>
-        </w:tcBorders>
-      </w:tcPr>
-    </w:tblStylePr>
-    <w:tblStylePr w:type="firstRow">
-      <w:rPr>
-        <w:b/>
-        <w:color w:val="404040"/>
-      </w:rPr>
-      <w:pPr>
-        <w:pBdr/>
-        <w:spacing/>
-        <w:ind/>
-      </w:pPr>
-      <w:tblPr>
-        <w:tblBorders/>
-      </w:tblPr>
-      <w:tcPr>
         <w:shd w:val="clear" w:color="ffffff"/>
         <w:tcBorders>
           <w:top w:val="none" w:color="000000" w:sz="4" w:space="0"/>
@@ -10359,30 +11738,7 @@
         </w:tcBorders>
       </w:tcPr>
     </w:tblStylePr>
-    <w:tblStylePr w:type="lastCol">
-      <w:rPr>
-        <w:i/>
-        <w:color w:val="404040"/>
-      </w:rPr>
-      <w:pPr>
-        <w:pBdr/>
-        <w:spacing/>
-        <w:ind/>
-      </w:pPr>
-      <w:tblPr>
-        <w:tblBorders/>
-      </w:tblPr>
-      <w:tcPr>
-        <w:shd w:color="ffffff"/>
-        <w:tcBorders>
-          <w:top w:val="none" w:color="000000" w:sz="4" w:space="0"/>
-          <w:left w:val="none" w:color="000000" w:sz="4" w:space="0"/>
-          <w:bottom w:val="none" w:color="000000" w:sz="4" w:space="0"/>
-          <w:right w:val="none" w:color="000000" w:sz="4" w:space="0"/>
-        </w:tcBorders>
-      </w:tcPr>
-    </w:tblStylePr>
-    <w:tblStylePr w:type="lastRow">
+    <w:tblStylePr w:type="firstRow">
       <w:rPr>
         <w:b/>
         <w:color w:val="404040"/>
@@ -10405,6 +11761,52 @@
         </w:tcBorders>
       </w:tcPr>
     </w:tblStylePr>
+    <w:tblStylePr w:type="lastCol">
+      <w:rPr>
+        <w:i/>
+        <w:color w:val="404040"/>
+      </w:rPr>
+      <w:pPr>
+        <w:pBdr/>
+        <w:spacing/>
+        <w:ind/>
+      </w:pPr>
+      <w:tblPr>
+        <w:tblBorders/>
+      </w:tblPr>
+      <w:tcPr>
+        <w:shd w:val="clear" w:color="ffffff"/>
+        <w:tcBorders>
+          <w:top w:val="none" w:color="000000" w:sz="4" w:space="0"/>
+          <w:left w:val="none" w:color="000000" w:sz="4" w:space="0"/>
+          <w:bottom w:val="none" w:color="000000" w:sz="4" w:space="0"/>
+          <w:right w:val="none" w:color="000000" w:sz="4" w:space="0"/>
+        </w:tcBorders>
+      </w:tcPr>
+    </w:tblStylePr>
+    <w:tblStylePr w:type="lastRow">
+      <w:rPr>
+        <w:b/>
+        <w:color w:val="404040"/>
+      </w:rPr>
+      <w:pPr>
+        <w:pBdr/>
+        <w:spacing/>
+        <w:ind/>
+      </w:pPr>
+      <w:tblPr>
+        <w:tblBorders/>
+      </w:tblPr>
+      <w:tcPr>
+        <w:shd w:val="clear" w:color="ffffff"/>
+        <w:tcBorders>
+          <w:top w:val="none" w:color="000000" w:sz="4" w:space="0"/>
+          <w:left w:val="none" w:color="000000" w:sz="4" w:space="0"/>
+          <w:bottom w:val="none" w:color="000000" w:sz="4" w:space="0"/>
+          <w:right w:val="none" w:color="000000" w:sz="4" w:space="0"/>
+        </w:tcBorders>
+      </w:tcPr>
+    </w:tblStylePr>
     <w:tblStylePr w:type="nwCell">
       <w:pPr>
         <w:pBdr/>
@@ -10471,9 +11873,9 @@
       </w:tcPr>
     </w:tblStylePr>
   </w:style>
-  <w:style w:type="table" w:styleId="37">
+  <w:style w:type="table" w:styleId="726">
     <w:name w:val="Grid Table 3 - Accent 4"/>
-    <w:basedOn w:val="665"/>
+    <w:basedOn w:val="887"/>
     <w:uiPriority w:val="99"/>
     <w:pPr>
       <w:pBdr/>
@@ -10572,29 +11974,6 @@
         <w:tblBorders/>
       </w:tblPr>
       <w:tcPr>
-        <w:shd w:color="ffffff"/>
-        <w:tcBorders>
-          <w:top w:val="none" w:color="000000" w:sz="4" w:space="0"/>
-          <w:left w:val="none" w:color="000000" w:sz="4" w:space="0"/>
-          <w:bottom w:val="none" w:color="000000" w:sz="4" w:space="0"/>
-          <w:right w:val="none" w:color="000000" w:sz="4" w:space="0"/>
-        </w:tcBorders>
-      </w:tcPr>
-    </w:tblStylePr>
-    <w:tblStylePr w:type="firstRow">
-      <w:rPr>
-        <w:b/>
-        <w:color w:val="404040"/>
-      </w:rPr>
-      <w:pPr>
-        <w:pBdr/>
-        <w:spacing/>
-        <w:ind/>
-      </w:pPr>
-      <w:tblPr>
-        <w:tblBorders/>
-      </w:tblPr>
-      <w:tcPr>
         <w:shd w:val="clear" w:color="ffffff"/>
         <w:tcBorders>
           <w:top w:val="none" w:color="000000" w:sz="4" w:space="0"/>
@@ -10604,30 +11983,7 @@
         </w:tcBorders>
       </w:tcPr>
     </w:tblStylePr>
-    <w:tblStylePr w:type="lastCol">
-      <w:rPr>
-        <w:i/>
-        <w:color w:val="404040"/>
-      </w:rPr>
-      <w:pPr>
-        <w:pBdr/>
-        <w:spacing/>
-        <w:ind/>
-      </w:pPr>
-      <w:tblPr>
-        <w:tblBorders/>
-      </w:tblPr>
-      <w:tcPr>
-        <w:shd w:color="ffffff"/>
-        <w:tcBorders>
-          <w:top w:val="none" w:color="000000" w:sz="4" w:space="0"/>
-          <w:left w:val="none" w:color="000000" w:sz="4" w:space="0"/>
-          <w:bottom w:val="none" w:color="000000" w:sz="4" w:space="0"/>
-          <w:right w:val="none" w:color="000000" w:sz="4" w:space="0"/>
-        </w:tcBorders>
-      </w:tcPr>
-    </w:tblStylePr>
-    <w:tblStylePr w:type="lastRow">
+    <w:tblStylePr w:type="firstRow">
       <w:rPr>
         <w:b/>
         <w:color w:val="404040"/>
@@ -10650,6 +12006,52 @@
         </w:tcBorders>
       </w:tcPr>
     </w:tblStylePr>
+    <w:tblStylePr w:type="lastCol">
+      <w:rPr>
+        <w:i/>
+        <w:color w:val="404040"/>
+      </w:rPr>
+      <w:pPr>
+        <w:pBdr/>
+        <w:spacing/>
+        <w:ind/>
+      </w:pPr>
+      <w:tblPr>
+        <w:tblBorders/>
+      </w:tblPr>
+      <w:tcPr>
+        <w:shd w:val="clear" w:color="ffffff"/>
+        <w:tcBorders>
+          <w:top w:val="none" w:color="000000" w:sz="4" w:space="0"/>
+          <w:left w:val="none" w:color="000000" w:sz="4" w:space="0"/>
+          <w:bottom w:val="none" w:color="000000" w:sz="4" w:space="0"/>
+          <w:right w:val="none" w:color="000000" w:sz="4" w:space="0"/>
+        </w:tcBorders>
+      </w:tcPr>
+    </w:tblStylePr>
+    <w:tblStylePr w:type="lastRow">
+      <w:rPr>
+        <w:b/>
+        <w:color w:val="404040"/>
+      </w:rPr>
+      <w:pPr>
+        <w:pBdr/>
+        <w:spacing/>
+        <w:ind/>
+      </w:pPr>
+      <w:tblPr>
+        <w:tblBorders/>
+      </w:tblPr>
+      <w:tcPr>
+        <w:shd w:val="clear" w:color="ffffff"/>
+        <w:tcBorders>
+          <w:top w:val="none" w:color="000000" w:sz="4" w:space="0"/>
+          <w:left w:val="none" w:color="000000" w:sz="4" w:space="0"/>
+          <w:bottom w:val="none" w:color="000000" w:sz="4" w:space="0"/>
+          <w:right w:val="none" w:color="000000" w:sz="4" w:space="0"/>
+        </w:tcBorders>
+      </w:tcPr>
+    </w:tblStylePr>
     <w:tblStylePr w:type="nwCell">
       <w:pPr>
         <w:pBdr/>
@@ -10716,9 +12118,9 @@
       </w:tcPr>
     </w:tblStylePr>
   </w:style>
-  <w:style w:type="table" w:styleId="38">
+  <w:style w:type="table" w:styleId="727">
     <w:name w:val="Grid Table 3 - Accent 5"/>
-    <w:basedOn w:val="665"/>
+    <w:basedOn w:val="887"/>
     <w:uiPriority w:val="99"/>
     <w:pPr>
       <w:pBdr/>
@@ -10817,29 +12219,6 @@
         <w:tblBorders/>
       </w:tblPr>
       <w:tcPr>
-        <w:shd w:color="ffffff"/>
-        <w:tcBorders>
-          <w:top w:val="none" w:color="000000" w:sz="4" w:space="0"/>
-          <w:left w:val="none" w:color="000000" w:sz="4" w:space="0"/>
-          <w:bottom w:val="none" w:color="000000" w:sz="4" w:space="0"/>
-          <w:right w:val="none" w:color="000000" w:sz="4" w:space="0"/>
-        </w:tcBorders>
-      </w:tcPr>
-    </w:tblStylePr>
-    <w:tblStylePr w:type="firstRow">
-      <w:rPr>
-        <w:b/>
-        <w:color w:val="404040"/>
-      </w:rPr>
-      <w:pPr>
-        <w:pBdr/>
-        <w:spacing/>
-        <w:ind/>
-      </w:pPr>
-      <w:tblPr>
-        <w:tblBorders/>
-      </w:tblPr>
-      <w:tcPr>
         <w:shd w:val="clear" w:color="ffffff"/>
         <w:tcBorders>
           <w:top w:val="none" w:color="000000" w:sz="4" w:space="0"/>
@@ -10849,30 +12228,7 @@
         </w:tcBorders>
       </w:tcPr>
     </w:tblStylePr>
-    <w:tblStylePr w:type="lastCol">
-      <w:rPr>
-        <w:i/>
-        <w:color w:val="404040"/>
-      </w:rPr>
-      <w:pPr>
-        <w:pBdr/>
-        <w:spacing/>
-        <w:ind/>
-      </w:pPr>
-      <w:tblPr>
-        <w:tblBorders/>
-      </w:tblPr>
-      <w:tcPr>
-        <w:shd w:color="ffffff"/>
-        <w:tcBorders>
-          <w:top w:val="none" w:color="000000" w:sz="4" w:space="0"/>
-          <w:left w:val="none" w:color="000000" w:sz="4" w:space="0"/>
-          <w:bottom w:val="none" w:color="000000" w:sz="4" w:space="0"/>
-          <w:right w:val="none" w:color="000000" w:sz="4" w:space="0"/>
-        </w:tcBorders>
-      </w:tcPr>
-    </w:tblStylePr>
-    <w:tblStylePr w:type="lastRow">
+    <w:tblStylePr w:type="firstRow">
       <w:rPr>
         <w:b/>
         <w:color w:val="404040"/>
@@ -10895,6 +12251,52 @@
         </w:tcBorders>
       </w:tcPr>
     </w:tblStylePr>
+    <w:tblStylePr w:type="lastCol">
+      <w:rPr>
+        <w:i/>
+        <w:color w:val="404040"/>
+      </w:rPr>
+      <w:pPr>
+        <w:pBdr/>
+        <w:spacing/>
+        <w:ind/>
+      </w:pPr>
+      <w:tblPr>
+        <w:tblBorders/>
+      </w:tblPr>
+      <w:tcPr>
+        <w:shd w:val="clear" w:color="ffffff"/>
+        <w:tcBorders>
+          <w:top w:val="none" w:color="000000" w:sz="4" w:space="0"/>
+          <w:left w:val="none" w:color="000000" w:sz="4" w:space="0"/>
+          <w:bottom w:val="none" w:color="000000" w:sz="4" w:space="0"/>
+          <w:right w:val="none" w:color="000000" w:sz="4" w:space="0"/>
+        </w:tcBorders>
+      </w:tcPr>
+    </w:tblStylePr>
+    <w:tblStylePr w:type="lastRow">
+      <w:rPr>
+        <w:b/>
+        <w:color w:val="404040"/>
+      </w:rPr>
+      <w:pPr>
+        <w:pBdr/>
+        <w:spacing/>
+        <w:ind/>
+      </w:pPr>
+      <w:tblPr>
+        <w:tblBorders/>
+      </w:tblPr>
+      <w:tcPr>
+        <w:shd w:val="clear" w:color="ffffff"/>
+        <w:tcBorders>
+          <w:top w:val="none" w:color="000000" w:sz="4" w:space="0"/>
+          <w:left w:val="none" w:color="000000" w:sz="4" w:space="0"/>
+          <w:bottom w:val="none" w:color="000000" w:sz="4" w:space="0"/>
+          <w:right w:val="none" w:color="000000" w:sz="4" w:space="0"/>
+        </w:tcBorders>
+      </w:tcPr>
+    </w:tblStylePr>
     <w:tblStylePr w:type="nwCell">
       <w:pPr>
         <w:pBdr/>
@@ -10961,9 +12363,9 @@
       </w:tcPr>
     </w:tblStylePr>
   </w:style>
-  <w:style w:type="table" w:styleId="39">
+  <w:style w:type="table" w:styleId="728">
     <w:name w:val="Grid Table 3 - Accent 6"/>
-    <w:basedOn w:val="665"/>
+    <w:basedOn w:val="887"/>
     <w:uiPriority w:val="99"/>
     <w:pPr>
       <w:pBdr/>
@@ -11062,29 +12464,6 @@
         <w:tblBorders/>
       </w:tblPr>
       <w:tcPr>
-        <w:shd w:color="ffffff"/>
-        <w:tcBorders>
-          <w:top w:val="none" w:color="000000" w:sz="4" w:space="0"/>
-          <w:left w:val="none" w:color="000000" w:sz="4" w:space="0"/>
-          <w:bottom w:val="none" w:color="000000" w:sz="4" w:space="0"/>
-          <w:right w:val="none" w:color="000000" w:sz="4" w:space="0"/>
-        </w:tcBorders>
-      </w:tcPr>
-    </w:tblStylePr>
-    <w:tblStylePr w:type="firstRow">
-      <w:rPr>
-        <w:b/>
-        <w:color w:val="404040"/>
-      </w:rPr>
-      <w:pPr>
-        <w:pBdr/>
-        <w:spacing/>
-        <w:ind/>
-      </w:pPr>
-      <w:tblPr>
-        <w:tblBorders/>
-      </w:tblPr>
-      <w:tcPr>
         <w:shd w:val="clear" w:color="ffffff"/>
         <w:tcBorders>
           <w:top w:val="none" w:color="000000" w:sz="4" w:space="0"/>
@@ -11094,30 +12473,7 @@
         </w:tcBorders>
       </w:tcPr>
     </w:tblStylePr>
-    <w:tblStylePr w:type="lastCol">
-      <w:rPr>
-        <w:i/>
-        <w:color w:val="404040"/>
-      </w:rPr>
-      <w:pPr>
-        <w:pBdr/>
-        <w:spacing/>
-        <w:ind/>
-      </w:pPr>
-      <w:tblPr>
-        <w:tblBorders/>
-      </w:tblPr>
-      <w:tcPr>
-        <w:shd w:color="ffffff"/>
-        <w:tcBorders>
-          <w:top w:val="none" w:color="000000" w:sz="4" w:space="0"/>
-          <w:left w:val="none" w:color="000000" w:sz="4" w:space="0"/>
-          <w:bottom w:val="none" w:color="000000" w:sz="4" w:space="0"/>
-          <w:right w:val="none" w:color="000000" w:sz="4" w:space="0"/>
-        </w:tcBorders>
-      </w:tcPr>
-    </w:tblStylePr>
-    <w:tblStylePr w:type="lastRow">
+    <w:tblStylePr w:type="firstRow">
       <w:rPr>
         <w:b/>
         <w:color w:val="404040"/>
@@ -11140,6 +12496,52 @@
         </w:tcBorders>
       </w:tcPr>
     </w:tblStylePr>
+    <w:tblStylePr w:type="lastCol">
+      <w:rPr>
+        <w:i/>
+        <w:color w:val="404040"/>
+      </w:rPr>
+      <w:pPr>
+        <w:pBdr/>
+        <w:spacing/>
+        <w:ind/>
+      </w:pPr>
+      <w:tblPr>
+        <w:tblBorders/>
+      </w:tblPr>
+      <w:tcPr>
+        <w:shd w:val="clear" w:color="ffffff"/>
+        <w:tcBorders>
+          <w:top w:val="none" w:color="000000" w:sz="4" w:space="0"/>
+          <w:left w:val="none" w:color="000000" w:sz="4" w:space="0"/>
+          <w:bottom w:val="none" w:color="000000" w:sz="4" w:space="0"/>
+          <w:right w:val="none" w:color="000000" w:sz="4" w:space="0"/>
+        </w:tcBorders>
+      </w:tcPr>
+    </w:tblStylePr>
+    <w:tblStylePr w:type="lastRow">
+      <w:rPr>
+        <w:b/>
+        <w:color w:val="404040"/>
+      </w:rPr>
+      <w:pPr>
+        <w:pBdr/>
+        <w:spacing/>
+        <w:ind/>
+      </w:pPr>
+      <w:tblPr>
+        <w:tblBorders/>
+      </w:tblPr>
+      <w:tcPr>
+        <w:shd w:val="clear" w:color="ffffff"/>
+        <w:tcBorders>
+          <w:top w:val="none" w:color="000000" w:sz="4" w:space="0"/>
+          <w:left w:val="none" w:color="000000" w:sz="4" w:space="0"/>
+          <w:bottom w:val="none" w:color="000000" w:sz="4" w:space="0"/>
+          <w:right w:val="none" w:color="000000" w:sz="4" w:space="0"/>
+        </w:tcBorders>
+      </w:tcPr>
+    </w:tblStylePr>
     <w:tblStylePr w:type="nwCell">
       <w:pPr>
         <w:pBdr/>
@@ -11206,9 +12608,9 @@
       </w:tcPr>
     </w:tblStylePr>
   </w:style>
-  <w:style w:type="table" w:styleId="40">
+  <w:style w:type="table" w:styleId="729">
     <w:name w:val="Grid Table 4"/>
-    <w:basedOn w:val="665"/>
+    <w:basedOn w:val="887"/>
     <w:uiPriority w:val="59"/>
     <w:pPr>
       <w:pBdr/>
@@ -11439,9 +12841,9 @@
       </w:tcPr>
     </w:tblStylePr>
   </w:style>
-  <w:style w:type="table" w:styleId="41">
+  <w:style w:type="table" w:styleId="730">
     <w:name w:val="Grid Table 4 - Accent 1"/>
-    <w:basedOn w:val="665"/>
+    <w:basedOn w:val="887"/>
     <w:uiPriority w:val="59"/>
     <w:pPr>
       <w:pBdr/>
@@ -11672,9 +13074,9 @@
       </w:tcPr>
     </w:tblStylePr>
   </w:style>
-  <w:style w:type="table" w:styleId="42">
+  <w:style w:type="table" w:styleId="731">
     <w:name w:val="Grid Table 4 - Accent 2"/>
-    <w:basedOn w:val="665"/>
+    <w:basedOn w:val="887"/>
     <w:uiPriority w:val="59"/>
     <w:pPr>
       <w:pBdr/>
@@ -11905,9 +13307,9 @@
       </w:tcPr>
     </w:tblStylePr>
   </w:style>
-  <w:style w:type="table" w:styleId="43">
+  <w:style w:type="table" w:styleId="732">
     <w:name w:val="Grid Table 4 - Accent 3"/>
-    <w:basedOn w:val="665"/>
+    <w:basedOn w:val="887"/>
     <w:uiPriority w:val="59"/>
     <w:pPr>
       <w:pBdr/>
@@ -12138,9 +13540,9 @@
       </w:tcPr>
     </w:tblStylePr>
   </w:style>
-  <w:style w:type="table" w:styleId="44">
+  <w:style w:type="table" w:styleId="733">
     <w:name w:val="Grid Table 4 - Accent 4"/>
-    <w:basedOn w:val="665"/>
+    <w:basedOn w:val="887"/>
     <w:uiPriority w:val="59"/>
     <w:pPr>
       <w:pBdr/>
@@ -12371,9 +13773,9 @@
       </w:tcPr>
     </w:tblStylePr>
   </w:style>
-  <w:style w:type="table" w:styleId="45">
+  <w:style w:type="table" w:styleId="734">
     <w:name w:val="Grid Table 4 - Accent 5"/>
-    <w:basedOn w:val="665"/>
+    <w:basedOn w:val="887"/>
     <w:uiPriority w:val="59"/>
     <w:pPr>
       <w:pBdr/>
@@ -12604,9 +14006,9 @@
       </w:tcPr>
     </w:tblStylePr>
   </w:style>
-  <w:style w:type="table" w:styleId="46">
+  <w:style w:type="table" w:styleId="735">
     <w:name w:val="Grid Table 4 - Accent 6"/>
-    <w:basedOn w:val="665"/>
+    <w:basedOn w:val="887"/>
     <w:uiPriority w:val="59"/>
     <w:pPr>
       <w:pBdr/>
@@ -12837,9 +14239,9 @@
       </w:tcPr>
     </w:tblStylePr>
   </w:style>
-  <w:style w:type="table" w:styleId="47">
+  <w:style w:type="table" w:styleId="736">
     <w:name w:val="Grid Table 5 Dark"/>
-    <w:basedOn w:val="665"/>
+    <w:basedOn w:val="887"/>
     <w:uiPriority w:val="99"/>
     <w:pPr>
       <w:pBdr/>
@@ -13065,9 +14467,9 @@
       </w:tcPr>
     </w:tblStylePr>
   </w:style>
-  <w:style w:type="table" w:styleId="48">
+  <w:style w:type="table" w:styleId="737">
     <w:name w:val="Grid Table 5 Dark- Accent 1"/>
-    <w:basedOn w:val="665"/>
+    <w:basedOn w:val="887"/>
     <w:uiPriority w:val="99"/>
     <w:pPr>
       <w:pBdr/>
@@ -13293,9 +14695,9 @@
       </w:tcPr>
     </w:tblStylePr>
   </w:style>
-  <w:style w:type="table" w:styleId="49">
+  <w:style w:type="table" w:styleId="738">
     <w:name w:val="Grid Table 5 Dark - Accent 2"/>
-    <w:basedOn w:val="665"/>
+    <w:basedOn w:val="887"/>
     <w:uiPriority w:val="99"/>
     <w:pPr>
       <w:pBdr/>
@@ -13521,9 +14923,9 @@
       </w:tcPr>
     </w:tblStylePr>
   </w:style>
-  <w:style w:type="table" w:styleId="50">
+  <w:style w:type="table" w:styleId="739">
     <w:name w:val="Grid Table 5 Dark - Accent 3"/>
-    <w:basedOn w:val="665"/>
+    <w:basedOn w:val="887"/>
     <w:uiPriority w:val="99"/>
     <w:pPr>
       <w:pBdr/>
@@ -13749,9 +15151,9 @@
       </w:tcPr>
     </w:tblStylePr>
   </w:style>
-  <w:style w:type="table" w:styleId="51">
+  <w:style w:type="table" w:styleId="740">
     <w:name w:val="Grid Table 5 Dark- Accent 4"/>
-    <w:basedOn w:val="665"/>
+    <w:basedOn w:val="887"/>
     <w:uiPriority w:val="99"/>
     <w:pPr>
       <w:pBdr/>
@@ -13977,9 +15379,9 @@
       </w:tcPr>
     </w:tblStylePr>
   </w:style>
-  <w:style w:type="table" w:styleId="52">
+  <w:style w:type="table" w:styleId="741">
     <w:name w:val="Grid Table 5 Dark - Accent 5"/>
-    <w:basedOn w:val="665"/>
+    <w:basedOn w:val="887"/>
     <w:uiPriority w:val="99"/>
     <w:pPr>
       <w:pBdr/>
@@ -14205,9 +15607,9 @@
       </w:tcPr>
     </w:tblStylePr>
   </w:style>
-  <w:style w:type="table" w:styleId="53">
+  <w:style w:type="table" w:styleId="742">
     <w:name w:val="Grid Table 5 Dark - Accent 6"/>
-    <w:basedOn w:val="665"/>
+    <w:basedOn w:val="887"/>
     <w:uiPriority w:val="99"/>
     <w:pPr>
       <w:pBdr/>
@@ -14433,9 +15835,9 @@
       </w:tcPr>
     </w:tblStylePr>
   </w:style>
-  <w:style w:type="table" w:styleId="54">
+  <w:style w:type="table" w:styleId="743">
     <w:name w:val="Grid Table 6 Colorful"/>
-    <w:basedOn w:val="665"/>
+    <w:basedOn w:val="887"/>
     <w:uiPriority w:val="99"/>
     <w:pPr>
       <w:pBdr/>
@@ -14663,9 +16065,9 @@
       </w:tcPr>
     </w:tblStylePr>
   </w:style>
-  <w:style w:type="table" w:styleId="55">
+  <w:style w:type="table" w:styleId="744">
     <w:name w:val="Grid Table 6 Colorful - Accent 1"/>
-    <w:basedOn w:val="665"/>
+    <w:basedOn w:val="887"/>
     <w:uiPriority w:val="99"/>
     <w:pPr>
       <w:pBdr/>
@@ -14893,9 +16295,9 @@
       </w:tcPr>
     </w:tblStylePr>
   </w:style>
-  <w:style w:type="table" w:styleId="56">
+  <w:style w:type="table" w:styleId="745">
     <w:name w:val="Grid Table 6 Colorful - Accent 2"/>
-    <w:basedOn w:val="665"/>
+    <w:basedOn w:val="887"/>
     <w:uiPriority w:val="99"/>
     <w:pPr>
       <w:pBdr/>
@@ -15123,9 +16525,9 @@
       </w:tcPr>
     </w:tblStylePr>
   </w:style>
-  <w:style w:type="table" w:styleId="57">
+  <w:style w:type="table" w:styleId="746">
     <w:name w:val="Grid Table 6 Colorful - Accent 3"/>
-    <w:basedOn w:val="665"/>
+    <w:basedOn w:val="887"/>
     <w:uiPriority w:val="99"/>
     <w:pPr>
       <w:pBdr/>
@@ -15353,9 +16755,9 @@
       </w:tcPr>
     </w:tblStylePr>
   </w:style>
-  <w:style w:type="table" w:styleId="58">
+  <w:style w:type="table" w:styleId="747">
     <w:name w:val="Grid Table 6 Colorful - Accent 4"/>
-    <w:basedOn w:val="665"/>
+    <w:basedOn w:val="887"/>
     <w:uiPriority w:val="99"/>
     <w:pPr>
       <w:pBdr/>
@@ -15583,9 +16985,9 @@
       </w:tcPr>
     </w:tblStylePr>
   </w:style>
-  <w:style w:type="table" w:styleId="59">
+  <w:style w:type="table" w:styleId="748">
     <w:name w:val="Grid Table 6 Colorful - Accent 5"/>
-    <w:basedOn w:val="665"/>
+    <w:basedOn w:val="887"/>
     <w:uiPriority w:val="99"/>
     <w:pPr>
       <w:pBdr/>
@@ -15813,9 +17215,9 @@
       </w:tcPr>
     </w:tblStylePr>
   </w:style>
-  <w:style w:type="table" w:styleId="60">
+  <w:style w:type="table" w:styleId="749">
     <w:name w:val="Grid Table 6 Colorful - Accent 6"/>
-    <w:basedOn w:val="665"/>
+    <w:basedOn w:val="887"/>
     <w:uiPriority w:val="99"/>
     <w:pPr>
       <w:pBdr/>
@@ -16043,9 +17445,9 @@
       </w:tcPr>
     </w:tblStylePr>
   </w:style>
-  <w:style w:type="table" w:styleId="61">
+  <w:style w:type="table" w:styleId="750">
     <w:name w:val="Grid Table 7 Colorful"/>
-    <w:basedOn w:val="665"/>
+    <w:basedOn w:val="887"/>
     <w:uiPriority w:val="99"/>
     <w:pPr>
       <w:pBdr/>
@@ -16147,11 +17549,11 @@
         <w:tblBorders/>
       </w:tblPr>
       <w:tcPr>
-        <w:shd w:color="ffffff"/>
+        <w:shd w:val="clear" w:color="ffffff"/>
         <w:tcBorders>
-          <w:top w:val="none"/>
-          <w:left w:val="none"/>
-          <w:bottom w:val="none"/>
+          <w:top w:val="none" w:color="000000" w:sz="4" w:space="0"/>
+          <w:left w:val="none" w:color="000000" w:sz="4" w:space="0"/>
+          <w:bottom w:val="none" w:color="000000" w:sz="4" w:space="0"/>
           <w:right w:val="single" w:color="000000" w:themeColor="text1" w:themeTint="80" w:sz="4" w:space="0"/>
         </w:tcBorders>
       </w:tcPr>
@@ -16174,10 +17576,10 @@
       <w:tcPr>
         <w:shd w:val="clear" w:color="ffffff" w:themeColor="light1" w:fill="ffffff" w:themeFill="light1"/>
         <w:tcBorders>
-          <w:top w:val="none"/>
-          <w:left w:val="none"/>
+          <w:top w:val="none" w:color="000000" w:sz="4" w:space="0"/>
+          <w:left w:val="none" w:color="000000" w:sz="4" w:space="0"/>
           <w:bottom w:val="single" w:color="000000" w:themeColor="text1" w:themeTint="80" w:sz="4" w:space="0"/>
-          <w:right w:val="none"/>
+          <w:right w:val="none" w:color="000000" w:sz="4" w:space="0"/>
         </w:tcBorders>
       </w:tcPr>
     </w:tblStylePr>
@@ -16197,12 +17599,12 @@
         <w:tblBorders/>
       </w:tblPr>
       <w:tcPr>
-        <w:shd w:color="ffffff"/>
+        <w:shd w:val="clear" w:color="ffffff"/>
         <w:tcBorders>
-          <w:top w:val="none"/>
+          <w:top w:val="none" w:color="000000" w:sz="4" w:space="0"/>
           <w:left w:val="single" w:color="000000" w:themeColor="text1" w:themeTint="80" w:sz="4" w:space="0"/>
-          <w:bottom w:val="none"/>
-          <w:right w:val="none"/>
+          <w:bottom w:val="none" w:color="000000" w:sz="4" w:space="0"/>
+          <w:right w:val="none" w:color="000000" w:sz="4" w:space="0"/>
         </w:tcBorders>
       </w:tcPr>
     </w:tblStylePr>
@@ -16225,9 +17627,9 @@
         <w:shd w:val="clear" w:color="ffffff" w:themeColor="light1" w:fill="ffffff" w:themeFill="light1"/>
         <w:tcBorders>
           <w:top w:val="single" w:color="000000" w:themeColor="text1" w:themeTint="80" w:sz="4" w:space="0"/>
-          <w:left w:val="none"/>
-          <w:bottom w:val="none"/>
-          <w:right w:val="none"/>
+          <w:left w:val="none" w:color="000000" w:sz="4" w:space="0"/>
+          <w:bottom w:val="none" w:color="000000" w:sz="4" w:space="0"/>
+          <w:right w:val="none" w:color="000000" w:sz="4" w:space="0"/>
         </w:tcBorders>
       </w:tcPr>
     </w:tblStylePr>
@@ -16297,9 +17699,9 @@
       </w:tcPr>
     </w:tblStylePr>
   </w:style>
-  <w:style w:type="table" w:styleId="62">
+  <w:style w:type="table" w:styleId="751">
     <w:name w:val="Grid Table 7 Colorful - Accent 1"/>
-    <w:basedOn w:val="665"/>
+    <w:basedOn w:val="887"/>
     <w:uiPriority w:val="99"/>
     <w:pPr>
       <w:pBdr/>
@@ -16401,11 +17803,11 @@
         <w:tblBorders/>
       </w:tblPr>
       <w:tcPr>
-        <w:shd w:color="ffffff"/>
+        <w:shd w:val="clear" w:color="ffffff"/>
         <w:tcBorders>
-          <w:top w:val="none"/>
-          <w:left w:val="none"/>
-          <w:bottom w:val="none"/>
+          <w:top w:val="none" w:color="000000" w:sz="4" w:space="0"/>
+          <w:left w:val="none" w:color="000000" w:sz="4" w:space="0"/>
+          <w:bottom w:val="none" w:color="000000" w:sz="4" w:space="0"/>
           <w:right w:val="single" w:color="000000" w:themeColor="accent1" w:themeTint="80" w:sz="4" w:space="0"/>
         </w:tcBorders>
       </w:tcPr>
@@ -16428,10 +17830,10 @@
       <w:tcPr>
         <w:shd w:val="clear" w:color="ffffff" w:themeColor="light1" w:fill="ffffff" w:themeFill="light1"/>
         <w:tcBorders>
-          <w:top w:val="none"/>
-          <w:left w:val="none"/>
+          <w:top w:val="none" w:color="000000" w:sz="4" w:space="0"/>
+          <w:left w:val="none" w:color="000000" w:sz="4" w:space="0"/>
           <w:bottom w:val="single" w:color="000000" w:themeColor="accent1" w:themeTint="80" w:sz="4" w:space="0"/>
-          <w:right w:val="none"/>
+          <w:right w:val="none" w:color="000000" w:sz="4" w:space="0"/>
         </w:tcBorders>
       </w:tcPr>
     </w:tblStylePr>
@@ -16451,12 +17853,12 @@
         <w:tblBorders/>
       </w:tblPr>
       <w:tcPr>
-        <w:shd w:color="ffffff"/>
+        <w:shd w:val="clear" w:color="ffffff"/>
         <w:tcBorders>
-          <w:top w:val="none"/>
+          <w:top w:val="none" w:color="000000" w:sz="4" w:space="0"/>
           <w:left w:val="single" w:color="000000" w:themeColor="accent1" w:themeTint="80" w:sz="4" w:space="0"/>
-          <w:bottom w:val="none"/>
-          <w:right w:val="none"/>
+          <w:bottom w:val="none" w:color="000000" w:sz="4" w:space="0"/>
+          <w:right w:val="none" w:color="000000" w:sz="4" w:space="0"/>
         </w:tcBorders>
       </w:tcPr>
     </w:tblStylePr>
@@ -16479,9 +17881,9 @@
         <w:shd w:val="clear" w:color="ffffff" w:themeColor="light1" w:fill="ffffff" w:themeFill="light1"/>
         <w:tcBorders>
           <w:top w:val="single" w:color="000000" w:themeColor="accent1" w:themeTint="80" w:sz="4" w:space="0"/>
-          <w:left w:val="none"/>
-          <w:bottom w:val="none"/>
-          <w:right w:val="none"/>
+          <w:left w:val="none" w:color="000000" w:sz="4" w:space="0"/>
+          <w:bottom w:val="none" w:color="000000" w:sz="4" w:space="0"/>
+          <w:right w:val="none" w:color="000000" w:sz="4" w:space="0"/>
         </w:tcBorders>
       </w:tcPr>
     </w:tblStylePr>
@@ -16551,9 +17953,9 @@
       </w:tcPr>
     </w:tblStylePr>
   </w:style>
-  <w:style w:type="table" w:styleId="63">
+  <w:style w:type="table" w:styleId="752">
     <w:name w:val="Grid Table 7 Colorful - Accent 2"/>
-    <w:basedOn w:val="665"/>
+    <w:basedOn w:val="887"/>
     <w:uiPriority w:val="99"/>
     <w:pPr>
       <w:pBdr/>
@@ -16655,11 +18057,11 @@
         <w:tblBorders/>
       </w:tblPr>
       <w:tcPr>
-        <w:shd w:color="ffffff"/>
+        <w:shd w:val="clear" w:color="ffffff"/>
         <w:tcBorders>
-          <w:top w:val="none"/>
-          <w:left w:val="none"/>
-          <w:bottom w:val="none"/>
+          <w:top w:val="none" w:color="000000" w:sz="4" w:space="0"/>
+          <w:left w:val="none" w:color="000000" w:sz="4" w:space="0"/>
+          <w:bottom w:val="none" w:color="000000" w:sz="4" w:space="0"/>
           <w:right w:val="single" w:color="000000" w:themeColor="accent2" w:themeTint="97" w:sz="4" w:space="0"/>
         </w:tcBorders>
       </w:tcPr>
@@ -16682,10 +18084,10 @@
       <w:tcPr>
         <w:shd w:val="clear" w:color="ffffff" w:themeColor="light1" w:fill="ffffff" w:themeFill="light1"/>
         <w:tcBorders>
-          <w:top w:val="none"/>
-          <w:left w:val="none"/>
+          <w:top w:val="none" w:color="000000" w:sz="4" w:space="0"/>
+          <w:left w:val="none" w:color="000000" w:sz="4" w:space="0"/>
           <w:bottom w:val="single" w:color="000000" w:themeColor="accent2" w:themeTint="97" w:sz="4" w:space="0"/>
-          <w:right w:val="none"/>
+          <w:right w:val="none" w:color="000000" w:sz="4" w:space="0"/>
         </w:tcBorders>
       </w:tcPr>
     </w:tblStylePr>
@@ -16705,12 +18107,12 @@
         <w:tblBorders/>
       </w:tblPr>
       <w:tcPr>
-        <w:shd w:color="ffffff"/>
+        <w:shd w:val="clear" w:color="ffffff"/>
         <w:tcBorders>
-          <w:top w:val="none"/>
+          <w:top w:val="none" w:color="000000" w:sz="4" w:space="0"/>
           <w:left w:val="single" w:color="000000" w:themeColor="accent2" w:themeTint="97" w:sz="4" w:space="0"/>
-          <w:bottom w:val="none"/>
-          <w:right w:val="none"/>
+          <w:bottom w:val="none" w:color="000000" w:sz="4" w:space="0"/>
+          <w:right w:val="none" w:color="000000" w:sz="4" w:space="0"/>
         </w:tcBorders>
       </w:tcPr>
     </w:tblStylePr>
@@ -16733,9 +18135,9 @@
         <w:shd w:val="clear" w:color="ffffff" w:themeColor="light1" w:fill="ffffff" w:themeFill="light1"/>
         <w:tcBorders>
           <w:top w:val="single" w:color="000000" w:themeColor="accent2" w:themeTint="97" w:sz="4" w:space="0"/>
-          <w:left w:val="none"/>
-          <w:bottom w:val="none"/>
-          <w:right w:val="none"/>
+          <w:left w:val="none" w:color="000000" w:sz="4" w:space="0"/>
+          <w:bottom w:val="none" w:color="000000" w:sz="4" w:space="0"/>
+          <w:right w:val="none" w:color="000000" w:sz="4" w:space="0"/>
         </w:tcBorders>
       </w:tcPr>
     </w:tblStylePr>
@@ -16805,9 +18207,9 @@
       </w:tcPr>
     </w:tblStylePr>
   </w:style>
-  <w:style w:type="table" w:styleId="64">
+  <w:style w:type="table" w:styleId="753">
     <w:name w:val="Grid Table 7 Colorful - Accent 3"/>
-    <w:basedOn w:val="665"/>
+    <w:basedOn w:val="887"/>
     <w:uiPriority w:val="99"/>
     <w:pPr>
       <w:pBdr/>
@@ -16909,11 +18311,11 @@
         <w:tblBorders/>
       </w:tblPr>
       <w:tcPr>
-        <w:shd w:color="ffffff"/>
+        <w:shd w:val="clear" w:color="ffffff"/>
         <w:tcBorders>
-          <w:top w:val="none"/>
-          <w:left w:val="none"/>
-          <w:bottom w:val="none"/>
+          <w:top w:val="none" w:color="000000" w:sz="4" w:space="0"/>
+          <w:left w:val="none" w:color="000000" w:sz="4" w:space="0"/>
+          <w:bottom w:val="none" w:color="000000" w:sz="4" w:space="0"/>
           <w:right w:val="single" w:color="000000" w:themeColor="accent3" w:themeTint="FE" w:sz="4" w:space="0"/>
         </w:tcBorders>
       </w:tcPr>
@@ -16936,10 +18338,10 @@
       <w:tcPr>
         <w:shd w:val="clear" w:color="ffffff" w:themeColor="light1" w:fill="ffffff" w:themeFill="light1"/>
         <w:tcBorders>
-          <w:top w:val="none"/>
-          <w:left w:val="none"/>
+          <w:top w:val="none" w:color="000000" w:sz="4" w:space="0"/>
+          <w:left w:val="none" w:color="000000" w:sz="4" w:space="0"/>
           <w:bottom w:val="single" w:color="000000" w:themeColor="accent3" w:themeTint="FE" w:sz="4" w:space="0"/>
-          <w:right w:val="none"/>
+          <w:right w:val="none" w:color="000000" w:sz="4" w:space="0"/>
         </w:tcBorders>
       </w:tcPr>
     </w:tblStylePr>
@@ -16959,12 +18361,12 @@
         <w:tblBorders/>
       </w:tblPr>
       <w:tcPr>
-        <w:shd w:color="ffffff"/>
+        <w:shd w:val="clear" w:color="ffffff"/>
         <w:tcBorders>
-          <w:top w:val="none"/>
+          <w:top w:val="none" w:color="000000" w:sz="4" w:space="0"/>
           <w:left w:val="single" w:color="000000" w:themeColor="accent3" w:themeTint="FE" w:sz="4" w:space="0"/>
-          <w:bottom w:val="none"/>
-          <w:right w:val="none"/>
+          <w:bottom w:val="none" w:color="000000" w:sz="4" w:space="0"/>
+          <w:right w:val="none" w:color="000000" w:sz="4" w:space="0"/>
         </w:tcBorders>
       </w:tcPr>
     </w:tblStylePr>
@@ -16987,9 +18389,9 @@
         <w:shd w:val="clear" w:color="ffffff" w:themeColor="light1" w:fill="ffffff" w:themeFill="light1"/>
         <w:tcBorders>
           <w:top w:val="single" w:color="000000" w:themeColor="accent3" w:themeTint="FE" w:sz="4" w:space="0"/>
-          <w:left w:val="none"/>
-          <w:bottom w:val="none"/>
-          <w:right w:val="none"/>
+          <w:left w:val="none" w:color="000000" w:sz="4" w:space="0"/>
+          <w:bottom w:val="none" w:color="000000" w:sz="4" w:space="0"/>
+          <w:right w:val="none" w:color="000000" w:sz="4" w:space="0"/>
         </w:tcBorders>
       </w:tcPr>
     </w:tblStylePr>
@@ -17059,9 +18461,9 @@
       </w:tcPr>
     </w:tblStylePr>
   </w:style>
-  <w:style w:type="table" w:styleId="65">
+  <w:style w:type="table" w:styleId="754">
     <w:name w:val="Grid Table 7 Colorful - Accent 4"/>
-    <w:basedOn w:val="665"/>
+    <w:basedOn w:val="887"/>
     <w:uiPriority w:val="99"/>
     <w:pPr>
       <w:pBdr/>
@@ -17163,11 +18565,11 @@
         <w:tblBorders/>
       </w:tblPr>
       <w:tcPr>
-        <w:shd w:color="ffffff"/>
+        <w:shd w:val="clear" w:color="ffffff"/>
         <w:tcBorders>
-          <w:top w:val="none"/>
-          <w:left w:val="none"/>
-          <w:bottom w:val="none"/>
+          <w:top w:val="none" w:color="000000" w:sz="4" w:space="0"/>
+          <w:left w:val="none" w:color="000000" w:sz="4" w:space="0"/>
+          <w:bottom w:val="none" w:color="000000" w:sz="4" w:space="0"/>
           <w:right w:val="single" w:color="000000" w:themeColor="accent4" w:themeTint="9A" w:sz="4" w:space="0"/>
         </w:tcBorders>
       </w:tcPr>
@@ -17190,10 +18592,10 @@
       <w:tcPr>
         <w:shd w:val="clear" w:color="ffffff" w:themeColor="light1" w:fill="ffffff" w:themeFill="light1"/>
         <w:tcBorders>
-          <w:top w:val="none"/>
-          <w:left w:val="none"/>
+          <w:top w:val="none" w:color="000000" w:sz="4" w:space="0"/>
+          <w:left w:val="none" w:color="000000" w:sz="4" w:space="0"/>
           <w:bottom w:val="single" w:color="000000" w:themeColor="accent4" w:themeTint="9A" w:sz="4" w:space="0"/>
-          <w:right w:val="none"/>
+          <w:right w:val="none" w:color="000000" w:sz="4" w:space="0"/>
         </w:tcBorders>
       </w:tcPr>
     </w:tblStylePr>
@@ -17213,12 +18615,12 @@
         <w:tblBorders/>
       </w:tblPr>
       <w:tcPr>
-        <w:shd w:color="ffffff"/>
+        <w:shd w:val="clear" w:color="ffffff"/>
         <w:tcBorders>
-          <w:top w:val="none"/>
+          <w:top w:val="none" w:color="000000" w:sz="4" w:space="0"/>
           <w:left w:val="single" w:color="000000" w:themeColor="accent4" w:themeTint="9A" w:sz="4" w:space="0"/>
-          <w:bottom w:val="none"/>
-          <w:right w:val="none"/>
+          <w:bottom w:val="none" w:color="000000" w:sz="4" w:space="0"/>
+          <w:right w:val="none" w:color="000000" w:sz="4" w:space="0"/>
         </w:tcBorders>
       </w:tcPr>
     </w:tblStylePr>
@@ -17241,9 +18643,9 @@
         <w:shd w:val="clear" w:color="ffffff" w:themeColor="light1" w:fill="ffffff" w:themeFill="light1"/>
         <w:tcBorders>
           <w:top w:val="single" w:color="000000" w:themeColor="accent4" w:themeTint="9A" w:sz="4" w:space="0"/>
-          <w:left w:val="none"/>
-          <w:bottom w:val="none"/>
-          <w:right w:val="none"/>
+          <w:left w:val="none" w:color="000000" w:sz="4" w:space="0"/>
+          <w:bottom w:val="none" w:color="000000" w:sz="4" w:space="0"/>
+          <w:right w:val="none" w:color="000000" w:sz="4" w:space="0"/>
         </w:tcBorders>
       </w:tcPr>
     </w:tblStylePr>
@@ -17313,9 +18715,9 @@
       </w:tcPr>
     </w:tblStylePr>
   </w:style>
-  <w:style w:type="table" w:styleId="66">
+  <w:style w:type="table" w:styleId="755">
     <w:name w:val="Grid Table 7 Colorful - Accent 5"/>
-    <w:basedOn w:val="665"/>
+    <w:basedOn w:val="887"/>
     <w:uiPriority w:val="99"/>
     <w:pPr>
       <w:pBdr/>
@@ -17417,11 +18819,11 @@
         <w:tblBorders/>
       </w:tblPr>
       <w:tcPr>
-        <w:shd w:color="ffffff"/>
+        <w:shd w:val="clear" w:color="ffffff"/>
         <w:tcBorders>
-          <w:top w:val="none"/>
-          <w:left w:val="none"/>
-          <w:bottom w:val="none"/>
+          <w:top w:val="none" w:color="000000" w:sz="4" w:space="0"/>
+          <w:left w:val="none" w:color="000000" w:sz="4" w:space="0"/>
+          <w:bottom w:val="none" w:color="000000" w:sz="4" w:space="0"/>
           <w:right w:val="single" w:color="000000" w:themeColor="accent5" w:themeTint="90" w:sz="4" w:space="0"/>
         </w:tcBorders>
       </w:tcPr>
@@ -17444,10 +18846,10 @@
       <w:tcPr>
         <w:shd w:val="clear" w:color="ffffff" w:themeColor="light1" w:fill="ffffff" w:themeFill="light1"/>
         <w:tcBorders>
-          <w:top w:val="none"/>
-          <w:left w:val="none"/>
+          <w:top w:val="none" w:color="000000" w:sz="4" w:space="0"/>
+          <w:left w:val="none" w:color="000000" w:sz="4" w:space="0"/>
           <w:bottom w:val="single" w:color="000000" w:themeColor="accent5" w:themeTint="90" w:sz="4" w:space="0"/>
-          <w:right w:val="none"/>
+          <w:right w:val="none" w:color="000000" w:sz="4" w:space="0"/>
         </w:tcBorders>
       </w:tcPr>
     </w:tblStylePr>
@@ -17467,12 +18869,12 @@
         <w:tblBorders/>
       </w:tblPr>
       <w:tcPr>
-        <w:shd w:color="ffffff"/>
+        <w:shd w:val="clear" w:color="ffffff"/>
         <w:tcBorders>
-          <w:top w:val="none"/>
+          <w:top w:val="none" w:color="000000" w:sz="4" w:space="0"/>
           <w:left w:val="single" w:color="000000" w:themeColor="accent5" w:themeTint="90" w:sz="4" w:space="0"/>
-          <w:bottom w:val="none"/>
-          <w:right w:val="none"/>
+          <w:bottom w:val="none" w:color="000000" w:sz="4" w:space="0"/>
+          <w:right w:val="none" w:color="000000" w:sz="4" w:space="0"/>
         </w:tcBorders>
       </w:tcPr>
     </w:tblStylePr>
@@ -17495,9 +18897,9 @@
         <w:shd w:val="clear" w:color="ffffff" w:themeColor="light1" w:fill="ffffff" w:themeFill="light1"/>
         <w:tcBorders>
           <w:top w:val="single" w:color="000000" w:themeColor="accent5" w:themeTint="90" w:sz="4" w:space="0"/>
-          <w:left w:val="none"/>
-          <w:bottom w:val="none"/>
-          <w:right w:val="none"/>
+          <w:left w:val="none" w:color="000000" w:sz="4" w:space="0"/>
+          <w:bottom w:val="none" w:color="000000" w:sz="4" w:space="0"/>
+          <w:right w:val="none" w:color="000000" w:sz="4" w:space="0"/>
         </w:tcBorders>
       </w:tcPr>
     </w:tblStylePr>
@@ -17567,9 +18969,9 @@
       </w:tcPr>
     </w:tblStylePr>
   </w:style>
-  <w:style w:type="table" w:styleId="67">
+  <w:style w:type="table" w:styleId="756">
     <w:name w:val="Grid Table 7 Colorful - Accent 6"/>
-    <w:basedOn w:val="665"/>
+    <w:basedOn w:val="887"/>
     <w:uiPriority w:val="99"/>
     <w:pPr>
       <w:pBdr/>
@@ -17671,11 +19073,11 @@
         <w:tblBorders/>
       </w:tblPr>
       <w:tcPr>
-        <w:shd w:color="ffffff"/>
+        <w:shd w:val="clear" w:color="ffffff"/>
         <w:tcBorders>
-          <w:top w:val="none"/>
-          <w:left w:val="none"/>
-          <w:bottom w:val="none"/>
+          <w:top w:val="none" w:color="000000" w:sz="4" w:space="0"/>
+          <w:left w:val="none" w:color="000000" w:sz="4" w:space="0"/>
+          <w:bottom w:val="none" w:color="000000" w:sz="4" w:space="0"/>
           <w:right w:val="single" w:color="000000" w:themeColor="accent6" w:themeTint="90" w:sz="4" w:space="0"/>
         </w:tcBorders>
       </w:tcPr>
@@ -17698,10 +19100,10 @@
       <w:tcPr>
         <w:shd w:val="clear" w:color="ffffff" w:themeColor="light1" w:fill="ffffff" w:themeFill="light1"/>
         <w:tcBorders>
-          <w:top w:val="none"/>
-          <w:left w:val="none"/>
+          <w:top w:val="none" w:color="000000" w:sz="4" w:space="0"/>
+          <w:left w:val="none" w:color="000000" w:sz="4" w:space="0"/>
           <w:bottom w:val="single" w:color="000000" w:themeColor="accent6" w:themeTint="90" w:sz="4" w:space="0"/>
-          <w:right w:val="none"/>
+          <w:right w:val="none" w:color="000000" w:sz="4" w:space="0"/>
         </w:tcBorders>
       </w:tcPr>
     </w:tblStylePr>
@@ -17721,12 +19123,12 @@
         <w:tblBorders/>
       </w:tblPr>
       <w:tcPr>
-        <w:shd w:color="ffffff"/>
+        <w:shd w:val="clear" w:color="ffffff"/>
         <w:tcBorders>
-          <w:top w:val="none"/>
+          <w:top w:val="none" w:color="000000" w:sz="4" w:space="0"/>
           <w:left w:val="single" w:color="000000" w:themeColor="accent6" w:themeTint="90" w:sz="4" w:space="0"/>
-          <w:bottom w:val="none"/>
-          <w:right w:val="none"/>
+          <w:bottom w:val="none" w:color="000000" w:sz="4" w:space="0"/>
+          <w:right w:val="none" w:color="000000" w:sz="4" w:space="0"/>
         </w:tcBorders>
       </w:tcPr>
     </w:tblStylePr>
@@ -17749,9 +19151,9 @@
         <w:shd w:val="clear" w:color="ffffff" w:themeColor="light1" w:fill="ffffff" w:themeFill="light1"/>
         <w:tcBorders>
           <w:top w:val="single" w:color="000000" w:themeColor="accent6" w:themeTint="90" w:sz="4" w:space="0"/>
-          <w:left w:val="none"/>
-          <w:bottom w:val="none"/>
-          <w:right w:val="none"/>
+          <w:left w:val="none" w:color="000000" w:sz="4" w:space="0"/>
+          <w:bottom w:val="none" w:color="000000" w:sz="4" w:space="0"/>
+          <w:right w:val="none" w:color="000000" w:sz="4" w:space="0"/>
         </w:tcBorders>
       </w:tcPr>
     </w:tblStylePr>
@@ -17821,9 +19223,9 @@
       </w:tcPr>
     </w:tblStylePr>
   </w:style>
-  <w:style w:type="table" w:styleId="68">
+  <w:style w:type="table" w:styleId="757">
     <w:name w:val="List Table 1 Light"/>
-    <w:basedOn w:val="665"/>
+    <w:basedOn w:val="887"/>
     <w:uiPriority w:val="99"/>
     <w:pPr>
       <w:pBdr/>
@@ -18037,9 +19439,9 @@
       </w:tcPr>
     </w:tblStylePr>
   </w:style>
-  <w:style w:type="table" w:styleId="69">
+  <w:style w:type="table" w:styleId="758">
     <w:name w:val="List Table 1 Light - Accent 1"/>
-    <w:basedOn w:val="665"/>
+    <w:basedOn w:val="887"/>
     <w:uiPriority w:val="99"/>
     <w:pPr>
       <w:pBdr/>
@@ -18253,9 +19655,9 @@
       </w:tcPr>
     </w:tblStylePr>
   </w:style>
-  <w:style w:type="table" w:styleId="70">
+  <w:style w:type="table" w:styleId="759">
     <w:name w:val="List Table 1 Light - Accent 2"/>
-    <w:basedOn w:val="665"/>
+    <w:basedOn w:val="887"/>
     <w:uiPriority w:val="99"/>
     <w:pPr>
       <w:pBdr/>
@@ -18469,9 +19871,9 @@
       </w:tcPr>
     </w:tblStylePr>
   </w:style>
-  <w:style w:type="table" w:styleId="71">
+  <w:style w:type="table" w:styleId="760">
     <w:name w:val="List Table 1 Light - Accent 3"/>
-    <w:basedOn w:val="665"/>
+    <w:basedOn w:val="887"/>
     <w:uiPriority w:val="99"/>
     <w:pPr>
       <w:pBdr/>
@@ -18685,9 +20087,9 @@
       </w:tcPr>
     </w:tblStylePr>
   </w:style>
-  <w:style w:type="table" w:styleId="72">
+  <w:style w:type="table" w:styleId="761">
     <w:name w:val="List Table 1 Light - Accent 4"/>
-    <w:basedOn w:val="665"/>
+    <w:basedOn w:val="887"/>
     <w:uiPriority w:val="99"/>
     <w:pPr>
       <w:pBdr/>
@@ -18901,9 +20303,9 @@
       </w:tcPr>
     </w:tblStylePr>
   </w:style>
-  <w:style w:type="table" w:styleId="73">
+  <w:style w:type="table" w:styleId="762">
     <w:name w:val="List Table 1 Light - Accent 5"/>
-    <w:basedOn w:val="665"/>
+    <w:basedOn w:val="887"/>
     <w:uiPriority w:val="99"/>
     <w:pPr>
       <w:pBdr/>
@@ -19117,9 +20519,9 @@
       </w:tcPr>
     </w:tblStylePr>
   </w:style>
-  <w:style w:type="table" w:styleId="74">
+  <w:style w:type="table" w:styleId="763">
     <w:name w:val="List Table 1 Light - Accent 6"/>
-    <w:basedOn w:val="665"/>
+    <w:basedOn w:val="887"/>
     <w:uiPriority w:val="99"/>
     <w:pPr>
       <w:pBdr/>
@@ -19333,9 +20735,9 @@
       </w:tcPr>
     </w:tblStylePr>
   </w:style>
-  <w:style w:type="table" w:styleId="75">
+  <w:style w:type="table" w:styleId="764">
     <w:name w:val="List Table 2"/>
-    <w:basedOn w:val="665"/>
+    <w:basedOn w:val="887"/>
     <w:uiPriority w:val="99"/>
     <w:pPr>
       <w:pBdr/>
@@ -19571,9 +20973,9 @@
       </w:tcPr>
     </w:tblStylePr>
   </w:style>
-  <w:style w:type="table" w:styleId="76">
+  <w:style w:type="table" w:styleId="765">
     <w:name w:val="List Table 2 - Accent 1"/>
-    <w:basedOn w:val="665"/>
+    <w:basedOn w:val="887"/>
     <w:uiPriority w:val="99"/>
     <w:pPr>
       <w:pBdr/>
@@ -19809,9 +21211,9 @@
       </w:tcPr>
     </w:tblStylePr>
   </w:style>
-  <w:style w:type="table" w:styleId="77">
+  <w:style w:type="table" w:styleId="766">
     <w:name w:val="List Table 2 - Accent 2"/>
-    <w:basedOn w:val="665"/>
+    <w:basedOn w:val="887"/>
     <w:uiPriority w:val="99"/>
     <w:pPr>
       <w:pBdr/>
@@ -20047,9 +21449,9 @@
       </w:tcPr>
     </w:tblStylePr>
   </w:style>
-  <w:style w:type="table" w:styleId="78">
+  <w:style w:type="table" w:styleId="767">
     <w:name w:val="List Table 2 - Accent 3"/>
-    <w:basedOn w:val="665"/>
+    <w:basedOn w:val="887"/>
     <w:uiPriority w:val="99"/>
     <w:pPr>
       <w:pBdr/>
@@ -20285,9 +21687,9 @@
       </w:tcPr>
     </w:tblStylePr>
   </w:style>
-  <w:style w:type="table" w:styleId="79">
+  <w:style w:type="table" w:styleId="768">
     <w:name w:val="List Table 2 - Accent 4"/>
-    <w:basedOn w:val="665"/>
+    <w:basedOn w:val="887"/>
     <w:uiPriority w:val="99"/>
     <w:pPr>
       <w:pBdr/>
@@ -20523,9 +21925,9 @@
       </w:tcPr>
     </w:tblStylePr>
   </w:style>
-  <w:style w:type="table" w:styleId="80">
+  <w:style w:type="table" w:styleId="769">
     <w:name w:val="List Table 2 - Accent 5"/>
-    <w:basedOn w:val="665"/>
+    <w:basedOn w:val="887"/>
     <w:uiPriority w:val="99"/>
     <w:pPr>
       <w:pBdr/>
@@ -20761,9 +22163,9 @@
       </w:tcPr>
     </w:tblStylePr>
   </w:style>
-  <w:style w:type="table" w:styleId="81">
+  <w:style w:type="table" w:styleId="770">
     <w:name w:val="List Table 2 - Accent 6"/>
-    <w:basedOn w:val="665"/>
+    <w:basedOn w:val="887"/>
     <w:uiPriority w:val="99"/>
     <w:pPr>
       <w:pBdr/>
@@ -20999,9 +22401,9 @@
       </w:tcPr>
     </w:tblStylePr>
   </w:style>
-  <w:style w:type="table" w:styleId="82">
+  <w:style w:type="table" w:styleId="771">
     <w:name w:val="List Table 3"/>
-    <w:basedOn w:val="665"/>
+    <w:basedOn w:val="887"/>
     <w:uiPriority w:val="99"/>
     <w:pPr>
       <w:pBdr/>
@@ -21227,9 +22629,9 @@
       </w:tcPr>
     </w:tblStylePr>
   </w:style>
-  <w:style w:type="table" w:styleId="83">
+  <w:style w:type="table" w:styleId="772">
     <w:name w:val="List Table 3 - Accent 1"/>
-    <w:basedOn w:val="665"/>
+    <w:basedOn w:val="887"/>
     <w:uiPriority w:val="99"/>
     <w:pPr>
       <w:pBdr/>
@@ -21455,9 +22857,9 @@
       </w:tcPr>
     </w:tblStylePr>
   </w:style>
-  <w:style w:type="table" w:styleId="84">
+  <w:style w:type="table" w:styleId="773">
     <w:name w:val="List Table 3 - Accent 2"/>
-    <w:basedOn w:val="665"/>
+    <w:basedOn w:val="887"/>
     <w:uiPriority w:val="99"/>
     <w:pPr>
       <w:pBdr/>
@@ -21683,9 +23085,9 @@
       </w:tcPr>
     </w:tblStylePr>
   </w:style>
-  <w:style w:type="table" w:styleId="85">
+  <w:style w:type="table" w:styleId="774">
     <w:name w:val="List Table 3 - Accent 3"/>
-    <w:basedOn w:val="665"/>
+    <w:basedOn w:val="887"/>
     <w:uiPriority w:val="99"/>
     <w:pPr>
       <w:pBdr/>
@@ -21911,9 +23313,9 @@
       </w:tcPr>
     </w:tblStylePr>
   </w:style>
-  <w:style w:type="table" w:styleId="86">
+  <w:style w:type="table" w:styleId="775">
     <w:name w:val="List Table 3 - Accent 4"/>
-    <w:basedOn w:val="665"/>
+    <w:basedOn w:val="887"/>
     <w:uiPriority w:val="99"/>
     <w:pPr>
       <w:pBdr/>
@@ -22139,9 +23541,9 @@
       </w:tcPr>
     </w:tblStylePr>
   </w:style>
-  <w:style w:type="table" w:styleId="87">
+  <w:style w:type="table" w:styleId="776">
     <w:name w:val="List Table 3 - Accent 5"/>
-    <w:basedOn w:val="665"/>
+    <w:basedOn w:val="887"/>
     <w:uiPriority w:val="99"/>
     <w:pPr>
       <w:pBdr/>
@@ -22367,9 +23769,9 @@
       </w:tcPr>
     </w:tblStylePr>
   </w:style>
-  <w:style w:type="table" w:styleId="88">
+  <w:style w:type="table" w:styleId="777">
     <w:name w:val="List Table 3 - Accent 6"/>
-    <w:basedOn w:val="665"/>
+    <w:basedOn w:val="887"/>
     <w:uiPriority w:val="99"/>
     <w:pPr>
       <w:pBdr/>
@@ -22595,9 +23997,9 @@
       </w:tcPr>
     </w:tblStylePr>
   </w:style>
-  <w:style w:type="table" w:styleId="89">
+  <w:style w:type="table" w:styleId="778">
     <w:name w:val="List Table 4"/>
-    <w:basedOn w:val="665"/>
+    <w:basedOn w:val="887"/>
     <w:uiPriority w:val="99"/>
     <w:pPr>
       <w:pBdr/>
@@ -22820,9 +24222,9 @@
       </w:tcPr>
     </w:tblStylePr>
   </w:style>
-  <w:style w:type="table" w:styleId="90">
+  <w:style w:type="table" w:styleId="779">
     <w:name w:val="List Table 4 - Accent 1"/>
-    <w:basedOn w:val="665"/>
+    <w:basedOn w:val="887"/>
     <w:uiPriority w:val="99"/>
     <w:pPr>
       <w:pBdr/>
@@ -23045,9 +24447,9 @@
       </w:tcPr>
     </w:tblStylePr>
   </w:style>
-  <w:style w:type="table" w:styleId="91">
+  <w:style w:type="table" w:styleId="780">
     <w:name w:val="List Table 4 - Accent 2"/>
-    <w:basedOn w:val="665"/>
+    <w:basedOn w:val="887"/>
     <w:uiPriority w:val="99"/>
     <w:pPr>
       <w:pBdr/>
@@ -23270,9 +24672,9 @@
       </w:tcPr>
     </w:tblStylePr>
   </w:style>
-  <w:style w:type="table" w:styleId="92">
+  <w:style w:type="table" w:styleId="781">
     <w:name w:val="List Table 4 - Accent 3"/>
-    <w:basedOn w:val="665"/>
+    <w:basedOn w:val="887"/>
     <w:uiPriority w:val="99"/>
     <w:pPr>
       <w:pBdr/>
@@ -23495,9 +24897,9 @@
       </w:tcPr>
     </w:tblStylePr>
   </w:style>
-  <w:style w:type="table" w:styleId="93">
+  <w:style w:type="table" w:styleId="782">
     <w:name w:val="List Table 4 - Accent 4"/>
-    <w:basedOn w:val="665"/>
+    <w:basedOn w:val="887"/>
     <w:uiPriority w:val="99"/>
     <w:pPr>
       <w:pBdr/>
@@ -23720,9 +25122,9 @@
       </w:tcPr>
     </w:tblStylePr>
   </w:style>
-  <w:style w:type="table" w:styleId="94">
+  <w:style w:type="table" w:styleId="783">
     <w:name w:val="List Table 4 - Accent 5"/>
-    <w:basedOn w:val="665"/>
+    <w:basedOn w:val="887"/>
     <w:uiPriority w:val="99"/>
     <w:pPr>
       <w:pBdr/>
@@ -23945,9 +25347,9 @@
       </w:tcPr>
     </w:tblStylePr>
   </w:style>
-  <w:style w:type="table" w:styleId="95">
+  <w:style w:type="table" w:styleId="784">
     <w:name w:val="List Table 4 - Accent 6"/>
-    <w:basedOn w:val="665"/>
+    <w:basedOn w:val="887"/>
     <w:uiPriority w:val="99"/>
     <w:pPr>
       <w:pBdr/>
@@ -24170,9 +25572,9 @@
       </w:tcPr>
     </w:tblStylePr>
   </w:style>
-  <w:style w:type="table" w:styleId="96">
+  <w:style w:type="table" w:styleId="785">
     <w:name w:val="List Table 5 Dark"/>
-    <w:basedOn w:val="665"/>
+    <w:basedOn w:val="887"/>
     <w:uiPriority w:val="99"/>
     <w:pPr>
       <w:pBdr/>
@@ -24412,9 +25814,9 @@
       </w:tcPr>
     </w:tblStylePr>
   </w:style>
-  <w:style w:type="table" w:styleId="97">
+  <w:style w:type="table" w:styleId="786">
     <w:name w:val="List Table 5 Dark - Accent 1"/>
-    <w:basedOn w:val="665"/>
+    <w:basedOn w:val="887"/>
     <w:uiPriority w:val="99"/>
     <w:pPr>
       <w:pBdr/>
@@ -24654,9 +26056,9 @@
       </w:tcPr>
     </w:tblStylePr>
   </w:style>
-  <w:style w:type="table" w:styleId="98">
+  <w:style w:type="table" w:styleId="787">
     <w:name w:val="List Table 5 Dark - Accent 2"/>
-    <w:basedOn w:val="665"/>
+    <w:basedOn w:val="887"/>
     <w:uiPriority w:val="99"/>
     <w:pPr>
       <w:pBdr/>
@@ -24896,9 +26298,9 @@
       </w:tcPr>
     </w:tblStylePr>
   </w:style>
-  <w:style w:type="table" w:styleId="99">
+  <w:style w:type="table" w:styleId="788">
     <w:name w:val="List Table 5 Dark - Accent 3"/>
-    <w:basedOn w:val="665"/>
+    <w:basedOn w:val="887"/>
     <w:uiPriority w:val="99"/>
     <w:pPr>
       <w:pBdr/>
@@ -25138,9 +26540,9 @@
       </w:tcPr>
     </w:tblStylePr>
   </w:style>
-  <w:style w:type="table" w:styleId="100">
+  <w:style w:type="table" w:styleId="789">
     <w:name w:val="List Table 5 Dark - Accent 4"/>
-    <w:basedOn w:val="665"/>
+    <w:basedOn w:val="887"/>
     <w:uiPriority w:val="99"/>
     <w:pPr>
       <w:pBdr/>
@@ -25380,9 +26782,9 @@
       </w:tcPr>
     </w:tblStylePr>
   </w:style>
-  <w:style w:type="table" w:styleId="101">
+  <w:style w:type="table" w:styleId="790">
     <w:name w:val="List Table 5 Dark - Accent 5"/>
-    <w:basedOn w:val="665"/>
+    <w:basedOn w:val="887"/>
     <w:uiPriority w:val="99"/>
     <w:pPr>
       <w:pBdr/>
@@ -25622,9 +27024,9 @@
       </w:tcPr>
     </w:tblStylePr>
   </w:style>
-  <w:style w:type="table" w:styleId="102">
+  <w:style w:type="table" w:styleId="791">
     <w:name w:val="List Table 5 Dark - Accent 6"/>
-    <w:basedOn w:val="665"/>
+    <w:basedOn w:val="887"/>
     <w:uiPriority w:val="99"/>
     <w:pPr>
       <w:pBdr/>
@@ -25864,9 +27266,9 @@
       </w:tcPr>
     </w:tblStylePr>
   </w:style>
-  <w:style w:type="table" w:styleId="103">
+  <w:style w:type="table" w:styleId="792">
     <w:name w:val="List Table 6 Colorful"/>
-    <w:basedOn w:val="665"/>
+    <w:basedOn w:val="887"/>
     <w:uiPriority w:val="99"/>
     <w:pPr>
       <w:pBdr/>
@@ -26087,9 +27489,9 @@
       </w:tcPr>
     </w:tblStylePr>
   </w:style>
-  <w:style w:type="table" w:styleId="104">
+  <w:style w:type="table" w:styleId="793">
     <w:name w:val="List Table 6 Colorful - Accent 1"/>
-    <w:basedOn w:val="665"/>
+    <w:basedOn w:val="887"/>
     <w:uiPriority w:val="99"/>
     <w:pPr>
       <w:pBdr/>
@@ -26310,9 +27712,9 @@
       </w:tcPr>
     </w:tblStylePr>
   </w:style>
-  <w:style w:type="table" w:styleId="105">
+  <w:style w:type="table" w:styleId="794">
     <w:name w:val="List Table 6 Colorful - Accent 2"/>
-    <w:basedOn w:val="665"/>
+    <w:basedOn w:val="887"/>
     <w:uiPriority w:val="99"/>
     <w:pPr>
       <w:pBdr/>
@@ -26533,9 +27935,9 @@
       </w:tcPr>
     </w:tblStylePr>
   </w:style>
-  <w:style w:type="table" w:styleId="106">
+  <w:style w:type="table" w:styleId="795">
     <w:name w:val="List Table 6 Colorful - Accent 3"/>
-    <w:basedOn w:val="665"/>
+    <w:basedOn w:val="887"/>
     <w:uiPriority w:val="99"/>
     <w:pPr>
       <w:pBdr/>
@@ -26756,9 +28158,9 @@
       </w:tcPr>
     </w:tblStylePr>
   </w:style>
-  <w:style w:type="table" w:styleId="107">
+  <w:style w:type="table" w:styleId="796">
     <w:name w:val="List Table 6 Colorful - Accent 4"/>
-    <w:basedOn w:val="665"/>
+    <w:basedOn w:val="887"/>
     <w:uiPriority w:val="99"/>
     <w:pPr>
       <w:pBdr/>
@@ -26979,9 +28381,9 @@
       </w:tcPr>
     </w:tblStylePr>
   </w:style>
-  <w:style w:type="table" w:styleId="108">
+  <w:style w:type="table" w:styleId="797">
     <w:name w:val="List Table 6 Colorful - Accent 5"/>
-    <w:basedOn w:val="665"/>
+    <w:basedOn w:val="887"/>
     <w:uiPriority w:val="99"/>
     <w:pPr>
       <w:pBdr/>
@@ -27202,9 +28604,9 @@
       </w:tcPr>
     </w:tblStylePr>
   </w:style>
-  <w:style w:type="table" w:styleId="109">
+  <w:style w:type="table" w:styleId="798">
     <w:name w:val="List Table 6 Colorful - Accent 6"/>
-    <w:basedOn w:val="665"/>
+    <w:basedOn w:val="887"/>
     <w:uiPriority w:val="99"/>
     <w:pPr>
       <w:pBdr/>
@@ -27425,9 +28827,9 @@
       </w:tcPr>
     </w:tblStylePr>
   </w:style>
-  <w:style w:type="table" w:styleId="110">
+  <w:style w:type="table" w:styleId="799">
     <w:name w:val="List Table 7 Colorful"/>
-    <w:basedOn w:val="665"/>
+    <w:basedOn w:val="887"/>
     <w:uiPriority w:val="99"/>
     <w:pPr>
       <w:pBdr/>
@@ -27526,11 +28928,11 @@
         <w:tblBorders/>
       </w:tblPr>
       <w:tcPr>
-        <w:shd w:color="ffffff"/>
+        <w:shd w:val="clear" w:color="ffffff"/>
         <w:tcBorders>
-          <w:top w:val="none"/>
-          <w:left w:val="none"/>
-          <w:bottom w:val="none"/>
+          <w:top w:val="none" w:color="000000" w:sz="4" w:space="0"/>
+          <w:left w:val="none" w:color="000000" w:sz="4" w:space="0"/>
+          <w:bottom w:val="none" w:color="000000" w:sz="4" w:space="0"/>
           <w:right w:val="single" w:color="000000" w:themeColor="text1" w:themeTint="80" w:sz="4" w:space="0"/>
         </w:tcBorders>
       </w:tcPr>
@@ -27553,10 +28955,10 @@
       <w:tcPr>
         <w:shd w:val="clear" w:color="ffffff" w:themeColor="light1" w:fill="ffffff" w:themeFill="light1"/>
         <w:tcBorders>
-          <w:top w:val="none"/>
-          <w:left w:val="none"/>
+          <w:top w:val="none" w:color="000000" w:sz="4" w:space="0"/>
+          <w:left w:val="none" w:color="000000" w:sz="4" w:space="0"/>
           <w:bottom w:val="single" w:color="000000" w:themeColor="text1" w:themeTint="80" w:sz="4" w:space="0"/>
-          <w:right w:val="none"/>
+          <w:right w:val="none" w:color="000000" w:sz="4" w:space="0"/>
         </w:tcBorders>
       </w:tcPr>
     </w:tblStylePr>
@@ -27576,12 +28978,12 @@
         <w:tblBorders/>
       </w:tblPr>
       <w:tcPr>
-        <w:shd w:color="ffffff"/>
+        <w:shd w:val="clear" w:color="ffffff"/>
         <w:tcBorders>
-          <w:top w:val="none"/>
+          <w:top w:val="none" w:color="000000" w:sz="4" w:space="0"/>
           <w:left w:val="single" w:color="000000" w:themeColor="text1" w:themeTint="80" w:sz="4" w:space="0"/>
-          <w:bottom w:val="none"/>
-          <w:right w:val="none"/>
+          <w:bottom w:val="none" w:color="000000" w:sz="4" w:space="0"/>
+          <w:right w:val="none" w:color="000000" w:sz="4" w:space="0"/>
         </w:tcBorders>
       </w:tcPr>
     </w:tblStylePr>
@@ -27604,9 +29006,9 @@
         <w:shd w:val="clear" w:color="ffffff" w:themeColor="light1" w:fill="ffffff" w:themeFill="light1"/>
         <w:tcBorders>
           <w:top w:val="single" w:color="000000" w:themeColor="text1" w:themeTint="80" w:sz="4" w:space="0"/>
-          <w:left w:val="none"/>
-          <w:bottom w:val="none"/>
-          <w:right w:val="none"/>
+          <w:left w:val="none" w:color="000000" w:sz="4" w:space="0"/>
+          <w:bottom w:val="none" w:color="000000" w:sz="4" w:space="0"/>
+          <w:right w:val="none" w:color="000000" w:sz="4" w:space="0"/>
         </w:tcBorders>
       </w:tcPr>
     </w:tblStylePr>
@@ -27681,9 +29083,9 @@
       </w:tcPr>
     </w:tblStylePr>
   </w:style>
-  <w:style w:type="table" w:styleId="111">
+  <w:style w:type="table" w:styleId="800">
     <w:name w:val="List Table 7 Colorful - Accent 1"/>
-    <w:basedOn w:val="665"/>
+    <w:basedOn w:val="887"/>
     <w:uiPriority w:val="99"/>
     <w:pPr>
       <w:pBdr/>
@@ -27782,11 +29184,11 @@
         <w:tblBorders/>
       </w:tblPr>
       <w:tcPr>
-        <w:shd w:color="ffffff"/>
+        <w:shd w:val="clear" w:color="ffffff"/>
         <w:tcBorders>
-          <w:top w:val="none"/>
-          <w:left w:val="none"/>
-          <w:bottom w:val="none"/>
+          <w:top w:val="none" w:color="000000" w:sz="4" w:space="0"/>
+          <w:left w:val="none" w:color="000000" w:sz="4" w:space="0"/>
+          <w:bottom w:val="none" w:color="000000" w:sz="4" w:space="0"/>
           <w:right w:val="single" w:color="000000" w:themeColor="accent1" w:sz="4" w:space="0"/>
         </w:tcBorders>
       </w:tcPr>
@@ -27809,10 +29211,10 @@
       <w:tcPr>
         <w:shd w:val="clear" w:color="ffffff" w:themeColor="light1" w:fill="ffffff" w:themeFill="light1"/>
         <w:tcBorders>
-          <w:top w:val="none"/>
-          <w:left w:val="none"/>
+          <w:top w:val="none" w:color="000000" w:sz="4" w:space="0"/>
+          <w:left w:val="none" w:color="000000" w:sz="4" w:space="0"/>
           <w:bottom w:val="single" w:color="000000" w:themeColor="accent1" w:sz="4" w:space="0"/>
-          <w:right w:val="none"/>
+          <w:right w:val="none" w:color="000000" w:sz="4" w:space="0"/>
         </w:tcBorders>
       </w:tcPr>
     </w:tblStylePr>
@@ -27832,12 +29234,12 @@
         <w:tblBorders/>
       </w:tblPr>
       <w:tcPr>
-        <w:shd w:color="ffffff"/>
+        <w:shd w:val="clear" w:color="ffffff"/>
         <w:tcBorders>
-          <w:top w:val="none"/>
+          <w:top w:val="none" w:color="000000" w:sz="4" w:space="0"/>
           <w:left w:val="single" w:color="000000" w:themeColor="accent1" w:sz="4" w:space="0"/>
-          <w:bottom w:val="none"/>
-          <w:right w:val="none"/>
+          <w:bottom w:val="none" w:color="000000" w:sz="4" w:space="0"/>
+          <w:right w:val="none" w:color="000000" w:sz="4" w:space="0"/>
         </w:tcBorders>
       </w:tcPr>
     </w:tblStylePr>
@@ -27860,9 +29262,9 @@
         <w:shd w:val="clear" w:color="ffffff" w:themeColor="light1" w:fill="ffffff" w:themeFill="light1"/>
         <w:tcBorders>
           <w:top w:val="single" w:color="000000" w:themeColor="accent1" w:sz="4" w:space="0"/>
-          <w:left w:val="none"/>
-          <w:bottom w:val="none"/>
-          <w:right w:val="none"/>
+          <w:left w:val="none" w:color="000000" w:sz="4" w:space="0"/>
+          <w:bottom w:val="none" w:color="000000" w:sz="4" w:space="0"/>
+          <w:right w:val="none" w:color="000000" w:sz="4" w:space="0"/>
         </w:tcBorders>
       </w:tcPr>
     </w:tblStylePr>
@@ -27937,9 +29339,9 @@
       </w:tcPr>
     </w:tblStylePr>
   </w:style>
-  <w:style w:type="table" w:styleId="112">
+  <w:style w:type="table" w:styleId="801">
     <w:name w:val="List Table 7 Colorful - Accent 2"/>
-    <w:basedOn w:val="665"/>
+    <w:basedOn w:val="887"/>
     <w:uiPriority w:val="99"/>
     <w:pPr>
       <w:pBdr/>
@@ -28038,11 +29440,11 @@
         <w:tblBorders/>
       </w:tblPr>
       <w:tcPr>
-        <w:shd w:color="ffffff"/>
+        <w:shd w:val="clear" w:color="ffffff"/>
         <w:tcBorders>
-          <w:top w:val="none"/>
-          <w:left w:val="none"/>
-          <w:bottom w:val="none"/>
+          <w:top w:val="none" w:color="000000" w:sz="4" w:space="0"/>
+          <w:left w:val="none" w:color="000000" w:sz="4" w:space="0"/>
+          <w:bottom w:val="none" w:color="000000" w:sz="4" w:space="0"/>
           <w:right w:val="single" w:color="000000" w:themeColor="accent2" w:themeTint="97" w:sz="4" w:space="0"/>
         </w:tcBorders>
       </w:tcPr>
@@ -28065,10 +29467,10 @@
       <w:tcPr>
         <w:shd w:val="clear" w:color="ffffff" w:themeColor="light1" w:fill="ffffff" w:themeFill="light1"/>
         <w:tcBorders>
-          <w:top w:val="none"/>
-          <w:left w:val="none"/>
+          <w:top w:val="none" w:color="000000" w:sz="4" w:space="0"/>
+          <w:left w:val="none" w:color="000000" w:sz="4" w:space="0"/>
           <w:bottom w:val="single" w:color="000000" w:themeColor="accent2" w:themeTint="97" w:sz="4" w:space="0"/>
-          <w:right w:val="none"/>
+          <w:right w:val="none" w:color="000000" w:sz="4" w:space="0"/>
         </w:tcBorders>
       </w:tcPr>
     </w:tblStylePr>
@@ -28088,12 +29490,12 @@
         <w:tblBorders/>
       </w:tblPr>
       <w:tcPr>
-        <w:shd w:color="ffffff"/>
+        <w:shd w:val="clear" w:color="ffffff"/>
         <w:tcBorders>
-          <w:top w:val="none"/>
+          <w:top w:val="none" w:color="000000" w:sz="4" w:space="0"/>
           <w:left w:val="single" w:color="000000" w:themeColor="accent2" w:themeTint="97" w:sz="4" w:space="0"/>
-          <w:bottom w:val="none"/>
-          <w:right w:val="none"/>
+          <w:bottom w:val="none" w:color="000000" w:sz="4" w:space="0"/>
+          <w:right w:val="none" w:color="000000" w:sz="4" w:space="0"/>
         </w:tcBorders>
       </w:tcPr>
     </w:tblStylePr>
@@ -28116,9 +29518,9 @@
         <w:shd w:val="clear" w:color="ffffff" w:themeColor="light1" w:fill="ffffff" w:themeFill="light1"/>
         <w:tcBorders>
           <w:top w:val="single" w:color="000000" w:themeColor="accent2" w:themeTint="97" w:sz="4" w:space="0"/>
-          <w:left w:val="none"/>
-          <w:bottom w:val="none"/>
-          <w:right w:val="none"/>
+          <w:left w:val="none" w:color="000000" w:sz="4" w:space="0"/>
+          <w:bottom w:val="none" w:color="000000" w:sz="4" w:space="0"/>
+          <w:right w:val="none" w:color="000000" w:sz="4" w:space="0"/>
         </w:tcBorders>
       </w:tcPr>
     </w:tblStylePr>
@@ -28193,9 +29595,9 @@
       </w:tcPr>
     </w:tblStylePr>
   </w:style>
-  <w:style w:type="table" w:styleId="113">
+  <w:style w:type="table" w:styleId="802">
     <w:name w:val="List Table 7 Colorful - Accent 3"/>
-    <w:basedOn w:val="665"/>
+    <w:basedOn w:val="887"/>
     <w:uiPriority w:val="99"/>
     <w:pPr>
       <w:pBdr/>
@@ -28294,11 +29696,11 @@
         <w:tblBorders/>
       </w:tblPr>
       <w:tcPr>
-        <w:shd w:color="ffffff"/>
+        <w:shd w:val="clear" w:color="ffffff"/>
         <w:tcBorders>
-          <w:top w:val="none"/>
-          <w:left w:val="none"/>
-          <w:bottom w:val="none"/>
+          <w:top w:val="none" w:color="000000" w:sz="4" w:space="0"/>
+          <w:left w:val="none" w:color="000000" w:sz="4" w:space="0"/>
+          <w:bottom w:val="none" w:color="000000" w:sz="4" w:space="0"/>
           <w:right w:val="single" w:color="000000" w:themeColor="accent3" w:themeTint="98" w:sz="4" w:space="0"/>
         </w:tcBorders>
       </w:tcPr>
@@ -28321,10 +29723,10 @@
       <w:tcPr>
         <w:shd w:val="clear" w:color="ffffff" w:themeColor="light1" w:fill="ffffff" w:themeFill="light1"/>
         <w:tcBorders>
-          <w:top w:val="none"/>
-          <w:left w:val="none"/>
+          <w:top w:val="none" w:color="000000" w:sz="4" w:space="0"/>
+          <w:left w:val="none" w:color="000000" w:sz="4" w:space="0"/>
           <w:bottom w:val="single" w:color="000000" w:themeColor="accent3" w:themeTint="98" w:sz="4" w:space="0"/>
-          <w:right w:val="none"/>
+          <w:right w:val="none" w:color="000000" w:sz="4" w:space="0"/>
         </w:tcBorders>
       </w:tcPr>
     </w:tblStylePr>
@@ -28344,12 +29746,12 @@
         <w:tblBorders/>
       </w:tblPr>
       <w:tcPr>
-        <w:shd w:color="ffffff"/>
+        <w:shd w:val="clear" w:color="ffffff"/>
         <w:tcBorders>
-          <w:top w:val="none"/>
+          <w:top w:val="none" w:color="000000" w:sz="4" w:space="0"/>
           <w:left w:val="single" w:color="000000" w:themeColor="accent3" w:themeTint="98" w:sz="4" w:space="0"/>
-          <w:bottom w:val="none"/>
-          <w:right w:val="none"/>
+          <w:bottom w:val="none" w:color="000000" w:sz="4" w:space="0"/>
+          <w:right w:val="none" w:color="000000" w:sz="4" w:space="0"/>
         </w:tcBorders>
       </w:tcPr>
     </w:tblStylePr>
@@ -28372,9 +29774,9 @@
         <w:shd w:val="clear" w:color="ffffff" w:themeColor="light1" w:fill="ffffff" w:themeFill="light1"/>
         <w:tcBorders>
           <w:top w:val="single" w:color="000000" w:themeColor="accent3" w:themeTint="98" w:sz="4" w:space="0"/>
-          <w:left w:val="none"/>
-          <w:bottom w:val="none"/>
-          <w:right w:val="none"/>
+          <w:left w:val="none" w:color="000000" w:sz="4" w:space="0"/>
+          <w:bottom w:val="none" w:color="000000" w:sz="4" w:space="0"/>
+          <w:right w:val="none" w:color="000000" w:sz="4" w:space="0"/>
         </w:tcBorders>
       </w:tcPr>
     </w:tblStylePr>
@@ -28449,9 +29851,9 @@
       </w:tcPr>
     </w:tblStylePr>
   </w:style>
-  <w:style w:type="table" w:styleId="114">
+  <w:style w:type="table" w:styleId="803">
     <w:name w:val="List Table 7 Colorful - Accent 4"/>
-    <w:basedOn w:val="665"/>
+    <w:basedOn w:val="887"/>
     <w:uiPriority w:val="99"/>
     <w:pPr>
       <w:pBdr/>
@@ -28550,11 +29952,11 @@
         <w:tblBorders/>
       </w:tblPr>
       <w:tcPr>
-        <w:shd w:color="ffffff"/>
+        <w:shd w:val="clear" w:color="ffffff"/>
         <w:tcBorders>
-          <w:top w:val="none"/>
-          <w:left w:val="none"/>
-          <w:bottom w:val="none"/>
+          <w:top w:val="none" w:color="000000" w:sz="4" w:space="0"/>
+          <w:left w:val="none" w:color="000000" w:sz="4" w:space="0"/>
+          <w:bottom w:val="none" w:color="000000" w:sz="4" w:space="0"/>
           <w:right w:val="single" w:color="000000" w:themeColor="accent4" w:themeTint="9A" w:sz="4" w:space="0"/>
         </w:tcBorders>
       </w:tcPr>
@@ -28577,10 +29979,10 @@
       <w:tcPr>
         <w:shd w:val="clear" w:color="ffffff" w:themeColor="light1" w:fill="ffffff" w:themeFill="light1"/>
         <w:tcBorders>
-          <w:top w:val="none"/>
-          <w:left w:val="none"/>
+          <w:top w:val="none" w:color="000000" w:sz="4" w:space="0"/>
+          <w:left w:val="none" w:color="000000" w:sz="4" w:space="0"/>
           <w:bottom w:val="single" w:color="000000" w:themeColor="accent4" w:themeTint="9A" w:sz="4" w:space="0"/>
-          <w:right w:val="none"/>
+          <w:right w:val="none" w:color="000000" w:sz="4" w:space="0"/>
         </w:tcBorders>
       </w:tcPr>
     </w:tblStylePr>
@@ -28600,12 +30002,12 @@
         <w:tblBorders/>
       </w:tblPr>
       <w:tcPr>
-        <w:shd w:color="ffffff"/>
+        <w:shd w:val="clear" w:color="ffffff"/>
         <w:tcBorders>
-          <w:top w:val="none"/>
+          <w:top w:val="none" w:color="000000" w:sz="4" w:space="0"/>
           <w:left w:val="single" w:color="000000" w:themeColor="accent4" w:themeTint="9A" w:sz="4" w:space="0"/>
-          <w:bottom w:val="none"/>
-          <w:right w:val="none"/>
+          <w:bottom w:val="none" w:color="000000" w:sz="4" w:space="0"/>
+          <w:right w:val="none" w:color="000000" w:sz="4" w:space="0"/>
         </w:tcBorders>
       </w:tcPr>
     </w:tblStylePr>
@@ -28628,9 +30030,9 @@
         <w:shd w:val="clear" w:color="ffffff" w:themeColor="light1" w:fill="ffffff" w:themeFill="light1"/>
         <w:tcBorders>
           <w:top w:val="single" w:color="000000" w:themeColor="accent4" w:themeTint="9A" w:sz="4" w:space="0"/>
-          <w:left w:val="none"/>
-          <w:bottom w:val="none"/>
-          <w:right w:val="none"/>
+          <w:left w:val="none" w:color="000000" w:sz="4" w:space="0"/>
+          <w:bottom w:val="none" w:color="000000" w:sz="4" w:space="0"/>
+          <w:right w:val="none" w:color="000000" w:sz="4" w:space="0"/>
         </w:tcBorders>
       </w:tcPr>
     </w:tblStylePr>
@@ -28705,9 +30107,9 @@
       </w:tcPr>
     </w:tblStylePr>
   </w:style>
-  <w:style w:type="table" w:styleId="115">
+  <w:style w:type="table" w:styleId="804">
     <w:name w:val="List Table 7 Colorful - Accent 5"/>
-    <w:basedOn w:val="665"/>
+    <w:basedOn w:val="887"/>
     <w:uiPriority w:val="99"/>
     <w:pPr>
       <w:pBdr/>
@@ -28806,11 +30208,11 @@
         <w:tblBorders/>
       </w:tblPr>
       <w:tcPr>
-        <w:shd w:color="ffffff"/>
+        <w:shd w:val="clear" w:color="ffffff"/>
         <w:tcBorders>
-          <w:top w:val="none"/>
-          <w:left w:val="none"/>
-          <w:bottom w:val="none"/>
+          <w:top w:val="none" w:color="000000" w:sz="4" w:space="0"/>
+          <w:left w:val="none" w:color="000000" w:sz="4" w:space="0"/>
+          <w:bottom w:val="none" w:color="000000" w:sz="4" w:space="0"/>
           <w:right w:val="single" w:color="000000" w:themeColor="accent5" w:themeTint="9A" w:sz="4" w:space="0"/>
         </w:tcBorders>
       </w:tcPr>
@@ -28833,10 +30235,10 @@
       <w:tcPr>
         <w:shd w:val="clear" w:color="ffffff" w:themeColor="light1" w:fill="ffffff" w:themeFill="light1"/>
         <w:tcBorders>
-          <w:top w:val="none"/>
-          <w:left w:val="none"/>
+          <w:top w:val="none" w:color="000000" w:sz="4" w:space="0"/>
+          <w:left w:val="none" w:color="000000" w:sz="4" w:space="0"/>
           <w:bottom w:val="single" w:color="000000" w:themeColor="accent5" w:themeTint="9A" w:sz="4" w:space="0"/>
-          <w:right w:val="none"/>
+          <w:right w:val="none" w:color="000000" w:sz="4" w:space="0"/>
         </w:tcBorders>
       </w:tcPr>
     </w:tblStylePr>
@@ -28856,12 +30258,12 @@
         <w:tblBorders/>
       </w:tblPr>
       <w:tcPr>
-        <w:shd w:color="ffffff"/>
+        <w:shd w:val="clear" w:color="ffffff"/>
         <w:tcBorders>
-          <w:top w:val="none"/>
+          <w:top w:val="none" w:color="000000" w:sz="4" w:space="0"/>
           <w:left w:val="single" w:color="000000" w:themeColor="accent5" w:themeTint="9A" w:sz="4" w:space="0"/>
-          <w:bottom w:val="none"/>
-          <w:right w:val="none"/>
+          <w:bottom w:val="none" w:color="000000" w:sz="4" w:space="0"/>
+          <w:right w:val="none" w:color="000000" w:sz="4" w:space="0"/>
         </w:tcBorders>
       </w:tcPr>
     </w:tblStylePr>
@@ -28884,9 +30286,9 @@
         <w:shd w:val="clear" w:color="ffffff" w:themeColor="light1" w:fill="ffffff" w:themeFill="light1"/>
         <w:tcBorders>
           <w:top w:val="single" w:color="000000" w:themeColor="accent5" w:themeTint="9A" w:sz="4" w:space="0"/>
-          <w:left w:val="none"/>
-          <w:bottom w:val="none"/>
-          <w:right w:val="none"/>
+          <w:left w:val="none" w:color="000000" w:sz="4" w:space="0"/>
+          <w:bottom w:val="none" w:color="000000" w:sz="4" w:space="0"/>
+          <w:right w:val="none" w:color="000000" w:sz="4" w:space="0"/>
         </w:tcBorders>
       </w:tcPr>
     </w:tblStylePr>
@@ -28961,9 +30363,9 @@
       </w:tcPr>
     </w:tblStylePr>
   </w:style>
-  <w:style w:type="table" w:styleId="116">
+  <w:style w:type="table" w:styleId="805">
     <w:name w:val="List Table 7 Colorful - Accent 6"/>
-    <w:basedOn w:val="665"/>
+    <w:basedOn w:val="887"/>
     <w:uiPriority w:val="99"/>
     <w:pPr>
       <w:pBdr/>
@@ -29062,11 +30464,11 @@
         <w:tblBorders/>
       </w:tblPr>
       <w:tcPr>
-        <w:shd w:color="ffffff"/>
+        <w:shd w:val="clear" w:color="ffffff"/>
         <w:tcBorders>
-          <w:top w:val="none"/>
-          <w:left w:val="none"/>
-          <w:bottom w:val="none"/>
+          <w:top w:val="none" w:color="000000" w:sz="4" w:space="0"/>
+          <w:left w:val="none" w:color="000000" w:sz="4" w:space="0"/>
+          <w:bottom w:val="none" w:color="000000" w:sz="4" w:space="0"/>
           <w:right w:val="single" w:color="000000" w:themeColor="accent6" w:themeTint="98" w:sz="4" w:space="0"/>
         </w:tcBorders>
       </w:tcPr>
@@ -29089,10 +30491,10 @@
       <w:tcPr>
         <w:shd w:val="clear" w:color="ffffff" w:themeColor="light1" w:fill="ffffff" w:themeFill="light1"/>
         <w:tcBorders>
-          <w:top w:val="none"/>
-          <w:left w:val="none"/>
+          <w:top w:val="none" w:color="000000" w:sz="4" w:space="0"/>
+          <w:left w:val="none" w:color="000000" w:sz="4" w:space="0"/>
           <w:bottom w:val="single" w:color="000000" w:themeColor="accent6" w:themeTint="98" w:sz="4" w:space="0"/>
-          <w:right w:val="none"/>
+          <w:right w:val="none" w:color="000000" w:sz="4" w:space="0"/>
         </w:tcBorders>
       </w:tcPr>
     </w:tblStylePr>
@@ -29112,12 +30514,12 @@
         <w:tblBorders/>
       </w:tblPr>
       <w:tcPr>
-        <w:shd w:color="ffffff"/>
+        <w:shd w:val="clear" w:color="ffffff"/>
         <w:tcBorders>
-          <w:top w:val="none"/>
+          <w:top w:val="none" w:color="000000" w:sz="4" w:space="0"/>
           <w:left w:val="single" w:color="000000" w:themeColor="accent6" w:themeTint="98" w:sz="4" w:space="0"/>
-          <w:bottom w:val="none"/>
-          <w:right w:val="none"/>
+          <w:bottom w:val="none" w:color="000000" w:sz="4" w:space="0"/>
+          <w:right w:val="none" w:color="000000" w:sz="4" w:space="0"/>
         </w:tcBorders>
       </w:tcPr>
     </w:tblStylePr>
@@ -29140,9 +30542,9 @@
         <w:shd w:val="clear" w:color="ffffff" w:themeColor="light1" w:fill="ffffff" w:themeFill="light1"/>
         <w:tcBorders>
           <w:top w:val="single" w:color="000000" w:themeColor="accent6" w:themeTint="98" w:sz="4" w:space="0"/>
-          <w:left w:val="none"/>
-          <w:bottom w:val="none"/>
-          <w:right w:val="none"/>
+          <w:left w:val="none" w:color="000000" w:sz="4" w:space="0"/>
+          <w:bottom w:val="none" w:color="000000" w:sz="4" w:space="0"/>
+          <w:right w:val="none" w:color="000000" w:sz="4" w:space="0"/>
         </w:tcBorders>
       </w:tcPr>
     </w:tblStylePr>
@@ -29217,9 +30619,9 @@
       </w:tcPr>
     </w:tblStylePr>
   </w:style>
-  <w:style w:type="table" w:styleId="117">
+  <w:style w:type="table" w:styleId="806">
     <w:name w:val="Lined - Accent"/>
-    <w:basedOn w:val="665"/>
+    <w:basedOn w:val="887"/>
     <w:uiPriority w:val="99"/>
     <w:pPr>
       <w:pBdr/>
@@ -29454,9 +30856,9 @@
       </w:tcPr>
     </w:tblStylePr>
   </w:style>
-  <w:style w:type="table" w:styleId="118">
+  <w:style w:type="table" w:styleId="807">
     <w:name w:val="Lined - Accent 1"/>
-    <w:basedOn w:val="665"/>
+    <w:basedOn w:val="887"/>
     <w:uiPriority w:val="99"/>
     <w:pPr>
       <w:pBdr/>
@@ -29691,9 +31093,9 @@
       </w:tcPr>
     </w:tblStylePr>
   </w:style>
-  <w:style w:type="table" w:styleId="119">
+  <w:style w:type="table" w:styleId="808">
     <w:name w:val="Lined - Accent 2"/>
-    <w:basedOn w:val="665"/>
+    <w:basedOn w:val="887"/>
     <w:uiPriority w:val="99"/>
     <w:pPr>
       <w:pBdr/>
@@ -29928,9 +31330,9 @@
       </w:tcPr>
     </w:tblStylePr>
   </w:style>
-  <w:style w:type="table" w:styleId="120">
+  <w:style w:type="table" w:styleId="809">
     <w:name w:val="Lined - Accent 3"/>
-    <w:basedOn w:val="665"/>
+    <w:basedOn w:val="887"/>
     <w:uiPriority w:val="99"/>
     <w:pPr>
       <w:pBdr/>
@@ -30165,9 +31567,9 @@
       </w:tcPr>
     </w:tblStylePr>
   </w:style>
-  <w:style w:type="table" w:styleId="121">
+  <w:style w:type="table" w:styleId="810">
     <w:name w:val="Lined - Accent 4"/>
-    <w:basedOn w:val="665"/>
+    <w:basedOn w:val="887"/>
     <w:uiPriority w:val="99"/>
     <w:pPr>
       <w:pBdr/>
@@ -30402,9 +31804,9 @@
       </w:tcPr>
     </w:tblStylePr>
   </w:style>
-  <w:style w:type="table" w:styleId="122">
+  <w:style w:type="table" w:styleId="811">
     <w:name w:val="Lined - Accent 5"/>
-    <w:basedOn w:val="665"/>
+    <w:basedOn w:val="887"/>
     <w:uiPriority w:val="99"/>
     <w:pPr>
       <w:pBdr/>
@@ -30639,9 +32041,9 @@
       </w:tcPr>
     </w:tblStylePr>
   </w:style>
-  <w:style w:type="table" w:styleId="123">
+  <w:style w:type="table" w:styleId="812">
     <w:name w:val="Lined - Accent 6"/>
-    <w:basedOn w:val="665"/>
+    <w:basedOn w:val="887"/>
     <w:uiPriority w:val="99"/>
     <w:pPr>
       <w:pBdr/>
@@ -30876,9 +32278,9 @@
       </w:tcPr>
     </w:tblStylePr>
   </w:style>
-  <w:style w:type="table" w:styleId="124">
+  <w:style w:type="table" w:styleId="813">
     <w:name w:val="Bordered &amp; Lined - Accent"/>
-    <w:basedOn w:val="665"/>
+    <w:basedOn w:val="887"/>
     <w:uiPriority w:val="99"/>
     <w:pPr>
       <w:pBdr/>
@@ -31120,9 +32522,9 @@
       </w:tcPr>
     </w:tblStylePr>
   </w:style>
-  <w:style w:type="table" w:styleId="125">
+  <w:style w:type="table" w:styleId="814">
     <w:name w:val="Bordered &amp; Lined - Accent 1"/>
-    <w:basedOn w:val="665"/>
+    <w:basedOn w:val="887"/>
     <w:uiPriority w:val="99"/>
     <w:pPr>
       <w:pBdr/>
@@ -31364,9 +32766,9 @@
       </w:tcPr>
     </w:tblStylePr>
   </w:style>
-  <w:style w:type="table" w:styleId="126">
+  <w:style w:type="table" w:styleId="815">
     <w:name w:val="Bordered &amp; Lined - Accent 2"/>
-    <w:basedOn w:val="665"/>
+    <w:basedOn w:val="887"/>
     <w:uiPriority w:val="99"/>
     <w:pPr>
       <w:pBdr/>
@@ -31608,9 +33010,9 @@
       </w:tcPr>
     </w:tblStylePr>
   </w:style>
-  <w:style w:type="table" w:styleId="127">
+  <w:style w:type="table" w:styleId="816">
     <w:name w:val="Bordered &amp; Lined - Accent 3"/>
-    <w:basedOn w:val="665"/>
+    <w:basedOn w:val="887"/>
     <w:uiPriority w:val="99"/>
     <w:pPr>
       <w:pBdr/>
@@ -31852,9 +33254,9 @@
       </w:tcPr>
     </w:tblStylePr>
   </w:style>
-  <w:style w:type="table" w:styleId="128">
+  <w:style w:type="table" w:styleId="817">
     <w:name w:val="Bordered &amp; Lined - Accent 4"/>
-    <w:basedOn w:val="665"/>
+    <w:basedOn w:val="887"/>
     <w:uiPriority w:val="99"/>
     <w:pPr>
       <w:pBdr/>
@@ -32096,9 +33498,9 @@
       </w:tcPr>
     </w:tblStylePr>
   </w:style>
-  <w:style w:type="table" w:styleId="129">
+  <w:style w:type="table" w:styleId="818">
     <w:name w:val="Bordered &amp; Lined - Accent 5"/>
-    <w:basedOn w:val="665"/>
+    <w:basedOn w:val="887"/>
     <w:uiPriority w:val="99"/>
     <w:pPr>
       <w:pBdr/>
@@ -32340,9 +33742,9 @@
       </w:tcPr>
     </w:tblStylePr>
   </w:style>
-  <w:style w:type="table" w:styleId="130">
+  <w:style w:type="table" w:styleId="819">
     <w:name w:val="Bordered &amp; Lined - Accent 6"/>
-    <w:basedOn w:val="665"/>
+    <w:basedOn w:val="887"/>
     <w:uiPriority w:val="99"/>
     <w:pPr>
       <w:pBdr/>
@@ -32584,9 +33986,9 @@
       </w:tcPr>
     </w:tblStylePr>
   </w:style>
-  <w:style w:type="table" w:styleId="131">
+  <w:style w:type="table" w:styleId="820">
     <w:name w:val="Bordered"/>
-    <w:basedOn w:val="665"/>
+    <w:basedOn w:val="887"/>
     <w:uiPriority w:val="99"/>
     <w:pPr>
       <w:pBdr/>
@@ -32815,9 +34217,9 @@
       </w:tcPr>
     </w:tblStylePr>
   </w:style>
-  <w:style w:type="table" w:styleId="132">
+  <w:style w:type="table" w:styleId="821">
     <w:name w:val="Bordered - Accent 1"/>
-    <w:basedOn w:val="665"/>
+    <w:basedOn w:val="887"/>
     <w:uiPriority w:val="99"/>
     <w:pPr>
       <w:pBdr/>
@@ -33046,9 +34448,9 @@
       </w:tcPr>
     </w:tblStylePr>
   </w:style>
-  <w:style w:type="table" w:styleId="133">
+  <w:style w:type="table" w:styleId="822">
     <w:name w:val="Bordered - Accent 2"/>
-    <w:basedOn w:val="665"/>
+    <w:basedOn w:val="887"/>
     <w:uiPriority w:val="99"/>
     <w:pPr>
       <w:pBdr/>
@@ -33277,9 +34679,9 @@
       </w:tcPr>
     </w:tblStylePr>
   </w:style>
-  <w:style w:type="table" w:styleId="134">
+  <w:style w:type="table" w:styleId="823">
     <w:name w:val="Bordered - Accent 3"/>
-    <w:basedOn w:val="665"/>
+    <w:basedOn w:val="887"/>
     <w:uiPriority w:val="99"/>
     <w:pPr>
       <w:pBdr/>
@@ -33508,9 +34910,9 @@
       </w:tcPr>
     </w:tblStylePr>
   </w:style>
-  <w:style w:type="table" w:styleId="135">
+  <w:style w:type="table" w:styleId="824">
     <w:name w:val="Bordered - Accent 4"/>
-    <w:basedOn w:val="665"/>
+    <w:basedOn w:val="887"/>
     <w:uiPriority w:val="99"/>
     <w:pPr>
       <w:pBdr/>
@@ -33739,9 +35141,9 @@
       </w:tcPr>
     </w:tblStylePr>
   </w:style>
-  <w:style w:type="table" w:styleId="136">
+  <w:style w:type="table" w:styleId="825">
     <w:name w:val="Bordered - Accent 5"/>
-    <w:basedOn w:val="665"/>
+    <w:basedOn w:val="887"/>
     <w:uiPriority w:val="99"/>
     <w:pPr>
       <w:pBdr/>
@@ -33970,9 +35372,9 @@
       </w:tcPr>
     </w:tblStylePr>
   </w:style>
-  <w:style w:type="table" w:styleId="137">
+  <w:style w:type="table" w:styleId="826">
     <w:name w:val="Bordered - Accent 6"/>
-    <w:basedOn w:val="665"/>
+    <w:basedOn w:val="887"/>
     <w:uiPriority w:val="99"/>
     <w:pPr>
       <w:pBdr/>
@@ -34201,11 +35603,11 @@
       </w:tcPr>
     </w:tblStylePr>
   </w:style>
-  <w:style w:type="paragraph" w:styleId="139">
+  <w:style w:type="paragraph" w:styleId="827">
     <w:name w:val="Heading 1"/>
-    <w:basedOn w:val="664"/>
-    <w:next w:val="664"/>
-    <w:link w:val="150"/>
+    <w:basedOn w:val="886"/>
+    <w:next w:val="886"/>
+    <w:link w:val="837"/>
     <w:uiPriority w:val="9"/>
     <w:qFormat/>
     <w:pPr>
@@ -34223,11 +35625,11 @@
       <w:szCs w:val="40"/>
     </w:rPr>
   </w:style>
-  <w:style w:type="paragraph" w:styleId="140">
+  <w:style w:type="paragraph" w:styleId="828">
     <w:name w:val="Heading 2"/>
-    <w:basedOn w:val="664"/>
-    <w:next w:val="664"/>
-    <w:link w:val="151"/>
+    <w:basedOn w:val="886"/>
+    <w:next w:val="886"/>
+    <w:link w:val="838"/>
     <w:uiPriority w:val="9"/>
     <w:unhideWhenUsed/>
     <w:qFormat/>
@@ -34246,11 +35648,11 @@
       <w:szCs w:val="32"/>
     </w:rPr>
   </w:style>
-  <w:style w:type="paragraph" w:styleId="141">
+  <w:style w:type="paragraph" w:styleId="829">
     <w:name w:val="Heading 3"/>
-    <w:basedOn w:val="664"/>
-    <w:next w:val="664"/>
-    <w:link w:val="152"/>
+    <w:basedOn w:val="886"/>
+    <w:next w:val="886"/>
+    <w:link w:val="839"/>
     <w:uiPriority w:val="9"/>
     <w:unhideWhenUsed/>
     <w:qFormat/>
@@ -34269,11 +35671,11 @@
       <w:szCs w:val="28"/>
     </w:rPr>
   </w:style>
-  <w:style w:type="paragraph" w:styleId="142">
+  <w:style w:type="paragraph" w:styleId="830">
     <w:name w:val="Heading 4"/>
-    <w:basedOn w:val="664"/>
-    <w:next w:val="664"/>
-    <w:link w:val="153"/>
+    <w:basedOn w:val="886"/>
+    <w:next w:val="886"/>
+    <w:link w:val="840"/>
     <w:uiPriority w:val="9"/>
     <w:unhideWhenUsed/>
     <w:qFormat/>
@@ -34292,11 +35694,11 @@
       <w:color w:val="0f4761" w:themeColor="accent1" w:themeShade="BF"/>
     </w:rPr>
   </w:style>
-  <w:style w:type="paragraph" w:styleId="143">
+  <w:style w:type="paragraph" w:styleId="831">
     <w:name w:val="Heading 5"/>
-    <w:basedOn w:val="664"/>
-    <w:next w:val="664"/>
-    <w:link w:val="154"/>
+    <w:basedOn w:val="886"/>
+    <w:next w:val="886"/>
+    <w:link w:val="841"/>
     <w:uiPriority w:val="9"/>
     <w:unhideWhenUsed/>
     <w:qFormat/>
@@ -34313,11 +35715,11 @@
       <w:color w:val="0f4761" w:themeColor="accent1" w:themeShade="BF"/>
     </w:rPr>
   </w:style>
-  <w:style w:type="paragraph" w:styleId="144">
+  <w:style w:type="paragraph" w:styleId="832">
     <w:name w:val="Heading 6"/>
-    <w:basedOn w:val="664"/>
-    <w:next w:val="664"/>
-    <w:link w:val="155"/>
+    <w:basedOn w:val="886"/>
+    <w:next w:val="886"/>
+    <w:link w:val="842"/>
     <w:uiPriority w:val="9"/>
     <w:unhideWhenUsed/>
     <w:qFormat/>
@@ -34336,11 +35738,11 @@
       <w:color w:val="595959" w:themeColor="text1" w:themeTint="A6"/>
     </w:rPr>
   </w:style>
-  <w:style w:type="paragraph" w:styleId="145">
+  <w:style w:type="paragraph" w:styleId="833">
     <w:name w:val="Heading 7"/>
-    <w:basedOn w:val="664"/>
-    <w:next w:val="664"/>
-    <w:link w:val="156"/>
+    <w:basedOn w:val="886"/>
+    <w:next w:val="886"/>
+    <w:link w:val="843"/>
     <w:uiPriority w:val="9"/>
     <w:unhideWhenUsed/>
     <w:qFormat/>
@@ -34357,11 +35759,11 @@
       <w:color w:val="595959" w:themeColor="text1" w:themeTint="A6"/>
     </w:rPr>
   </w:style>
-  <w:style w:type="paragraph" w:styleId="146">
+  <w:style w:type="paragraph" w:styleId="834">
     <w:name w:val="Heading 8"/>
-    <w:basedOn w:val="664"/>
-    <w:next w:val="664"/>
-    <w:link w:val="157"/>
+    <w:basedOn w:val="886"/>
+    <w:next w:val="886"/>
+    <w:link w:val="844"/>
     <w:uiPriority w:val="9"/>
     <w:unhideWhenUsed/>
     <w:qFormat/>
@@ -34380,11 +35782,11 @@
       <w:color w:val="272727" w:themeColor="text1" w:themeTint="D8"/>
     </w:rPr>
   </w:style>
-  <w:style w:type="paragraph" w:styleId="147">
+  <w:style w:type="paragraph" w:styleId="835">
     <w:name w:val="Heading 9"/>
-    <w:basedOn w:val="664"/>
-    <w:next w:val="664"/>
-    <w:link w:val="158"/>
+    <w:basedOn w:val="886"/>
+    <w:next w:val="886"/>
+    <w:link w:val="845"/>
     <w:uiPriority w:val="9"/>
     <w:unhideWhenUsed/>
     <w:qFormat/>
@@ -34403,7 +35805,7 @@
       <w:color w:val="272727" w:themeColor="text1" w:themeTint="D8"/>
     </w:rPr>
   </w:style>
-  <w:style w:type="character" w:styleId="148" w:default="1">
+  <w:style w:type="character" w:styleId="836" w:default="1">
     <w:name w:val="Default Paragraph Font"/>
     <w:uiPriority w:val="1"/>
     <w:semiHidden/>
@@ -34414,10 +35816,10 @@
       <w:ind/>
     </w:pPr>
   </w:style>
-  <w:style w:type="character" w:styleId="150">
+  <w:style w:type="character" w:styleId="837">
     <w:name w:val="Heading 1 Char"/>
-    <w:basedOn w:val="148"/>
-    <w:link w:val="139"/>
+    <w:basedOn w:val="836"/>
+    <w:link w:val="827"/>
     <w:uiPriority w:val="9"/>
     <w:pPr>
       <w:pBdr/>
@@ -34431,10 +35833,10 @@
       <w:szCs w:val="40"/>
     </w:rPr>
   </w:style>
-  <w:style w:type="character" w:styleId="151">
+  <w:style w:type="character" w:styleId="838">
     <w:name w:val="Heading 2 Char"/>
-    <w:basedOn w:val="148"/>
-    <w:link w:val="140"/>
+    <w:basedOn w:val="836"/>
+    <w:link w:val="828"/>
     <w:uiPriority w:val="9"/>
     <w:pPr>
       <w:pBdr/>
@@ -34448,10 +35850,10 @@
       <w:szCs w:val="32"/>
     </w:rPr>
   </w:style>
-  <w:style w:type="character" w:styleId="152">
+  <w:style w:type="character" w:styleId="839">
     <w:name w:val="Heading 3 Char"/>
-    <w:basedOn w:val="148"/>
-    <w:link w:val="141"/>
+    <w:basedOn w:val="836"/>
+    <w:link w:val="829"/>
     <w:uiPriority w:val="9"/>
     <w:pPr>
       <w:pBdr/>
@@ -34465,10 +35867,10 @@
       <w:szCs w:val="28"/>
     </w:rPr>
   </w:style>
-  <w:style w:type="character" w:styleId="153">
+  <w:style w:type="character" w:styleId="840">
     <w:name w:val="Heading 4 Char"/>
-    <w:basedOn w:val="148"/>
-    <w:link w:val="142"/>
+    <w:basedOn w:val="836"/>
+    <w:link w:val="830"/>
     <w:uiPriority w:val="9"/>
     <w:pPr>
       <w:pBdr/>
@@ -34482,10 +35884,10 @@
       <w:color w:val="0f4761" w:themeColor="accent1" w:themeShade="BF"/>
     </w:rPr>
   </w:style>
-  <w:style w:type="character" w:styleId="154">
+  <w:style w:type="character" w:styleId="841">
     <w:name w:val="Heading 5 Char"/>
-    <w:basedOn w:val="148"/>
-    <w:link w:val="143"/>
+    <w:basedOn w:val="836"/>
+    <w:link w:val="831"/>
     <w:uiPriority w:val="9"/>
     <w:pPr>
       <w:pBdr/>
@@ -34497,10 +35899,10 @@
       <w:color w:val="0f4761" w:themeColor="accent1" w:themeShade="BF"/>
     </w:rPr>
   </w:style>
-  <w:style w:type="character" w:styleId="155">
+  <w:style w:type="character" w:styleId="842">
     <w:name w:val="Heading 6 Char"/>
-    <w:basedOn w:val="148"/>
-    <w:link w:val="144"/>
+    <w:basedOn w:val="836"/>
+    <w:link w:val="832"/>
     <w:uiPriority w:val="9"/>
     <w:pPr>
       <w:pBdr/>
@@ -34514,10 +35916,10 @@
       <w:color w:val="595959" w:themeColor="text1" w:themeTint="A6"/>
     </w:rPr>
   </w:style>
-  <w:style w:type="character" w:styleId="156">
+  <w:style w:type="character" w:styleId="843">
     <w:name w:val="Heading 7 Char"/>
-    <w:basedOn w:val="148"/>
-    <w:link w:val="145"/>
+    <w:basedOn w:val="836"/>
+    <w:link w:val="833"/>
     <w:uiPriority w:val="9"/>
     <w:pPr>
       <w:pBdr/>
@@ -34529,10 +35931,10 @@
       <w:color w:val="595959" w:themeColor="text1" w:themeTint="A6"/>
     </w:rPr>
   </w:style>
-  <w:style w:type="character" w:styleId="157">
+  <w:style w:type="character" w:styleId="844">
     <w:name w:val="Heading 8 Char"/>
-    <w:basedOn w:val="148"/>
-    <w:link w:val="146"/>
+    <w:basedOn w:val="836"/>
+    <w:link w:val="834"/>
     <w:uiPriority w:val="9"/>
     <w:pPr>
       <w:pBdr/>
@@ -34546,10 +35948,10 @@
       <w:color w:val="272727" w:themeColor="text1" w:themeTint="D8"/>
     </w:rPr>
   </w:style>
-  <w:style w:type="character" w:styleId="158">
+  <w:style w:type="character" w:styleId="845">
     <w:name w:val="Heading 9 Char"/>
-    <w:basedOn w:val="148"/>
-    <w:link w:val="147"/>
+    <w:basedOn w:val="836"/>
+    <w:link w:val="835"/>
     <w:uiPriority w:val="9"/>
     <w:pPr>
       <w:pBdr/>
@@ -34563,11 +35965,11 @@
       <w:color w:val="272727" w:themeColor="text1" w:themeTint="D8"/>
     </w:rPr>
   </w:style>
-  <w:style w:type="paragraph" w:styleId="159">
+  <w:style w:type="paragraph" w:styleId="846">
     <w:name w:val="Title"/>
-    <w:basedOn w:val="664"/>
-    <w:next w:val="664"/>
-    <w:link w:val="160"/>
+    <w:basedOn w:val="886"/>
+    <w:next w:val="886"/>
+    <w:link w:val="847"/>
     <w:uiPriority w:val="10"/>
     <w:qFormat/>
     <w:pPr>
@@ -34583,10 +35985,10 @@
       <w:szCs w:val="56"/>
     </w:rPr>
   </w:style>
-  <w:style w:type="character" w:styleId="160">
+  <w:style w:type="character" w:styleId="847">
     <w:name w:val="Title Char"/>
-    <w:basedOn w:val="148"/>
-    <w:link w:val="159"/>
+    <w:basedOn w:val="836"/>
+    <w:link w:val="846"/>
     <w:uiPriority w:val="10"/>
     <w:pPr>
       <w:pBdr/>
@@ -34600,11 +36002,11 @@
       <w:szCs w:val="56"/>
     </w:rPr>
   </w:style>
-  <w:style w:type="paragraph" w:styleId="161">
+  <w:style w:type="paragraph" w:styleId="848">
     <w:name w:val="Subtitle"/>
-    <w:basedOn w:val="664"/>
-    <w:next w:val="664"/>
-    <w:link w:val="162"/>
+    <w:basedOn w:val="886"/>
+    <w:next w:val="886"/>
+    <w:link w:val="849"/>
     <w:uiPriority w:val="11"/>
     <w:qFormat/>
     <w:pPr>
@@ -34622,10 +36024,10 @@
       <w:szCs w:val="28"/>
     </w:rPr>
   </w:style>
-  <w:style w:type="character" w:styleId="162">
+  <w:style w:type="character" w:styleId="849">
     <w:name w:val="Subtitle Char"/>
-    <w:basedOn w:val="148"/>
-    <w:link w:val="161"/>
+    <w:basedOn w:val="836"/>
+    <w:link w:val="848"/>
     <w:uiPriority w:val="11"/>
     <w:pPr>
       <w:pBdr/>
@@ -34639,11 +36041,11 @@
       <w:szCs w:val="28"/>
     </w:rPr>
   </w:style>
-  <w:style w:type="paragraph" w:styleId="163">
+  <w:style w:type="paragraph" w:styleId="850">
     <w:name w:val="Quote"/>
-    <w:basedOn w:val="664"/>
-    <w:next w:val="664"/>
-    <w:link w:val="164"/>
+    <w:basedOn w:val="886"/>
+    <w:next w:val="886"/>
+    <w:link w:val="851"/>
     <w:uiPriority w:val="29"/>
     <w:qFormat/>
     <w:pPr>
@@ -34658,10 +36060,10 @@
       <w:color w:val="404040" w:themeColor="text1" w:themeTint="BF"/>
     </w:rPr>
   </w:style>
-  <w:style w:type="character" w:styleId="164">
+  <w:style w:type="character" w:styleId="851">
     <w:name w:val="Quote Char"/>
-    <w:basedOn w:val="148"/>
-    <w:link w:val="163"/>
+    <w:basedOn w:val="836"/>
+    <w:link w:val="850"/>
     <w:uiPriority w:val="29"/>
     <w:pPr>
       <w:pBdr/>
@@ -34674,9 +36076,9 @@
       <w:color w:val="404040" w:themeColor="text1" w:themeTint="BF"/>
     </w:rPr>
   </w:style>
-  <w:style w:type="character" w:styleId="166">
+  <w:style w:type="character" w:styleId="852">
     <w:name w:val="Intense Emphasis"/>
-    <w:basedOn w:val="148"/>
+    <w:basedOn w:val="836"/>
     <w:uiPriority w:val="21"/>
     <w:qFormat/>
     <w:pPr>
@@ -34690,11 +36092,11 @@
       <w:color w:val="0f4761" w:themeColor="accent1" w:themeShade="BF"/>
     </w:rPr>
   </w:style>
-  <w:style w:type="paragraph" w:styleId="167">
+  <w:style w:type="paragraph" w:styleId="853">
     <w:name w:val="Intense Quote"/>
-    <w:basedOn w:val="664"/>
-    <w:next w:val="664"/>
-    <w:link w:val="168"/>
+    <w:basedOn w:val="886"/>
+    <w:next w:val="886"/>
+    <w:link w:val="854"/>
     <w:uiPriority w:val="30"/>
     <w:qFormat/>
     <w:pPr>
@@ -34712,10 +36114,10 @@
       <w:color w:val="0f4761" w:themeColor="accent1" w:themeShade="BF"/>
     </w:rPr>
   </w:style>
-  <w:style w:type="character" w:styleId="168">
+  <w:style w:type="character" w:styleId="854">
     <w:name w:val="Intense Quote Char"/>
-    <w:basedOn w:val="148"/>
-    <w:link w:val="167"/>
+    <w:basedOn w:val="836"/>
+    <w:link w:val="853"/>
     <w:uiPriority w:val="30"/>
     <w:pPr>
       <w:pBdr/>
@@ -34728,9 +36130,9 @@
       <w:color w:val="0f4761" w:themeColor="accent1" w:themeShade="BF"/>
     </w:rPr>
   </w:style>
-  <w:style w:type="character" w:styleId="169">
+  <w:style w:type="character" w:styleId="855">
     <w:name w:val="Intense Reference"/>
-    <w:basedOn w:val="148"/>
+    <w:basedOn w:val="836"/>
     <w:uiPriority w:val="32"/>
     <w:qFormat/>
     <w:pPr>
@@ -34746,9 +36148,9 @@
       <w:spacing w:val="5"/>
     </w:rPr>
   </w:style>
-  <w:style w:type="character" w:styleId="171">
+  <w:style w:type="character" w:styleId="856">
     <w:name w:val="Subtle Emphasis"/>
-    <w:basedOn w:val="148"/>
+    <w:basedOn w:val="836"/>
     <w:uiPriority w:val="19"/>
     <w:qFormat/>
     <w:pPr>
@@ -34762,9 +36164,9 @@
       <w:color w:val="404040" w:themeColor="text1" w:themeTint="BF"/>
     </w:rPr>
   </w:style>
-  <w:style w:type="character" w:styleId="172">
+  <w:style w:type="character" w:styleId="857">
     <w:name w:val="Emphasis"/>
-    <w:basedOn w:val="148"/>
+    <w:basedOn w:val="836"/>
     <w:uiPriority w:val="20"/>
     <w:qFormat/>
     <w:pPr>
@@ -34777,9 +36179,9 @@
       <w:iCs/>
     </w:rPr>
   </w:style>
-  <w:style w:type="character" w:styleId="173">
+  <w:style w:type="character" w:styleId="858">
     <w:name w:val="Strong"/>
-    <w:basedOn w:val="148"/>
+    <w:basedOn w:val="836"/>
     <w:uiPriority w:val="22"/>
     <w:qFormat/>
     <w:pPr>
@@ -34792,9 +36194,9 @@
       <w:bCs/>
     </w:rPr>
   </w:style>
-  <w:style w:type="character" w:styleId="174">
+  <w:style w:type="character" w:styleId="859">
     <w:name w:val="Subtle Reference"/>
-    <w:basedOn w:val="148"/>
+    <w:basedOn w:val="836"/>
     <w:uiPriority w:val="31"/>
     <w:qFormat/>
     <w:pPr>
@@ -34807,9 +36209,9 @@
       <w:color w:val="5a5a5a" w:themeColor="text1" w:themeTint="A5"/>
     </w:rPr>
   </w:style>
-  <w:style w:type="character" w:styleId="175">
+  <w:style w:type="character" w:styleId="860">
     <w:name w:val="Book Title"/>
-    <w:basedOn w:val="148"/>
+    <w:basedOn w:val="836"/>
     <w:uiPriority w:val="33"/>
     <w:qFormat/>
     <w:pPr>
@@ -34825,10 +36227,10 @@
       <w:spacing w:val="5"/>
     </w:rPr>
   </w:style>
-  <w:style w:type="paragraph" w:styleId="176">
+  <w:style w:type="paragraph" w:styleId="861">
     <w:name w:val="Header"/>
-    <w:basedOn w:val="664"/>
-    <w:link w:val="177"/>
+    <w:basedOn w:val="886"/>
+    <w:link w:val="862"/>
     <w:uiPriority w:val="99"/>
     <w:unhideWhenUsed/>
     <w:pPr>
@@ -34841,10 +36243,10 @@
       <w:ind/>
     </w:pPr>
   </w:style>
-  <w:style w:type="character" w:styleId="177">
+  <w:style w:type="character" w:styleId="862">
     <w:name w:val="Header Char"/>
-    <w:basedOn w:val="148"/>
-    <w:link w:val="176"/>
+    <w:basedOn w:val="836"/>
+    <w:link w:val="861"/>
     <w:uiPriority w:val="99"/>
     <w:pPr>
       <w:pBdr/>
@@ -34852,10 +36254,10 @@
       <w:ind/>
     </w:pPr>
   </w:style>
-  <w:style w:type="paragraph" w:styleId="178">
+  <w:style w:type="paragraph" w:styleId="863">
     <w:name w:val="Footer"/>
-    <w:basedOn w:val="664"/>
-    <w:link w:val="179"/>
+    <w:basedOn w:val="886"/>
+    <w:link w:val="864"/>
     <w:uiPriority w:val="99"/>
     <w:unhideWhenUsed/>
     <w:pPr>
@@ -34868,10 +36270,10 @@
       <w:ind/>
     </w:pPr>
   </w:style>
-  <w:style w:type="character" w:styleId="179">
+  <w:style w:type="character" w:styleId="864">
     <w:name w:val="Footer Char"/>
-    <w:basedOn w:val="148"/>
-    <w:link w:val="178"/>
+    <w:basedOn w:val="836"/>
+    <w:link w:val="863"/>
     <w:uiPriority w:val="99"/>
     <w:pPr>
       <w:pBdr/>
@@ -34879,10 +36281,10 @@
       <w:ind/>
     </w:pPr>
   </w:style>
-  <w:style w:type="paragraph" w:styleId="180">
+  <w:style w:type="paragraph" w:styleId="865">
     <w:name w:val="Caption"/>
-    <w:basedOn w:val="664"/>
-    <w:next w:val="664"/>
+    <w:basedOn w:val="886"/>
+    <w:next w:val="886"/>
     <w:uiPriority w:val="35"/>
     <w:unhideWhenUsed/>
     <w:qFormat/>
@@ -34899,10 +36301,10 @@
       <w:szCs w:val="18"/>
     </w:rPr>
   </w:style>
-  <w:style w:type="paragraph" w:styleId="181">
+  <w:style w:type="paragraph" w:styleId="866">
     <w:name w:val="footnote text"/>
-    <w:basedOn w:val="664"/>
-    <w:link w:val="182"/>
+    <w:basedOn w:val="886"/>
+    <w:link w:val="867"/>
     <w:uiPriority w:val="99"/>
     <w:semiHidden/>
     <w:unhideWhenUsed/>
@@ -34916,10 +36318,10 @@
       <w:szCs w:val="20"/>
     </w:rPr>
   </w:style>
-  <w:style w:type="character" w:styleId="182">
+  <w:style w:type="character" w:styleId="867">
     <w:name w:val="Footnote Text Char"/>
-    <w:basedOn w:val="148"/>
-    <w:link w:val="181"/>
+    <w:basedOn w:val="836"/>
+    <w:link w:val="866"/>
     <w:uiPriority w:val="99"/>
     <w:semiHidden/>
     <w:pPr>
@@ -34932,9 +36334,9 @@
       <w:szCs w:val="20"/>
     </w:rPr>
   </w:style>
-  <w:style w:type="character" w:styleId="183">
+  <w:style w:type="character" w:styleId="868">
     <w:name w:val="footnote reference"/>
-    <w:basedOn w:val="148"/>
+    <w:basedOn w:val="836"/>
     <w:uiPriority w:val="99"/>
     <w:semiHidden/>
     <w:unhideWhenUsed/>
@@ -34947,10 +36349,10 @@
       <w:vertAlign w:val="superscript"/>
     </w:rPr>
   </w:style>
-  <w:style w:type="paragraph" w:styleId="184">
+  <w:style w:type="paragraph" w:styleId="869">
     <w:name w:val="endnote text"/>
-    <w:basedOn w:val="664"/>
-    <w:link w:val="185"/>
+    <w:basedOn w:val="886"/>
+    <w:link w:val="870"/>
     <w:uiPriority w:val="99"/>
     <w:semiHidden/>
     <w:unhideWhenUsed/>
@@ -34964,10 +36366,10 @@
       <w:szCs w:val="20"/>
     </w:rPr>
   </w:style>
-  <w:style w:type="character" w:styleId="185">
+  <w:style w:type="character" w:styleId="870">
     <w:name w:val="Endnote Text Char"/>
-    <w:basedOn w:val="148"/>
-    <w:link w:val="184"/>
+    <w:basedOn w:val="836"/>
+    <w:link w:val="869"/>
     <w:uiPriority w:val="99"/>
     <w:semiHidden/>
     <w:pPr>
@@ -34980,9 +36382,9 @@
       <w:szCs w:val="20"/>
     </w:rPr>
   </w:style>
-  <w:style w:type="character" w:styleId="186">
+  <w:style w:type="character" w:styleId="871">
     <w:name w:val="endnote reference"/>
-    <w:basedOn w:val="148"/>
+    <w:basedOn w:val="836"/>
     <w:uiPriority w:val="99"/>
     <w:semiHidden/>
     <w:unhideWhenUsed/>
@@ -34995,9 +36397,9 @@
       <w:vertAlign w:val="superscript"/>
     </w:rPr>
   </w:style>
-  <w:style w:type="character" w:styleId="187">
+  <w:style w:type="character" w:styleId="872">
     <w:name w:val="Hyperlink"/>
-    <w:basedOn w:val="148"/>
+    <w:basedOn w:val="836"/>
     <w:uiPriority w:val="99"/>
     <w:unhideWhenUsed/>
     <w:pPr>
@@ -35010,9 +36412,9 @@
       <w:u w:val="single"/>
     </w:rPr>
   </w:style>
-  <w:style w:type="character" w:styleId="188">
+  <w:style w:type="character" w:styleId="873">
     <w:name w:val="FollowedHyperlink"/>
-    <w:basedOn w:val="148"/>
+    <w:basedOn w:val="836"/>
     <w:uiPriority w:val="99"/>
     <w:semiHidden/>
     <w:unhideWhenUsed/>
@@ -35026,10 +36428,10 @@
       <w:u w:val="single"/>
     </w:rPr>
   </w:style>
-  <w:style w:type="paragraph" w:styleId="189">
+  <w:style w:type="paragraph" w:styleId="874">
     <w:name w:val="toc 1"/>
-    <w:basedOn w:val="664"/>
-    <w:next w:val="664"/>
+    <w:basedOn w:val="886"/>
+    <w:next w:val="886"/>
     <w:uiPriority w:val="39"/>
     <w:unhideWhenUsed/>
     <w:pPr>
@@ -35038,10 +36440,10 @@
       <w:ind/>
     </w:pPr>
   </w:style>
-  <w:style w:type="paragraph" w:styleId="190">
+  <w:style w:type="paragraph" w:styleId="875">
     <w:name w:val="toc 2"/>
-    <w:basedOn w:val="664"/>
-    <w:next w:val="664"/>
+    <w:basedOn w:val="886"/>
+    <w:next w:val="886"/>
     <w:uiPriority w:val="39"/>
     <w:unhideWhenUsed/>
     <w:pPr>
@@ -35050,10 +36452,10 @@
       <w:ind w:left="220"/>
     </w:pPr>
   </w:style>
-  <w:style w:type="paragraph" w:styleId="191">
+  <w:style w:type="paragraph" w:styleId="876">
     <w:name w:val="toc 3"/>
-    <w:basedOn w:val="664"/>
-    <w:next w:val="664"/>
+    <w:basedOn w:val="886"/>
+    <w:next w:val="886"/>
     <w:uiPriority w:val="39"/>
     <w:unhideWhenUsed/>
     <w:pPr>
@@ -35062,10 +36464,10 @@
       <w:ind w:left="440"/>
     </w:pPr>
   </w:style>
-  <w:style w:type="paragraph" w:styleId="192">
+  <w:style w:type="paragraph" w:styleId="877">
     <w:name w:val="toc 4"/>
-    <w:basedOn w:val="664"/>
-    <w:next w:val="664"/>
+    <w:basedOn w:val="886"/>
+    <w:next w:val="886"/>
     <w:uiPriority w:val="39"/>
     <w:unhideWhenUsed/>
     <w:pPr>
@@ -35074,10 +36476,10 @@
       <w:ind w:left="660"/>
     </w:pPr>
   </w:style>
-  <w:style w:type="paragraph" w:styleId="193">
+  <w:style w:type="paragraph" w:styleId="878">
     <w:name w:val="toc 5"/>
-    <w:basedOn w:val="664"/>
-    <w:next w:val="664"/>
+    <w:basedOn w:val="886"/>
+    <w:next w:val="886"/>
     <w:uiPriority w:val="39"/>
     <w:unhideWhenUsed/>
     <w:pPr>
@@ -35086,10 +36488,10 @@
       <w:ind w:left="880"/>
     </w:pPr>
   </w:style>
-  <w:style w:type="paragraph" w:styleId="194">
+  <w:style w:type="paragraph" w:styleId="879">
     <w:name w:val="toc 6"/>
-    <w:basedOn w:val="664"/>
-    <w:next w:val="664"/>
+    <w:basedOn w:val="886"/>
+    <w:next w:val="886"/>
     <w:uiPriority w:val="39"/>
     <w:unhideWhenUsed/>
     <w:pPr>
@@ -35098,10 +36500,10 @@
       <w:ind w:left="1100"/>
     </w:pPr>
   </w:style>
-  <w:style w:type="paragraph" w:styleId="195">
+  <w:style w:type="paragraph" w:styleId="880">
     <w:name w:val="toc 7"/>
-    <w:basedOn w:val="664"/>
-    <w:next w:val="664"/>
+    <w:basedOn w:val="886"/>
+    <w:next w:val="886"/>
     <w:uiPriority w:val="39"/>
     <w:unhideWhenUsed/>
     <w:pPr>
@@ -35110,10 +36512,10 @@
       <w:ind w:left="1320"/>
     </w:pPr>
   </w:style>
-  <w:style w:type="paragraph" w:styleId="196">
+  <w:style w:type="paragraph" w:styleId="881">
     <w:name w:val="toc 8"/>
-    <w:basedOn w:val="664"/>
-    <w:next w:val="664"/>
+    <w:basedOn w:val="886"/>
+    <w:next w:val="886"/>
     <w:uiPriority w:val="39"/>
     <w:unhideWhenUsed/>
     <w:pPr>
@@ -35122,10 +36524,10 @@
       <w:ind w:left="1540"/>
     </w:pPr>
   </w:style>
-  <w:style w:type="paragraph" w:styleId="197">
+  <w:style w:type="paragraph" w:styleId="882">
     <w:name w:val="toc 9"/>
-    <w:basedOn w:val="664"/>
-    <w:next w:val="664"/>
+    <w:basedOn w:val="886"/>
+    <w:next w:val="886"/>
     <w:uiPriority w:val="39"/>
     <w:unhideWhenUsed/>
     <w:pPr>
@@ -35134,9 +36536,9 @@
       <w:ind w:left="1760"/>
     </w:pPr>
   </w:style>
-  <w:style w:type="character" w:styleId="198">
+  <w:style w:type="character" w:styleId="883">
     <w:name w:val="Placeholder Text"/>
-    <w:basedOn w:val="148"/>
+    <w:basedOn w:val="836"/>
     <w:uiPriority w:val="99"/>
     <w:semiHidden/>
     <w:pPr>
@@ -35148,7 +36550,7 @@
       <w:color w:val="666666"/>
     </w:rPr>
   </w:style>
-  <w:style w:type="paragraph" w:styleId="208">
+  <w:style w:type="paragraph" w:styleId="884">
     <w:name w:val="TOC Heading"/>
     <w:uiPriority w:val="39"/>
     <w:unhideWhenUsed/>
@@ -35158,10 +36560,10 @@
       <w:ind/>
     </w:pPr>
   </w:style>
-  <w:style w:type="paragraph" w:styleId="209">
+  <w:style w:type="paragraph" w:styleId="885">
     <w:name w:val="table of figures"/>
-    <w:basedOn w:val="664"/>
-    <w:next w:val="664"/>
+    <w:basedOn w:val="886"/>
+    <w:next w:val="886"/>
     <w:uiPriority w:val="99"/>
     <w:unhideWhenUsed/>
     <w:pPr>
@@ -35170,7 +36572,7 @@
       <w:ind/>
     </w:pPr>
   </w:style>
-  <w:style w:type="paragraph" w:styleId="664" w:default="1">
+  <w:style w:type="paragraph" w:styleId="886" w:default="1">
     <w:name w:val="Normal"/>
     <w:qFormat/>
     <w:pPr>
@@ -35179,7 +36581,7 @@
       <w:ind/>
     </w:pPr>
   </w:style>
-  <w:style w:type="table" w:styleId="665" w:default="1">
+  <w:style w:type="table" w:styleId="887" w:default="1">
     <w:name w:val="Normal Table"/>
     <w:uiPriority w:val="99"/>
     <w:semiHidden/>
@@ -35372,7 +36774,7 @@
       </w:tcPr>
     </w:tblStylePr>
   </w:style>
-  <w:style w:type="numbering" w:styleId="666" w:default="1">
+  <w:style w:type="numbering" w:styleId="888" w:default="1">
     <w:name w:val="No List"/>
     <w:uiPriority w:val="99"/>
     <w:semiHidden/>
@@ -35383,9 +36785,9 @@
       <w:ind/>
     </w:pPr>
   </w:style>
-  <w:style w:type="paragraph" w:styleId="667">
+  <w:style w:type="paragraph" w:styleId="889">
     <w:name w:val="No Spacing"/>
-    <w:basedOn w:val="664"/>
+    <w:basedOn w:val="886"/>
     <w:uiPriority w:val="1"/>
     <w:qFormat/>
     <w:pPr>
@@ -35394,9 +36796,9 @@
       <w:ind/>
     </w:pPr>
   </w:style>
-  <w:style w:type="paragraph" w:styleId="668">
+  <w:style w:type="paragraph" w:styleId="890">
     <w:name w:val="List Paragraph"/>
-    <w:basedOn w:val="664"/>
+    <w:basedOn w:val="886"/>
     <w:uiPriority w:val="34"/>
     <w:qFormat/>
     <w:pPr>
